--- a/Documents/Chapter 3.docx
+++ b/Documents/Chapter 3.docx
@@ -96,7 +96,7 @@
       <w:pPr>
         <w:widowControl/>
         <w:rPr>
-          <w:rFonts w:ascii="Times New Roman" w:eastAsia="標楷體" w:hAnsi="Times New Roman" w:hint="eastAsia"/>
+          <w:rFonts w:ascii="Times New Roman" w:eastAsia="標楷體" w:hAnsi="Times New Roman"/>
           <w:b/>
           <w:bCs/>
           <w:noProof/>
@@ -266,7 +266,7 @@
           <w:p>
             <w:pPr>
               <w:rPr>
-                <w:rFonts w:ascii="Times New Roman" w:eastAsia="標楷體" w:hAnsi="Times New Roman" w:hint="eastAsia"/>
+                <w:rFonts w:ascii="Times New Roman" w:eastAsia="標楷體" w:hAnsi="Times New Roman"/>
                 <w:b/>
                 <w:bCs/>
               </w:rPr>
@@ -286,7 +286,7 @@
     <w:p>
       <w:pPr>
         <w:rPr>
-          <w:rFonts w:ascii="Times New Roman" w:eastAsia="標楷體" w:hAnsi="Times New Roman" w:hint="eastAsia"/>
+          <w:rFonts w:ascii="Times New Roman" w:eastAsia="標楷體" w:hAnsi="Times New Roman"/>
           <w:b/>
           <w:bCs/>
         </w:rPr>
@@ -448,13 +448,23 @@
               </w:rPr>
               <w:t>、</w:t>
             </w:r>
+            <w:proofErr w:type="spellStart"/>
             <w:r>
               <w:rPr>
                 <w:rFonts w:ascii="Times New Roman" w:eastAsia="標楷體" w:hAnsi="Times New Roman" w:hint="eastAsia"/>
                 <w:b/>
                 <w:bCs/>
               </w:rPr>
-              <w:t>Wifi 4.0</w:t>
+              <w:t>Wifi</w:t>
+            </w:r>
+            <w:proofErr w:type="spellEnd"/>
+            <w:r>
+              <w:rPr>
+                <w:rFonts w:ascii="Times New Roman" w:eastAsia="標楷體" w:hAnsi="Times New Roman" w:hint="eastAsia"/>
+                <w:b/>
+                <w:bCs/>
+              </w:rPr>
+              <w:t xml:space="preserve"> 4.0</w:t>
             </w:r>
             <w:r>
               <w:rPr>
@@ -526,6 +536,7 @@
                 <w:bCs/>
               </w:rPr>
             </w:pPr>
+            <w:proofErr w:type="gramStart"/>
             <w:r>
               <w:rPr>
                 <w:rFonts w:ascii="Times New Roman" w:eastAsia="標楷體" w:hAnsi="Times New Roman"/>
@@ -534,6 +545,7 @@
               </w:rPr>
               <w:t>聯發科</w:t>
             </w:r>
+            <w:proofErr w:type="gramEnd"/>
             <w:r>
               <w:rPr>
                 <w:rFonts w:ascii="Times New Roman" w:eastAsia="標楷體" w:hAnsi="Times New Roman"/>
@@ -556,7 +568,25 @@
                 <w:b/>
                 <w:bCs/>
               </w:rPr>
-              <w:t xml:space="preserve"> Exynos 7580</w:t>
+              <w:t xml:space="preserve"> </w:t>
+            </w:r>
+            <w:proofErr w:type="spellStart"/>
+            <w:r>
+              <w:rPr>
+                <w:rFonts w:ascii="Times New Roman" w:eastAsia="標楷體" w:hAnsi="Times New Roman"/>
+                <w:b/>
+                <w:bCs/>
+              </w:rPr>
+              <w:t>Exynos</w:t>
+            </w:r>
+            <w:proofErr w:type="spellEnd"/>
+            <w:r>
+              <w:rPr>
+                <w:rFonts w:ascii="Times New Roman" w:eastAsia="標楷體" w:hAnsi="Times New Roman"/>
+                <w:b/>
+                <w:bCs/>
+              </w:rPr>
+              <w:t xml:space="preserve"> 7580</w:t>
             </w:r>
             <w:r>
               <w:rPr>
@@ -870,7 +900,7 @@
             <w:pPr>
               <w:widowControl/>
               <w:rPr>
-                <w:rFonts w:ascii="Times New Roman" w:eastAsia="標楷體" w:hAnsi="Times New Roman" w:hint="eastAsia"/>
+                <w:rFonts w:ascii="Times New Roman" w:eastAsia="標楷體" w:hAnsi="Times New Roman"/>
                 <w:b/>
                 <w:bCs/>
               </w:rPr>
@@ -887,7 +917,7 @@
             <w:pPr>
               <w:widowControl/>
               <w:rPr>
-                <w:rFonts w:ascii="Times New Roman" w:eastAsia="標楷體" w:hAnsi="Times New Roman" w:hint="eastAsia"/>
+                <w:rFonts w:ascii="Times New Roman" w:eastAsia="標楷體" w:hAnsi="Times New Roman"/>
                 <w:b/>
                 <w:bCs/>
               </w:rPr>
@@ -917,7 +947,7 @@
               <w:widowControl/>
               <w:jc w:val="center"/>
               <w:rPr>
-                <w:rFonts w:ascii="Times New Roman" w:eastAsia="標楷體" w:hAnsi="Times New Roman" w:hint="eastAsia"/>
+                <w:rFonts w:ascii="Times New Roman" w:eastAsia="標楷體" w:hAnsi="Times New Roman"/>
                 <w:b/>
                 <w:bCs/>
               </w:rPr>
@@ -942,17 +972,17 @@
               <w:widowControl/>
               <w:jc w:val="center"/>
               <w:rPr>
+                <w:rFonts w:ascii="Times New Roman" w:eastAsia="標楷體" w:hAnsi="Times New Roman"/>
+                <w:b/>
+                <w:bCs/>
+              </w:rPr>
+            </w:pPr>
+            <w:r>
+              <w:rPr>
                 <w:rFonts w:ascii="Times New Roman" w:eastAsia="標楷體" w:hAnsi="Times New Roman" w:hint="eastAsia"/>
                 <w:b/>
                 <w:bCs/>
               </w:rPr>
-            </w:pPr>
-            <w:r>
-              <w:rPr>
-                <w:rFonts w:ascii="Times New Roman" w:eastAsia="標楷體" w:hAnsi="Times New Roman" w:hint="eastAsia"/>
-                <w:b/>
-                <w:bCs/>
-              </w:rPr>
               <w:t>－</w:t>
             </w:r>
           </w:p>
@@ -965,7 +995,7 @@
             <w:pPr>
               <w:widowControl/>
               <w:rPr>
-                <w:rFonts w:ascii="Times New Roman" w:eastAsia="標楷體" w:hAnsi="Times New Roman" w:hint="eastAsia"/>
+                <w:rFonts w:ascii="Times New Roman" w:eastAsia="標楷體" w:hAnsi="Times New Roman"/>
                 <w:b/>
                 <w:bCs/>
               </w:rPr>
@@ -1150,7 +1180,7 @@
               <w:widowControl/>
               <w:jc w:val="center"/>
               <w:rPr>
-                <w:rFonts w:ascii="Times New Roman" w:eastAsia="標楷體" w:hAnsi="Times New Roman" w:hint="eastAsia"/>
+                <w:rFonts w:ascii="Times New Roman" w:eastAsia="標楷體" w:hAnsi="Times New Roman"/>
                 <w:b/>
                 <w:bCs/>
               </w:rPr>
@@ -1180,7 +1210,7 @@
               <w:widowControl/>
               <w:jc w:val="center"/>
               <w:rPr>
-                <w:rFonts w:ascii="Times New Roman" w:eastAsia="標楷體" w:hAnsi="Times New Roman" w:hint="eastAsia"/>
+                <w:rFonts w:ascii="Times New Roman" w:eastAsia="標楷體" w:hAnsi="Times New Roman"/>
                 <w:b/>
                 <w:bCs/>
               </w:rPr>
@@ -1213,17 +1243,17 @@
               <w:widowControl/>
               <w:jc w:val="center"/>
               <w:rPr>
+                <w:rFonts w:ascii="Times New Roman" w:eastAsia="標楷體" w:hAnsi="Times New Roman"/>
+                <w:b/>
+                <w:bCs/>
+              </w:rPr>
+            </w:pPr>
+            <w:r>
+              <w:rPr>
                 <w:rFonts w:ascii="Times New Roman" w:eastAsia="標楷體" w:hAnsi="Times New Roman" w:hint="eastAsia"/>
                 <w:b/>
                 <w:bCs/>
               </w:rPr>
-            </w:pPr>
-            <w:r>
-              <w:rPr>
-                <w:rFonts w:ascii="Times New Roman" w:eastAsia="標楷體" w:hAnsi="Times New Roman" w:hint="eastAsia"/>
-                <w:b/>
-                <w:bCs/>
-              </w:rPr>
               <w:t>－</w:t>
             </w:r>
           </w:p>
@@ -1236,7 +1266,7 @@
             <w:pPr>
               <w:widowControl/>
               <w:rPr>
-                <w:rFonts w:ascii="Times New Roman" w:eastAsia="標楷體" w:hAnsi="Times New Roman" w:hint="eastAsia"/>
+                <w:rFonts w:ascii="Times New Roman" w:eastAsia="標楷體" w:hAnsi="Times New Roman"/>
                 <w:b/>
                 <w:bCs/>
               </w:rPr>
@@ -1313,7 +1343,7 @@
                 <w:noProof/>
               </w:rPr>
               <w:drawing>
-                <wp:anchor distT="0" distB="0" distL="114300" distR="114300" simplePos="0" relativeHeight="251666432" behindDoc="0" locked="0" layoutInCell="1" allowOverlap="1" wp14:anchorId="1F25917A" wp14:editId="6E729E57">
+                <wp:anchor distT="0" distB="0" distL="114300" distR="114300" simplePos="0" relativeHeight="251666432" behindDoc="0" locked="0" layoutInCell="1" allowOverlap="1" wp14:anchorId="1F25917A" wp14:editId="40CC2A59">
                   <wp:simplePos x="0" y="0"/>
                   <wp:positionH relativeFrom="column">
                     <wp:posOffset>161925</wp:posOffset>
@@ -1381,7 +1411,7 @@
               <w:widowControl/>
               <w:jc w:val="center"/>
               <w:rPr>
-                <w:rFonts w:ascii="Times New Roman" w:eastAsia="標楷體" w:hAnsi="Times New Roman" w:hint="eastAsia"/>
+                <w:rFonts w:ascii="Times New Roman" w:eastAsia="標楷體" w:hAnsi="Times New Roman"/>
                 <w:b/>
                 <w:bCs/>
               </w:rPr>
@@ -1412,7 +1442,7 @@
               <w:widowControl/>
               <w:jc w:val="center"/>
               <w:rPr>
-                <w:rFonts w:ascii="Times New Roman" w:eastAsia="標楷體" w:hAnsi="Times New Roman" w:hint="eastAsia"/>
+                <w:rFonts w:ascii="Times New Roman" w:eastAsia="標楷體" w:hAnsi="Times New Roman"/>
                 <w:b/>
                 <w:bCs/>
               </w:rPr>
@@ -1437,17 +1467,17 @@
               <w:widowControl/>
               <w:jc w:val="center"/>
               <w:rPr>
+                <w:rFonts w:ascii="Times New Roman" w:eastAsia="標楷體" w:hAnsi="Times New Roman"/>
+                <w:b/>
+                <w:bCs/>
+              </w:rPr>
+            </w:pPr>
+            <w:r>
+              <w:rPr>
                 <w:rFonts w:ascii="Times New Roman" w:eastAsia="標楷體" w:hAnsi="Times New Roman" w:hint="eastAsia"/>
                 <w:b/>
                 <w:bCs/>
               </w:rPr>
-            </w:pPr>
-            <w:r>
-              <w:rPr>
-                <w:rFonts w:ascii="Times New Roman" w:eastAsia="標楷體" w:hAnsi="Times New Roman" w:hint="eastAsia"/>
-                <w:b/>
-                <w:bCs/>
-              </w:rPr>
               <w:t>系統</w:t>
             </w:r>
           </w:p>
@@ -1460,7 +1490,7 @@
             <w:pPr>
               <w:widowControl/>
               <w:rPr>
-                <w:rFonts w:ascii="Times New Roman" w:eastAsia="標楷體" w:hAnsi="Times New Roman" w:hint="eastAsia"/>
+                <w:rFonts w:ascii="Times New Roman" w:eastAsia="標楷體" w:hAnsi="Times New Roman"/>
                 <w:b/>
                 <w:bCs/>
               </w:rPr>
@@ -1470,7 +1500,7 @@
                 <w:noProof/>
               </w:rPr>
               <w:drawing>
-                <wp:anchor distT="0" distB="0" distL="114300" distR="114300" simplePos="0" relativeHeight="251663360" behindDoc="0" locked="0" layoutInCell="1" allowOverlap="1" wp14:anchorId="0B2EC76C" wp14:editId="52B30F4B">
+                <wp:anchor distT="0" distB="0" distL="114300" distR="114300" simplePos="0" relativeHeight="251663360" behindDoc="0" locked="0" layoutInCell="1" allowOverlap="1" wp14:anchorId="0B2EC76C" wp14:editId="76FF722D">
                   <wp:simplePos x="0" y="0"/>
                   <wp:positionH relativeFrom="column">
                     <wp:posOffset>405765</wp:posOffset>
@@ -1538,7 +1568,7 @@
               <w:widowControl/>
               <w:jc w:val="center"/>
               <w:rPr>
-                <w:rFonts w:ascii="Times New Roman" w:eastAsia="標楷體" w:hAnsi="Times New Roman" w:hint="eastAsia"/>
+                <w:rFonts w:ascii="Times New Roman" w:eastAsia="標楷體" w:hAnsi="Times New Roman"/>
                 <w:b/>
                 <w:bCs/>
               </w:rPr>
@@ -1577,7 +1607,7 @@
               <w:widowControl/>
               <w:jc w:val="center"/>
               <w:rPr>
-                <w:rFonts w:ascii="Times New Roman" w:eastAsia="標楷體" w:hAnsi="Times New Roman" w:hint="eastAsia"/>
+                <w:rFonts w:ascii="Times New Roman" w:eastAsia="標楷體" w:hAnsi="Times New Roman"/>
                 <w:b/>
                 <w:bCs/>
               </w:rPr>
@@ -1617,7 +1647,7 @@
             <w:pPr>
               <w:widowControl/>
               <w:rPr>
-                <w:rFonts w:ascii="Times New Roman" w:eastAsia="標楷體" w:hAnsi="Times New Roman" w:hint="eastAsia"/>
+                <w:rFonts w:ascii="Times New Roman" w:eastAsia="標楷體" w:hAnsi="Times New Roman"/>
                 <w:b/>
                 <w:bCs/>
               </w:rPr>
@@ -1683,7 +1713,7 @@
                 <w:noProof/>
               </w:rPr>
               <w:drawing>
-                <wp:inline distT="0" distB="0" distL="0" distR="0" wp14:anchorId="2E28AE54" wp14:editId="33BBE496">
+                <wp:inline distT="0" distB="0" distL="0" distR="0" wp14:anchorId="2E28AE54" wp14:editId="4AF0126B">
                   <wp:extent cx="594360" cy="594360"/>
                   <wp:effectExtent l="0" t="0" r="0" b="0"/>
                   <wp:docPr id="2107946149" name="圖片 10" descr="Git] Git Client 版本管理工具- Fork ~ m@rcus 學習筆記"/>
@@ -1743,18 +1773,28 @@
               <w:widowControl/>
               <w:jc w:val="center"/>
               <w:rPr>
+                <w:rFonts w:ascii="Times New Roman" w:eastAsia="標楷體" w:hAnsi="Times New Roman"/>
+                <w:b/>
+                <w:bCs/>
+              </w:rPr>
+            </w:pPr>
+            <w:proofErr w:type="spellStart"/>
+            <w:r>
+              <w:rPr>
                 <w:rFonts w:ascii="Times New Roman" w:eastAsia="標楷體" w:hAnsi="Times New Roman" w:hint="eastAsia"/>
                 <w:b/>
                 <w:bCs/>
               </w:rPr>
-            </w:pPr>
+              <w:t>GitKraken</w:t>
+            </w:r>
+            <w:proofErr w:type="spellEnd"/>
             <w:r>
               <w:rPr>
                 <w:rFonts w:ascii="Times New Roman" w:eastAsia="標楷體" w:hAnsi="Times New Roman" w:hint="eastAsia"/>
                 <w:b/>
                 <w:bCs/>
               </w:rPr>
-              <w:t>GitKraken, Fork</w:t>
+              <w:t>, Fork</w:t>
             </w:r>
           </w:p>
         </w:tc>
@@ -1774,7 +1814,7 @@
               <w:widowControl/>
               <w:jc w:val="center"/>
               <w:rPr>
-                <w:rFonts w:ascii="Times New Roman" w:eastAsia="標楷體" w:hAnsi="Times New Roman" w:hint="eastAsia"/>
+                <w:rFonts w:ascii="Times New Roman" w:eastAsia="標楷體" w:hAnsi="Times New Roman"/>
                 <w:b/>
                 <w:bCs/>
               </w:rPr>
@@ -1822,7 +1862,7 @@
             <w:pPr>
               <w:widowControl/>
               <w:rPr>
-                <w:rFonts w:ascii="Times New Roman" w:eastAsia="標楷體" w:hAnsi="Times New Roman" w:hint="eastAsia"/>
+                <w:rFonts w:ascii="Times New Roman" w:eastAsia="標楷體" w:hAnsi="Times New Roman"/>
                 <w:b/>
                 <w:bCs/>
               </w:rPr>
@@ -1906,7 +1946,7 @@
               <w:widowControl/>
               <w:jc w:val="center"/>
               <w:rPr>
-                <w:rFonts w:ascii="Times New Roman" w:eastAsia="標楷體" w:hAnsi="Times New Roman" w:hint="eastAsia"/>
+                <w:rFonts w:ascii="Times New Roman" w:eastAsia="標楷體" w:hAnsi="Times New Roman"/>
                 <w:b/>
                 <w:bCs/>
               </w:rPr>
@@ -1937,7 +1977,7 @@
               <w:widowControl/>
               <w:jc w:val="center"/>
               <w:rPr>
-                <w:rFonts w:ascii="Times New Roman" w:eastAsia="標楷體" w:hAnsi="Times New Roman" w:hint="eastAsia"/>
+                <w:rFonts w:ascii="Times New Roman" w:eastAsia="標楷體" w:hAnsi="Times New Roman"/>
                 <w:b/>
                 <w:bCs/>
               </w:rPr>
@@ -1954,17 +1994,17 @@
               <w:widowControl/>
               <w:jc w:val="center"/>
               <w:rPr>
+                <w:rFonts w:ascii="Times New Roman" w:eastAsia="標楷體" w:hAnsi="Times New Roman"/>
+                <w:b/>
+                <w:bCs/>
+              </w:rPr>
+            </w:pPr>
+            <w:r>
+              <w:rPr>
                 <w:rFonts w:ascii="Times New Roman" w:eastAsia="標楷體" w:hAnsi="Times New Roman" w:hint="eastAsia"/>
                 <w:b/>
                 <w:bCs/>
               </w:rPr>
-            </w:pPr>
-            <w:r>
-              <w:rPr>
-                <w:rFonts w:ascii="Times New Roman" w:eastAsia="標楷體" w:hAnsi="Times New Roman" w:hint="eastAsia"/>
-                <w:b/>
-                <w:bCs/>
-              </w:rPr>
               <w:t>框架</w:t>
             </w:r>
           </w:p>
@@ -1977,7 +2017,7 @@
             <w:pPr>
               <w:widowControl/>
               <w:rPr>
-                <w:rFonts w:ascii="Times New Roman" w:eastAsia="標楷體" w:hAnsi="Times New Roman" w:hint="eastAsia"/>
+                <w:rFonts w:ascii="Times New Roman" w:eastAsia="標楷體" w:hAnsi="Times New Roman"/>
                 <w:b/>
                 <w:bCs/>
               </w:rPr>
@@ -2055,7 +2095,7 @@
               <w:widowControl/>
               <w:jc w:val="center"/>
               <w:rPr>
-                <w:rFonts w:ascii="Times New Roman" w:eastAsia="標楷體" w:hAnsi="Times New Roman" w:hint="eastAsia"/>
+                <w:rFonts w:ascii="Times New Roman" w:eastAsia="標楷體" w:hAnsi="Times New Roman"/>
                 <w:b/>
                 <w:bCs/>
               </w:rPr>
@@ -2086,7 +2126,7 @@
               <w:widowControl/>
               <w:jc w:val="center"/>
               <w:rPr>
-                <w:rFonts w:ascii="Times New Roman" w:eastAsia="標楷體" w:hAnsi="Times New Roman" w:hint="eastAsia"/>
+                <w:rFonts w:ascii="Times New Roman" w:eastAsia="標楷體" w:hAnsi="Times New Roman"/>
                 <w:b/>
                 <w:bCs/>
               </w:rPr>
@@ -2111,17 +2151,17 @@
               <w:widowControl/>
               <w:jc w:val="center"/>
               <w:rPr>
+                <w:rFonts w:ascii="Times New Roman" w:eastAsia="標楷體" w:hAnsi="Times New Roman"/>
+                <w:b/>
+                <w:bCs/>
+              </w:rPr>
+            </w:pPr>
+            <w:r>
+              <w:rPr>
                 <w:rFonts w:ascii="Times New Roman" w:eastAsia="標楷體" w:hAnsi="Times New Roman" w:hint="eastAsia"/>
                 <w:b/>
                 <w:bCs/>
               </w:rPr>
-            </w:pPr>
-            <w:r>
-              <w:rPr>
-                <w:rFonts w:ascii="Times New Roman" w:eastAsia="標楷體" w:hAnsi="Times New Roman" w:hint="eastAsia"/>
-                <w:b/>
-                <w:bCs/>
-              </w:rPr>
               <w:t>語言</w:t>
             </w:r>
           </w:p>
@@ -2134,7 +2174,7 @@
             <w:pPr>
               <w:widowControl/>
               <w:rPr>
-                <w:rFonts w:ascii="Times New Roman" w:eastAsia="標楷體" w:hAnsi="Times New Roman" w:hint="eastAsia"/>
+                <w:rFonts w:ascii="Times New Roman" w:eastAsia="標楷體" w:hAnsi="Times New Roman"/>
                 <w:b/>
                 <w:bCs/>
               </w:rPr>
@@ -2212,7 +2252,7 @@
               <w:widowControl/>
               <w:jc w:val="center"/>
               <w:rPr>
-                <w:rFonts w:ascii="Times New Roman" w:eastAsia="標楷體" w:hAnsi="Times New Roman" w:hint="eastAsia"/>
+                <w:rFonts w:ascii="Times New Roman" w:eastAsia="標楷體" w:hAnsi="Times New Roman"/>
                 <w:b/>
                 <w:bCs/>
               </w:rPr>
@@ -2243,7 +2283,7 @@
               <w:widowControl/>
               <w:jc w:val="center"/>
               <w:rPr>
-                <w:rFonts w:ascii="Times New Roman" w:eastAsia="標楷體" w:hAnsi="Times New Roman" w:hint="eastAsia"/>
+                <w:rFonts w:ascii="Times New Roman" w:eastAsia="標楷體" w:hAnsi="Times New Roman"/>
                 <w:b/>
                 <w:bCs/>
               </w:rPr>
@@ -2260,17 +2300,17 @@
               <w:widowControl/>
               <w:jc w:val="center"/>
               <w:rPr>
+                <w:rFonts w:ascii="Times New Roman" w:eastAsia="標楷體" w:hAnsi="Times New Roman"/>
+                <w:b/>
+                <w:bCs/>
+              </w:rPr>
+            </w:pPr>
+            <w:r>
+              <w:rPr>
                 <w:rFonts w:ascii="Times New Roman" w:eastAsia="標楷體" w:hAnsi="Times New Roman" w:hint="eastAsia"/>
                 <w:b/>
                 <w:bCs/>
               </w:rPr>
-            </w:pPr>
-            <w:r>
-              <w:rPr>
-                <w:rFonts w:ascii="Times New Roman" w:eastAsia="標楷體" w:hAnsi="Times New Roman" w:hint="eastAsia"/>
-                <w:b/>
-                <w:bCs/>
-              </w:rPr>
               <w:t>框架</w:t>
             </w:r>
           </w:p>
@@ -2283,7 +2323,7 @@
             <w:pPr>
               <w:widowControl/>
               <w:rPr>
-                <w:rFonts w:ascii="Times New Roman" w:eastAsia="標楷體" w:hAnsi="Times New Roman" w:hint="eastAsia"/>
+                <w:rFonts w:ascii="Times New Roman" w:eastAsia="標楷體" w:hAnsi="Times New Roman"/>
                 <w:b/>
                 <w:bCs/>
               </w:rPr>
@@ -2353,19 +2393,21 @@
               <w:widowControl/>
               <w:jc w:val="center"/>
               <w:rPr>
+                <w:rFonts w:ascii="Times New Roman" w:eastAsia="標楷體" w:hAnsi="Times New Roman"/>
+                <w:b/>
+                <w:bCs/>
+              </w:rPr>
+            </w:pPr>
+            <w:proofErr w:type="spellStart"/>
+            <w:r>
+              <w:rPr>
                 <w:rFonts w:ascii="Times New Roman" w:eastAsia="標楷體" w:hAnsi="Times New Roman" w:hint="eastAsia"/>
                 <w:b/>
                 <w:bCs/>
               </w:rPr>
-            </w:pPr>
-            <w:r>
-              <w:rPr>
-                <w:rFonts w:ascii="Times New Roman" w:eastAsia="標楷體" w:hAnsi="Times New Roman" w:hint="eastAsia"/>
-                <w:b/>
-                <w:bCs/>
-              </w:rPr>
               <w:t>FastAPI</w:t>
             </w:r>
+            <w:proofErr w:type="spellEnd"/>
           </w:p>
         </w:tc>
       </w:tr>
@@ -2384,7 +2426,7 @@
               <w:widowControl/>
               <w:jc w:val="center"/>
               <w:rPr>
-                <w:rFonts w:ascii="Times New Roman" w:eastAsia="標楷體" w:hAnsi="Times New Roman" w:hint="eastAsia"/>
+                <w:rFonts w:ascii="Times New Roman" w:eastAsia="標楷體" w:hAnsi="Times New Roman"/>
                 <w:b/>
                 <w:bCs/>
               </w:rPr>
@@ -2409,17 +2451,17 @@
               <w:widowControl/>
               <w:jc w:val="center"/>
               <w:rPr>
+                <w:rFonts w:ascii="Times New Roman" w:eastAsia="標楷體" w:hAnsi="Times New Roman"/>
+                <w:b/>
+                <w:bCs/>
+              </w:rPr>
+            </w:pPr>
+            <w:r>
+              <w:rPr>
                 <w:rFonts w:ascii="Times New Roman" w:eastAsia="標楷體" w:hAnsi="Times New Roman" w:hint="eastAsia"/>
                 <w:b/>
                 <w:bCs/>
               </w:rPr>
-            </w:pPr>
-            <w:r>
-              <w:rPr>
-                <w:rFonts w:ascii="Times New Roman" w:eastAsia="標楷體" w:hAnsi="Times New Roman" w:hint="eastAsia"/>
-                <w:b/>
-                <w:bCs/>
-              </w:rPr>
               <w:t>SQL</w:t>
             </w:r>
           </w:p>
@@ -2432,7 +2474,7 @@
             <w:pPr>
               <w:widowControl/>
               <w:rPr>
-                <w:rFonts w:ascii="Times New Roman" w:eastAsia="標楷體" w:hAnsi="Times New Roman" w:hint="eastAsia"/>
+                <w:rFonts w:ascii="Times New Roman" w:eastAsia="標楷體" w:hAnsi="Times New Roman"/>
                 <w:b/>
                 <w:bCs/>
               </w:rPr>
@@ -2502,7 +2544,7 @@
               <w:widowControl/>
               <w:jc w:val="center"/>
               <w:rPr>
-                <w:rFonts w:ascii="Times New Roman" w:eastAsia="標楷體" w:hAnsi="Times New Roman" w:hint="eastAsia"/>
+                <w:rFonts w:ascii="Times New Roman" w:eastAsia="標楷體" w:hAnsi="Times New Roman"/>
                 <w:b/>
                 <w:bCs/>
               </w:rPr>
@@ -2533,7 +2575,7 @@
               <w:widowControl/>
               <w:jc w:val="center"/>
               <w:rPr>
-                <w:rFonts w:ascii="Times New Roman" w:eastAsia="標楷體" w:hAnsi="Times New Roman" w:hint="eastAsia"/>
+                <w:rFonts w:ascii="Times New Roman" w:eastAsia="標楷體" w:hAnsi="Times New Roman"/>
                 <w:b/>
                 <w:bCs/>
               </w:rPr>
@@ -2550,17 +2592,17 @@
               <w:widowControl/>
               <w:jc w:val="center"/>
               <w:rPr>
+                <w:rFonts w:ascii="Times New Roman" w:eastAsia="標楷體" w:hAnsi="Times New Roman"/>
+                <w:b/>
+                <w:bCs/>
+              </w:rPr>
+            </w:pPr>
+            <w:r>
+              <w:rPr>
                 <w:rFonts w:ascii="Times New Roman" w:eastAsia="標楷體" w:hAnsi="Times New Roman" w:hint="eastAsia"/>
                 <w:b/>
                 <w:bCs/>
               </w:rPr>
-            </w:pPr>
-            <w:r>
-              <w:rPr>
-                <w:rFonts w:ascii="Times New Roman" w:eastAsia="標楷體" w:hAnsi="Times New Roman" w:hint="eastAsia"/>
-                <w:b/>
-                <w:bCs/>
-              </w:rPr>
               <w:t>NoSQL</w:t>
             </w:r>
           </w:p>
@@ -2573,7 +2615,7 @@
             <w:pPr>
               <w:widowControl/>
               <w:rPr>
-                <w:rFonts w:ascii="Times New Roman" w:eastAsia="標楷體" w:hAnsi="Times New Roman" w:hint="eastAsia"/>
+                <w:rFonts w:ascii="Times New Roman" w:eastAsia="標楷體" w:hAnsi="Times New Roman"/>
                 <w:b/>
                 <w:bCs/>
               </w:rPr>
@@ -2651,7 +2693,7 @@
               <w:widowControl/>
               <w:jc w:val="center"/>
               <w:rPr>
-                <w:rFonts w:ascii="Times New Roman" w:eastAsia="標楷體" w:hAnsi="Times New Roman" w:hint="eastAsia"/>
+                <w:rFonts w:ascii="Times New Roman" w:eastAsia="標楷體" w:hAnsi="Times New Roman"/>
                 <w:b/>
                 <w:bCs/>
               </w:rPr>
@@ -2682,7 +2724,7 @@
               <w:widowControl/>
               <w:jc w:val="center"/>
               <w:rPr>
-                <w:rFonts w:ascii="Times New Roman" w:eastAsia="標楷體" w:hAnsi="Times New Roman" w:hint="eastAsia"/>
+                <w:rFonts w:ascii="Times New Roman" w:eastAsia="標楷體" w:hAnsi="Times New Roman"/>
                 <w:b/>
                 <w:bCs/>
               </w:rPr>
@@ -2708,17 +2750,17 @@
               <w:widowControl/>
               <w:jc w:val="center"/>
               <w:rPr>
+                <w:rFonts w:ascii="Times New Roman" w:eastAsia="標楷體" w:hAnsi="Times New Roman"/>
+                <w:b/>
+                <w:bCs/>
+              </w:rPr>
+            </w:pPr>
+            <w:r>
+              <w:rPr>
                 <w:rFonts w:ascii="Times New Roman" w:eastAsia="標楷體" w:hAnsi="Times New Roman" w:hint="eastAsia"/>
                 <w:b/>
                 <w:bCs/>
               </w:rPr>
-            </w:pPr>
-            <w:r>
-              <w:rPr>
-                <w:rFonts w:ascii="Times New Roman" w:eastAsia="標楷體" w:hAnsi="Times New Roman" w:hint="eastAsia"/>
-                <w:b/>
-                <w:bCs/>
-              </w:rPr>
               <w:t>SQL</w:t>
             </w:r>
           </w:p>
@@ -2731,7 +2773,7 @@
             <w:pPr>
               <w:widowControl/>
               <w:rPr>
-                <w:rFonts w:ascii="Times New Roman" w:eastAsia="標楷體" w:hAnsi="Times New Roman" w:hint="eastAsia"/>
+                <w:rFonts w:ascii="Times New Roman" w:eastAsia="標楷體" w:hAnsi="Times New Roman"/>
                 <w:b/>
                 <w:bCs/>
               </w:rPr>
@@ -2797,7 +2839,7 @@
                 <w:noProof/>
               </w:rPr>
               <w:drawing>
-                <wp:anchor distT="0" distB="0" distL="114300" distR="114300" simplePos="0" relativeHeight="251659264" behindDoc="0" locked="0" layoutInCell="1" allowOverlap="1" wp14:anchorId="44CE9809" wp14:editId="02DFA5F1">
+                <wp:anchor distT="0" distB="0" distL="114300" distR="114300" simplePos="0" relativeHeight="251659264" behindDoc="0" locked="0" layoutInCell="1" allowOverlap="1" wp14:anchorId="44CE9809" wp14:editId="3232338A">
                   <wp:simplePos x="0" y="0"/>
                   <wp:positionH relativeFrom="column">
                     <wp:posOffset>695325</wp:posOffset>
@@ -2858,7 +2900,7 @@
                 <w:noProof/>
               </w:rPr>
               <w:drawing>
-                <wp:anchor distT="0" distB="0" distL="114300" distR="114300" simplePos="0" relativeHeight="251660288" behindDoc="0" locked="0" layoutInCell="1" allowOverlap="1" wp14:anchorId="2E36CE70" wp14:editId="55719EA3">
+                <wp:anchor distT="0" distB="0" distL="114300" distR="114300" simplePos="0" relativeHeight="251660288" behindDoc="0" locked="0" layoutInCell="1" allowOverlap="1" wp14:anchorId="2E36CE70" wp14:editId="0EE64002">
                   <wp:simplePos x="0" y="0"/>
                   <wp:positionH relativeFrom="column">
                     <wp:posOffset>55245</wp:posOffset>
@@ -2926,19 +2968,47 @@
               <w:widowControl/>
               <w:jc w:val="center"/>
               <w:rPr>
+                <w:rFonts w:ascii="Times New Roman" w:eastAsia="標楷體" w:hAnsi="Times New Roman"/>
+                <w:b/>
+                <w:bCs/>
+              </w:rPr>
+            </w:pPr>
+            <w:r>
+              <w:rPr>
                 <w:rFonts w:ascii="Times New Roman" w:eastAsia="標楷體" w:hAnsi="Times New Roman" w:hint="eastAsia"/>
                 <w:b/>
                 <w:bCs/>
               </w:rPr>
-            </w:pPr>
+              <w:t xml:space="preserve">MySQL Workbench, </w:t>
+            </w:r>
+            <w:proofErr w:type="spellStart"/>
             <w:r>
               <w:rPr>
                 <w:rFonts w:ascii="Times New Roman" w:eastAsia="標楷體" w:hAnsi="Times New Roman" w:hint="eastAsia"/>
                 <w:b/>
                 <w:bCs/>
               </w:rPr>
-              <w:t>MySQL Workbench, DBeaver, SQLAlchemy</w:t>
-            </w:r>
+              <w:t>DBeaver</w:t>
+            </w:r>
+            <w:proofErr w:type="spellEnd"/>
+            <w:r>
+              <w:rPr>
+                <w:rFonts w:ascii="Times New Roman" w:eastAsia="標楷體" w:hAnsi="Times New Roman" w:hint="eastAsia"/>
+                <w:b/>
+                <w:bCs/>
+              </w:rPr>
+              <w:t xml:space="preserve">, </w:t>
+            </w:r>
+            <w:proofErr w:type="spellStart"/>
+            <w:r>
+              <w:rPr>
+                <w:rFonts w:ascii="Times New Roman" w:eastAsia="標楷體" w:hAnsi="Times New Roman" w:hint="eastAsia"/>
+                <w:b/>
+                <w:bCs/>
+              </w:rPr>
+              <w:t>SQLAlchemy</w:t>
+            </w:r>
+            <w:proofErr w:type="spellEnd"/>
           </w:p>
         </w:tc>
       </w:tr>
@@ -2957,7 +3027,7 @@
               <w:widowControl/>
               <w:jc w:val="center"/>
               <w:rPr>
-                <w:rFonts w:ascii="Times New Roman" w:eastAsia="標楷體" w:hAnsi="Times New Roman" w:hint="eastAsia"/>
+                <w:rFonts w:ascii="Times New Roman" w:eastAsia="標楷體" w:hAnsi="Times New Roman"/>
                 <w:b/>
                 <w:bCs/>
               </w:rPr>
@@ -2974,17 +3044,17 @@
               <w:widowControl/>
               <w:jc w:val="center"/>
               <w:rPr>
+                <w:rFonts w:ascii="Times New Roman" w:eastAsia="標楷體" w:hAnsi="Times New Roman"/>
+                <w:b/>
+                <w:bCs/>
+              </w:rPr>
+            </w:pPr>
+            <w:r>
+              <w:rPr>
                 <w:rFonts w:ascii="Times New Roman" w:eastAsia="標楷體" w:hAnsi="Times New Roman" w:hint="eastAsia"/>
                 <w:b/>
                 <w:bCs/>
               </w:rPr>
-            </w:pPr>
-            <w:r>
-              <w:rPr>
-                <w:rFonts w:ascii="Times New Roman" w:eastAsia="標楷體" w:hAnsi="Times New Roman" w:hint="eastAsia"/>
-                <w:b/>
-                <w:bCs/>
-              </w:rPr>
               <w:t>NoSQL</w:t>
             </w:r>
           </w:p>
@@ -2997,7 +3067,7 @@
             <w:pPr>
               <w:widowControl/>
               <w:rPr>
-                <w:rFonts w:ascii="Times New Roman" w:eastAsia="標楷體" w:hAnsi="Times New Roman" w:hint="eastAsia"/>
+                <w:rFonts w:ascii="Times New Roman" w:eastAsia="標楷體" w:hAnsi="Times New Roman"/>
                 <w:b/>
                 <w:bCs/>
               </w:rPr>
@@ -3075,7 +3145,7 @@
               <w:widowControl/>
               <w:jc w:val="center"/>
               <w:rPr>
-                <w:rFonts w:ascii="Times New Roman" w:eastAsia="標楷體" w:hAnsi="Times New Roman" w:hint="eastAsia"/>
+                <w:rFonts w:ascii="Times New Roman" w:eastAsia="標楷體" w:hAnsi="Times New Roman"/>
                 <w:b/>
                 <w:bCs/>
               </w:rPr>
@@ -3105,7 +3175,7 @@
               <w:widowControl/>
               <w:jc w:val="center"/>
               <w:rPr>
-                <w:rFonts w:ascii="Times New Roman" w:eastAsia="標楷體" w:hAnsi="Times New Roman" w:hint="eastAsia"/>
+                <w:rFonts w:ascii="Times New Roman" w:eastAsia="標楷體" w:hAnsi="Times New Roman"/>
                 <w:b/>
                 <w:bCs/>
               </w:rPr>
@@ -3138,17 +3208,17 @@
               <w:widowControl/>
               <w:jc w:val="center"/>
               <w:rPr>
+                <w:rFonts w:ascii="Times New Roman" w:eastAsia="標楷體" w:hAnsi="Times New Roman"/>
+                <w:b/>
+                <w:bCs/>
+              </w:rPr>
+            </w:pPr>
+            <w:r>
+              <w:rPr>
                 <w:rFonts w:ascii="Times New Roman" w:eastAsia="標楷體" w:hAnsi="Times New Roman" w:hint="eastAsia"/>
                 <w:b/>
                 <w:bCs/>
               </w:rPr>
-            </w:pPr>
-            <w:r>
-              <w:rPr>
-                <w:rFonts w:ascii="Times New Roman" w:eastAsia="標楷體" w:hAnsi="Times New Roman" w:hint="eastAsia"/>
-                <w:b/>
-                <w:bCs/>
-              </w:rPr>
               <w:t>－</w:t>
             </w:r>
           </w:p>
@@ -3160,11 +3230,11 @@
           <w:p>
             <w:pPr>
               <w:widowControl/>
-              <w:rPr>
-                <w:rFonts w:hint="eastAsia"/>
-              </w:rPr>
-            </w:pPr>
-            <w:r>
+            </w:pPr>
+            <w:r>
+              <w:rPr>
+                <w:noProof/>
+              </w:rPr>
               <w:drawing>
                 <wp:anchor distT="0" distB="0" distL="114300" distR="114300" simplePos="0" relativeHeight="251672576" behindDoc="0" locked="0" layoutInCell="1" allowOverlap="1" wp14:anchorId="40ADDE58" wp14:editId="2FF68FC1">
                   <wp:simplePos x="0" y="0"/>
@@ -3428,18 +3498,36 @@
               <w:widowControl/>
               <w:jc w:val="center"/>
               <w:rPr>
+                <w:rFonts w:ascii="Times New Roman" w:eastAsia="標楷體" w:hAnsi="Times New Roman"/>
+                <w:b/>
+                <w:bCs/>
+              </w:rPr>
+            </w:pPr>
+            <w:r>
+              <w:rPr>
                 <w:rFonts w:ascii="Times New Roman" w:eastAsia="標楷體" w:hAnsi="Times New Roman" w:hint="eastAsia"/>
                 <w:b/>
                 <w:bCs/>
               </w:rPr>
-            </w:pPr>
+              <w:t xml:space="preserve">Gemini, ChatGPT, Claude, </w:t>
+            </w:r>
+            <w:proofErr w:type="spellStart"/>
             <w:r>
               <w:rPr>
                 <w:rFonts w:ascii="Times New Roman" w:eastAsia="標楷體" w:hAnsi="Times New Roman" w:hint="eastAsia"/>
                 <w:b/>
                 <w:bCs/>
               </w:rPr>
-              <w:t>Gemini, ChatGPT, Claude, Github Copilot</w:t>
+              <w:t>Github</w:t>
+            </w:r>
+            <w:proofErr w:type="spellEnd"/>
+            <w:r>
+              <w:rPr>
+                <w:rFonts w:ascii="Times New Roman" w:eastAsia="標楷體" w:hAnsi="Times New Roman" w:hint="eastAsia"/>
+                <w:b/>
+                <w:bCs/>
+              </w:rPr>
+              <w:t xml:space="preserve"> Copilot</w:t>
             </w:r>
           </w:p>
         </w:tc>
@@ -3451,6 +3539,7 @@
         <w:tc>
           <w:tcPr>
             <w:tcW w:w="2373" w:type="dxa"/>
+            <w:vMerge w:val="restart"/>
             <w:vAlign w:val="center"/>
           </w:tcPr>
           <w:p>
@@ -3463,6 +3552,14 @@
                 <w:bCs/>
               </w:rPr>
             </w:pPr>
+            <w:r>
+              <w:rPr>
+                <w:rFonts w:ascii="Times New Roman" w:eastAsia="標楷體" w:hAnsi="Times New Roman" w:hint="eastAsia"/>
+                <w:b/>
+                <w:bCs/>
+              </w:rPr>
+              <w:t>美術設計</w:t>
+            </w:r>
           </w:p>
         </w:tc>
         <w:tc>
@@ -3475,18 +3572,18 @@
               <w:widowControl/>
               <w:jc w:val="center"/>
               <w:rPr>
+                <w:rFonts w:ascii="Times New Roman" w:eastAsia="標楷體" w:hAnsi="Times New Roman"/>
+                <w:b/>
+                <w:bCs/>
+              </w:rPr>
+            </w:pPr>
+            <w:r>
+              <w:rPr>
                 <w:rFonts w:ascii="Times New Roman" w:eastAsia="標楷體" w:hAnsi="Times New Roman" w:hint="eastAsia"/>
                 <w:b/>
                 <w:bCs/>
               </w:rPr>
-            </w:pPr>
-            <w:r>
-              <w:rPr>
-                <w:rFonts w:ascii="Times New Roman" w:eastAsia="標楷體" w:hAnsi="Times New Roman" w:hint="eastAsia"/>
-                <w:b/>
-                <w:bCs/>
-              </w:rPr>
-              <w:t>版本控制</w:t>
+              <w:t>介面設計</w:t>
             </w:r>
           </w:p>
         </w:tc>
@@ -3498,11 +3595,72 @@
             <w:pPr>
               <w:widowControl/>
               <w:rPr>
-                <w:rFonts w:ascii="Times New Roman" w:eastAsia="標楷體" w:hAnsi="Times New Roman" w:hint="eastAsia"/>
-                <w:b/>
-                <w:bCs/>
-              </w:rPr>
-            </w:pPr>
+                <w:rFonts w:ascii="Times New Roman" w:eastAsia="標楷體" w:hAnsi="Times New Roman"/>
+                <w:b/>
+                <w:bCs/>
+              </w:rPr>
+            </w:pPr>
+            <w:r>
+              <w:rPr>
+                <w:noProof/>
+              </w:rPr>
+              <w:drawing>
+                <wp:anchor distT="0" distB="0" distL="114300" distR="114300" simplePos="0" relativeHeight="251676672" behindDoc="0" locked="0" layoutInCell="1" allowOverlap="1" wp14:anchorId="208F8D84" wp14:editId="76310D0B">
+                  <wp:simplePos x="0" y="0"/>
+                  <wp:positionH relativeFrom="column">
+                    <wp:posOffset>428625</wp:posOffset>
+                  </wp:positionH>
+                  <wp:positionV relativeFrom="paragraph">
+                    <wp:posOffset>77470</wp:posOffset>
+                  </wp:positionV>
+                  <wp:extent cx="518160" cy="518160"/>
+                  <wp:effectExtent l="0" t="0" r="0" b="0"/>
+                  <wp:wrapSquare wrapText="bothSides"/>
+                  <wp:docPr id="1507007999" name="圖片 6" descr="12 weeks with Figma: A review from a developer"/>
+                  <wp:cNvGraphicFramePr>
+                    <a:graphicFrameLocks xmlns:a="http://schemas.openxmlformats.org/drawingml/2006/main" noChangeAspect="1"/>
+                  </wp:cNvGraphicFramePr>
+                  <a:graphic xmlns:a="http://schemas.openxmlformats.org/drawingml/2006/main">
+                    <a:graphicData uri="http://schemas.openxmlformats.org/drawingml/2006/picture">
+                      <pic:pic xmlns:pic="http://schemas.openxmlformats.org/drawingml/2006/picture">
+                        <pic:nvPicPr>
+                          <pic:cNvPr id="0" name="Picture 14" descr="12 weeks with Figma: A review from a developer"/>
+                          <pic:cNvPicPr>
+                            <a:picLocks noChangeAspect="1" noChangeArrowheads="1"/>
+                          </pic:cNvPicPr>
+                        </pic:nvPicPr>
+                        <pic:blipFill>
+                          <a:blip r:embed="rId28" cstate="print">
+                            <a:extLst>
+                              <a:ext uri="{28A0092B-C50C-407E-A947-70E740481C1C}">
+                                <a14:useLocalDpi xmlns:a14="http://schemas.microsoft.com/office/drawing/2010/main" val="0"/>
+                              </a:ext>
+                            </a:extLst>
+                          </a:blip>
+                          <a:srcRect/>
+                          <a:stretch>
+                            <a:fillRect/>
+                          </a:stretch>
+                        </pic:blipFill>
+                        <pic:spPr bwMode="auto">
+                          <a:xfrm flipV="1">
+                            <a:off x="0" y="0"/>
+                            <a:ext cx="518160" cy="518160"/>
+                          </a:xfrm>
+                          <a:prstGeom prst="rect">
+                            <a:avLst/>
+                          </a:prstGeom>
+                          <a:noFill/>
+                          <a:ln>
+                            <a:noFill/>
+                          </a:ln>
+                        </pic:spPr>
+                      </pic:pic>
+                    </a:graphicData>
+                  </a:graphic>
+                </wp:anchor>
+              </w:drawing>
+            </w:r>
           </w:p>
         </w:tc>
         <w:tc>
@@ -3520,6 +3678,14 @@
                 <w:bCs/>
               </w:rPr>
             </w:pPr>
+            <w:r>
+              <w:rPr>
+                <w:rFonts w:ascii="Times New Roman" w:eastAsia="標楷體" w:hAnsi="Times New Roman" w:hint="eastAsia"/>
+                <w:b/>
+                <w:bCs/>
+              </w:rPr>
+              <w:t>Figma</w:t>
+            </w:r>
           </w:p>
         </w:tc>
       </w:tr>
@@ -3530,6 +3696,7 @@
         <w:tc>
           <w:tcPr>
             <w:tcW w:w="2373" w:type="dxa"/>
+            <w:vMerge/>
             <w:vAlign w:val="center"/>
           </w:tcPr>
           <w:p>
@@ -3565,7 +3732,7 @@
                 <w:b/>
                 <w:bCs/>
               </w:rPr>
-              <w:t>美術設計</w:t>
+              <w:t>簡報</w:t>
             </w:r>
           </w:p>
         </w:tc>
@@ -3582,6 +3749,189 @@
                 <w:bCs/>
               </w:rPr>
             </w:pPr>
+            <w:r>
+              <w:rPr>
+                <w:noProof/>
+              </w:rPr>
+              <w:drawing>
+                <wp:anchor distT="0" distB="0" distL="114300" distR="114300" simplePos="0" relativeHeight="251674624" behindDoc="0" locked="0" layoutInCell="1" allowOverlap="1" wp14:anchorId="490A23E3" wp14:editId="35E017AB">
+                  <wp:simplePos x="0" y="0"/>
+                  <wp:positionH relativeFrom="column">
+                    <wp:posOffset>474345</wp:posOffset>
+                  </wp:positionH>
+                  <wp:positionV relativeFrom="paragraph">
+                    <wp:posOffset>121920</wp:posOffset>
+                  </wp:positionV>
+                  <wp:extent cx="416560" cy="403860"/>
+                  <wp:effectExtent l="0" t="0" r="2540" b="0"/>
+                  <wp:wrapSquare wrapText="bothSides"/>
+                  <wp:docPr id="2099869616" name="圖片 4" descr="Microsoft PowerPoint - 維基百科，自由的百科全書"/>
+                  <wp:cNvGraphicFramePr>
+                    <a:graphicFrameLocks xmlns:a="http://schemas.openxmlformats.org/drawingml/2006/main" noChangeAspect="1"/>
+                  </wp:cNvGraphicFramePr>
+                  <a:graphic xmlns:a="http://schemas.openxmlformats.org/drawingml/2006/main">
+                    <a:graphicData uri="http://schemas.openxmlformats.org/drawingml/2006/picture">
+                      <pic:pic xmlns:pic="http://schemas.openxmlformats.org/drawingml/2006/picture">
+                        <pic:nvPicPr>
+                          <pic:cNvPr id="0" name="Picture 10" descr="Microsoft PowerPoint - 維基百科，自由的百科全書"/>
+                          <pic:cNvPicPr>
+                            <a:picLocks noChangeAspect="1" noChangeArrowheads="1"/>
+                          </pic:cNvPicPr>
+                        </pic:nvPicPr>
+                        <pic:blipFill>
+                          <a:blip r:embed="rId29" cstate="print">
+                            <a:extLst>
+                              <a:ext uri="{28A0092B-C50C-407E-A947-70E740481C1C}">
+                                <a14:useLocalDpi xmlns:a14="http://schemas.microsoft.com/office/drawing/2010/main" val="0"/>
+                              </a:ext>
+                            </a:extLst>
+                          </a:blip>
+                          <a:srcRect/>
+                          <a:stretch>
+                            <a:fillRect/>
+                          </a:stretch>
+                        </pic:blipFill>
+                        <pic:spPr bwMode="auto">
+                          <a:xfrm>
+                            <a:off x="0" y="0"/>
+                            <a:ext cx="416560" cy="403860"/>
+                          </a:xfrm>
+                          <a:prstGeom prst="rect">
+                            <a:avLst/>
+                          </a:prstGeom>
+                          <a:noFill/>
+                          <a:ln>
+                            <a:noFill/>
+                          </a:ln>
+                        </pic:spPr>
+                      </pic:pic>
+                    </a:graphicData>
+                  </a:graphic>
+                </wp:anchor>
+              </w:drawing>
+            </w:r>
+            <w:r>
+              <w:rPr>
+                <w:noProof/>
+              </w:rPr>
+              <w:drawing>
+                <wp:anchor distT="0" distB="0" distL="114300" distR="114300" simplePos="0" relativeHeight="251673600" behindDoc="0" locked="0" layoutInCell="1" allowOverlap="1" wp14:anchorId="56B9A582" wp14:editId="1B0DB8AA">
+                  <wp:simplePos x="0" y="0"/>
+                  <wp:positionH relativeFrom="column">
+                    <wp:posOffset>946785</wp:posOffset>
+                  </wp:positionH>
+                  <wp:positionV relativeFrom="paragraph">
+                    <wp:posOffset>147320</wp:posOffset>
+                  </wp:positionV>
+                  <wp:extent cx="381000" cy="381000"/>
+                  <wp:effectExtent l="0" t="0" r="0" b="0"/>
+                  <wp:wrapSquare wrapText="bothSides"/>
+                  <wp:docPr id="952296590" name="圖片 1" descr="Gamma - 在Windows 上免費下載並安裝| Microsoft Store"/>
+                  <wp:cNvGraphicFramePr>
+                    <a:graphicFrameLocks xmlns:a="http://schemas.openxmlformats.org/drawingml/2006/main" noChangeAspect="1"/>
+                  </wp:cNvGraphicFramePr>
+                  <a:graphic xmlns:a="http://schemas.openxmlformats.org/drawingml/2006/main">
+                    <a:graphicData uri="http://schemas.openxmlformats.org/drawingml/2006/picture">
+                      <pic:pic xmlns:pic="http://schemas.openxmlformats.org/drawingml/2006/picture">
+                        <pic:nvPicPr>
+                          <pic:cNvPr id="0" name="Picture 1" descr="Gamma - 在Windows 上免費下載並安裝| Microsoft Store"/>
+                          <pic:cNvPicPr>
+                            <a:picLocks noChangeAspect="1" noChangeArrowheads="1"/>
+                          </pic:cNvPicPr>
+                        </pic:nvPicPr>
+                        <pic:blipFill>
+                          <a:blip r:embed="rId30" cstate="print">
+                            <a:extLst>
+                              <a:ext uri="{28A0092B-C50C-407E-A947-70E740481C1C}">
+                                <a14:useLocalDpi xmlns:a14="http://schemas.microsoft.com/office/drawing/2010/main" val="0"/>
+                              </a:ext>
+                            </a:extLst>
+                          </a:blip>
+                          <a:srcRect/>
+                          <a:stretch>
+                            <a:fillRect/>
+                          </a:stretch>
+                        </pic:blipFill>
+                        <pic:spPr bwMode="auto">
+                          <a:xfrm>
+                            <a:off x="0" y="0"/>
+                            <a:ext cx="381000" cy="381000"/>
+                          </a:xfrm>
+                          <a:prstGeom prst="rect">
+                            <a:avLst/>
+                          </a:prstGeom>
+                          <a:noFill/>
+                          <a:ln>
+                            <a:noFill/>
+                          </a:ln>
+                        </pic:spPr>
+                      </pic:pic>
+                    </a:graphicData>
+                  </a:graphic>
+                </wp:anchor>
+              </w:drawing>
+            </w:r>
+            <w:r>
+              <w:rPr>
+                <w:noProof/>
+              </w:rPr>
+              <w:drawing>
+                <wp:anchor distT="0" distB="0" distL="114300" distR="114300" simplePos="0" relativeHeight="251675648" behindDoc="0" locked="0" layoutInCell="1" allowOverlap="1" wp14:anchorId="20142214" wp14:editId="36C5A4B2">
+                  <wp:simplePos x="0" y="0"/>
+                  <wp:positionH relativeFrom="column">
+                    <wp:posOffset>47625</wp:posOffset>
+                  </wp:positionH>
+                  <wp:positionV relativeFrom="paragraph">
+                    <wp:posOffset>147320</wp:posOffset>
+                  </wp:positionV>
+                  <wp:extent cx="381000" cy="381000"/>
+                  <wp:effectExtent l="0" t="0" r="0" b="0"/>
+                  <wp:wrapSquare wrapText="bothSides"/>
+                  <wp:docPr id="1949019629" name="圖片 3" descr="Canva - 在Windows 上下載並安裝| Microsoft Store"/>
+                  <wp:cNvGraphicFramePr>
+                    <a:graphicFrameLocks xmlns:a="http://schemas.openxmlformats.org/drawingml/2006/main" noChangeAspect="1"/>
+                  </wp:cNvGraphicFramePr>
+                  <a:graphic xmlns:a="http://schemas.openxmlformats.org/drawingml/2006/main">
+                    <a:graphicData uri="http://schemas.openxmlformats.org/drawingml/2006/picture">
+                      <pic:pic xmlns:pic="http://schemas.openxmlformats.org/drawingml/2006/picture">
+                        <pic:nvPicPr>
+                          <pic:cNvPr id="0" name="Picture 8" descr="Canva - 在Windows 上下載並安裝| Microsoft Store"/>
+                          <pic:cNvPicPr>
+                            <a:picLocks noChangeAspect="1" noChangeArrowheads="1"/>
+                          </pic:cNvPicPr>
+                        </pic:nvPicPr>
+                        <pic:blipFill>
+                          <a:blip r:embed="rId31" cstate="print">
+                            <a:extLst>
+                              <a:ext uri="{28A0092B-C50C-407E-A947-70E740481C1C}">
+                                <a14:useLocalDpi xmlns:a14="http://schemas.microsoft.com/office/drawing/2010/main" val="0"/>
+                              </a:ext>
+                            </a:extLst>
+                          </a:blip>
+                          <a:srcRect/>
+                          <a:stretch>
+                            <a:fillRect/>
+                          </a:stretch>
+                        </pic:blipFill>
+                        <pic:spPr bwMode="auto">
+                          <a:xfrm>
+                            <a:off x="0" y="0"/>
+                            <a:ext cx="381000" cy="381000"/>
+                          </a:xfrm>
+                          <a:prstGeom prst="rect">
+                            <a:avLst/>
+                          </a:prstGeom>
+                          <a:noFill/>
+                          <a:ln>
+                            <a:noFill/>
+                          </a:ln>
+                        </pic:spPr>
+                      </pic:pic>
+                    </a:graphicData>
+                  </a:graphic>
+                </wp:anchor>
+              </w:drawing>
+            </w:r>
           </w:p>
         </w:tc>
         <w:tc>
@@ -3599,6 +3949,32 @@
                 <w:bCs/>
               </w:rPr>
             </w:pPr>
+            <w:r>
+              <w:rPr>
+                <w:rFonts w:ascii="Times New Roman" w:eastAsia="標楷體" w:hAnsi="Times New Roman" w:hint="eastAsia"/>
+                <w:b/>
+                <w:bCs/>
+              </w:rPr>
+              <w:t xml:space="preserve">Canva, </w:t>
+            </w:r>
+            <w:proofErr w:type="spellStart"/>
+            <w:r>
+              <w:rPr>
+                <w:rFonts w:ascii="Times New Roman" w:eastAsia="標楷體" w:hAnsi="Times New Roman" w:hint="eastAsia"/>
+                <w:b/>
+                <w:bCs/>
+              </w:rPr>
+              <w:t>Powerpoint</w:t>
+            </w:r>
+            <w:proofErr w:type="spellEnd"/>
+            <w:r>
+              <w:rPr>
+                <w:rFonts w:ascii="Times New Roman" w:eastAsia="標楷體" w:hAnsi="Times New Roman" w:hint="eastAsia"/>
+                <w:b/>
+                <w:bCs/>
+              </w:rPr>
+              <w:t xml:space="preserve">, Gamma </w:t>
+            </w:r>
           </w:p>
         </w:tc>
       </w:tr>
@@ -3609,6 +3985,7 @@
         <w:tc>
           <w:tcPr>
             <w:tcW w:w="2373" w:type="dxa"/>
+            <w:vMerge/>
             <w:vAlign w:val="center"/>
           </w:tcPr>
           <w:p>
@@ -3633,18 +4010,18 @@
               <w:widowControl/>
               <w:jc w:val="center"/>
               <w:rPr>
+                <w:rFonts w:ascii="Times New Roman" w:eastAsia="標楷體" w:hAnsi="Times New Roman"/>
+                <w:b/>
+                <w:bCs/>
+              </w:rPr>
+            </w:pPr>
+            <w:r>
+              <w:rPr>
                 <w:rFonts w:ascii="Times New Roman" w:eastAsia="標楷體" w:hAnsi="Times New Roman" w:hint="eastAsia"/>
                 <w:b/>
                 <w:bCs/>
               </w:rPr>
-            </w:pPr>
-            <w:r>
-              <w:rPr>
-                <w:rFonts w:ascii="Times New Roman" w:eastAsia="標楷體" w:hAnsi="Times New Roman" w:hint="eastAsia"/>
-                <w:b/>
-                <w:bCs/>
-              </w:rPr>
-              <w:t>協作工具</w:t>
+              <w:t>文件</w:t>
             </w:r>
           </w:p>
         </w:tc>
@@ -3656,11 +4033,125 @@
             <w:pPr>
               <w:widowControl/>
               <w:rPr>
-                <w:rFonts w:ascii="Times New Roman" w:eastAsia="標楷體" w:hAnsi="Times New Roman" w:hint="eastAsia"/>
-                <w:b/>
-                <w:bCs/>
-              </w:rPr>
-            </w:pPr>
+                <w:rFonts w:ascii="Times New Roman" w:eastAsia="標楷體" w:hAnsi="Times New Roman"/>
+                <w:b/>
+                <w:bCs/>
+              </w:rPr>
+            </w:pPr>
+            <w:r>
+              <w:rPr>
+                <w:noProof/>
+              </w:rPr>
+              <w:drawing>
+                <wp:anchor distT="0" distB="0" distL="114300" distR="114300" simplePos="0" relativeHeight="251678720" behindDoc="0" locked="0" layoutInCell="1" allowOverlap="1" wp14:anchorId="2F6FF4D9" wp14:editId="3D82C7FD">
+                  <wp:simplePos x="0" y="0"/>
+                  <wp:positionH relativeFrom="column">
+                    <wp:posOffset>657225</wp:posOffset>
+                  </wp:positionH>
+                  <wp:positionV relativeFrom="paragraph">
+                    <wp:posOffset>87630</wp:posOffset>
+                  </wp:positionV>
+                  <wp:extent cx="518795" cy="533400"/>
+                  <wp:effectExtent l="0" t="0" r="0" b="0"/>
+                  <wp:wrapSquare wrapText="bothSides"/>
+                  <wp:docPr id="1473490226" name="圖片 8" descr="Microsoft Excel - 維基百科，自由的百科全書"/>
+                  <wp:cNvGraphicFramePr>
+                    <a:graphicFrameLocks xmlns:a="http://schemas.openxmlformats.org/drawingml/2006/main" noChangeAspect="1"/>
+                  </wp:cNvGraphicFramePr>
+                  <a:graphic xmlns:a="http://schemas.openxmlformats.org/drawingml/2006/main">
+                    <a:graphicData uri="http://schemas.openxmlformats.org/drawingml/2006/picture">
+                      <pic:pic xmlns:pic="http://schemas.openxmlformats.org/drawingml/2006/picture">
+                        <pic:nvPicPr>
+                          <pic:cNvPr id="0" name="Picture 18" descr="Microsoft Excel - 維基百科，自由的百科全書"/>
+                          <pic:cNvPicPr>
+                            <a:picLocks noChangeAspect="1" noChangeArrowheads="1"/>
+                          </pic:cNvPicPr>
+                        </pic:nvPicPr>
+                        <pic:blipFill>
+                          <a:blip r:embed="rId32" cstate="print">
+                            <a:extLst>
+                              <a:ext uri="{28A0092B-C50C-407E-A947-70E740481C1C}">
+                                <a14:useLocalDpi xmlns:a14="http://schemas.microsoft.com/office/drawing/2010/main" val="0"/>
+                              </a:ext>
+                            </a:extLst>
+                          </a:blip>
+                          <a:srcRect/>
+                          <a:stretch>
+                            <a:fillRect/>
+                          </a:stretch>
+                        </pic:blipFill>
+                        <pic:spPr bwMode="auto">
+                          <a:xfrm>
+                            <a:off x="0" y="0"/>
+                            <a:ext cx="518795" cy="533400"/>
+                          </a:xfrm>
+                          <a:prstGeom prst="rect">
+                            <a:avLst/>
+                          </a:prstGeom>
+                          <a:noFill/>
+                          <a:ln>
+                            <a:noFill/>
+                          </a:ln>
+                        </pic:spPr>
+                      </pic:pic>
+                    </a:graphicData>
+                  </a:graphic>
+                </wp:anchor>
+              </w:drawing>
+            </w:r>
+            <w:r>
+              <w:rPr>
+                <w:noProof/>
+              </w:rPr>
+              <w:drawing>
+                <wp:inline distT="0" distB="0" distL="0" distR="0" wp14:anchorId="5EF78751" wp14:editId="06C7E402">
+                  <wp:extent cx="525905" cy="541020"/>
+                  <wp:effectExtent l="0" t="0" r="7620" b="0"/>
+                  <wp:docPr id="595894055" name="圖片 7" descr="Microsoft Word - 維基百科，自由的百科全書"/>
+                  <wp:cNvGraphicFramePr>
+                    <a:graphicFrameLocks xmlns:a="http://schemas.openxmlformats.org/drawingml/2006/main" noChangeAspect="1"/>
+                  </wp:cNvGraphicFramePr>
+                  <a:graphic xmlns:a="http://schemas.openxmlformats.org/drawingml/2006/main">
+                    <a:graphicData uri="http://schemas.openxmlformats.org/drawingml/2006/picture">
+                      <pic:pic xmlns:pic="http://schemas.openxmlformats.org/drawingml/2006/picture">
+                        <pic:nvPicPr>
+                          <pic:cNvPr id="0" name="Picture 16" descr="Microsoft Word - 維基百科，自由的百科全書"/>
+                          <pic:cNvPicPr>
+                            <a:picLocks noChangeAspect="1" noChangeArrowheads="1"/>
+                          </pic:cNvPicPr>
+                        </pic:nvPicPr>
+                        <pic:blipFill>
+                          <a:blip r:embed="rId33" cstate="print">
+                            <a:extLst>
+                              <a:ext uri="{28A0092B-C50C-407E-A947-70E740481C1C}">
+                                <a14:useLocalDpi xmlns:a14="http://schemas.microsoft.com/office/drawing/2010/main" val="0"/>
+                              </a:ext>
+                            </a:extLst>
+                          </a:blip>
+                          <a:srcRect/>
+                          <a:stretch>
+                            <a:fillRect/>
+                          </a:stretch>
+                        </pic:blipFill>
+                        <pic:spPr bwMode="auto">
+                          <a:xfrm>
+                            <a:off x="0" y="0"/>
+                            <a:ext cx="532889" cy="548204"/>
+                          </a:xfrm>
+                          <a:prstGeom prst="rect">
+                            <a:avLst/>
+                          </a:prstGeom>
+                          <a:noFill/>
+                          <a:ln>
+                            <a:noFill/>
+                          </a:ln>
+                        </pic:spPr>
+                      </pic:pic>
+                    </a:graphicData>
+                  </a:graphic>
+                </wp:inline>
+              </w:drawing>
+            </w:r>
           </w:p>
         </w:tc>
         <w:tc>
@@ -3678,6 +4169,14 @@
                 <w:bCs/>
               </w:rPr>
             </w:pPr>
+            <w:r>
+              <w:rPr>
+                <w:rFonts w:ascii="Times New Roman" w:eastAsia="標楷體" w:hAnsi="Times New Roman" w:hint="eastAsia"/>
+                <w:b/>
+                <w:bCs/>
+              </w:rPr>
+              <w:t>Word, Excel</w:t>
+            </w:r>
           </w:p>
         </w:tc>
       </w:tr>
@@ -3688,6 +4187,7 @@
         <w:tc>
           <w:tcPr>
             <w:tcW w:w="2373" w:type="dxa"/>
+            <w:vMerge/>
             <w:vAlign w:val="center"/>
           </w:tcPr>
           <w:p>
@@ -3717,6 +4217,14 @@
                 <w:bCs/>
               </w:rPr>
             </w:pPr>
+            <w:r>
+              <w:rPr>
+                <w:rFonts w:ascii="Times New Roman" w:eastAsia="標楷體" w:hAnsi="Times New Roman" w:hint="eastAsia"/>
+                <w:b/>
+                <w:bCs/>
+              </w:rPr>
+              <w:t>圖表</w:t>
+            </w:r>
           </w:p>
         </w:tc>
         <w:tc>
@@ -3727,11 +4235,72 @@
             <w:pPr>
               <w:widowControl/>
               <w:rPr>
-                <w:rFonts w:ascii="Times New Roman" w:eastAsia="標楷體" w:hAnsi="Times New Roman" w:hint="eastAsia"/>
-                <w:b/>
-                <w:bCs/>
-              </w:rPr>
-            </w:pPr>
+                <w:rFonts w:ascii="Times New Roman" w:eastAsia="標楷體" w:hAnsi="Times New Roman"/>
+                <w:b/>
+                <w:bCs/>
+              </w:rPr>
+            </w:pPr>
+            <w:r>
+              <w:rPr>
+                <w:noProof/>
+              </w:rPr>
+              <w:drawing>
+                <wp:anchor distT="0" distB="0" distL="114300" distR="114300" simplePos="0" relativeHeight="251677696" behindDoc="0" locked="0" layoutInCell="1" allowOverlap="1" wp14:anchorId="38F09D0A" wp14:editId="133F7516">
+                  <wp:simplePos x="0" y="0"/>
+                  <wp:positionH relativeFrom="column">
+                    <wp:posOffset>398145</wp:posOffset>
+                  </wp:positionH>
+                  <wp:positionV relativeFrom="paragraph">
+                    <wp:posOffset>58420</wp:posOffset>
+                  </wp:positionV>
+                  <wp:extent cx="518160" cy="518160"/>
+                  <wp:effectExtent l="0" t="0" r="0" b="0"/>
+                  <wp:wrapSquare wrapText="bothSides"/>
+                  <wp:docPr id="1761938157" name="圖片 6" descr="12 weeks with Figma: A review from a developer"/>
+                  <wp:cNvGraphicFramePr>
+                    <a:graphicFrameLocks xmlns:a="http://schemas.openxmlformats.org/drawingml/2006/main" noChangeAspect="1"/>
+                  </wp:cNvGraphicFramePr>
+                  <a:graphic xmlns:a="http://schemas.openxmlformats.org/drawingml/2006/main">
+                    <a:graphicData uri="http://schemas.openxmlformats.org/drawingml/2006/picture">
+                      <pic:pic xmlns:pic="http://schemas.openxmlformats.org/drawingml/2006/picture">
+                        <pic:nvPicPr>
+                          <pic:cNvPr id="0" name="Picture 14" descr="12 weeks with Figma: A review from a developer"/>
+                          <pic:cNvPicPr>
+                            <a:picLocks noChangeAspect="1" noChangeArrowheads="1"/>
+                          </pic:cNvPicPr>
+                        </pic:nvPicPr>
+                        <pic:blipFill>
+                          <a:blip r:embed="rId28" cstate="print">
+                            <a:extLst>
+                              <a:ext uri="{28A0092B-C50C-407E-A947-70E740481C1C}">
+                                <a14:useLocalDpi xmlns:a14="http://schemas.microsoft.com/office/drawing/2010/main" val="0"/>
+                              </a:ext>
+                            </a:extLst>
+                          </a:blip>
+                          <a:srcRect/>
+                          <a:stretch>
+                            <a:fillRect/>
+                          </a:stretch>
+                        </pic:blipFill>
+                        <pic:spPr bwMode="auto">
+                          <a:xfrm flipV="1">
+                            <a:off x="0" y="0"/>
+                            <a:ext cx="518160" cy="518160"/>
+                          </a:xfrm>
+                          <a:prstGeom prst="rect">
+                            <a:avLst/>
+                          </a:prstGeom>
+                          <a:noFill/>
+                          <a:ln>
+                            <a:noFill/>
+                          </a:ln>
+                        </pic:spPr>
+                      </pic:pic>
+                    </a:graphicData>
+                  </a:graphic>
+                </wp:anchor>
+              </w:drawing>
+            </w:r>
           </w:p>
         </w:tc>
         <w:tc>
@@ -3749,6 +4318,14 @@
                 <w:bCs/>
               </w:rPr>
             </w:pPr>
+            <w:r>
+              <w:rPr>
+                <w:rFonts w:ascii="Times New Roman" w:eastAsia="標楷體" w:hAnsi="Times New Roman" w:hint="eastAsia"/>
+                <w:b/>
+                <w:bCs/>
+              </w:rPr>
+              <w:t>Figma</w:t>
+            </w:r>
           </w:p>
         </w:tc>
       </w:tr>
@@ -3766,11 +4343,19 @@
               <w:widowControl/>
               <w:jc w:val="center"/>
               <w:rPr>
+                <w:rFonts w:ascii="Times New Roman" w:eastAsia="標楷體" w:hAnsi="Times New Roman"/>
+                <w:b/>
+                <w:bCs/>
+              </w:rPr>
+            </w:pPr>
+            <w:r>
+              <w:rPr>
                 <w:rFonts w:ascii="Times New Roman" w:eastAsia="標楷體" w:hAnsi="Times New Roman" w:hint="eastAsia"/>
                 <w:b/>
                 <w:bCs/>
               </w:rPr>
-            </w:pPr>
+              <w:t>協作工具</w:t>
+            </w:r>
           </w:p>
         </w:tc>
         <w:tc>
@@ -3783,7 +4368,7 @@
               <w:widowControl/>
               <w:jc w:val="center"/>
               <w:rPr>
-                <w:rFonts w:ascii="Times New Roman" w:eastAsia="標楷體" w:hAnsi="Times New Roman" w:hint="eastAsia"/>
+                <w:rFonts w:ascii="Times New Roman" w:eastAsia="標楷體" w:hAnsi="Times New Roman"/>
                 <w:b/>
                 <w:bCs/>
               </w:rPr>
@@ -3798,7 +4383,7 @@
             <w:pPr>
               <w:widowControl/>
               <w:rPr>
-                <w:rFonts w:ascii="Times New Roman" w:eastAsia="標楷體" w:hAnsi="Times New Roman" w:hint="eastAsia"/>
+                <w:rFonts w:ascii="Times New Roman" w:eastAsia="標楷體" w:hAnsi="Times New Roman"/>
                 <w:b/>
                 <w:bCs/>
               </w:rPr>
@@ -3815,7 +4400,220 @@
               <w:widowControl/>
               <w:jc w:val="center"/>
               <w:rPr>
-                <w:rFonts w:ascii="Times New Roman" w:eastAsia="標楷體" w:hAnsi="Times New Roman" w:hint="eastAsia"/>
+                <w:rFonts w:ascii="Times New Roman" w:eastAsia="標楷體" w:hAnsi="Times New Roman"/>
+                <w:b/>
+                <w:bCs/>
+              </w:rPr>
+            </w:pPr>
+          </w:p>
+        </w:tc>
+      </w:tr>
+      <w:tr>
+        <w:trPr>
+          <w:trHeight w:val="1032"/>
+        </w:trPr>
+        <w:tc>
+          <w:tcPr>
+            <w:tcW w:w="2373" w:type="dxa"/>
+            <w:vAlign w:val="center"/>
+          </w:tcPr>
+          <w:p>
+            <w:pPr>
+              <w:widowControl/>
+              <w:jc w:val="center"/>
+              <w:rPr>
+                <w:rFonts w:ascii="Times New Roman" w:eastAsia="標楷體" w:hAnsi="Times New Roman"/>
+                <w:b/>
+                <w:bCs/>
+              </w:rPr>
+            </w:pPr>
+          </w:p>
+        </w:tc>
+        <w:tc>
+          <w:tcPr>
+            <w:tcW w:w="2509" w:type="dxa"/>
+            <w:vAlign w:val="center"/>
+          </w:tcPr>
+          <w:p>
+            <w:pPr>
+              <w:widowControl/>
+              <w:jc w:val="center"/>
+              <w:rPr>
+                <w:rFonts w:ascii="Times New Roman" w:eastAsia="標楷體" w:hAnsi="Times New Roman"/>
+                <w:b/>
+                <w:bCs/>
+              </w:rPr>
+            </w:pPr>
+          </w:p>
+        </w:tc>
+        <w:tc>
+          <w:tcPr>
+            <w:tcW w:w="2373" w:type="dxa"/>
+          </w:tcPr>
+          <w:p>
+            <w:pPr>
+              <w:widowControl/>
+              <w:rPr>
+                <w:rFonts w:ascii="Times New Roman" w:eastAsia="標楷體" w:hAnsi="Times New Roman"/>
+                <w:b/>
+                <w:bCs/>
+              </w:rPr>
+            </w:pPr>
+          </w:p>
+        </w:tc>
+        <w:tc>
+          <w:tcPr>
+            <w:tcW w:w="2373" w:type="dxa"/>
+            <w:vAlign w:val="center"/>
+          </w:tcPr>
+          <w:p>
+            <w:pPr>
+              <w:widowControl/>
+              <w:jc w:val="center"/>
+              <w:rPr>
+                <w:rFonts w:ascii="Times New Roman" w:eastAsia="標楷體" w:hAnsi="Times New Roman"/>
+                <w:b/>
+                <w:bCs/>
+              </w:rPr>
+            </w:pPr>
+          </w:p>
+        </w:tc>
+      </w:tr>
+      <w:tr>
+        <w:trPr>
+          <w:trHeight w:val="1032"/>
+        </w:trPr>
+        <w:tc>
+          <w:tcPr>
+            <w:tcW w:w="2373" w:type="dxa"/>
+            <w:vAlign w:val="center"/>
+          </w:tcPr>
+          <w:p>
+            <w:pPr>
+              <w:widowControl/>
+              <w:jc w:val="center"/>
+              <w:rPr>
+                <w:rFonts w:ascii="Times New Roman" w:eastAsia="標楷體" w:hAnsi="Times New Roman"/>
+                <w:b/>
+                <w:bCs/>
+              </w:rPr>
+            </w:pPr>
+          </w:p>
+        </w:tc>
+        <w:tc>
+          <w:tcPr>
+            <w:tcW w:w="2509" w:type="dxa"/>
+            <w:vAlign w:val="center"/>
+          </w:tcPr>
+          <w:p>
+            <w:pPr>
+              <w:widowControl/>
+              <w:jc w:val="center"/>
+              <w:rPr>
+                <w:rFonts w:ascii="Times New Roman" w:eastAsia="標楷體" w:hAnsi="Times New Roman"/>
+                <w:b/>
+                <w:bCs/>
+              </w:rPr>
+            </w:pPr>
+          </w:p>
+        </w:tc>
+        <w:tc>
+          <w:tcPr>
+            <w:tcW w:w="2373" w:type="dxa"/>
+          </w:tcPr>
+          <w:p>
+            <w:pPr>
+              <w:widowControl/>
+              <w:rPr>
+                <w:rFonts w:ascii="Times New Roman" w:eastAsia="標楷體" w:hAnsi="Times New Roman"/>
+                <w:b/>
+                <w:bCs/>
+              </w:rPr>
+            </w:pPr>
+          </w:p>
+        </w:tc>
+        <w:tc>
+          <w:tcPr>
+            <w:tcW w:w="2373" w:type="dxa"/>
+            <w:vAlign w:val="center"/>
+          </w:tcPr>
+          <w:p>
+            <w:pPr>
+              <w:widowControl/>
+              <w:jc w:val="center"/>
+              <w:rPr>
+                <w:rFonts w:ascii="Times New Roman" w:eastAsia="標楷體" w:hAnsi="Times New Roman"/>
+                <w:b/>
+                <w:bCs/>
+              </w:rPr>
+            </w:pPr>
+          </w:p>
+        </w:tc>
+      </w:tr>
+      <w:tr>
+        <w:trPr>
+          <w:trHeight w:val="1032"/>
+        </w:trPr>
+        <w:tc>
+          <w:tcPr>
+            <w:tcW w:w="2373" w:type="dxa"/>
+            <w:vAlign w:val="center"/>
+          </w:tcPr>
+          <w:p>
+            <w:pPr>
+              <w:widowControl/>
+              <w:jc w:val="center"/>
+              <w:rPr>
+                <w:rFonts w:ascii="Times New Roman" w:eastAsia="標楷體" w:hAnsi="Times New Roman"/>
+                <w:b/>
+                <w:bCs/>
+              </w:rPr>
+            </w:pPr>
+          </w:p>
+        </w:tc>
+        <w:tc>
+          <w:tcPr>
+            <w:tcW w:w="2509" w:type="dxa"/>
+            <w:vAlign w:val="center"/>
+          </w:tcPr>
+          <w:p>
+            <w:pPr>
+              <w:widowControl/>
+              <w:jc w:val="center"/>
+              <w:rPr>
+                <w:rFonts w:ascii="Times New Roman" w:eastAsia="標楷體" w:hAnsi="Times New Roman"/>
+                <w:b/>
+                <w:bCs/>
+              </w:rPr>
+            </w:pPr>
+          </w:p>
+        </w:tc>
+        <w:tc>
+          <w:tcPr>
+            <w:tcW w:w="2373" w:type="dxa"/>
+          </w:tcPr>
+          <w:p>
+            <w:pPr>
+              <w:widowControl/>
+              <w:rPr>
+                <w:rFonts w:ascii="Times New Roman" w:eastAsia="標楷體" w:hAnsi="Times New Roman"/>
+                <w:b/>
+                <w:bCs/>
+              </w:rPr>
+            </w:pPr>
+          </w:p>
+        </w:tc>
+        <w:tc>
+          <w:tcPr>
+            <w:tcW w:w="2373" w:type="dxa"/>
+            <w:vAlign w:val="center"/>
+          </w:tcPr>
+          <w:p>
+            <w:pPr>
+              <w:widowControl/>
+              <w:jc w:val="center"/>
+              <w:rPr>
+                <w:rFonts w:ascii="Times New Roman" w:eastAsia="標楷體" w:hAnsi="Times New Roman"/>
                 <w:b/>
                 <w:bCs/>
               </w:rPr>
@@ -3828,7 +4626,7 @@
       <w:pPr>
         <w:widowControl/>
         <w:rPr>
-          <w:rFonts w:ascii="Times New Roman" w:eastAsia="標楷體" w:hAnsi="Times New Roman" w:hint="eastAsia"/>
+          <w:rFonts w:ascii="Times New Roman" w:eastAsia="標楷體" w:hAnsi="Times New Roman"/>
           <w:b/>
           <w:bCs/>
         </w:rPr>
@@ -4247,7 +5045,6 @@
                 <w:b/>
                 <w:bCs/>
               </w:rPr>
-              <w:lastRenderedPageBreak/>
               <w:t>協作工具</w:t>
             </w:r>
           </w:p>
@@ -4548,25 +5345,41 @@
           <w:p>
             <w:pPr>
               <w:rPr>
+                <w:rFonts w:ascii="Times New Roman" w:eastAsia="標楷體" w:hAnsi="Times New Roman"/>
+                <w:b/>
+                <w:bCs/>
+              </w:rPr>
+            </w:pPr>
+            <w:r>
+              <w:rPr>
+                <w:rFonts w:ascii="Times New Roman" w:eastAsia="標楷體" w:hAnsi="Times New Roman"/>
+                <w:b/>
+                <w:bCs/>
+              </w:rPr>
+              <w:t>Windows 10, 11</w:t>
+            </w:r>
+            <w:r>
+              <w:rPr>
+                <w:rFonts w:ascii="Times New Roman" w:eastAsia="標楷體" w:hAnsi="Times New Roman"/>
+                <w:b/>
+                <w:bCs/>
+              </w:rPr>
+              <w:t>、</w:t>
+            </w:r>
+            <w:r>
+              <w:rPr>
+                <w:rFonts w:ascii="Times New Roman" w:eastAsia="標楷體" w:hAnsi="Times New Roman"/>
+                <w:b/>
+                <w:bCs/>
+              </w:rPr>
+              <w:t>MacOS Tahoe</w:t>
+            </w:r>
+            <w:r>
+              <w:rPr>
                 <w:rFonts w:ascii="Times New Roman" w:eastAsia="標楷體" w:hAnsi="Times New Roman" w:hint="eastAsia"/>
                 <w:b/>
                 <w:bCs/>
               </w:rPr>
-            </w:pPr>
-            <w:r>
-              <w:rPr>
-                <w:rFonts w:ascii="Times New Roman" w:eastAsia="標楷體" w:hAnsi="Times New Roman"/>
-                <w:b/>
-                <w:bCs/>
-              </w:rPr>
-              <w:t>Windows 10, 11</w:t>
-            </w:r>
-            <w:r>
-              <w:rPr>
-                <w:rFonts w:ascii="Times New Roman" w:eastAsia="標楷體" w:hAnsi="Times New Roman"/>
-                <w:b/>
-                <w:bCs/>
-              </w:rPr>
               <w:t>、</w:t>
             </w:r>
             <w:r>
@@ -4575,7 +5388,7 @@
                 <w:b/>
                 <w:bCs/>
               </w:rPr>
-              <w:t>MacOS Tahoe</w:t>
+              <w:t>F</w:t>
             </w:r>
             <w:r>
               <w:rPr>
@@ -4583,31 +5396,7 @@
                 <w:b/>
                 <w:bCs/>
               </w:rPr>
-              <w:t>、</w:t>
-            </w:r>
-            <w:r>
-              <w:rPr>
-                <w:rFonts w:ascii="Times New Roman" w:eastAsia="標楷體" w:hAnsi="Times New Roman"/>
-                <w:b/>
-                <w:bCs/>
-              </w:rPr>
-              <w:t>F</w:t>
-            </w:r>
-            <w:r>
-              <w:rPr>
-                <w:rFonts w:ascii="Times New Roman" w:eastAsia="標楷體" w:hAnsi="Times New Roman" w:hint="eastAsia"/>
-                <w:b/>
-                <w:bCs/>
-              </w:rPr>
-              <w:t>edora</w:t>
-            </w:r>
-            <w:r>
-              <w:rPr>
-                <w:rFonts w:ascii="Times New Roman" w:eastAsia="標楷體" w:hAnsi="Times New Roman" w:hint="eastAsia"/>
-                <w:b/>
-                <w:bCs/>
-              </w:rPr>
-              <w:t xml:space="preserve"> Linux</w:t>
+              <w:t>edora Linux</w:t>
             </w:r>
           </w:p>
         </w:tc>
@@ -5056,27 +5845,29 @@
           <w:p>
             <w:pPr>
               <w:rPr>
+                <w:rFonts w:ascii="Times New Roman" w:eastAsia="標楷體" w:hAnsi="Times New Roman"/>
+                <w:b/>
+                <w:bCs/>
+              </w:rPr>
+            </w:pPr>
+            <w:proofErr w:type="spellStart"/>
+            <w:r>
+              <w:rPr>
+                <w:rFonts w:ascii="Times New Roman" w:eastAsia="標楷體" w:hAnsi="Times New Roman"/>
+                <w:b/>
+                <w:bCs/>
+              </w:rPr>
+              <w:t>F</w:t>
+            </w:r>
+            <w:r>
+              <w:rPr>
                 <w:rFonts w:ascii="Times New Roman" w:eastAsia="標楷體" w:hAnsi="Times New Roman" w:hint="eastAsia"/>
                 <w:b/>
                 <w:bCs/>
               </w:rPr>
-            </w:pPr>
-            <w:r>
-              <w:rPr>
-                <w:rFonts w:ascii="Times New Roman" w:eastAsia="標楷體" w:hAnsi="Times New Roman"/>
-                <w:b/>
-                <w:bCs/>
-              </w:rPr>
-              <w:t>F</w:t>
-            </w:r>
-            <w:r>
-              <w:rPr>
-                <w:rFonts w:ascii="Times New Roman" w:eastAsia="標楷體" w:hAnsi="Times New Roman" w:hint="eastAsia"/>
-                <w:b/>
-                <w:bCs/>
-              </w:rPr>
               <w:t>astAPI</w:t>
             </w:r>
+            <w:proofErr w:type="spellEnd"/>
           </w:p>
         </w:tc>
       </w:tr>
@@ -5243,6 +6034,7 @@
                 <w:b/>
                 <w:bCs/>
               </w:rPr>
+              <w:lastRenderedPageBreak/>
               <w:t>資料庫管理工具</w:t>
             </w:r>
           </w:p>
@@ -5500,7 +6292,6 @@
           <w:b/>
           <w:bCs/>
         </w:rPr>
-        <w:lastRenderedPageBreak/>
         <w:br/>
       </w:r>
       <w:r>
@@ -5630,6 +6421,7 @@
                 <w:bCs/>
               </w:rPr>
             </w:pPr>
+            <w:proofErr w:type="spellStart"/>
             <w:r>
               <w:rPr>
                 <w:rFonts w:ascii="Times New Roman" w:eastAsia="標楷體" w:hAnsi="Times New Roman"/>
@@ -5638,6 +6430,7 @@
               </w:rPr>
               <w:t>Github</w:t>
             </w:r>
+            <w:proofErr w:type="spellEnd"/>
             <w:r>
               <w:rPr>
                 <w:rFonts w:ascii="Times New Roman" w:eastAsia="標楷體" w:hAnsi="Times New Roman"/>
@@ -5989,7 +6782,7 @@
     <w:p>
       <w:pPr>
         <w:rPr>
-          <w:rFonts w:ascii="Times New Roman" w:eastAsia="標楷體" w:hAnsi="Times New Roman" w:hint="eastAsia"/>
+          <w:rFonts w:ascii="Times New Roman" w:eastAsia="標楷體" w:hAnsi="Times New Roman"/>
           <w:b/>
           <w:bCs/>
         </w:rPr>
@@ -9833,6 +10626,7 @@
   <w:style w:type="character" w:default="1" w:styleId="a0">
     <w:name w:val="Default Paragraph Font"/>
     <w:uiPriority w:val="1"/>
+    <w:semiHidden/>
     <w:unhideWhenUsed/>
   </w:style>
   <w:style w:type="table" w:default="1" w:styleId="a1">

--- a/Documents/Chapter 3.docx
+++ b/Documents/Chapter 3.docx
@@ -100,6 +100,8 @@
           <w:b/>
           <w:bCs/>
           <w:noProof/>
+          <w:sz w:val="28"/>
+          <w:szCs w:val="28"/>
         </w:rPr>
       </w:pPr>
       <w:r>
@@ -116,6 +118,8 @@
           <w:rFonts w:ascii="Times New Roman" w:eastAsia="標楷體" w:hAnsi="Times New Roman" w:hint="eastAsia"/>
           <w:b/>
           <w:bCs/>
+          <w:sz w:val="28"/>
+          <w:szCs w:val="28"/>
         </w:rPr>
         <w:lastRenderedPageBreak/>
         <w:t>3</w:t>
@@ -125,6 +129,8 @@
           <w:rFonts w:ascii="Times New Roman" w:eastAsia="標楷體" w:hAnsi="Times New Roman"/>
           <w:b/>
           <w:bCs/>
+          <w:sz w:val="28"/>
+          <w:szCs w:val="28"/>
         </w:rPr>
         <w:t>-</w:t>
       </w:r>
@@ -133,6 +139,8 @@
           <w:rFonts w:ascii="Times New Roman" w:eastAsia="標楷體" w:hAnsi="Times New Roman" w:hint="eastAsia"/>
           <w:b/>
           <w:bCs/>
+          <w:sz w:val="28"/>
+          <w:szCs w:val="28"/>
         </w:rPr>
         <w:t>2</w:t>
       </w:r>
@@ -141,6 +149,8 @@
           <w:rFonts w:ascii="Times New Roman" w:eastAsia="標楷體" w:hAnsi="Times New Roman"/>
           <w:b/>
           <w:bCs/>
+          <w:sz w:val="28"/>
+          <w:szCs w:val="28"/>
         </w:rPr>
         <w:t xml:space="preserve"> </w:t>
       </w:r>
@@ -149,6 +159,8 @@
           <w:rFonts w:ascii="Times New Roman" w:eastAsia="標楷體" w:hAnsi="Times New Roman" w:hint="eastAsia"/>
           <w:b/>
           <w:bCs/>
+          <w:sz w:val="28"/>
+          <w:szCs w:val="28"/>
         </w:rPr>
         <w:t>系統軟、硬體需求與技術平台</w:t>
       </w:r>
@@ -197,6 +209,8 @@
                 <w:rFonts w:ascii="Times New Roman" w:eastAsia="標楷體" w:hAnsi="Times New Roman"/>
                 <w:b/>
                 <w:bCs/>
+                <w:sz w:val="28"/>
+                <w:szCs w:val="28"/>
               </w:rPr>
             </w:pPr>
             <w:r>
@@ -204,6 +218,8 @@
                 <w:rFonts w:ascii="Times New Roman" w:eastAsia="標楷體" w:hAnsi="Times New Roman"/>
                 <w:b/>
                 <w:bCs/>
+                <w:sz w:val="28"/>
+                <w:szCs w:val="28"/>
               </w:rPr>
               <w:t>軟體需求</w:t>
             </w:r>
@@ -234,6 +250,8 @@
                 <w:rFonts w:ascii="Times New Roman" w:eastAsia="標楷體" w:hAnsi="Times New Roman"/>
                 <w:b/>
                 <w:bCs/>
+                <w:sz w:val="28"/>
+                <w:szCs w:val="28"/>
               </w:rPr>
             </w:pPr>
             <w:r>
@@ -241,6 +259,8 @@
                 <w:rFonts w:ascii="Times New Roman" w:eastAsia="標楷體" w:hAnsi="Times New Roman"/>
                 <w:b/>
                 <w:bCs/>
+                <w:sz w:val="28"/>
+                <w:szCs w:val="28"/>
               </w:rPr>
               <w:t>作業系統</w:t>
             </w:r>
@@ -267,15 +287,15 @@
             <w:pPr>
               <w:rPr>
                 <w:rFonts w:ascii="Times New Roman" w:eastAsia="標楷體" w:hAnsi="Times New Roman"/>
-                <w:b/>
-                <w:bCs/>
+                <w:sz w:val="28"/>
+                <w:szCs w:val="28"/>
               </w:rPr>
             </w:pPr>
             <w:r>
               <w:rPr>
                 <w:rFonts w:ascii="Times New Roman" w:eastAsia="標楷體" w:hAnsi="Times New Roman" w:hint="eastAsia"/>
-                <w:b/>
-                <w:bCs/>
+                <w:sz w:val="28"/>
+                <w:szCs w:val="28"/>
               </w:rPr>
               <w:t>Android</w:t>
             </w:r>
@@ -289,6 +309,8 @@
           <w:rFonts w:ascii="Times New Roman" w:eastAsia="標楷體" w:hAnsi="Times New Roman"/>
           <w:b/>
           <w:bCs/>
+          <w:sz w:val="28"/>
+          <w:szCs w:val="28"/>
         </w:rPr>
       </w:pPr>
     </w:p>
@@ -336,6 +358,8 @@
                 <w:rFonts w:ascii="Times New Roman" w:eastAsia="標楷體" w:hAnsi="Times New Roman"/>
                 <w:b/>
                 <w:bCs/>
+                <w:sz w:val="28"/>
+                <w:szCs w:val="28"/>
               </w:rPr>
             </w:pPr>
             <w:r>
@@ -343,6 +367,8 @@
                 <w:rFonts w:ascii="Times New Roman" w:eastAsia="標楷體" w:hAnsi="Times New Roman"/>
                 <w:b/>
                 <w:bCs/>
+                <w:sz w:val="28"/>
+                <w:szCs w:val="28"/>
               </w:rPr>
               <w:t>硬體需求</w:t>
             </w:r>
@@ -372,6 +398,8 @@
                 <w:rFonts w:ascii="Times New Roman" w:eastAsia="標楷體" w:hAnsi="Times New Roman"/>
                 <w:b/>
                 <w:bCs/>
+                <w:sz w:val="28"/>
+                <w:szCs w:val="28"/>
               </w:rPr>
             </w:pPr>
             <w:r>
@@ -379,6 +407,8 @@
                 <w:rFonts w:ascii="Times New Roman" w:eastAsia="標楷體" w:hAnsi="Times New Roman" w:hint="eastAsia"/>
                 <w:b/>
                 <w:bCs/>
+                <w:sz w:val="28"/>
+                <w:szCs w:val="28"/>
               </w:rPr>
               <w:t>網路</w:t>
             </w:r>
@@ -404,47 +434,47 @@
             <w:pPr>
               <w:rPr>
                 <w:rFonts w:ascii="Times New Roman" w:eastAsia="標楷體" w:hAnsi="Times New Roman"/>
-                <w:b/>
-                <w:bCs/>
+                <w:sz w:val="28"/>
+                <w:szCs w:val="28"/>
               </w:rPr>
             </w:pPr>
             <w:r>
               <w:rPr>
                 <w:rFonts w:ascii="Times New Roman" w:eastAsia="標楷體" w:hAnsi="Times New Roman" w:hint="eastAsia"/>
-                <w:b/>
-                <w:bCs/>
+                <w:sz w:val="28"/>
+                <w:szCs w:val="28"/>
               </w:rPr>
               <w:t>行動數據</w:t>
             </w:r>
             <w:r>
               <w:rPr>
                 <w:rFonts w:ascii="Times New Roman" w:eastAsia="標楷體" w:hAnsi="Times New Roman" w:hint="eastAsia"/>
-                <w:b/>
-                <w:bCs/>
+                <w:sz w:val="28"/>
+                <w:szCs w:val="28"/>
               </w:rPr>
               <w:t>4G</w:t>
             </w:r>
             <w:r>
               <w:rPr>
                 <w:rFonts w:ascii="Times New Roman" w:eastAsia="標楷體" w:hAnsi="Times New Roman" w:hint="eastAsia"/>
-                <w:b/>
-                <w:bCs/>
+                <w:sz w:val="28"/>
+                <w:szCs w:val="28"/>
               </w:rPr>
               <w:t>、</w:t>
             </w:r>
             <w:r>
               <w:rPr>
                 <w:rFonts w:ascii="Times New Roman" w:eastAsia="標楷體" w:hAnsi="Times New Roman" w:hint="eastAsia"/>
-                <w:b/>
-                <w:bCs/>
+                <w:sz w:val="28"/>
+                <w:szCs w:val="28"/>
               </w:rPr>
               <w:t>5G</w:t>
             </w:r>
             <w:r>
               <w:rPr>
                 <w:rFonts w:ascii="Times New Roman" w:eastAsia="標楷體" w:hAnsi="Times New Roman" w:hint="eastAsia"/>
-                <w:b/>
-                <w:bCs/>
+                <w:sz w:val="28"/>
+                <w:szCs w:val="28"/>
               </w:rPr>
               <w:t>、</w:t>
             </w:r>
@@ -452,8 +482,8 @@
             <w:r>
               <w:rPr>
                 <w:rFonts w:ascii="Times New Roman" w:eastAsia="標楷體" w:hAnsi="Times New Roman" w:hint="eastAsia"/>
-                <w:b/>
-                <w:bCs/>
+                <w:sz w:val="28"/>
+                <w:szCs w:val="28"/>
               </w:rPr>
               <w:t>Wifi</w:t>
             </w:r>
@@ -461,16 +491,16 @@
             <w:r>
               <w:rPr>
                 <w:rFonts w:ascii="Times New Roman" w:eastAsia="標楷體" w:hAnsi="Times New Roman" w:hint="eastAsia"/>
-                <w:b/>
-                <w:bCs/>
+                <w:sz w:val="28"/>
+                <w:szCs w:val="28"/>
               </w:rPr>
               <w:t xml:space="preserve"> 4.0</w:t>
             </w:r>
             <w:r>
               <w:rPr>
                 <w:rFonts w:ascii="Times New Roman" w:eastAsia="標楷體" w:hAnsi="Times New Roman" w:hint="eastAsia"/>
-                <w:b/>
-                <w:bCs/>
+                <w:sz w:val="28"/>
+                <w:szCs w:val="28"/>
               </w:rPr>
               <w:t>以上</w:t>
             </w:r>
@@ -500,6 +530,8 @@
                 <w:rFonts w:ascii="Times New Roman" w:eastAsia="標楷體" w:hAnsi="Times New Roman"/>
                 <w:b/>
                 <w:bCs/>
+                <w:sz w:val="28"/>
+                <w:szCs w:val="28"/>
               </w:rPr>
             </w:pPr>
             <w:r>
@@ -507,6 +539,8 @@
                 <w:rFonts w:ascii="Times New Roman" w:eastAsia="標楷體" w:hAnsi="Times New Roman"/>
                 <w:b/>
                 <w:bCs/>
+                <w:sz w:val="28"/>
+                <w:szCs w:val="28"/>
               </w:rPr>
               <w:t>CPU</w:t>
             </w:r>
@@ -532,16 +566,16 @@
             <w:pPr>
               <w:rPr>
                 <w:rFonts w:ascii="Times New Roman" w:eastAsia="標楷體" w:hAnsi="Times New Roman"/>
-                <w:b/>
-                <w:bCs/>
+                <w:sz w:val="28"/>
+                <w:szCs w:val="28"/>
               </w:rPr>
             </w:pPr>
             <w:proofErr w:type="gramStart"/>
             <w:r>
               <w:rPr>
                 <w:rFonts w:ascii="Times New Roman" w:eastAsia="標楷體" w:hAnsi="Times New Roman"/>
-                <w:b/>
-                <w:bCs/>
+                <w:sz w:val="28"/>
+                <w:szCs w:val="28"/>
               </w:rPr>
               <w:t>聯發科</w:t>
             </w:r>
@@ -549,24 +583,24 @@
             <w:r>
               <w:rPr>
                 <w:rFonts w:ascii="Times New Roman" w:eastAsia="標楷體" w:hAnsi="Times New Roman"/>
-                <w:b/>
-                <w:bCs/>
+                <w:sz w:val="28"/>
+                <w:szCs w:val="28"/>
               </w:rPr>
               <w:t xml:space="preserve"> Helio P20</w:t>
             </w:r>
             <w:r>
               <w:rPr>
                 <w:rFonts w:ascii="Times New Roman" w:eastAsia="標楷體" w:hAnsi="Times New Roman"/>
-                <w:b/>
-                <w:bCs/>
+                <w:sz w:val="28"/>
+                <w:szCs w:val="28"/>
               </w:rPr>
               <w:t>、三星</w:t>
             </w:r>
             <w:r>
               <w:rPr>
                 <w:rFonts w:ascii="Times New Roman" w:eastAsia="標楷體" w:hAnsi="Times New Roman"/>
-                <w:b/>
-                <w:bCs/>
+                <w:sz w:val="28"/>
+                <w:szCs w:val="28"/>
               </w:rPr>
               <w:t xml:space="preserve"> </w:t>
             </w:r>
@@ -574,8 +608,8 @@
             <w:r>
               <w:rPr>
                 <w:rFonts w:ascii="Times New Roman" w:eastAsia="標楷體" w:hAnsi="Times New Roman"/>
-                <w:b/>
-                <w:bCs/>
+                <w:sz w:val="28"/>
+                <w:szCs w:val="28"/>
               </w:rPr>
               <w:t>Exynos</w:t>
             </w:r>
@@ -583,64 +617,64 @@
             <w:r>
               <w:rPr>
                 <w:rFonts w:ascii="Times New Roman" w:eastAsia="標楷體" w:hAnsi="Times New Roman"/>
-                <w:b/>
-                <w:bCs/>
+                <w:sz w:val="28"/>
+                <w:szCs w:val="28"/>
               </w:rPr>
               <w:t xml:space="preserve"> 7580</w:t>
             </w:r>
             <w:r>
               <w:rPr>
                 <w:rFonts w:ascii="Times New Roman" w:eastAsia="標楷體" w:hAnsi="Times New Roman"/>
-                <w:b/>
-                <w:bCs/>
+                <w:sz w:val="28"/>
+                <w:szCs w:val="28"/>
               </w:rPr>
               <w:t>、高通</w:t>
             </w:r>
             <w:r>
               <w:rPr>
                 <w:rFonts w:ascii="Times New Roman" w:eastAsia="標楷體" w:hAnsi="Times New Roman"/>
-                <w:b/>
-                <w:bCs/>
+                <w:sz w:val="28"/>
+                <w:szCs w:val="28"/>
               </w:rPr>
               <w:t xml:space="preserve"> Snapdragon 460</w:t>
             </w:r>
             <w:r>
               <w:rPr>
                 <w:rFonts w:ascii="Times New Roman" w:eastAsia="標楷體" w:hAnsi="Times New Roman"/>
-                <w:b/>
-                <w:bCs/>
+                <w:sz w:val="28"/>
+                <w:szCs w:val="28"/>
               </w:rPr>
               <w:t>、華為</w:t>
             </w:r>
             <w:r>
               <w:rPr>
                 <w:rFonts w:ascii="Times New Roman" w:eastAsia="標楷體" w:hAnsi="Times New Roman"/>
-                <w:b/>
-                <w:bCs/>
+                <w:sz w:val="28"/>
+                <w:szCs w:val="28"/>
               </w:rPr>
               <w:t xml:space="preserve"> </w:t>
             </w:r>
             <w:r>
               <w:rPr>
                 <w:rFonts w:ascii="Times New Roman" w:eastAsia="標楷體" w:hAnsi="Times New Roman"/>
-                <w:b/>
-                <w:bCs/>
+                <w:sz w:val="28"/>
+                <w:szCs w:val="28"/>
               </w:rPr>
               <w:t>麒麟</w:t>
             </w:r>
             <w:r>
               <w:rPr>
                 <w:rFonts w:ascii="Times New Roman" w:eastAsia="標楷體" w:hAnsi="Times New Roman"/>
-                <w:b/>
-                <w:bCs/>
+                <w:sz w:val="28"/>
+                <w:szCs w:val="28"/>
               </w:rPr>
               <w:t xml:space="preserve">935 </w:t>
             </w:r>
             <w:r>
               <w:rPr>
                 <w:rFonts w:ascii="Times New Roman" w:eastAsia="標楷體" w:hAnsi="Times New Roman"/>
-                <w:b/>
-                <w:bCs/>
+                <w:sz w:val="28"/>
+                <w:szCs w:val="28"/>
               </w:rPr>
               <w:t>以上</w:t>
             </w:r>
@@ -671,6 +705,8 @@
                 <w:rFonts w:ascii="Times New Roman" w:eastAsia="標楷體" w:hAnsi="Times New Roman"/>
                 <w:b/>
                 <w:bCs/>
+                <w:sz w:val="28"/>
+                <w:szCs w:val="28"/>
               </w:rPr>
             </w:pPr>
             <w:r>
@@ -678,6 +714,8 @@
                 <w:rFonts w:ascii="Times New Roman" w:eastAsia="標楷體" w:hAnsi="Times New Roman"/>
                 <w:b/>
                 <w:bCs/>
+                <w:sz w:val="28"/>
+                <w:szCs w:val="28"/>
               </w:rPr>
               <w:t>RAM</w:t>
             </w:r>
@@ -704,23 +742,23 @@
             <w:pPr>
               <w:rPr>
                 <w:rFonts w:ascii="Times New Roman" w:eastAsia="標楷體" w:hAnsi="Times New Roman"/>
-                <w:b/>
-                <w:bCs/>
+                <w:sz w:val="28"/>
+                <w:szCs w:val="28"/>
               </w:rPr>
             </w:pPr>
             <w:r>
               <w:rPr>
                 <w:rFonts w:ascii="Times New Roman" w:eastAsia="標楷體" w:hAnsi="Times New Roman"/>
-                <w:b/>
-                <w:bCs/>
+                <w:sz w:val="28"/>
+                <w:szCs w:val="28"/>
               </w:rPr>
               <w:t>4GB</w:t>
             </w:r>
             <w:r>
               <w:rPr>
                 <w:rFonts w:ascii="Times New Roman" w:eastAsia="標楷體" w:hAnsi="Times New Roman"/>
-                <w:b/>
-                <w:bCs/>
+                <w:sz w:val="28"/>
+                <w:szCs w:val="28"/>
               </w:rPr>
               <w:t>以上</w:t>
             </w:r>
@@ -751,6 +789,8 @@
                 <w:rFonts w:ascii="Times New Roman" w:eastAsia="標楷體" w:hAnsi="Times New Roman"/>
                 <w:b/>
                 <w:bCs/>
+                <w:sz w:val="28"/>
+                <w:szCs w:val="28"/>
               </w:rPr>
             </w:pPr>
             <w:r>
@@ -758,6 +798,8 @@
                 <w:rFonts w:ascii="Times New Roman" w:eastAsia="標楷體" w:hAnsi="Times New Roman"/>
                 <w:b/>
                 <w:bCs/>
+                <w:sz w:val="28"/>
+                <w:szCs w:val="28"/>
               </w:rPr>
               <w:t>ROM</w:t>
             </w:r>
@@ -784,31 +826,31 @@
             <w:pPr>
               <w:rPr>
                 <w:rFonts w:ascii="Times New Roman" w:eastAsia="標楷體" w:hAnsi="Times New Roman"/>
-                <w:b/>
-                <w:bCs/>
+                <w:sz w:val="28"/>
+                <w:szCs w:val="28"/>
               </w:rPr>
             </w:pPr>
             <w:r>
               <w:rPr>
                 <w:rFonts w:ascii="Times New Roman" w:eastAsia="標楷體" w:hAnsi="Times New Roman" w:hint="eastAsia"/>
-                <w:b/>
-                <w:bCs/>
+                <w:sz w:val="28"/>
+                <w:szCs w:val="28"/>
               </w:rPr>
               <w:t>16</w:t>
             </w:r>
             <w:r>
               <w:rPr>
                 <w:rFonts w:ascii="Times New Roman" w:eastAsia="標楷體" w:hAnsi="Times New Roman"/>
-                <w:b/>
-                <w:bCs/>
+                <w:sz w:val="28"/>
+                <w:szCs w:val="28"/>
               </w:rPr>
               <w:t>GB</w:t>
             </w:r>
             <w:r>
               <w:rPr>
                 <w:rFonts w:ascii="Times New Roman" w:eastAsia="標楷體" w:hAnsi="Times New Roman"/>
-                <w:b/>
-                <w:bCs/>
+                <w:sz w:val="28"/>
+                <w:szCs w:val="28"/>
               </w:rPr>
               <w:t>以上</w:t>
             </w:r>
@@ -865,6 +907,8 @@
           <w:rFonts w:ascii="Times New Roman" w:eastAsia="標楷體" w:hAnsi="Times New Roman"/>
           <w:b/>
           <w:bCs/>
+          <w:sz w:val="28"/>
+          <w:szCs w:val="28"/>
         </w:rPr>
         <w:lastRenderedPageBreak/>
         <w:t xml:space="preserve">3-3 </w:t>
@@ -874,6 +918,8 @@
           <w:rFonts w:ascii="Times New Roman" w:eastAsia="標楷體" w:hAnsi="Times New Roman"/>
           <w:b/>
           <w:bCs/>
+          <w:sz w:val="28"/>
+          <w:szCs w:val="28"/>
         </w:rPr>
         <w:t>開發標準與使用工具</w:t>
       </w:r>
@@ -950,6 +996,8 @@
                 <w:rFonts w:ascii="Times New Roman" w:eastAsia="標楷體" w:hAnsi="Times New Roman"/>
                 <w:b/>
                 <w:bCs/>
+                <w:sz w:val="28"/>
+                <w:szCs w:val="28"/>
               </w:rPr>
             </w:pPr>
             <w:r>
@@ -957,6 +1005,8 @@
                 <w:rFonts w:ascii="Times New Roman" w:eastAsia="標楷體" w:hAnsi="Times New Roman" w:hint="eastAsia"/>
                 <w:b/>
                 <w:bCs/>
+                <w:sz w:val="28"/>
+                <w:szCs w:val="28"/>
               </w:rPr>
               <w:t>作業系統</w:t>
             </w:r>
@@ -975,6 +1025,8 @@
                 <w:rFonts w:ascii="Times New Roman" w:eastAsia="標楷體" w:hAnsi="Times New Roman"/>
                 <w:b/>
                 <w:bCs/>
+                <w:sz w:val="28"/>
+                <w:szCs w:val="28"/>
               </w:rPr>
             </w:pPr>
             <w:r>
@@ -982,6 +1034,8 @@
                 <w:rFonts w:ascii="Times New Roman" w:eastAsia="標楷體" w:hAnsi="Times New Roman" w:hint="eastAsia"/>
                 <w:b/>
                 <w:bCs/>
+                <w:sz w:val="28"/>
+                <w:szCs w:val="28"/>
               </w:rPr>
               <w:t>－</w:t>
             </w:r>
@@ -998,6 +1052,8 @@
                 <w:rFonts w:ascii="Times New Roman" w:eastAsia="標楷體" w:hAnsi="Times New Roman"/>
                 <w:b/>
                 <w:bCs/>
+                <w:sz w:val="28"/>
+                <w:szCs w:val="28"/>
               </w:rPr>
             </w:pPr>
             <w:r>
@@ -1006,6 +1062,8 @@
                 <w:b/>
                 <w:bCs/>
                 <w:noProof/>
+                <w:sz w:val="28"/>
+                <w:szCs w:val="28"/>
               </w:rPr>
               <w:drawing>
                 <wp:inline distT="0" distB="0" distL="0" distR="0" wp14:anchorId="68DA74C7" wp14:editId="4E9EEE50">
@@ -1062,6 +1120,8 @@
                 <w:b/>
                 <w:bCs/>
                 <w:noProof/>
+                <w:sz w:val="28"/>
+                <w:szCs w:val="28"/>
               </w:rPr>
               <w:drawing>
                 <wp:inline distT="0" distB="0" distL="0" distR="0" wp14:anchorId="7FDDADE0" wp14:editId="4D624932">
@@ -1118,6 +1178,8 @@
                 <w:b/>
                 <w:bCs/>
                 <w:noProof/>
+                <w:sz w:val="28"/>
+                <w:szCs w:val="28"/>
               </w:rPr>
               <w:drawing>
                 <wp:inline distT="0" distB="0" distL="0" distR="0" wp14:anchorId="138D049D" wp14:editId="00941E7D">
@@ -1181,15 +1243,15 @@
               <w:jc w:val="center"/>
               <w:rPr>
                 <w:rFonts w:ascii="Times New Roman" w:eastAsia="標楷體" w:hAnsi="Times New Roman"/>
-                <w:b/>
-                <w:bCs/>
+                <w:sz w:val="28"/>
+                <w:szCs w:val="28"/>
               </w:rPr>
             </w:pPr>
             <w:r>
               <w:rPr>
                 <w:rFonts w:ascii="Times New Roman" w:eastAsia="標楷體" w:hAnsi="Times New Roman" w:hint="eastAsia"/>
-                <w:b/>
-                <w:bCs/>
+                <w:sz w:val="28"/>
+                <w:szCs w:val="28"/>
               </w:rPr>
               <w:t>Windows 10,11, Mac OS, Fedora Linux</w:t>
             </w:r>
@@ -1213,6 +1275,8 @@
                 <w:rFonts w:ascii="Times New Roman" w:eastAsia="標楷體" w:hAnsi="Times New Roman"/>
                 <w:b/>
                 <w:bCs/>
+                <w:sz w:val="28"/>
+                <w:szCs w:val="28"/>
               </w:rPr>
             </w:pPr>
             <w:r>
@@ -1220,6 +1284,8 @@
                 <w:rFonts w:ascii="Times New Roman" w:eastAsia="標楷體" w:hAnsi="Times New Roman" w:hint="eastAsia"/>
                 <w:b/>
                 <w:bCs/>
+                <w:sz w:val="28"/>
+                <w:szCs w:val="28"/>
               </w:rPr>
               <w:t>IDE/</w:t>
             </w:r>
@@ -1228,6 +1294,8 @@
                 <w:rFonts w:ascii="Times New Roman" w:eastAsia="標楷體" w:hAnsi="Times New Roman" w:hint="eastAsia"/>
                 <w:b/>
                 <w:bCs/>
+                <w:sz w:val="28"/>
+                <w:szCs w:val="28"/>
               </w:rPr>
               <w:t>編輯器</w:t>
             </w:r>
@@ -1246,6 +1314,8 @@
                 <w:rFonts w:ascii="Times New Roman" w:eastAsia="標楷體" w:hAnsi="Times New Roman"/>
                 <w:b/>
                 <w:bCs/>
+                <w:sz w:val="28"/>
+                <w:szCs w:val="28"/>
               </w:rPr>
             </w:pPr>
             <w:r>
@@ -1253,6 +1323,8 @@
                 <w:rFonts w:ascii="Times New Roman" w:eastAsia="標楷體" w:hAnsi="Times New Roman" w:hint="eastAsia"/>
                 <w:b/>
                 <w:bCs/>
+                <w:sz w:val="28"/>
+                <w:szCs w:val="28"/>
               </w:rPr>
               <w:t>－</w:t>
             </w:r>
@@ -1269,11 +1341,15 @@
                 <w:rFonts w:ascii="Times New Roman" w:eastAsia="標楷體" w:hAnsi="Times New Roman"/>
                 <w:b/>
                 <w:bCs/>
+                <w:sz w:val="28"/>
+                <w:szCs w:val="28"/>
               </w:rPr>
             </w:pPr>
             <w:r>
               <w:rPr>
                 <w:noProof/>
+                <w:sz w:val="28"/>
+                <w:szCs w:val="28"/>
               </w:rPr>
               <w:drawing>
                 <wp:anchor distT="0" distB="0" distL="114300" distR="114300" simplePos="0" relativeHeight="251665408" behindDoc="0" locked="0" layoutInCell="1" allowOverlap="1" wp14:anchorId="03966A02" wp14:editId="25F700C2">
@@ -1341,9 +1417,11 @@
             <w:r>
               <w:rPr>
                 <w:noProof/>
+                <w:sz w:val="28"/>
+                <w:szCs w:val="28"/>
               </w:rPr>
               <w:drawing>
-                <wp:anchor distT="0" distB="0" distL="114300" distR="114300" simplePos="0" relativeHeight="251666432" behindDoc="0" locked="0" layoutInCell="1" allowOverlap="1" wp14:anchorId="1F25917A" wp14:editId="40CC2A59">
+                <wp:anchor distT="0" distB="0" distL="114300" distR="114300" simplePos="0" relativeHeight="251666432" behindDoc="0" locked="0" layoutInCell="1" allowOverlap="1" wp14:anchorId="1F25917A" wp14:editId="7D395782">
                   <wp:simplePos x="0" y="0"/>
                   <wp:positionH relativeFrom="column">
                     <wp:posOffset>161925</wp:posOffset>
@@ -1412,15 +1490,15 @@
               <w:jc w:val="center"/>
               <w:rPr>
                 <w:rFonts w:ascii="Times New Roman" w:eastAsia="標楷體" w:hAnsi="Times New Roman"/>
-                <w:b/>
-                <w:bCs/>
+                <w:sz w:val="28"/>
+                <w:szCs w:val="28"/>
               </w:rPr>
             </w:pPr>
             <w:r>
               <w:rPr>
                 <w:rFonts w:ascii="Times New Roman" w:eastAsia="標楷體" w:hAnsi="Times New Roman" w:hint="eastAsia"/>
-                <w:b/>
-                <w:bCs/>
+                <w:sz w:val="28"/>
+                <w:szCs w:val="28"/>
               </w:rPr>
               <w:t>Visual Studio Code, Antigravity</w:t>
             </w:r>
@@ -1445,6 +1523,8 @@
                 <w:rFonts w:ascii="Times New Roman" w:eastAsia="標楷體" w:hAnsi="Times New Roman"/>
                 <w:b/>
                 <w:bCs/>
+                <w:sz w:val="28"/>
+                <w:szCs w:val="28"/>
               </w:rPr>
             </w:pPr>
             <w:r>
@@ -1452,6 +1532,8 @@
                 <w:rFonts w:ascii="Times New Roman" w:eastAsia="標楷體" w:hAnsi="Times New Roman" w:hint="eastAsia"/>
                 <w:b/>
                 <w:bCs/>
+                <w:sz w:val="28"/>
+                <w:szCs w:val="28"/>
               </w:rPr>
               <w:t>版本控制</w:t>
             </w:r>
@@ -1470,6 +1552,8 @@
                 <w:rFonts w:ascii="Times New Roman" w:eastAsia="標楷體" w:hAnsi="Times New Roman"/>
                 <w:b/>
                 <w:bCs/>
+                <w:sz w:val="28"/>
+                <w:szCs w:val="28"/>
               </w:rPr>
             </w:pPr>
             <w:r>
@@ -1477,6 +1561,8 @@
                 <w:rFonts w:ascii="Times New Roman" w:eastAsia="標楷體" w:hAnsi="Times New Roman" w:hint="eastAsia"/>
                 <w:b/>
                 <w:bCs/>
+                <w:sz w:val="28"/>
+                <w:szCs w:val="28"/>
               </w:rPr>
               <w:t>系統</w:t>
             </w:r>
@@ -1493,14 +1579,18 @@
                 <w:rFonts w:ascii="Times New Roman" w:eastAsia="標楷體" w:hAnsi="Times New Roman"/>
                 <w:b/>
                 <w:bCs/>
+                <w:sz w:val="28"/>
+                <w:szCs w:val="28"/>
               </w:rPr>
             </w:pPr>
             <w:r>
               <w:rPr>
                 <w:noProof/>
+                <w:sz w:val="28"/>
+                <w:szCs w:val="28"/>
               </w:rPr>
               <w:drawing>
-                <wp:anchor distT="0" distB="0" distL="114300" distR="114300" simplePos="0" relativeHeight="251663360" behindDoc="0" locked="0" layoutInCell="1" allowOverlap="1" wp14:anchorId="0B2EC76C" wp14:editId="76FF722D">
+                <wp:anchor distT="0" distB="0" distL="114300" distR="114300" simplePos="0" relativeHeight="251663360" behindDoc="0" locked="0" layoutInCell="1" allowOverlap="1" wp14:anchorId="0B2EC76C" wp14:editId="708A1AF7">
                   <wp:simplePos x="0" y="0"/>
                   <wp:positionH relativeFrom="column">
                     <wp:posOffset>405765</wp:posOffset>
@@ -1569,23 +1659,23 @@
               <w:jc w:val="center"/>
               <w:rPr>
                 <w:rFonts w:ascii="Times New Roman" w:eastAsia="標楷體" w:hAnsi="Times New Roman"/>
-                <w:b/>
-                <w:bCs/>
+                <w:sz w:val="28"/>
+                <w:szCs w:val="28"/>
               </w:rPr>
             </w:pPr>
             <w:r>
               <w:rPr>
                 <w:rFonts w:ascii="Times New Roman" w:eastAsia="標楷體" w:hAnsi="Times New Roman"/>
-                <w:b/>
-                <w:bCs/>
+                <w:sz w:val="28"/>
+                <w:szCs w:val="28"/>
               </w:rPr>
               <w:t>G</w:t>
             </w:r>
             <w:r>
               <w:rPr>
                 <w:rFonts w:ascii="Times New Roman" w:eastAsia="標楷體" w:hAnsi="Times New Roman" w:hint="eastAsia"/>
-                <w:b/>
-                <w:bCs/>
+                <w:sz w:val="28"/>
+                <w:szCs w:val="28"/>
               </w:rPr>
               <w:t>it</w:t>
             </w:r>
@@ -1610,6 +1700,8 @@
                 <w:rFonts w:ascii="Times New Roman" w:eastAsia="標楷體" w:hAnsi="Times New Roman"/>
                 <w:b/>
                 <w:bCs/>
+                <w:sz w:val="28"/>
+                <w:szCs w:val="28"/>
               </w:rPr>
             </w:pPr>
           </w:p>
@@ -1627,6 +1719,8 @@
                 <w:rFonts w:ascii="Times New Roman" w:eastAsia="標楷體" w:hAnsi="Times New Roman"/>
                 <w:b/>
                 <w:bCs/>
+                <w:sz w:val="28"/>
+                <w:szCs w:val="28"/>
               </w:rPr>
             </w:pPr>
             <w:r>
@@ -1634,6 +1728,8 @@
                 <w:rFonts w:ascii="Times New Roman" w:eastAsia="標楷體" w:hAnsi="Times New Roman" w:hint="eastAsia"/>
                 <w:b/>
                 <w:bCs/>
+                <w:sz w:val="28"/>
+                <w:szCs w:val="28"/>
               </w:rPr>
               <w:t>工具</w:t>
             </w:r>
@@ -1650,11 +1746,15 @@
                 <w:rFonts w:ascii="Times New Roman" w:eastAsia="標楷體" w:hAnsi="Times New Roman"/>
                 <w:b/>
                 <w:bCs/>
+                <w:sz w:val="28"/>
+                <w:szCs w:val="28"/>
               </w:rPr>
             </w:pPr>
             <w:r>
               <w:rPr>
                 <w:noProof/>
+                <w:sz w:val="28"/>
+                <w:szCs w:val="28"/>
               </w:rPr>
               <w:drawing>
                 <wp:inline distT="0" distB="0" distL="0" distR="0" wp14:anchorId="71ED3D68" wp14:editId="4A3D2EA0">
@@ -1706,14 +1806,20 @@
               </w:drawing>
             </w:r>
             <w:r>
+              <w:rPr>
+                <w:sz w:val="28"/>
+                <w:szCs w:val="28"/>
+              </w:rPr>
               <w:t xml:space="preserve"> </w:t>
             </w:r>
             <w:r>
               <w:rPr>
                 <w:noProof/>
+                <w:sz w:val="28"/>
+                <w:szCs w:val="28"/>
               </w:rPr>
               <w:drawing>
-                <wp:inline distT="0" distB="0" distL="0" distR="0" wp14:anchorId="2E28AE54" wp14:editId="4AF0126B">
+                <wp:inline distT="0" distB="0" distL="0" distR="0" wp14:anchorId="2E28AE54" wp14:editId="17714C55">
                   <wp:extent cx="594360" cy="594360"/>
                   <wp:effectExtent l="0" t="0" r="0" b="0"/>
                   <wp:docPr id="2107946149" name="圖片 10" descr="Git] Git Client 版本管理工具- Fork ~ m@rcus 學習筆記"/>
@@ -1774,16 +1880,16 @@
               <w:jc w:val="center"/>
               <w:rPr>
                 <w:rFonts w:ascii="Times New Roman" w:eastAsia="標楷體" w:hAnsi="Times New Roman"/>
-                <w:b/>
-                <w:bCs/>
+                <w:sz w:val="28"/>
+                <w:szCs w:val="28"/>
               </w:rPr>
             </w:pPr>
             <w:proofErr w:type="spellStart"/>
             <w:r>
               <w:rPr>
                 <w:rFonts w:ascii="Times New Roman" w:eastAsia="標楷體" w:hAnsi="Times New Roman" w:hint="eastAsia"/>
-                <w:b/>
-                <w:bCs/>
+                <w:sz w:val="28"/>
+                <w:szCs w:val="28"/>
               </w:rPr>
               <w:t>GitKraken</w:t>
             </w:r>
@@ -1791,8 +1897,8 @@
             <w:r>
               <w:rPr>
                 <w:rFonts w:ascii="Times New Roman" w:eastAsia="標楷體" w:hAnsi="Times New Roman" w:hint="eastAsia"/>
-                <w:b/>
-                <w:bCs/>
+                <w:sz w:val="28"/>
+                <w:szCs w:val="28"/>
               </w:rPr>
               <w:t>, Fork</w:t>
             </w:r>
@@ -1817,6 +1923,8 @@
                 <w:rFonts w:ascii="Times New Roman" w:eastAsia="標楷體" w:hAnsi="Times New Roman"/>
                 <w:b/>
                 <w:bCs/>
+                <w:sz w:val="28"/>
+                <w:szCs w:val="28"/>
               </w:rPr>
             </w:pPr>
             <w:r>
@@ -1824,6 +1932,8 @@
                 <w:rFonts w:ascii="Times New Roman" w:eastAsia="標楷體" w:hAnsi="Times New Roman" w:hint="eastAsia"/>
                 <w:b/>
                 <w:bCs/>
+                <w:sz w:val="28"/>
+                <w:szCs w:val="28"/>
               </w:rPr>
               <w:t>前端</w:t>
             </w:r>
@@ -1842,6 +1952,8 @@
                 <w:rFonts w:ascii="Times New Roman" w:eastAsia="標楷體" w:hAnsi="Times New Roman"/>
                 <w:b/>
                 <w:bCs/>
+                <w:sz w:val="28"/>
+                <w:szCs w:val="28"/>
               </w:rPr>
             </w:pPr>
             <w:r>
@@ -1849,6 +1961,8 @@
                 <w:rFonts w:ascii="Times New Roman" w:eastAsia="標楷體" w:hAnsi="Times New Roman" w:hint="eastAsia"/>
                 <w:b/>
                 <w:bCs/>
+                <w:sz w:val="28"/>
+                <w:szCs w:val="28"/>
               </w:rPr>
               <w:t>語言</w:t>
             </w:r>
@@ -1865,11 +1979,15 @@
                 <w:rFonts w:ascii="Times New Roman" w:eastAsia="標楷體" w:hAnsi="Times New Roman"/>
                 <w:b/>
                 <w:bCs/>
+                <w:sz w:val="28"/>
+                <w:szCs w:val="28"/>
               </w:rPr>
             </w:pPr>
             <w:r>
               <w:rPr>
                 <w:noProof/>
+                <w:sz w:val="28"/>
+                <w:szCs w:val="28"/>
               </w:rPr>
               <w:drawing>
                 <wp:anchor distT="0" distB="0" distL="114300" distR="114300" simplePos="0" relativeHeight="251664384" behindDoc="0" locked="0" layoutInCell="1" allowOverlap="1" wp14:anchorId="3DAA2E03" wp14:editId="0AC796F6">
@@ -1947,15 +2065,15 @@
               <w:jc w:val="center"/>
               <w:rPr>
                 <w:rFonts w:ascii="Times New Roman" w:eastAsia="標楷體" w:hAnsi="Times New Roman"/>
-                <w:b/>
-                <w:bCs/>
+                <w:sz w:val="28"/>
+                <w:szCs w:val="28"/>
               </w:rPr>
             </w:pPr>
             <w:r>
               <w:rPr>
                 <w:rFonts w:ascii="Times New Roman" w:eastAsia="標楷體" w:hAnsi="Times New Roman" w:hint="eastAsia"/>
-                <w:b/>
-                <w:bCs/>
+                <w:sz w:val="28"/>
+                <w:szCs w:val="28"/>
               </w:rPr>
               <w:t>Dart</w:t>
             </w:r>
@@ -1980,6 +2098,8 @@
                 <w:rFonts w:ascii="Times New Roman" w:eastAsia="標楷體" w:hAnsi="Times New Roman"/>
                 <w:b/>
                 <w:bCs/>
+                <w:sz w:val="28"/>
+                <w:szCs w:val="28"/>
               </w:rPr>
             </w:pPr>
           </w:p>
@@ -1997,6 +2117,8 @@
                 <w:rFonts w:ascii="Times New Roman" w:eastAsia="標楷體" w:hAnsi="Times New Roman"/>
                 <w:b/>
                 <w:bCs/>
+                <w:sz w:val="28"/>
+                <w:szCs w:val="28"/>
               </w:rPr>
             </w:pPr>
             <w:r>
@@ -2004,6 +2126,8 @@
                 <w:rFonts w:ascii="Times New Roman" w:eastAsia="標楷體" w:hAnsi="Times New Roman" w:hint="eastAsia"/>
                 <w:b/>
                 <w:bCs/>
+                <w:sz w:val="28"/>
+                <w:szCs w:val="28"/>
               </w:rPr>
               <w:t>框架</w:t>
             </w:r>
@@ -2020,11 +2144,15 @@
                 <w:rFonts w:ascii="Times New Roman" w:eastAsia="標楷體" w:hAnsi="Times New Roman"/>
                 <w:b/>
                 <w:bCs/>
+                <w:sz w:val="28"/>
+                <w:szCs w:val="28"/>
               </w:rPr>
             </w:pPr>
             <w:r>
               <w:rPr>
                 <w:noProof/>
+                <w:sz w:val="28"/>
+                <w:szCs w:val="28"/>
               </w:rPr>
               <w:drawing>
                 <wp:anchor distT="0" distB="0" distL="114300" distR="114300" simplePos="0" relativeHeight="251662336" behindDoc="0" locked="0" layoutInCell="1" allowOverlap="1" wp14:anchorId="2DB9760A" wp14:editId="6ABDC395">
@@ -2096,15 +2224,15 @@
               <w:jc w:val="center"/>
               <w:rPr>
                 <w:rFonts w:ascii="Times New Roman" w:eastAsia="標楷體" w:hAnsi="Times New Roman"/>
-                <w:b/>
-                <w:bCs/>
+                <w:sz w:val="28"/>
+                <w:szCs w:val="28"/>
               </w:rPr>
             </w:pPr>
             <w:r>
               <w:rPr>
                 <w:rFonts w:ascii="Times New Roman" w:eastAsia="標楷體" w:hAnsi="Times New Roman" w:hint="eastAsia"/>
-                <w:b/>
-                <w:bCs/>
+                <w:sz w:val="28"/>
+                <w:szCs w:val="28"/>
               </w:rPr>
               <w:t>Flutter</w:t>
             </w:r>
@@ -2129,6 +2257,8 @@
                 <w:rFonts w:ascii="Times New Roman" w:eastAsia="標楷體" w:hAnsi="Times New Roman"/>
                 <w:b/>
                 <w:bCs/>
+                <w:sz w:val="28"/>
+                <w:szCs w:val="28"/>
               </w:rPr>
             </w:pPr>
             <w:r>
@@ -2136,6 +2266,8 @@
                 <w:rFonts w:ascii="Times New Roman" w:eastAsia="標楷體" w:hAnsi="Times New Roman" w:hint="eastAsia"/>
                 <w:b/>
                 <w:bCs/>
+                <w:sz w:val="28"/>
+                <w:szCs w:val="28"/>
               </w:rPr>
               <w:t>後端</w:t>
             </w:r>
@@ -2154,6 +2286,8 @@
                 <w:rFonts w:ascii="Times New Roman" w:eastAsia="標楷體" w:hAnsi="Times New Roman"/>
                 <w:b/>
                 <w:bCs/>
+                <w:sz w:val="28"/>
+                <w:szCs w:val="28"/>
               </w:rPr>
             </w:pPr>
             <w:r>
@@ -2161,6 +2295,8 @@
                 <w:rFonts w:ascii="Times New Roman" w:eastAsia="標楷體" w:hAnsi="Times New Roman" w:hint="eastAsia"/>
                 <w:b/>
                 <w:bCs/>
+                <w:sz w:val="28"/>
+                <w:szCs w:val="28"/>
               </w:rPr>
               <w:t>語言</w:t>
             </w:r>
@@ -2177,11 +2313,15 @@
                 <w:rFonts w:ascii="Times New Roman" w:eastAsia="標楷體" w:hAnsi="Times New Roman"/>
                 <w:b/>
                 <w:bCs/>
+                <w:sz w:val="28"/>
+                <w:szCs w:val="28"/>
               </w:rPr>
             </w:pPr>
             <w:r>
               <w:rPr>
                 <w:noProof/>
+                <w:sz w:val="28"/>
+                <w:szCs w:val="28"/>
               </w:rPr>
               <w:drawing>
                 <wp:anchor distT="0" distB="0" distL="114300" distR="114300" simplePos="0" relativeHeight="251661312" behindDoc="0" locked="0" layoutInCell="1" allowOverlap="1" wp14:anchorId="35EB6BE0" wp14:editId="67A15254">
@@ -2253,15 +2393,15 @@
               <w:jc w:val="center"/>
               <w:rPr>
                 <w:rFonts w:ascii="Times New Roman" w:eastAsia="標楷體" w:hAnsi="Times New Roman"/>
-                <w:b/>
-                <w:bCs/>
+                <w:sz w:val="28"/>
+                <w:szCs w:val="28"/>
               </w:rPr>
             </w:pPr>
             <w:r>
               <w:rPr>
                 <w:rFonts w:ascii="Times New Roman" w:eastAsia="標楷體" w:hAnsi="Times New Roman" w:hint="eastAsia"/>
-                <w:b/>
-                <w:bCs/>
+                <w:sz w:val="28"/>
+                <w:szCs w:val="28"/>
               </w:rPr>
               <w:t>Python</w:t>
             </w:r>
@@ -2286,6 +2426,8 @@
                 <w:rFonts w:ascii="Times New Roman" w:eastAsia="標楷體" w:hAnsi="Times New Roman"/>
                 <w:b/>
                 <w:bCs/>
+                <w:sz w:val="28"/>
+                <w:szCs w:val="28"/>
               </w:rPr>
             </w:pPr>
           </w:p>
@@ -2303,6 +2445,8 @@
                 <w:rFonts w:ascii="Times New Roman" w:eastAsia="標楷體" w:hAnsi="Times New Roman"/>
                 <w:b/>
                 <w:bCs/>
+                <w:sz w:val="28"/>
+                <w:szCs w:val="28"/>
               </w:rPr>
             </w:pPr>
             <w:r>
@@ -2310,6 +2454,8 @@
                 <w:rFonts w:ascii="Times New Roman" w:eastAsia="標楷體" w:hAnsi="Times New Roman" w:hint="eastAsia"/>
                 <w:b/>
                 <w:bCs/>
+                <w:sz w:val="28"/>
+                <w:szCs w:val="28"/>
               </w:rPr>
               <w:t>框架</w:t>
             </w:r>
@@ -2326,11 +2472,15 @@
                 <w:rFonts w:ascii="Times New Roman" w:eastAsia="標楷體" w:hAnsi="Times New Roman"/>
                 <w:b/>
                 <w:bCs/>
+                <w:sz w:val="28"/>
+                <w:szCs w:val="28"/>
               </w:rPr>
             </w:pPr>
             <w:r>
               <w:rPr>
                 <w:noProof/>
+                <w:sz w:val="28"/>
+                <w:szCs w:val="28"/>
               </w:rPr>
               <w:drawing>
                 <wp:inline distT="0" distB="0" distL="0" distR="0" wp14:anchorId="1B7BA0D0" wp14:editId="00E66BA4">
@@ -2394,16 +2544,16 @@
               <w:jc w:val="center"/>
               <w:rPr>
                 <w:rFonts w:ascii="Times New Roman" w:eastAsia="標楷體" w:hAnsi="Times New Roman"/>
-                <w:b/>
-                <w:bCs/>
+                <w:sz w:val="28"/>
+                <w:szCs w:val="28"/>
               </w:rPr>
             </w:pPr>
             <w:proofErr w:type="spellStart"/>
             <w:r>
               <w:rPr>
                 <w:rFonts w:ascii="Times New Roman" w:eastAsia="標楷體" w:hAnsi="Times New Roman" w:hint="eastAsia"/>
-                <w:b/>
-                <w:bCs/>
+                <w:sz w:val="28"/>
+                <w:szCs w:val="28"/>
               </w:rPr>
               <w:t>FastAPI</w:t>
             </w:r>
@@ -2429,6 +2579,8 @@
                 <w:rFonts w:ascii="Times New Roman" w:eastAsia="標楷體" w:hAnsi="Times New Roman"/>
                 <w:b/>
                 <w:bCs/>
+                <w:sz w:val="28"/>
+                <w:szCs w:val="28"/>
               </w:rPr>
             </w:pPr>
             <w:r>
@@ -2436,6 +2588,8 @@
                 <w:rFonts w:ascii="Times New Roman" w:eastAsia="標楷體" w:hAnsi="Times New Roman" w:hint="eastAsia"/>
                 <w:b/>
                 <w:bCs/>
+                <w:sz w:val="28"/>
+                <w:szCs w:val="28"/>
               </w:rPr>
               <w:t>資料庫</w:t>
             </w:r>
@@ -2454,6 +2608,8 @@
                 <w:rFonts w:ascii="Times New Roman" w:eastAsia="標楷體" w:hAnsi="Times New Roman"/>
                 <w:b/>
                 <w:bCs/>
+                <w:sz w:val="28"/>
+                <w:szCs w:val="28"/>
               </w:rPr>
             </w:pPr>
             <w:r>
@@ -2461,6 +2617,8 @@
                 <w:rFonts w:ascii="Times New Roman" w:eastAsia="標楷體" w:hAnsi="Times New Roman" w:hint="eastAsia"/>
                 <w:b/>
                 <w:bCs/>
+                <w:sz w:val="28"/>
+                <w:szCs w:val="28"/>
               </w:rPr>
               <w:t>SQL</w:t>
             </w:r>
@@ -2477,11 +2635,15 @@
                 <w:rFonts w:ascii="Times New Roman" w:eastAsia="標楷體" w:hAnsi="Times New Roman"/>
                 <w:b/>
                 <w:bCs/>
+                <w:sz w:val="28"/>
+                <w:szCs w:val="28"/>
               </w:rPr>
             </w:pPr>
             <w:r>
               <w:rPr>
                 <w:noProof/>
+                <w:sz w:val="28"/>
+                <w:szCs w:val="28"/>
               </w:rPr>
               <w:drawing>
                 <wp:inline distT="0" distB="0" distL="0" distR="0" wp14:anchorId="7064D198" wp14:editId="55A98682">
@@ -2545,15 +2707,15 @@
               <w:jc w:val="center"/>
               <w:rPr>
                 <w:rFonts w:ascii="Times New Roman" w:eastAsia="標楷體" w:hAnsi="Times New Roman"/>
-                <w:b/>
-                <w:bCs/>
+                <w:sz w:val="28"/>
+                <w:szCs w:val="28"/>
               </w:rPr>
             </w:pPr>
             <w:r>
               <w:rPr>
                 <w:rFonts w:ascii="Times New Roman" w:eastAsia="標楷體" w:hAnsi="Times New Roman" w:hint="eastAsia"/>
-                <w:b/>
-                <w:bCs/>
+                <w:sz w:val="28"/>
+                <w:szCs w:val="28"/>
               </w:rPr>
               <w:t>MySQL</w:t>
             </w:r>
@@ -2578,6 +2740,8 @@
                 <w:rFonts w:ascii="Times New Roman" w:eastAsia="標楷體" w:hAnsi="Times New Roman"/>
                 <w:b/>
                 <w:bCs/>
+                <w:sz w:val="28"/>
+                <w:szCs w:val="28"/>
               </w:rPr>
             </w:pPr>
           </w:p>
@@ -2595,6 +2759,8 @@
                 <w:rFonts w:ascii="Times New Roman" w:eastAsia="標楷體" w:hAnsi="Times New Roman"/>
                 <w:b/>
                 <w:bCs/>
+                <w:sz w:val="28"/>
+                <w:szCs w:val="28"/>
               </w:rPr>
             </w:pPr>
             <w:r>
@@ -2602,6 +2768,8 @@
                 <w:rFonts w:ascii="Times New Roman" w:eastAsia="標楷體" w:hAnsi="Times New Roman" w:hint="eastAsia"/>
                 <w:b/>
                 <w:bCs/>
+                <w:sz w:val="28"/>
+                <w:szCs w:val="28"/>
               </w:rPr>
               <w:t>NoSQL</w:t>
             </w:r>
@@ -2618,11 +2786,15 @@
                 <w:rFonts w:ascii="Times New Roman" w:eastAsia="標楷體" w:hAnsi="Times New Roman"/>
                 <w:b/>
                 <w:bCs/>
+                <w:sz w:val="28"/>
+                <w:szCs w:val="28"/>
               </w:rPr>
             </w:pPr>
             <w:r>
               <w:rPr>
                 <w:noProof/>
+                <w:sz w:val="28"/>
+                <w:szCs w:val="28"/>
               </w:rPr>
               <w:drawing>
                 <wp:anchor distT="0" distB="0" distL="114300" distR="114300" simplePos="0" relativeHeight="251667456" behindDoc="0" locked="0" layoutInCell="1" allowOverlap="1" wp14:anchorId="6B21068C" wp14:editId="707DBB8E">
@@ -2694,15 +2866,15 @@
               <w:jc w:val="center"/>
               <w:rPr>
                 <w:rFonts w:ascii="Times New Roman" w:eastAsia="標楷體" w:hAnsi="Times New Roman"/>
-                <w:b/>
-                <w:bCs/>
+                <w:sz w:val="28"/>
+                <w:szCs w:val="28"/>
               </w:rPr>
             </w:pPr>
             <w:r>
               <w:rPr>
                 <w:rFonts w:ascii="Times New Roman" w:eastAsia="標楷體" w:hAnsi="Times New Roman" w:hint="eastAsia"/>
-                <w:b/>
-                <w:bCs/>
+                <w:sz w:val="28"/>
+                <w:szCs w:val="28"/>
               </w:rPr>
               <w:t>MongoDB</w:t>
             </w:r>
@@ -2727,6 +2899,8 @@
                 <w:rFonts w:ascii="Times New Roman" w:eastAsia="標楷體" w:hAnsi="Times New Roman"/>
                 <w:b/>
                 <w:bCs/>
+                <w:sz w:val="28"/>
+                <w:szCs w:val="28"/>
               </w:rPr>
             </w:pPr>
             <w:r>
@@ -2734,6 +2908,8 @@
                 <w:rFonts w:ascii="Times New Roman" w:eastAsia="標楷體" w:hAnsi="Times New Roman" w:hint="eastAsia"/>
                 <w:b/>
                 <w:bCs/>
+                <w:sz w:val="28"/>
+                <w:szCs w:val="28"/>
               </w:rPr>
               <w:lastRenderedPageBreak/>
               <w:t>資料庫管理工具</w:t>
@@ -2753,6 +2929,8 @@
                 <w:rFonts w:ascii="Times New Roman" w:eastAsia="標楷體" w:hAnsi="Times New Roman"/>
                 <w:b/>
                 <w:bCs/>
+                <w:sz w:val="28"/>
+                <w:szCs w:val="28"/>
               </w:rPr>
             </w:pPr>
             <w:r>
@@ -2760,6 +2938,8 @@
                 <w:rFonts w:ascii="Times New Roman" w:eastAsia="標楷體" w:hAnsi="Times New Roman" w:hint="eastAsia"/>
                 <w:b/>
                 <w:bCs/>
+                <w:sz w:val="28"/>
+                <w:szCs w:val="28"/>
               </w:rPr>
               <w:t>SQL</w:t>
             </w:r>
@@ -2776,11 +2956,15 @@
                 <w:rFonts w:ascii="Times New Roman" w:eastAsia="標楷體" w:hAnsi="Times New Roman"/>
                 <w:b/>
                 <w:bCs/>
+                <w:sz w:val="28"/>
+                <w:szCs w:val="28"/>
               </w:rPr>
             </w:pPr>
             <w:r>
               <w:rPr>
                 <w:noProof/>
+                <w:sz w:val="28"/>
+                <w:szCs w:val="28"/>
               </w:rPr>
               <w:drawing>
                 <wp:inline distT="0" distB="0" distL="0" distR="0" wp14:anchorId="1AC27F7E" wp14:editId="58EDB00B">
@@ -2837,9 +3021,11 @@
                 <w:b/>
                 <w:bCs/>
                 <w:noProof/>
+                <w:sz w:val="28"/>
+                <w:szCs w:val="28"/>
               </w:rPr>
               <w:drawing>
-                <wp:anchor distT="0" distB="0" distL="114300" distR="114300" simplePos="0" relativeHeight="251659264" behindDoc="0" locked="0" layoutInCell="1" allowOverlap="1" wp14:anchorId="44CE9809" wp14:editId="3232338A">
+                <wp:anchor distT="0" distB="0" distL="114300" distR="114300" simplePos="0" relativeHeight="251659264" behindDoc="0" locked="0" layoutInCell="1" allowOverlap="1" wp14:anchorId="44CE9809" wp14:editId="2BA2966B">
                   <wp:simplePos x="0" y="0"/>
                   <wp:positionH relativeFrom="column">
                     <wp:posOffset>695325</wp:posOffset>
@@ -2898,9 +3084,11 @@
             <w:r>
               <w:rPr>
                 <w:noProof/>
+                <w:sz w:val="28"/>
+                <w:szCs w:val="28"/>
               </w:rPr>
               <w:drawing>
-                <wp:anchor distT="0" distB="0" distL="114300" distR="114300" simplePos="0" relativeHeight="251660288" behindDoc="0" locked="0" layoutInCell="1" allowOverlap="1" wp14:anchorId="2E36CE70" wp14:editId="0EE64002">
+                <wp:anchor distT="0" distB="0" distL="114300" distR="114300" simplePos="0" relativeHeight="251660288" behindDoc="0" locked="0" layoutInCell="1" allowOverlap="1" wp14:anchorId="2E36CE70" wp14:editId="7978D57A">
                   <wp:simplePos x="0" y="0"/>
                   <wp:positionH relativeFrom="column">
                     <wp:posOffset>55245</wp:posOffset>
@@ -2969,15 +3157,15 @@
               <w:jc w:val="center"/>
               <w:rPr>
                 <w:rFonts w:ascii="Times New Roman" w:eastAsia="標楷體" w:hAnsi="Times New Roman"/>
-                <w:b/>
-                <w:bCs/>
+                <w:sz w:val="28"/>
+                <w:szCs w:val="28"/>
               </w:rPr>
             </w:pPr>
             <w:r>
               <w:rPr>
                 <w:rFonts w:ascii="Times New Roman" w:eastAsia="標楷體" w:hAnsi="Times New Roman" w:hint="eastAsia"/>
-                <w:b/>
-                <w:bCs/>
+                <w:sz w:val="28"/>
+                <w:szCs w:val="28"/>
               </w:rPr>
               <w:t xml:space="preserve">MySQL Workbench, </w:t>
             </w:r>
@@ -2985,8 +3173,8 @@
             <w:r>
               <w:rPr>
                 <w:rFonts w:ascii="Times New Roman" w:eastAsia="標楷體" w:hAnsi="Times New Roman" w:hint="eastAsia"/>
-                <w:b/>
-                <w:bCs/>
+                <w:sz w:val="28"/>
+                <w:szCs w:val="28"/>
               </w:rPr>
               <w:t>DBeaver</w:t>
             </w:r>
@@ -2994,8 +3182,8 @@
             <w:r>
               <w:rPr>
                 <w:rFonts w:ascii="Times New Roman" w:eastAsia="標楷體" w:hAnsi="Times New Roman" w:hint="eastAsia"/>
-                <w:b/>
-                <w:bCs/>
+                <w:sz w:val="28"/>
+                <w:szCs w:val="28"/>
               </w:rPr>
               <w:t xml:space="preserve">, </w:t>
             </w:r>
@@ -3003,8 +3191,8 @@
             <w:r>
               <w:rPr>
                 <w:rFonts w:ascii="Times New Roman" w:eastAsia="標楷體" w:hAnsi="Times New Roman" w:hint="eastAsia"/>
-                <w:b/>
-                <w:bCs/>
+                <w:sz w:val="28"/>
+                <w:szCs w:val="28"/>
               </w:rPr>
               <w:t>SQLAlchemy</w:t>
             </w:r>
@@ -3030,6 +3218,8 @@
                 <w:rFonts w:ascii="Times New Roman" w:eastAsia="標楷體" w:hAnsi="Times New Roman"/>
                 <w:b/>
                 <w:bCs/>
+                <w:sz w:val="28"/>
+                <w:szCs w:val="28"/>
               </w:rPr>
             </w:pPr>
           </w:p>
@@ -3047,6 +3237,8 @@
                 <w:rFonts w:ascii="Times New Roman" w:eastAsia="標楷體" w:hAnsi="Times New Roman"/>
                 <w:b/>
                 <w:bCs/>
+                <w:sz w:val="28"/>
+                <w:szCs w:val="28"/>
               </w:rPr>
             </w:pPr>
             <w:r>
@@ -3054,6 +3246,8 @@
                 <w:rFonts w:ascii="Times New Roman" w:eastAsia="標楷體" w:hAnsi="Times New Roman" w:hint="eastAsia"/>
                 <w:b/>
                 <w:bCs/>
+                <w:sz w:val="28"/>
+                <w:szCs w:val="28"/>
               </w:rPr>
               <w:t>NoSQL</w:t>
             </w:r>
@@ -3070,11 +3264,15 @@
                 <w:rFonts w:ascii="Times New Roman" w:eastAsia="標楷體" w:hAnsi="Times New Roman"/>
                 <w:b/>
                 <w:bCs/>
+                <w:sz w:val="28"/>
+                <w:szCs w:val="28"/>
               </w:rPr>
             </w:pPr>
             <w:r>
               <w:rPr>
                 <w:noProof/>
+                <w:sz w:val="28"/>
+                <w:szCs w:val="28"/>
               </w:rPr>
               <w:drawing>
                 <wp:anchor distT="0" distB="0" distL="114300" distR="114300" simplePos="0" relativeHeight="251668480" behindDoc="0" locked="0" layoutInCell="1" allowOverlap="1" wp14:anchorId="0853A338" wp14:editId="0AA7E3F5">
@@ -3146,15 +3344,15 @@
               <w:jc w:val="center"/>
               <w:rPr>
                 <w:rFonts w:ascii="Times New Roman" w:eastAsia="標楷體" w:hAnsi="Times New Roman"/>
-                <w:b/>
-                <w:bCs/>
+                <w:sz w:val="28"/>
+                <w:szCs w:val="28"/>
               </w:rPr>
             </w:pPr>
             <w:r>
               <w:rPr>
                 <w:rFonts w:ascii="Times New Roman" w:eastAsia="標楷體" w:hAnsi="Times New Roman" w:hint="eastAsia"/>
-                <w:b/>
-                <w:bCs/>
+                <w:sz w:val="28"/>
+                <w:szCs w:val="28"/>
               </w:rPr>
               <w:t>MongoDB compass</w:t>
             </w:r>
@@ -3178,6 +3376,8 @@
                 <w:rFonts w:ascii="Times New Roman" w:eastAsia="標楷體" w:hAnsi="Times New Roman"/>
                 <w:b/>
                 <w:bCs/>
+                <w:sz w:val="28"/>
+                <w:szCs w:val="28"/>
               </w:rPr>
             </w:pPr>
             <w:r>
@@ -3185,6 +3385,8 @@
                 <w:rFonts w:ascii="Times New Roman" w:eastAsia="標楷體" w:hAnsi="Times New Roman" w:hint="eastAsia"/>
                 <w:b/>
                 <w:bCs/>
+                <w:sz w:val="28"/>
+                <w:szCs w:val="28"/>
               </w:rPr>
               <w:t>AI</w:t>
             </w:r>
@@ -3193,6 +3395,8 @@
                 <w:rFonts w:ascii="Times New Roman" w:eastAsia="標楷體" w:hAnsi="Times New Roman" w:hint="eastAsia"/>
                 <w:b/>
                 <w:bCs/>
+                <w:sz w:val="28"/>
+                <w:szCs w:val="28"/>
               </w:rPr>
               <w:t>工具</w:t>
             </w:r>
@@ -3211,6 +3415,8 @@
                 <w:rFonts w:ascii="Times New Roman" w:eastAsia="標楷體" w:hAnsi="Times New Roman"/>
                 <w:b/>
                 <w:bCs/>
+                <w:sz w:val="28"/>
+                <w:szCs w:val="28"/>
               </w:rPr>
             </w:pPr>
             <w:r>
@@ -3218,6 +3424,8 @@
                 <w:rFonts w:ascii="Times New Roman" w:eastAsia="標楷體" w:hAnsi="Times New Roman" w:hint="eastAsia"/>
                 <w:b/>
                 <w:bCs/>
+                <w:sz w:val="28"/>
+                <w:szCs w:val="28"/>
               </w:rPr>
               <w:t>－</w:t>
             </w:r>
@@ -3230,10 +3438,16 @@
           <w:p>
             <w:pPr>
               <w:widowControl/>
+              <w:rPr>
+                <w:sz w:val="28"/>
+                <w:szCs w:val="28"/>
+              </w:rPr>
             </w:pPr>
             <w:r>
               <w:rPr>
                 <w:noProof/>
+                <w:sz w:val="28"/>
+                <w:szCs w:val="28"/>
               </w:rPr>
               <w:drawing>
                 <wp:anchor distT="0" distB="0" distL="114300" distR="114300" simplePos="0" relativeHeight="251672576" behindDoc="0" locked="0" layoutInCell="1" allowOverlap="1" wp14:anchorId="40ADDE58" wp14:editId="2FF68FC1">
@@ -3297,6 +3511,8 @@
                 <w:rFonts w:hint="eastAsia"/>
                 <w:b/>
                 <w:bCs/>
+                <w:sz w:val="28"/>
+                <w:szCs w:val="28"/>
               </w:rPr>
               <w:t xml:space="preserve"> </w:t>
             </w:r>
@@ -3306,6 +3522,8 @@
                 <w:b/>
                 <w:bCs/>
                 <w:noProof/>
+                <w:sz w:val="28"/>
+                <w:szCs w:val="28"/>
               </w:rPr>
               <w:drawing>
                 <wp:anchor distT="0" distB="0" distL="114300" distR="114300" simplePos="0" relativeHeight="251671552" behindDoc="0" locked="0" layoutInCell="1" allowOverlap="1" wp14:anchorId="2137DD38" wp14:editId="3D3EDECF">
@@ -3367,6 +3585,8 @@
             <w:r>
               <w:rPr>
                 <w:noProof/>
+                <w:sz w:val="28"/>
+                <w:szCs w:val="28"/>
               </w:rPr>
               <w:drawing>
                 <wp:anchor distT="0" distB="0" distL="114300" distR="114300" simplePos="0" relativeHeight="251669504" behindDoc="0" locked="0" layoutInCell="1" allowOverlap="1" wp14:anchorId="1B07C889" wp14:editId="6C6BE3EB">
@@ -3428,6 +3648,8 @@
             <w:r>
               <w:rPr>
                 <w:noProof/>
+                <w:sz w:val="28"/>
+                <w:szCs w:val="28"/>
               </w:rPr>
               <w:drawing>
                 <wp:anchor distT="0" distB="0" distL="114300" distR="114300" simplePos="0" relativeHeight="251670528" behindDoc="0" locked="0" layoutInCell="1" allowOverlap="1" wp14:anchorId="6F840D25" wp14:editId="4B6A0496">
@@ -3499,15 +3721,15 @@
               <w:jc w:val="center"/>
               <w:rPr>
                 <w:rFonts w:ascii="Times New Roman" w:eastAsia="標楷體" w:hAnsi="Times New Roman"/>
-                <w:b/>
-                <w:bCs/>
+                <w:sz w:val="28"/>
+                <w:szCs w:val="28"/>
               </w:rPr>
             </w:pPr>
             <w:r>
               <w:rPr>
                 <w:rFonts w:ascii="Times New Roman" w:eastAsia="標楷體" w:hAnsi="Times New Roman" w:hint="eastAsia"/>
-                <w:b/>
-                <w:bCs/>
+                <w:sz w:val="28"/>
+                <w:szCs w:val="28"/>
               </w:rPr>
               <w:t xml:space="preserve">Gemini, ChatGPT, Claude, </w:t>
             </w:r>
@@ -3515,8 +3737,8 @@
             <w:r>
               <w:rPr>
                 <w:rFonts w:ascii="Times New Roman" w:eastAsia="標楷體" w:hAnsi="Times New Roman" w:hint="eastAsia"/>
-                <w:b/>
-                <w:bCs/>
+                <w:sz w:val="28"/>
+                <w:szCs w:val="28"/>
               </w:rPr>
               <w:t>Github</w:t>
             </w:r>
@@ -3524,8 +3746,8 @@
             <w:r>
               <w:rPr>
                 <w:rFonts w:ascii="Times New Roman" w:eastAsia="標楷體" w:hAnsi="Times New Roman" w:hint="eastAsia"/>
-                <w:b/>
-                <w:bCs/>
+                <w:sz w:val="28"/>
+                <w:szCs w:val="28"/>
               </w:rPr>
               <w:t xml:space="preserve"> Copilot</w:t>
             </w:r>
@@ -3547,16 +3769,20 @@
               <w:widowControl/>
               <w:jc w:val="center"/>
               <w:rPr>
+                <w:rFonts w:ascii="Times New Roman" w:eastAsia="標楷體" w:hAnsi="Times New Roman"/>
+                <w:b/>
+                <w:bCs/>
+                <w:sz w:val="28"/>
+                <w:szCs w:val="28"/>
+              </w:rPr>
+            </w:pPr>
+            <w:r>
+              <w:rPr>
                 <w:rFonts w:ascii="Times New Roman" w:eastAsia="標楷體" w:hAnsi="Times New Roman" w:hint="eastAsia"/>
                 <w:b/>
                 <w:bCs/>
-              </w:rPr>
-            </w:pPr>
-            <w:r>
-              <w:rPr>
-                <w:rFonts w:ascii="Times New Roman" w:eastAsia="標楷體" w:hAnsi="Times New Roman" w:hint="eastAsia"/>
-                <w:b/>
-                <w:bCs/>
+                <w:sz w:val="28"/>
+                <w:szCs w:val="28"/>
               </w:rPr>
               <w:t>美術設計</w:t>
             </w:r>
@@ -3575,6 +3801,8 @@
                 <w:rFonts w:ascii="Times New Roman" w:eastAsia="標楷體" w:hAnsi="Times New Roman"/>
                 <w:b/>
                 <w:bCs/>
+                <w:sz w:val="28"/>
+                <w:szCs w:val="28"/>
               </w:rPr>
             </w:pPr>
             <w:r>
@@ -3582,6 +3810,8 @@
                 <w:rFonts w:ascii="Times New Roman" w:eastAsia="標楷體" w:hAnsi="Times New Roman" w:hint="eastAsia"/>
                 <w:b/>
                 <w:bCs/>
+                <w:sz w:val="28"/>
+                <w:szCs w:val="28"/>
               </w:rPr>
               <w:t>介面設計</w:t>
             </w:r>
@@ -3598,11 +3828,15 @@
                 <w:rFonts w:ascii="Times New Roman" w:eastAsia="標楷體" w:hAnsi="Times New Roman"/>
                 <w:b/>
                 <w:bCs/>
+                <w:sz w:val="28"/>
+                <w:szCs w:val="28"/>
               </w:rPr>
             </w:pPr>
             <w:r>
               <w:rPr>
                 <w:noProof/>
+                <w:sz w:val="28"/>
+                <w:szCs w:val="28"/>
               </w:rPr>
               <w:drawing>
                 <wp:anchor distT="0" distB="0" distL="114300" distR="114300" simplePos="0" relativeHeight="251676672" behindDoc="0" locked="0" layoutInCell="1" allowOverlap="1" wp14:anchorId="208F8D84" wp14:editId="76310D0B">
@@ -3673,16 +3907,16 @@
               <w:widowControl/>
               <w:jc w:val="center"/>
               <w:rPr>
+                <w:rFonts w:ascii="Times New Roman" w:eastAsia="標楷體" w:hAnsi="Times New Roman"/>
+                <w:sz w:val="28"/>
+                <w:szCs w:val="28"/>
+              </w:rPr>
+            </w:pPr>
+            <w:r>
+              <w:rPr>
                 <w:rFonts w:ascii="Times New Roman" w:eastAsia="標楷體" w:hAnsi="Times New Roman" w:hint="eastAsia"/>
-                <w:b/>
-                <w:bCs/>
-              </w:rPr>
-            </w:pPr>
-            <w:r>
-              <w:rPr>
-                <w:rFonts w:ascii="Times New Roman" w:eastAsia="標楷體" w:hAnsi="Times New Roman" w:hint="eastAsia"/>
-                <w:b/>
-                <w:bCs/>
+                <w:sz w:val="28"/>
+                <w:szCs w:val="28"/>
               </w:rPr>
               <w:t>Figma</w:t>
             </w:r>
@@ -3704,9 +3938,11 @@
               <w:widowControl/>
               <w:jc w:val="center"/>
               <w:rPr>
-                <w:rFonts w:ascii="Times New Roman" w:eastAsia="標楷體" w:hAnsi="Times New Roman" w:hint="eastAsia"/>
-                <w:b/>
-                <w:bCs/>
+                <w:rFonts w:ascii="Times New Roman" w:eastAsia="標楷體" w:hAnsi="Times New Roman"/>
+                <w:b/>
+                <w:bCs/>
+                <w:sz w:val="28"/>
+                <w:szCs w:val="28"/>
               </w:rPr>
             </w:pPr>
           </w:p>
@@ -3721,16 +3957,20 @@
               <w:widowControl/>
               <w:jc w:val="center"/>
               <w:rPr>
+                <w:rFonts w:ascii="Times New Roman" w:eastAsia="標楷體" w:hAnsi="Times New Roman"/>
+                <w:b/>
+                <w:bCs/>
+                <w:sz w:val="28"/>
+                <w:szCs w:val="28"/>
+              </w:rPr>
+            </w:pPr>
+            <w:r>
+              <w:rPr>
                 <w:rFonts w:ascii="Times New Roman" w:eastAsia="標楷體" w:hAnsi="Times New Roman" w:hint="eastAsia"/>
                 <w:b/>
                 <w:bCs/>
-              </w:rPr>
-            </w:pPr>
-            <w:r>
-              <w:rPr>
-                <w:rFonts w:ascii="Times New Roman" w:eastAsia="標楷體" w:hAnsi="Times New Roman" w:hint="eastAsia"/>
-                <w:b/>
-                <w:bCs/>
+                <w:sz w:val="28"/>
+                <w:szCs w:val="28"/>
               </w:rPr>
               <w:t>簡報</w:t>
             </w:r>
@@ -3744,14 +3984,18 @@
             <w:pPr>
               <w:widowControl/>
               <w:rPr>
-                <w:rFonts w:ascii="Times New Roman" w:eastAsia="標楷體" w:hAnsi="Times New Roman" w:hint="eastAsia"/>
-                <w:b/>
-                <w:bCs/>
+                <w:rFonts w:ascii="Times New Roman" w:eastAsia="標楷體" w:hAnsi="Times New Roman"/>
+                <w:b/>
+                <w:bCs/>
+                <w:sz w:val="28"/>
+                <w:szCs w:val="28"/>
               </w:rPr>
             </w:pPr>
             <w:r>
               <w:rPr>
                 <w:noProof/>
+                <w:sz w:val="28"/>
+                <w:szCs w:val="28"/>
               </w:rPr>
               <w:drawing>
                 <wp:anchor distT="0" distB="0" distL="114300" distR="114300" simplePos="0" relativeHeight="251674624" behindDoc="0" locked="0" layoutInCell="1" allowOverlap="1" wp14:anchorId="490A23E3" wp14:editId="35E017AB">
@@ -3813,9 +4057,11 @@
             <w:r>
               <w:rPr>
                 <w:noProof/>
+                <w:sz w:val="28"/>
+                <w:szCs w:val="28"/>
               </w:rPr>
               <w:drawing>
-                <wp:anchor distT="0" distB="0" distL="114300" distR="114300" simplePos="0" relativeHeight="251673600" behindDoc="0" locked="0" layoutInCell="1" allowOverlap="1" wp14:anchorId="56B9A582" wp14:editId="1B0DB8AA">
+                <wp:anchor distT="0" distB="0" distL="114300" distR="114300" simplePos="0" relativeHeight="251673600" behindDoc="0" locked="0" layoutInCell="1" allowOverlap="1" wp14:anchorId="56B9A582" wp14:editId="5ECCFFA9">
                   <wp:simplePos x="0" y="0"/>
                   <wp:positionH relativeFrom="column">
                     <wp:posOffset>946785</wp:posOffset>
@@ -3874,9 +4120,11 @@
             <w:r>
               <w:rPr>
                 <w:noProof/>
+                <w:sz w:val="28"/>
+                <w:szCs w:val="28"/>
               </w:rPr>
               <w:drawing>
-                <wp:anchor distT="0" distB="0" distL="114300" distR="114300" simplePos="0" relativeHeight="251675648" behindDoc="0" locked="0" layoutInCell="1" allowOverlap="1" wp14:anchorId="20142214" wp14:editId="36C5A4B2">
+                <wp:anchor distT="0" distB="0" distL="114300" distR="114300" simplePos="0" relativeHeight="251675648" behindDoc="0" locked="0" layoutInCell="1" allowOverlap="1" wp14:anchorId="20142214" wp14:editId="216FF314">
                   <wp:simplePos x="0" y="0"/>
                   <wp:positionH relativeFrom="column">
                     <wp:posOffset>47625</wp:posOffset>
@@ -3944,34 +4192,34 @@
               <w:widowControl/>
               <w:jc w:val="center"/>
               <w:rPr>
+                <w:rFonts w:ascii="Times New Roman" w:eastAsia="標楷體" w:hAnsi="Times New Roman"/>
+                <w:sz w:val="28"/>
+                <w:szCs w:val="28"/>
+              </w:rPr>
+            </w:pPr>
+            <w:r>
+              <w:rPr>
                 <w:rFonts w:ascii="Times New Roman" w:eastAsia="標楷體" w:hAnsi="Times New Roman" w:hint="eastAsia"/>
-                <w:b/>
-                <w:bCs/>
-              </w:rPr>
-            </w:pPr>
+                <w:sz w:val="28"/>
+                <w:szCs w:val="28"/>
+              </w:rPr>
+              <w:t xml:space="preserve">Canva, </w:t>
+            </w:r>
+            <w:proofErr w:type="spellStart"/>
             <w:r>
               <w:rPr>
                 <w:rFonts w:ascii="Times New Roman" w:eastAsia="標楷體" w:hAnsi="Times New Roman" w:hint="eastAsia"/>
-                <w:b/>
-                <w:bCs/>
-              </w:rPr>
-              <w:t xml:space="preserve">Canva, </w:t>
-            </w:r>
-            <w:proofErr w:type="spellStart"/>
+                <w:sz w:val="28"/>
+                <w:szCs w:val="28"/>
+              </w:rPr>
+              <w:t>Powerpoint</w:t>
+            </w:r>
+            <w:proofErr w:type="spellEnd"/>
             <w:r>
               <w:rPr>
                 <w:rFonts w:ascii="Times New Roman" w:eastAsia="標楷體" w:hAnsi="Times New Roman" w:hint="eastAsia"/>
-                <w:b/>
-                <w:bCs/>
-              </w:rPr>
-              <w:t>Powerpoint</w:t>
-            </w:r>
-            <w:proofErr w:type="spellEnd"/>
-            <w:r>
-              <w:rPr>
-                <w:rFonts w:ascii="Times New Roman" w:eastAsia="標楷體" w:hAnsi="Times New Roman" w:hint="eastAsia"/>
-                <w:b/>
-                <w:bCs/>
+                <w:sz w:val="28"/>
+                <w:szCs w:val="28"/>
               </w:rPr>
               <w:t xml:space="preserve">, Gamma </w:t>
             </w:r>
@@ -3993,9 +4241,11 @@
               <w:widowControl/>
               <w:jc w:val="center"/>
               <w:rPr>
-                <w:rFonts w:ascii="Times New Roman" w:eastAsia="標楷體" w:hAnsi="Times New Roman" w:hint="eastAsia"/>
-                <w:b/>
-                <w:bCs/>
+                <w:rFonts w:ascii="Times New Roman" w:eastAsia="標楷體" w:hAnsi="Times New Roman"/>
+                <w:b/>
+                <w:bCs/>
+                <w:sz w:val="28"/>
+                <w:szCs w:val="28"/>
               </w:rPr>
             </w:pPr>
           </w:p>
@@ -4013,6 +4263,8 @@
                 <w:rFonts w:ascii="Times New Roman" w:eastAsia="標楷體" w:hAnsi="Times New Roman"/>
                 <w:b/>
                 <w:bCs/>
+                <w:sz w:val="28"/>
+                <w:szCs w:val="28"/>
               </w:rPr>
             </w:pPr>
             <w:r>
@@ -4020,6 +4272,8 @@
                 <w:rFonts w:ascii="Times New Roman" w:eastAsia="標楷體" w:hAnsi="Times New Roman" w:hint="eastAsia"/>
                 <w:b/>
                 <w:bCs/>
+                <w:sz w:val="28"/>
+                <w:szCs w:val="28"/>
               </w:rPr>
               <w:t>文件</w:t>
             </w:r>
@@ -4036,11 +4290,15 @@
                 <w:rFonts w:ascii="Times New Roman" w:eastAsia="標楷體" w:hAnsi="Times New Roman"/>
                 <w:b/>
                 <w:bCs/>
+                <w:sz w:val="28"/>
+                <w:szCs w:val="28"/>
               </w:rPr>
             </w:pPr>
             <w:r>
               <w:rPr>
                 <w:noProof/>
+                <w:sz w:val="28"/>
+                <w:szCs w:val="28"/>
               </w:rPr>
               <w:drawing>
                 <wp:anchor distT="0" distB="0" distL="114300" distR="114300" simplePos="0" relativeHeight="251678720" behindDoc="0" locked="0" layoutInCell="1" allowOverlap="1" wp14:anchorId="2F6FF4D9" wp14:editId="3D82C7FD">
@@ -4102,6 +4360,8 @@
             <w:r>
               <w:rPr>
                 <w:noProof/>
+                <w:sz w:val="28"/>
+                <w:szCs w:val="28"/>
               </w:rPr>
               <w:drawing>
                 <wp:inline distT="0" distB="0" distL="0" distR="0" wp14:anchorId="5EF78751" wp14:editId="06C7E402">
@@ -4164,16 +4424,16 @@
               <w:widowControl/>
               <w:jc w:val="center"/>
               <w:rPr>
+                <w:rFonts w:ascii="Times New Roman" w:eastAsia="標楷體" w:hAnsi="Times New Roman"/>
+                <w:sz w:val="28"/>
+                <w:szCs w:val="28"/>
+              </w:rPr>
+            </w:pPr>
+            <w:r>
+              <w:rPr>
                 <w:rFonts w:ascii="Times New Roman" w:eastAsia="標楷體" w:hAnsi="Times New Roman" w:hint="eastAsia"/>
-                <w:b/>
-                <w:bCs/>
-              </w:rPr>
-            </w:pPr>
-            <w:r>
-              <w:rPr>
-                <w:rFonts w:ascii="Times New Roman" w:eastAsia="標楷體" w:hAnsi="Times New Roman" w:hint="eastAsia"/>
-                <w:b/>
-                <w:bCs/>
+                <w:sz w:val="28"/>
+                <w:szCs w:val="28"/>
               </w:rPr>
               <w:t>Word, Excel</w:t>
             </w:r>
@@ -4195,9 +4455,11 @@
               <w:widowControl/>
               <w:jc w:val="center"/>
               <w:rPr>
-                <w:rFonts w:ascii="Times New Roman" w:eastAsia="標楷體" w:hAnsi="Times New Roman" w:hint="eastAsia"/>
-                <w:b/>
-                <w:bCs/>
+                <w:rFonts w:ascii="Times New Roman" w:eastAsia="標楷體" w:hAnsi="Times New Roman"/>
+                <w:b/>
+                <w:bCs/>
+                <w:sz w:val="28"/>
+                <w:szCs w:val="28"/>
               </w:rPr>
             </w:pPr>
           </w:p>
@@ -4212,16 +4474,20 @@
               <w:widowControl/>
               <w:jc w:val="center"/>
               <w:rPr>
+                <w:rFonts w:ascii="Times New Roman" w:eastAsia="標楷體" w:hAnsi="Times New Roman"/>
+                <w:b/>
+                <w:bCs/>
+                <w:sz w:val="28"/>
+                <w:szCs w:val="28"/>
+              </w:rPr>
+            </w:pPr>
+            <w:r>
+              <w:rPr>
                 <w:rFonts w:ascii="Times New Roman" w:eastAsia="標楷體" w:hAnsi="Times New Roman" w:hint="eastAsia"/>
                 <w:b/>
                 <w:bCs/>
-              </w:rPr>
-            </w:pPr>
-            <w:r>
-              <w:rPr>
-                <w:rFonts w:ascii="Times New Roman" w:eastAsia="標楷體" w:hAnsi="Times New Roman" w:hint="eastAsia"/>
-                <w:b/>
-                <w:bCs/>
+                <w:sz w:val="28"/>
+                <w:szCs w:val="28"/>
               </w:rPr>
               <w:t>圖表</w:t>
             </w:r>
@@ -4238,11 +4504,15 @@
                 <w:rFonts w:ascii="Times New Roman" w:eastAsia="標楷體" w:hAnsi="Times New Roman"/>
                 <w:b/>
                 <w:bCs/>
+                <w:sz w:val="28"/>
+                <w:szCs w:val="28"/>
               </w:rPr>
             </w:pPr>
             <w:r>
               <w:rPr>
                 <w:noProof/>
+                <w:sz w:val="28"/>
+                <w:szCs w:val="28"/>
               </w:rPr>
               <w:drawing>
                 <wp:anchor distT="0" distB="0" distL="114300" distR="114300" simplePos="0" relativeHeight="251677696" behindDoc="0" locked="0" layoutInCell="1" allowOverlap="1" wp14:anchorId="38F09D0A" wp14:editId="133F7516">
@@ -4313,2476 +4583,27 @@
               <w:widowControl/>
               <w:jc w:val="center"/>
               <w:rPr>
+                <w:rFonts w:ascii="Times New Roman" w:eastAsia="標楷體" w:hAnsi="Times New Roman"/>
+                <w:sz w:val="28"/>
+                <w:szCs w:val="28"/>
+              </w:rPr>
+            </w:pPr>
+            <w:r>
+              <w:rPr>
                 <w:rFonts w:ascii="Times New Roman" w:eastAsia="標楷體" w:hAnsi="Times New Roman" w:hint="eastAsia"/>
-                <w:b/>
-                <w:bCs/>
-              </w:rPr>
-            </w:pPr>
-            <w:r>
-              <w:rPr>
-                <w:rFonts w:ascii="Times New Roman" w:eastAsia="標楷體" w:hAnsi="Times New Roman" w:hint="eastAsia"/>
-                <w:b/>
-                <w:bCs/>
+                <w:sz w:val="28"/>
+                <w:szCs w:val="28"/>
               </w:rPr>
               <w:t>Figma</w:t>
             </w:r>
-          </w:p>
-        </w:tc>
-      </w:tr>
-      <w:tr>
-        <w:trPr>
-          <w:trHeight w:val="1032"/>
-        </w:trPr>
-        <w:tc>
-          <w:tcPr>
-            <w:tcW w:w="2373" w:type="dxa"/>
-            <w:vAlign w:val="center"/>
-          </w:tcPr>
-          <w:p>
-            <w:pPr>
-              <w:widowControl/>
-              <w:jc w:val="center"/>
-              <w:rPr>
-                <w:rFonts w:ascii="Times New Roman" w:eastAsia="標楷體" w:hAnsi="Times New Roman"/>
-                <w:b/>
-                <w:bCs/>
-              </w:rPr>
-            </w:pPr>
-            <w:r>
-              <w:rPr>
-                <w:rFonts w:ascii="Times New Roman" w:eastAsia="標楷體" w:hAnsi="Times New Roman" w:hint="eastAsia"/>
-                <w:b/>
-                <w:bCs/>
-              </w:rPr>
-              <w:t>協作工具</w:t>
-            </w:r>
-          </w:p>
-        </w:tc>
-        <w:tc>
-          <w:tcPr>
-            <w:tcW w:w="2509" w:type="dxa"/>
-            <w:vAlign w:val="center"/>
-          </w:tcPr>
-          <w:p>
-            <w:pPr>
-              <w:widowControl/>
-              <w:jc w:val="center"/>
-              <w:rPr>
-                <w:rFonts w:ascii="Times New Roman" w:eastAsia="標楷體" w:hAnsi="Times New Roman"/>
-                <w:b/>
-                <w:bCs/>
-              </w:rPr>
-            </w:pPr>
-          </w:p>
-        </w:tc>
-        <w:tc>
-          <w:tcPr>
-            <w:tcW w:w="2373" w:type="dxa"/>
-          </w:tcPr>
-          <w:p>
-            <w:pPr>
-              <w:widowControl/>
-              <w:rPr>
-                <w:rFonts w:ascii="Times New Roman" w:eastAsia="標楷體" w:hAnsi="Times New Roman"/>
-                <w:b/>
-                <w:bCs/>
-              </w:rPr>
-            </w:pPr>
-          </w:p>
-        </w:tc>
-        <w:tc>
-          <w:tcPr>
-            <w:tcW w:w="2373" w:type="dxa"/>
-            <w:vAlign w:val="center"/>
-          </w:tcPr>
-          <w:p>
-            <w:pPr>
-              <w:widowControl/>
-              <w:jc w:val="center"/>
-              <w:rPr>
-                <w:rFonts w:ascii="Times New Roman" w:eastAsia="標楷體" w:hAnsi="Times New Roman"/>
-                <w:b/>
-                <w:bCs/>
-              </w:rPr>
-            </w:pPr>
-          </w:p>
-        </w:tc>
-      </w:tr>
-      <w:tr>
-        <w:trPr>
-          <w:trHeight w:val="1032"/>
-        </w:trPr>
-        <w:tc>
-          <w:tcPr>
-            <w:tcW w:w="2373" w:type="dxa"/>
-            <w:vAlign w:val="center"/>
-          </w:tcPr>
-          <w:p>
-            <w:pPr>
-              <w:widowControl/>
-              <w:jc w:val="center"/>
-              <w:rPr>
-                <w:rFonts w:ascii="Times New Roman" w:eastAsia="標楷體" w:hAnsi="Times New Roman"/>
-                <w:b/>
-                <w:bCs/>
-              </w:rPr>
-            </w:pPr>
-          </w:p>
-        </w:tc>
-        <w:tc>
-          <w:tcPr>
-            <w:tcW w:w="2509" w:type="dxa"/>
-            <w:vAlign w:val="center"/>
-          </w:tcPr>
-          <w:p>
-            <w:pPr>
-              <w:widowControl/>
-              <w:jc w:val="center"/>
-              <w:rPr>
-                <w:rFonts w:ascii="Times New Roman" w:eastAsia="標楷體" w:hAnsi="Times New Roman"/>
-                <w:b/>
-                <w:bCs/>
-              </w:rPr>
-            </w:pPr>
-          </w:p>
-        </w:tc>
-        <w:tc>
-          <w:tcPr>
-            <w:tcW w:w="2373" w:type="dxa"/>
-          </w:tcPr>
-          <w:p>
-            <w:pPr>
-              <w:widowControl/>
-              <w:rPr>
-                <w:rFonts w:ascii="Times New Roman" w:eastAsia="標楷體" w:hAnsi="Times New Roman"/>
-                <w:b/>
-                <w:bCs/>
-              </w:rPr>
-            </w:pPr>
-          </w:p>
-        </w:tc>
-        <w:tc>
-          <w:tcPr>
-            <w:tcW w:w="2373" w:type="dxa"/>
-            <w:vAlign w:val="center"/>
-          </w:tcPr>
-          <w:p>
-            <w:pPr>
-              <w:widowControl/>
-              <w:jc w:val="center"/>
-              <w:rPr>
-                <w:rFonts w:ascii="Times New Roman" w:eastAsia="標楷體" w:hAnsi="Times New Roman"/>
-                <w:b/>
-                <w:bCs/>
-              </w:rPr>
-            </w:pPr>
-          </w:p>
-        </w:tc>
-      </w:tr>
-      <w:tr>
-        <w:trPr>
-          <w:trHeight w:val="1032"/>
-        </w:trPr>
-        <w:tc>
-          <w:tcPr>
-            <w:tcW w:w="2373" w:type="dxa"/>
-            <w:vAlign w:val="center"/>
-          </w:tcPr>
-          <w:p>
-            <w:pPr>
-              <w:widowControl/>
-              <w:jc w:val="center"/>
-              <w:rPr>
-                <w:rFonts w:ascii="Times New Roman" w:eastAsia="標楷體" w:hAnsi="Times New Roman"/>
-                <w:b/>
-                <w:bCs/>
-              </w:rPr>
-            </w:pPr>
-          </w:p>
-        </w:tc>
-        <w:tc>
-          <w:tcPr>
-            <w:tcW w:w="2509" w:type="dxa"/>
-            <w:vAlign w:val="center"/>
-          </w:tcPr>
-          <w:p>
-            <w:pPr>
-              <w:widowControl/>
-              <w:jc w:val="center"/>
-              <w:rPr>
-                <w:rFonts w:ascii="Times New Roman" w:eastAsia="標楷體" w:hAnsi="Times New Roman"/>
-                <w:b/>
-                <w:bCs/>
-              </w:rPr>
-            </w:pPr>
-          </w:p>
-        </w:tc>
-        <w:tc>
-          <w:tcPr>
-            <w:tcW w:w="2373" w:type="dxa"/>
-          </w:tcPr>
-          <w:p>
-            <w:pPr>
-              <w:widowControl/>
-              <w:rPr>
-                <w:rFonts w:ascii="Times New Roman" w:eastAsia="標楷體" w:hAnsi="Times New Roman"/>
-                <w:b/>
-                <w:bCs/>
-              </w:rPr>
-            </w:pPr>
-          </w:p>
-        </w:tc>
-        <w:tc>
-          <w:tcPr>
-            <w:tcW w:w="2373" w:type="dxa"/>
-            <w:vAlign w:val="center"/>
-          </w:tcPr>
-          <w:p>
-            <w:pPr>
-              <w:widowControl/>
-              <w:jc w:val="center"/>
-              <w:rPr>
-                <w:rFonts w:ascii="Times New Roman" w:eastAsia="標楷體" w:hAnsi="Times New Roman"/>
-                <w:b/>
-                <w:bCs/>
-              </w:rPr>
-            </w:pPr>
-          </w:p>
-        </w:tc>
-      </w:tr>
-      <w:tr>
-        <w:trPr>
-          <w:trHeight w:val="1032"/>
-        </w:trPr>
-        <w:tc>
-          <w:tcPr>
-            <w:tcW w:w="2373" w:type="dxa"/>
-            <w:vAlign w:val="center"/>
-          </w:tcPr>
-          <w:p>
-            <w:pPr>
-              <w:widowControl/>
-              <w:jc w:val="center"/>
-              <w:rPr>
-                <w:rFonts w:ascii="Times New Roman" w:eastAsia="標楷體" w:hAnsi="Times New Roman"/>
-                <w:b/>
-                <w:bCs/>
-              </w:rPr>
-            </w:pPr>
-          </w:p>
-        </w:tc>
-        <w:tc>
-          <w:tcPr>
-            <w:tcW w:w="2509" w:type="dxa"/>
-            <w:vAlign w:val="center"/>
-          </w:tcPr>
-          <w:p>
-            <w:pPr>
-              <w:widowControl/>
-              <w:jc w:val="center"/>
-              <w:rPr>
-                <w:rFonts w:ascii="Times New Roman" w:eastAsia="標楷體" w:hAnsi="Times New Roman"/>
-                <w:b/>
-                <w:bCs/>
-              </w:rPr>
-            </w:pPr>
-          </w:p>
-        </w:tc>
-        <w:tc>
-          <w:tcPr>
-            <w:tcW w:w="2373" w:type="dxa"/>
-          </w:tcPr>
-          <w:p>
-            <w:pPr>
-              <w:widowControl/>
-              <w:rPr>
-                <w:rFonts w:ascii="Times New Roman" w:eastAsia="標楷體" w:hAnsi="Times New Roman"/>
-                <w:b/>
-                <w:bCs/>
-              </w:rPr>
-            </w:pPr>
-          </w:p>
-        </w:tc>
-        <w:tc>
-          <w:tcPr>
-            <w:tcW w:w="2373" w:type="dxa"/>
-            <w:vAlign w:val="center"/>
-          </w:tcPr>
-          <w:p>
-            <w:pPr>
-              <w:widowControl/>
-              <w:jc w:val="center"/>
-              <w:rPr>
-                <w:rFonts w:ascii="Times New Roman" w:eastAsia="標楷體" w:hAnsi="Times New Roman"/>
-                <w:b/>
-                <w:bCs/>
-              </w:rPr>
-            </w:pPr>
           </w:p>
         </w:tc>
       </w:tr>
     </w:tbl>
     <w:p>
       <w:pPr>
-        <w:widowControl/>
         <w:rPr>
-          <w:rFonts w:ascii="Times New Roman" w:eastAsia="標楷體" w:hAnsi="Times New Roman"/>
-          <w:b/>
-          <w:bCs/>
-        </w:rPr>
-      </w:pPr>
-    </w:p>
-    <w:tbl>
-      <w:tblPr>
-        <w:tblW w:w="9026" w:type="dxa"/>
-        <w:tblCellMar>
-          <w:top w:w="15" w:type="dxa"/>
-          <w:left w:w="15" w:type="dxa"/>
-          <w:bottom w:w="15" w:type="dxa"/>
-          <w:right w:w="15" w:type="dxa"/>
-        </w:tblCellMar>
-        <w:tblLook w:val="04A0" w:firstRow="1" w:lastRow="0" w:firstColumn="1" w:lastColumn="0" w:noHBand="0" w:noVBand="1"/>
-      </w:tblPr>
-      <w:tblGrid>
-        <w:gridCol w:w="1733"/>
-        <w:gridCol w:w="4399"/>
-        <w:gridCol w:w="2894"/>
-      </w:tblGrid>
-      <w:tr>
-        <w:tc>
-          <w:tcPr>
-            <w:tcW w:w="0" w:type="auto"/>
-            <w:tcBorders>
-              <w:top w:val="single" w:sz="8" w:space="0" w:color="000000"/>
-              <w:left w:val="single" w:sz="8" w:space="0" w:color="000000"/>
-              <w:bottom w:val="single" w:sz="8" w:space="0" w:color="000000"/>
-              <w:right w:val="single" w:sz="8" w:space="0" w:color="000000"/>
-            </w:tcBorders>
-            <w:shd w:val="clear" w:color="auto" w:fill="CCCCCC"/>
-            <w:tcMar>
-              <w:top w:w="100" w:type="dxa"/>
-              <w:left w:w="100" w:type="dxa"/>
-              <w:bottom w:w="100" w:type="dxa"/>
-              <w:right w:w="100" w:type="dxa"/>
-            </w:tcMar>
-            <w:vAlign w:val="center"/>
-            <w:hideMark/>
-          </w:tcPr>
-          <w:p>
-            <w:pPr>
-              <w:rPr>
-                <w:rFonts w:ascii="Times New Roman" w:eastAsia="標楷體" w:hAnsi="Times New Roman"/>
-                <w:b/>
-                <w:bCs/>
-              </w:rPr>
-            </w:pPr>
-            <w:r>
-              <w:rPr>
-                <w:rFonts w:ascii="Times New Roman" w:eastAsia="標楷體" w:hAnsi="Times New Roman"/>
-                <w:b/>
-                <w:bCs/>
-              </w:rPr>
-              <w:t>類別</w:t>
-            </w:r>
-          </w:p>
-        </w:tc>
-        <w:tc>
-          <w:tcPr>
-            <w:tcW w:w="0" w:type="auto"/>
-            <w:tcBorders>
-              <w:top w:val="single" w:sz="8" w:space="0" w:color="000000"/>
-              <w:left w:val="single" w:sz="8" w:space="0" w:color="000000"/>
-              <w:bottom w:val="single" w:sz="8" w:space="0" w:color="000000"/>
-              <w:right w:val="single" w:sz="8" w:space="0" w:color="000000"/>
-            </w:tcBorders>
-            <w:shd w:val="clear" w:color="auto" w:fill="CCCCCC"/>
-            <w:tcMar>
-              <w:top w:w="100" w:type="dxa"/>
-              <w:left w:w="100" w:type="dxa"/>
-              <w:bottom w:w="100" w:type="dxa"/>
-              <w:right w:w="100" w:type="dxa"/>
-            </w:tcMar>
-            <w:vAlign w:val="center"/>
-            <w:hideMark/>
-          </w:tcPr>
-          <w:p>
-            <w:pPr>
-              <w:rPr>
-                <w:rFonts w:ascii="Times New Roman" w:eastAsia="標楷體" w:hAnsi="Times New Roman"/>
-                <w:b/>
-                <w:bCs/>
-              </w:rPr>
-            </w:pPr>
-            <w:r>
-              <w:rPr>
-                <w:rFonts w:ascii="Times New Roman" w:eastAsia="標楷體" w:hAnsi="Times New Roman"/>
-                <w:b/>
-                <w:bCs/>
-              </w:rPr>
-              <w:t>工具名稱</w:t>
-            </w:r>
-          </w:p>
-        </w:tc>
-        <w:tc>
-          <w:tcPr>
-            <w:tcW w:w="0" w:type="auto"/>
-            <w:tcBorders>
-              <w:top w:val="single" w:sz="8" w:space="0" w:color="000000"/>
-              <w:left w:val="single" w:sz="8" w:space="0" w:color="000000"/>
-              <w:bottom w:val="single" w:sz="8" w:space="0" w:color="000000"/>
-              <w:right w:val="single" w:sz="8" w:space="0" w:color="000000"/>
-            </w:tcBorders>
-            <w:shd w:val="clear" w:color="auto" w:fill="CCCCCC"/>
-            <w:tcMar>
-              <w:top w:w="100" w:type="dxa"/>
-              <w:left w:w="100" w:type="dxa"/>
-              <w:bottom w:w="100" w:type="dxa"/>
-              <w:right w:w="100" w:type="dxa"/>
-            </w:tcMar>
-            <w:vAlign w:val="center"/>
-            <w:hideMark/>
-          </w:tcPr>
-          <w:p>
-            <w:pPr>
-              <w:rPr>
-                <w:rFonts w:ascii="Times New Roman" w:eastAsia="標楷體" w:hAnsi="Times New Roman"/>
-                <w:b/>
-                <w:bCs/>
-              </w:rPr>
-            </w:pPr>
-            <w:r>
-              <w:rPr>
-                <w:rFonts w:ascii="Times New Roman" w:eastAsia="標楷體" w:hAnsi="Times New Roman"/>
-                <w:b/>
-                <w:bCs/>
-              </w:rPr>
-              <w:t>用途</w:t>
-            </w:r>
-          </w:p>
-        </w:tc>
-      </w:tr>
-      <w:tr>
-        <w:tc>
-          <w:tcPr>
-            <w:tcW w:w="0" w:type="auto"/>
-            <w:tcBorders>
-              <w:top w:val="single" w:sz="8" w:space="0" w:color="000000"/>
-              <w:left w:val="single" w:sz="8" w:space="0" w:color="000000"/>
-              <w:bottom w:val="single" w:sz="8" w:space="0" w:color="000000"/>
-              <w:right w:val="single" w:sz="8" w:space="0" w:color="000000"/>
-            </w:tcBorders>
-            <w:shd w:val="clear" w:color="auto" w:fill="CCCCCC"/>
-            <w:tcMar>
-              <w:top w:w="100" w:type="dxa"/>
-              <w:left w:w="100" w:type="dxa"/>
-              <w:bottom w:w="100" w:type="dxa"/>
-              <w:right w:w="100" w:type="dxa"/>
-            </w:tcMar>
-            <w:vAlign w:val="center"/>
-            <w:hideMark/>
-          </w:tcPr>
-          <w:p>
-            <w:pPr>
-              <w:rPr>
-                <w:rFonts w:ascii="Times New Roman" w:eastAsia="標楷體" w:hAnsi="Times New Roman"/>
-                <w:b/>
-                <w:bCs/>
-              </w:rPr>
-            </w:pPr>
-            <w:r>
-              <w:rPr>
-                <w:rFonts w:ascii="Times New Roman" w:eastAsia="標楷體" w:hAnsi="Times New Roman"/>
-                <w:b/>
-                <w:bCs/>
-              </w:rPr>
-              <w:t>IDE/</w:t>
-            </w:r>
-            <w:r>
-              <w:rPr>
-                <w:rFonts w:ascii="Times New Roman" w:eastAsia="標楷體" w:hAnsi="Times New Roman"/>
-                <w:b/>
-                <w:bCs/>
-              </w:rPr>
-              <w:t>編輯器</w:t>
-            </w:r>
-          </w:p>
-        </w:tc>
-        <w:tc>
-          <w:tcPr>
-            <w:tcW w:w="0" w:type="auto"/>
-            <w:tcBorders>
-              <w:top w:val="single" w:sz="8" w:space="0" w:color="000000"/>
-              <w:left w:val="single" w:sz="8" w:space="0" w:color="000000"/>
-              <w:bottom w:val="single" w:sz="8" w:space="0" w:color="000000"/>
-              <w:right w:val="single" w:sz="8" w:space="0" w:color="000000"/>
-            </w:tcBorders>
-            <w:tcMar>
-              <w:top w:w="100" w:type="dxa"/>
-              <w:left w:w="100" w:type="dxa"/>
-              <w:bottom w:w="100" w:type="dxa"/>
-              <w:right w:w="100" w:type="dxa"/>
-            </w:tcMar>
-            <w:vAlign w:val="center"/>
-            <w:hideMark/>
-          </w:tcPr>
-          <w:p>
-            <w:pPr>
-              <w:rPr>
-                <w:rFonts w:ascii="Times New Roman" w:eastAsia="標楷體" w:hAnsi="Times New Roman"/>
-                <w:b/>
-                <w:bCs/>
-              </w:rPr>
-            </w:pPr>
-            <w:r>
-              <w:rPr>
-                <w:rFonts w:ascii="Times New Roman" w:eastAsia="標楷體" w:hAnsi="Times New Roman"/>
-                <w:b/>
-                <w:bCs/>
-              </w:rPr>
-              <w:t>Visual Studio Code</w:t>
-            </w:r>
-            <w:r>
-              <w:rPr>
-                <w:rFonts w:ascii="Times New Roman" w:eastAsia="標楷體" w:hAnsi="Times New Roman"/>
-                <w:b/>
-                <w:bCs/>
-              </w:rPr>
-              <w:t>、</w:t>
-            </w:r>
-            <w:r>
-              <w:rPr>
-                <w:rFonts w:ascii="Times New Roman" w:eastAsia="標楷體" w:hAnsi="Times New Roman"/>
-                <w:b/>
-                <w:bCs/>
-              </w:rPr>
-              <w:t>Antigravity</w:t>
-            </w:r>
-          </w:p>
-        </w:tc>
-        <w:tc>
-          <w:tcPr>
-            <w:tcW w:w="0" w:type="auto"/>
-            <w:tcBorders>
-              <w:top w:val="single" w:sz="8" w:space="0" w:color="000000"/>
-              <w:left w:val="single" w:sz="8" w:space="0" w:color="000000"/>
-              <w:bottom w:val="single" w:sz="8" w:space="0" w:color="000000"/>
-              <w:right w:val="single" w:sz="8" w:space="0" w:color="000000"/>
-            </w:tcBorders>
-            <w:tcMar>
-              <w:top w:w="100" w:type="dxa"/>
-              <w:left w:w="100" w:type="dxa"/>
-              <w:bottom w:w="100" w:type="dxa"/>
-              <w:right w:w="100" w:type="dxa"/>
-            </w:tcMar>
-            <w:vAlign w:val="center"/>
-            <w:hideMark/>
-          </w:tcPr>
-          <w:p>
-            <w:pPr>
-              <w:rPr>
-                <w:rFonts w:ascii="Times New Roman" w:eastAsia="標楷體" w:hAnsi="Times New Roman"/>
-                <w:b/>
-                <w:bCs/>
-              </w:rPr>
-            </w:pPr>
-            <w:r>
-              <w:rPr>
-                <w:rFonts w:ascii="Times New Roman" w:eastAsia="標楷體" w:hAnsi="Times New Roman"/>
-                <w:b/>
-                <w:bCs/>
-              </w:rPr>
-              <w:t>開發環境</w:t>
-            </w:r>
-          </w:p>
-        </w:tc>
-      </w:tr>
-      <w:tr>
-        <w:tc>
-          <w:tcPr>
-            <w:tcW w:w="0" w:type="auto"/>
-            <w:tcBorders>
-              <w:top w:val="single" w:sz="8" w:space="0" w:color="000000"/>
-              <w:left w:val="single" w:sz="8" w:space="0" w:color="000000"/>
-              <w:bottom w:val="single" w:sz="8" w:space="0" w:color="000000"/>
-              <w:right w:val="single" w:sz="8" w:space="0" w:color="000000"/>
-            </w:tcBorders>
-            <w:shd w:val="clear" w:color="auto" w:fill="CCCCCC"/>
-            <w:tcMar>
-              <w:top w:w="100" w:type="dxa"/>
-              <w:left w:w="100" w:type="dxa"/>
-              <w:bottom w:w="100" w:type="dxa"/>
-              <w:right w:w="100" w:type="dxa"/>
-            </w:tcMar>
-            <w:vAlign w:val="center"/>
-            <w:hideMark/>
-          </w:tcPr>
-          <w:p>
-            <w:pPr>
-              <w:rPr>
-                <w:rFonts w:ascii="Times New Roman" w:eastAsia="標楷體" w:hAnsi="Times New Roman"/>
-                <w:b/>
-                <w:bCs/>
-              </w:rPr>
-            </w:pPr>
-            <w:r>
-              <w:rPr>
-                <w:rFonts w:ascii="Times New Roman" w:eastAsia="標楷體" w:hAnsi="Times New Roman"/>
-                <w:b/>
-                <w:bCs/>
-              </w:rPr>
-              <w:t>版本控制</w:t>
-            </w:r>
-          </w:p>
-        </w:tc>
-        <w:tc>
-          <w:tcPr>
-            <w:tcW w:w="0" w:type="auto"/>
-            <w:tcBorders>
-              <w:top w:val="single" w:sz="8" w:space="0" w:color="000000"/>
-              <w:left w:val="single" w:sz="8" w:space="0" w:color="000000"/>
-              <w:bottom w:val="single" w:sz="8" w:space="0" w:color="000000"/>
-              <w:right w:val="single" w:sz="8" w:space="0" w:color="000000"/>
-            </w:tcBorders>
-            <w:tcMar>
-              <w:top w:w="100" w:type="dxa"/>
-              <w:left w:w="100" w:type="dxa"/>
-              <w:bottom w:w="100" w:type="dxa"/>
-              <w:right w:w="100" w:type="dxa"/>
-            </w:tcMar>
-            <w:vAlign w:val="center"/>
-            <w:hideMark/>
-          </w:tcPr>
-          <w:p>
-            <w:pPr>
-              <w:rPr>
-                <w:rFonts w:ascii="Times New Roman" w:eastAsia="標楷體" w:hAnsi="Times New Roman"/>
-                <w:b/>
-                <w:bCs/>
-              </w:rPr>
-            </w:pPr>
-            <w:r>
-              <w:rPr>
-                <w:rFonts w:ascii="Times New Roman" w:eastAsia="標楷體" w:hAnsi="Times New Roman"/>
-                <w:b/>
-                <w:bCs/>
-              </w:rPr>
-              <w:t>Git</w:t>
-            </w:r>
-          </w:p>
-        </w:tc>
-        <w:tc>
-          <w:tcPr>
-            <w:tcW w:w="0" w:type="auto"/>
-            <w:tcBorders>
-              <w:top w:val="single" w:sz="8" w:space="0" w:color="000000"/>
-              <w:left w:val="single" w:sz="8" w:space="0" w:color="000000"/>
-              <w:bottom w:val="single" w:sz="8" w:space="0" w:color="000000"/>
-              <w:right w:val="single" w:sz="8" w:space="0" w:color="000000"/>
-            </w:tcBorders>
-            <w:tcMar>
-              <w:top w:w="100" w:type="dxa"/>
-              <w:left w:w="100" w:type="dxa"/>
-              <w:bottom w:w="100" w:type="dxa"/>
-              <w:right w:w="100" w:type="dxa"/>
-            </w:tcMar>
-            <w:vAlign w:val="center"/>
-            <w:hideMark/>
-          </w:tcPr>
-          <w:p>
-            <w:pPr>
-              <w:rPr>
-                <w:rFonts w:ascii="Times New Roman" w:eastAsia="標楷體" w:hAnsi="Times New Roman"/>
-                <w:b/>
-                <w:bCs/>
-              </w:rPr>
-            </w:pPr>
-            <w:r>
-              <w:rPr>
-                <w:rFonts w:ascii="Times New Roman" w:eastAsia="標楷體" w:hAnsi="Times New Roman"/>
-                <w:b/>
-                <w:bCs/>
-              </w:rPr>
-              <w:t>代碼管理與版本控制</w:t>
-            </w:r>
-          </w:p>
-        </w:tc>
-      </w:tr>
-      <w:tr>
-        <w:trPr>
-          <w:trHeight w:val="480"/>
-        </w:trPr>
-        <w:tc>
-          <w:tcPr>
-            <w:tcW w:w="0" w:type="auto"/>
-            <w:vMerge w:val="restart"/>
-            <w:tcBorders>
-              <w:top w:val="single" w:sz="8" w:space="0" w:color="000000"/>
-              <w:left w:val="single" w:sz="8" w:space="0" w:color="000000"/>
-              <w:bottom w:val="single" w:sz="8" w:space="0" w:color="000000"/>
-              <w:right w:val="single" w:sz="8" w:space="0" w:color="000000"/>
-            </w:tcBorders>
-            <w:shd w:val="clear" w:color="auto" w:fill="CCCCCC"/>
-            <w:tcMar>
-              <w:top w:w="100" w:type="dxa"/>
-              <w:left w:w="100" w:type="dxa"/>
-              <w:bottom w:w="100" w:type="dxa"/>
-              <w:right w:w="100" w:type="dxa"/>
-            </w:tcMar>
-            <w:vAlign w:val="center"/>
-            <w:hideMark/>
-          </w:tcPr>
-          <w:p>
-            <w:pPr>
-              <w:rPr>
-                <w:rFonts w:ascii="Times New Roman" w:eastAsia="標楷體" w:hAnsi="Times New Roman"/>
-                <w:b/>
-                <w:bCs/>
-              </w:rPr>
-            </w:pPr>
-            <w:r>
-              <w:rPr>
-                <w:rFonts w:ascii="Times New Roman" w:eastAsia="標楷體" w:hAnsi="Times New Roman"/>
-                <w:b/>
-                <w:bCs/>
-              </w:rPr>
-              <w:t>協作工具</w:t>
-            </w:r>
-          </w:p>
-        </w:tc>
-        <w:tc>
-          <w:tcPr>
-            <w:tcW w:w="0" w:type="auto"/>
-            <w:tcBorders>
-              <w:top w:val="single" w:sz="8" w:space="0" w:color="000000"/>
-              <w:left w:val="single" w:sz="8" w:space="0" w:color="000000"/>
-              <w:bottom w:val="single" w:sz="8" w:space="0" w:color="000000"/>
-              <w:right w:val="single" w:sz="8" w:space="0" w:color="000000"/>
-            </w:tcBorders>
-            <w:tcMar>
-              <w:top w:w="100" w:type="dxa"/>
-              <w:left w:w="100" w:type="dxa"/>
-              <w:bottom w:w="100" w:type="dxa"/>
-              <w:right w:w="100" w:type="dxa"/>
-            </w:tcMar>
-            <w:vAlign w:val="center"/>
-            <w:hideMark/>
-          </w:tcPr>
-          <w:p>
-            <w:pPr>
-              <w:rPr>
-                <w:rFonts w:ascii="Times New Roman" w:eastAsia="標楷體" w:hAnsi="Times New Roman"/>
-                <w:b/>
-                <w:bCs/>
-              </w:rPr>
-            </w:pPr>
-            <w:r>
-              <w:rPr>
-                <w:rFonts w:ascii="Times New Roman" w:eastAsia="標楷體" w:hAnsi="Times New Roman"/>
-                <w:b/>
-                <w:bCs/>
-              </w:rPr>
-              <w:t>Discord</w:t>
-            </w:r>
-          </w:p>
-        </w:tc>
-        <w:tc>
-          <w:tcPr>
-            <w:tcW w:w="0" w:type="auto"/>
-            <w:tcBorders>
-              <w:top w:val="single" w:sz="8" w:space="0" w:color="000000"/>
-              <w:left w:val="single" w:sz="8" w:space="0" w:color="000000"/>
-              <w:bottom w:val="single" w:sz="8" w:space="0" w:color="000000"/>
-              <w:right w:val="single" w:sz="8" w:space="0" w:color="000000"/>
-            </w:tcBorders>
-            <w:tcMar>
-              <w:top w:w="100" w:type="dxa"/>
-              <w:left w:w="100" w:type="dxa"/>
-              <w:bottom w:w="100" w:type="dxa"/>
-              <w:right w:w="100" w:type="dxa"/>
-            </w:tcMar>
-            <w:vAlign w:val="center"/>
-            <w:hideMark/>
-          </w:tcPr>
-          <w:p>
-            <w:pPr>
-              <w:rPr>
-                <w:rFonts w:ascii="Times New Roman" w:eastAsia="標楷體" w:hAnsi="Times New Roman"/>
-                <w:b/>
-                <w:bCs/>
-              </w:rPr>
-            </w:pPr>
-            <w:r>
-              <w:rPr>
-                <w:rFonts w:ascii="Times New Roman" w:eastAsia="標楷體" w:hAnsi="Times New Roman"/>
-                <w:b/>
-                <w:bCs/>
-              </w:rPr>
-              <w:t>團隊溝通</w:t>
-            </w:r>
-          </w:p>
-        </w:tc>
-      </w:tr>
-      <w:tr>
-        <w:trPr>
-          <w:trHeight w:val="480"/>
-        </w:trPr>
-        <w:tc>
-          <w:tcPr>
-            <w:tcW w:w="0" w:type="auto"/>
-            <w:vMerge/>
-            <w:tcBorders>
-              <w:top w:val="single" w:sz="8" w:space="0" w:color="000000"/>
-              <w:left w:val="single" w:sz="8" w:space="0" w:color="000000"/>
-              <w:bottom w:val="single" w:sz="8" w:space="0" w:color="000000"/>
-              <w:right w:val="single" w:sz="8" w:space="0" w:color="000000"/>
-            </w:tcBorders>
-            <w:vAlign w:val="center"/>
-            <w:hideMark/>
-          </w:tcPr>
-          <w:p>
-            <w:pPr>
-              <w:rPr>
-                <w:rFonts w:ascii="Times New Roman" w:eastAsia="標楷體" w:hAnsi="Times New Roman"/>
-                <w:b/>
-                <w:bCs/>
-              </w:rPr>
-            </w:pPr>
-          </w:p>
-        </w:tc>
-        <w:tc>
-          <w:tcPr>
-            <w:tcW w:w="0" w:type="auto"/>
-            <w:tcBorders>
-              <w:top w:val="single" w:sz="8" w:space="0" w:color="000000"/>
-              <w:left w:val="single" w:sz="8" w:space="0" w:color="000000"/>
-              <w:bottom w:val="single" w:sz="8" w:space="0" w:color="000000"/>
-              <w:right w:val="single" w:sz="8" w:space="0" w:color="000000"/>
-            </w:tcBorders>
-            <w:tcMar>
-              <w:top w:w="100" w:type="dxa"/>
-              <w:left w:w="100" w:type="dxa"/>
-              <w:bottom w:w="100" w:type="dxa"/>
-              <w:right w:w="100" w:type="dxa"/>
-            </w:tcMar>
-            <w:vAlign w:val="center"/>
-            <w:hideMark/>
-          </w:tcPr>
-          <w:p>
-            <w:pPr>
-              <w:rPr>
-                <w:rFonts w:ascii="Times New Roman" w:eastAsia="標楷體" w:hAnsi="Times New Roman"/>
-                <w:b/>
-                <w:bCs/>
-              </w:rPr>
-            </w:pPr>
-            <w:r>
-              <w:rPr>
-                <w:rFonts w:ascii="Times New Roman" w:eastAsia="標楷體" w:hAnsi="Times New Roman"/>
-                <w:b/>
-                <w:bCs/>
-              </w:rPr>
-              <w:t>Microsoft Word</w:t>
-            </w:r>
-          </w:p>
-        </w:tc>
-        <w:tc>
-          <w:tcPr>
-            <w:tcW w:w="0" w:type="auto"/>
-            <w:tcBorders>
-              <w:top w:val="single" w:sz="8" w:space="0" w:color="000000"/>
-              <w:left w:val="single" w:sz="8" w:space="0" w:color="000000"/>
-              <w:bottom w:val="single" w:sz="8" w:space="0" w:color="000000"/>
-              <w:right w:val="single" w:sz="8" w:space="0" w:color="000000"/>
-            </w:tcBorders>
-            <w:tcMar>
-              <w:top w:w="100" w:type="dxa"/>
-              <w:left w:w="100" w:type="dxa"/>
-              <w:bottom w:w="100" w:type="dxa"/>
-              <w:right w:w="100" w:type="dxa"/>
-            </w:tcMar>
-            <w:vAlign w:val="center"/>
-            <w:hideMark/>
-          </w:tcPr>
-          <w:p>
-            <w:pPr>
-              <w:rPr>
-                <w:rFonts w:ascii="Times New Roman" w:eastAsia="標楷體" w:hAnsi="Times New Roman"/>
-                <w:b/>
-                <w:bCs/>
-              </w:rPr>
-            </w:pPr>
-            <w:r>
-              <w:rPr>
-                <w:rFonts w:ascii="Times New Roman" w:eastAsia="標楷體" w:hAnsi="Times New Roman"/>
-                <w:b/>
-                <w:bCs/>
-              </w:rPr>
-              <w:t>文件製作</w:t>
-            </w:r>
-          </w:p>
-        </w:tc>
-      </w:tr>
-    </w:tbl>
-    <w:p>
-      <w:pPr>
-        <w:rPr>
-          <w:rFonts w:ascii="Times New Roman" w:eastAsia="標楷體" w:hAnsi="Times New Roman"/>
-          <w:b/>
-          <w:bCs/>
-        </w:rPr>
-      </w:pPr>
-    </w:p>
-    <w:tbl>
-      <w:tblPr>
-        <w:tblW w:w="9026" w:type="dxa"/>
-        <w:tblCellMar>
-          <w:top w:w="15" w:type="dxa"/>
-          <w:left w:w="15" w:type="dxa"/>
-          <w:bottom w:w="15" w:type="dxa"/>
-          <w:right w:w="15" w:type="dxa"/>
-        </w:tblCellMar>
-        <w:tblLook w:val="04A0" w:firstRow="1" w:lastRow="0" w:firstColumn="1" w:lastColumn="0" w:noHBand="0" w:noVBand="1"/>
-      </w:tblPr>
-      <w:tblGrid>
-        <w:gridCol w:w="2420"/>
-        <w:gridCol w:w="6606"/>
-      </w:tblGrid>
-      <w:tr>
-        <w:trPr>
-          <w:trHeight w:val="480"/>
-        </w:trPr>
-        <w:tc>
-          <w:tcPr>
-            <w:tcW w:w="0" w:type="auto"/>
-            <w:gridSpan w:val="2"/>
-            <w:tcBorders>
-              <w:top w:val="single" w:sz="8" w:space="0" w:color="000000"/>
-              <w:left w:val="single" w:sz="8" w:space="0" w:color="000000"/>
-              <w:bottom w:val="single" w:sz="8" w:space="0" w:color="000000"/>
-              <w:right w:val="single" w:sz="8" w:space="0" w:color="000000"/>
-            </w:tcBorders>
-            <w:shd w:val="clear" w:color="auto" w:fill="CCCCCC"/>
-            <w:tcMar>
-              <w:top w:w="100" w:type="dxa"/>
-              <w:left w:w="100" w:type="dxa"/>
-              <w:bottom w:w="100" w:type="dxa"/>
-              <w:right w:w="100" w:type="dxa"/>
-            </w:tcMar>
-            <w:hideMark/>
-          </w:tcPr>
-          <w:p>
-            <w:pPr>
-              <w:rPr>
-                <w:rFonts w:ascii="Times New Roman" w:eastAsia="標楷體" w:hAnsi="Times New Roman"/>
-                <w:b/>
-                <w:bCs/>
-              </w:rPr>
-            </w:pPr>
-            <w:r>
-              <w:rPr>
-                <w:rFonts w:ascii="Times New Roman" w:eastAsia="標楷體" w:hAnsi="Times New Roman"/>
-                <w:b/>
-                <w:bCs/>
-              </w:rPr>
-              <w:t>開發環境與程式編輯工具</w:t>
-            </w:r>
-          </w:p>
-        </w:tc>
-      </w:tr>
-      <w:tr>
-        <w:tc>
-          <w:tcPr>
-            <w:tcW w:w="0" w:type="auto"/>
-            <w:tcBorders>
-              <w:top w:val="single" w:sz="8" w:space="0" w:color="000000"/>
-              <w:left w:val="single" w:sz="8" w:space="0" w:color="000000"/>
-              <w:bottom w:val="single" w:sz="8" w:space="0" w:color="000000"/>
-              <w:right w:val="single" w:sz="8" w:space="0" w:color="000000"/>
-            </w:tcBorders>
-            <w:tcMar>
-              <w:top w:w="100" w:type="dxa"/>
-              <w:left w:w="100" w:type="dxa"/>
-              <w:bottom w:w="100" w:type="dxa"/>
-              <w:right w:w="100" w:type="dxa"/>
-            </w:tcMar>
-            <w:hideMark/>
-          </w:tcPr>
-          <w:p>
-            <w:pPr>
-              <w:rPr>
-                <w:rFonts w:ascii="Times New Roman" w:eastAsia="標楷體" w:hAnsi="Times New Roman"/>
-                <w:b/>
-                <w:bCs/>
-              </w:rPr>
-            </w:pPr>
-            <w:r>
-              <w:rPr>
-                <w:rFonts w:ascii="Times New Roman" w:eastAsia="標楷體" w:hAnsi="Times New Roman"/>
-                <w:b/>
-                <w:bCs/>
-              </w:rPr>
-              <w:t>系統開發環境</w:t>
-            </w:r>
-          </w:p>
-        </w:tc>
-        <w:tc>
-          <w:tcPr>
-            <w:tcW w:w="0" w:type="auto"/>
-            <w:tcBorders>
-              <w:top w:val="single" w:sz="8" w:space="0" w:color="000000"/>
-              <w:left w:val="single" w:sz="8" w:space="0" w:color="000000"/>
-              <w:bottom w:val="single" w:sz="8" w:space="0" w:color="000000"/>
-              <w:right w:val="single" w:sz="8" w:space="0" w:color="000000"/>
-            </w:tcBorders>
-            <w:tcMar>
-              <w:top w:w="100" w:type="dxa"/>
-              <w:left w:w="100" w:type="dxa"/>
-              <w:bottom w:w="100" w:type="dxa"/>
-              <w:right w:w="100" w:type="dxa"/>
-            </w:tcMar>
-            <w:hideMark/>
-          </w:tcPr>
-          <w:p>
-            <w:pPr>
-              <w:rPr>
-                <w:rFonts w:ascii="Times New Roman" w:eastAsia="標楷體" w:hAnsi="Times New Roman"/>
-                <w:b/>
-                <w:bCs/>
-              </w:rPr>
-            </w:pPr>
-            <w:r>
-              <w:rPr>
-                <w:rFonts w:ascii="Times New Roman" w:eastAsia="標楷體" w:hAnsi="Times New Roman"/>
-                <w:b/>
-                <w:bCs/>
-              </w:rPr>
-              <w:t>Windows 10, 11</w:t>
-            </w:r>
-            <w:r>
-              <w:rPr>
-                <w:rFonts w:ascii="Times New Roman" w:eastAsia="標楷體" w:hAnsi="Times New Roman"/>
-                <w:b/>
-                <w:bCs/>
-              </w:rPr>
-              <w:t>、</w:t>
-            </w:r>
-            <w:r>
-              <w:rPr>
-                <w:rFonts w:ascii="Times New Roman" w:eastAsia="標楷體" w:hAnsi="Times New Roman"/>
-                <w:b/>
-                <w:bCs/>
-              </w:rPr>
-              <w:t>MacOS Tahoe</w:t>
-            </w:r>
-            <w:r>
-              <w:rPr>
-                <w:rFonts w:ascii="Times New Roman" w:eastAsia="標楷體" w:hAnsi="Times New Roman" w:hint="eastAsia"/>
-                <w:b/>
-                <w:bCs/>
-              </w:rPr>
-              <w:t>、</w:t>
-            </w:r>
-            <w:r>
-              <w:rPr>
-                <w:rFonts w:ascii="Times New Roman" w:eastAsia="標楷體" w:hAnsi="Times New Roman"/>
-                <w:b/>
-                <w:bCs/>
-              </w:rPr>
-              <w:t>F</w:t>
-            </w:r>
-            <w:r>
-              <w:rPr>
-                <w:rFonts w:ascii="Times New Roman" w:eastAsia="標楷體" w:hAnsi="Times New Roman" w:hint="eastAsia"/>
-                <w:b/>
-                <w:bCs/>
-              </w:rPr>
-              <w:t>edora Linux</w:t>
-            </w:r>
-          </w:p>
-        </w:tc>
-      </w:tr>
-      <w:tr>
-        <w:tc>
-          <w:tcPr>
-            <w:tcW w:w="0" w:type="auto"/>
-            <w:tcBorders>
-              <w:top w:val="single" w:sz="8" w:space="0" w:color="000000"/>
-              <w:left w:val="single" w:sz="8" w:space="0" w:color="000000"/>
-              <w:bottom w:val="single" w:sz="8" w:space="0" w:color="000000"/>
-              <w:right w:val="single" w:sz="8" w:space="0" w:color="000000"/>
-            </w:tcBorders>
-            <w:tcMar>
-              <w:top w:w="100" w:type="dxa"/>
-              <w:left w:w="100" w:type="dxa"/>
-              <w:bottom w:w="100" w:type="dxa"/>
-              <w:right w:w="100" w:type="dxa"/>
-            </w:tcMar>
-            <w:hideMark/>
-          </w:tcPr>
-          <w:p>
-            <w:pPr>
-              <w:rPr>
-                <w:rFonts w:ascii="Times New Roman" w:eastAsia="標楷體" w:hAnsi="Times New Roman"/>
-                <w:b/>
-                <w:bCs/>
-              </w:rPr>
-            </w:pPr>
-            <w:r>
-              <w:rPr>
-                <w:rFonts w:ascii="Times New Roman" w:eastAsia="標楷體" w:hAnsi="Times New Roman"/>
-                <w:b/>
-                <w:bCs/>
-              </w:rPr>
-              <w:t>程式編撰工具</w:t>
-            </w:r>
-          </w:p>
-        </w:tc>
-        <w:tc>
-          <w:tcPr>
-            <w:tcW w:w="0" w:type="auto"/>
-            <w:tcBorders>
-              <w:top w:val="single" w:sz="8" w:space="0" w:color="000000"/>
-              <w:left w:val="single" w:sz="8" w:space="0" w:color="000000"/>
-              <w:bottom w:val="single" w:sz="8" w:space="0" w:color="000000"/>
-              <w:right w:val="single" w:sz="8" w:space="0" w:color="000000"/>
-            </w:tcBorders>
-            <w:tcMar>
-              <w:top w:w="100" w:type="dxa"/>
-              <w:left w:w="100" w:type="dxa"/>
-              <w:bottom w:w="100" w:type="dxa"/>
-              <w:right w:w="100" w:type="dxa"/>
-            </w:tcMar>
-            <w:hideMark/>
-          </w:tcPr>
-          <w:p>
-            <w:pPr>
-              <w:rPr>
-                <w:rFonts w:ascii="Times New Roman" w:eastAsia="標楷體" w:hAnsi="Times New Roman"/>
-                <w:b/>
-                <w:bCs/>
-              </w:rPr>
-            </w:pPr>
-            <w:r>
-              <w:rPr>
-                <w:rFonts w:ascii="Times New Roman" w:eastAsia="標楷體" w:hAnsi="Times New Roman"/>
-                <w:b/>
-                <w:bCs/>
-              </w:rPr>
-              <w:t>Visual Studio Code</w:t>
-            </w:r>
-            <w:r>
-              <w:rPr>
-                <w:rFonts w:ascii="Times New Roman" w:eastAsia="標楷體" w:hAnsi="Times New Roman"/>
-                <w:b/>
-                <w:bCs/>
-              </w:rPr>
-              <w:t>、</w:t>
-            </w:r>
-            <w:r>
-              <w:rPr>
-                <w:rFonts w:ascii="Times New Roman" w:eastAsia="標楷體" w:hAnsi="Times New Roman"/>
-                <w:b/>
-                <w:bCs/>
-              </w:rPr>
-              <w:t>Antigravity</w:t>
-            </w:r>
-          </w:p>
-        </w:tc>
-      </w:tr>
-      <w:tr>
-        <w:trPr>
-          <w:trHeight w:val="480"/>
-        </w:trPr>
-        <w:tc>
-          <w:tcPr>
-            <w:tcW w:w="0" w:type="auto"/>
-            <w:gridSpan w:val="2"/>
-            <w:tcBorders>
-              <w:top w:val="single" w:sz="8" w:space="0" w:color="000000"/>
-              <w:left w:val="single" w:sz="8" w:space="0" w:color="000000"/>
-              <w:bottom w:val="single" w:sz="8" w:space="0" w:color="000000"/>
-              <w:right w:val="single" w:sz="8" w:space="0" w:color="000000"/>
-            </w:tcBorders>
-            <w:shd w:val="clear" w:color="auto" w:fill="CCCCCC"/>
-            <w:tcMar>
-              <w:top w:w="100" w:type="dxa"/>
-              <w:left w:w="100" w:type="dxa"/>
-              <w:bottom w:w="100" w:type="dxa"/>
-              <w:right w:w="100" w:type="dxa"/>
-            </w:tcMar>
-            <w:hideMark/>
-          </w:tcPr>
-          <w:p>
-            <w:pPr>
-              <w:rPr>
-                <w:rFonts w:ascii="Times New Roman" w:eastAsia="標楷體" w:hAnsi="Times New Roman"/>
-                <w:b/>
-                <w:bCs/>
-              </w:rPr>
-            </w:pPr>
-            <w:r>
-              <w:rPr>
-                <w:rFonts w:ascii="Times New Roman" w:eastAsia="標楷體" w:hAnsi="Times New Roman"/>
-                <w:b/>
-                <w:bCs/>
-              </w:rPr>
-              <w:t>前端</w:t>
-            </w:r>
-          </w:p>
-        </w:tc>
-      </w:tr>
-      <w:tr>
-        <w:tc>
-          <w:tcPr>
-            <w:tcW w:w="0" w:type="auto"/>
-            <w:tcBorders>
-              <w:top w:val="single" w:sz="8" w:space="0" w:color="000000"/>
-              <w:left w:val="single" w:sz="8" w:space="0" w:color="000000"/>
-              <w:bottom w:val="single" w:sz="8" w:space="0" w:color="000000"/>
-              <w:right w:val="single" w:sz="8" w:space="0" w:color="000000"/>
-            </w:tcBorders>
-            <w:tcMar>
-              <w:top w:w="100" w:type="dxa"/>
-              <w:left w:w="100" w:type="dxa"/>
-              <w:bottom w:w="100" w:type="dxa"/>
-              <w:right w:w="100" w:type="dxa"/>
-            </w:tcMar>
-            <w:hideMark/>
-          </w:tcPr>
-          <w:p>
-            <w:pPr>
-              <w:rPr>
-                <w:rFonts w:ascii="Times New Roman" w:eastAsia="標楷體" w:hAnsi="Times New Roman"/>
-                <w:b/>
-                <w:bCs/>
-              </w:rPr>
-            </w:pPr>
-            <w:r>
-              <w:rPr>
-                <w:rFonts w:ascii="Times New Roman" w:eastAsia="標楷體" w:hAnsi="Times New Roman"/>
-                <w:b/>
-                <w:bCs/>
-              </w:rPr>
-              <w:t>開發語言</w:t>
-            </w:r>
-          </w:p>
-        </w:tc>
-        <w:tc>
-          <w:tcPr>
-            <w:tcW w:w="0" w:type="auto"/>
-            <w:tcBorders>
-              <w:top w:val="single" w:sz="8" w:space="0" w:color="000000"/>
-              <w:left w:val="single" w:sz="8" w:space="0" w:color="000000"/>
-              <w:bottom w:val="single" w:sz="8" w:space="0" w:color="000000"/>
-              <w:right w:val="single" w:sz="8" w:space="0" w:color="000000"/>
-            </w:tcBorders>
-            <w:tcMar>
-              <w:top w:w="100" w:type="dxa"/>
-              <w:left w:w="100" w:type="dxa"/>
-              <w:bottom w:w="100" w:type="dxa"/>
-              <w:right w:w="100" w:type="dxa"/>
-            </w:tcMar>
-            <w:hideMark/>
-          </w:tcPr>
-          <w:p>
-            <w:pPr>
-              <w:rPr>
-                <w:rFonts w:ascii="Times New Roman" w:eastAsia="標楷體" w:hAnsi="Times New Roman"/>
-                <w:b/>
-                <w:bCs/>
-              </w:rPr>
-            </w:pPr>
-            <w:r>
-              <w:rPr>
-                <w:rFonts w:ascii="Times New Roman" w:eastAsia="標楷體" w:hAnsi="Times New Roman"/>
-                <w:b/>
-                <w:bCs/>
-              </w:rPr>
-              <w:t>Dart</w:t>
-            </w:r>
-          </w:p>
-        </w:tc>
-      </w:tr>
-      <w:tr>
-        <w:tc>
-          <w:tcPr>
-            <w:tcW w:w="0" w:type="auto"/>
-            <w:tcBorders>
-              <w:top w:val="single" w:sz="8" w:space="0" w:color="000000"/>
-              <w:left w:val="single" w:sz="8" w:space="0" w:color="000000"/>
-              <w:bottom w:val="single" w:sz="8" w:space="0" w:color="000000"/>
-              <w:right w:val="single" w:sz="8" w:space="0" w:color="000000"/>
-            </w:tcBorders>
-            <w:tcMar>
-              <w:top w:w="100" w:type="dxa"/>
-              <w:left w:w="100" w:type="dxa"/>
-              <w:bottom w:w="100" w:type="dxa"/>
-              <w:right w:w="100" w:type="dxa"/>
-            </w:tcMar>
-            <w:hideMark/>
-          </w:tcPr>
-          <w:p>
-            <w:pPr>
-              <w:rPr>
-                <w:rFonts w:ascii="Times New Roman" w:eastAsia="標楷體" w:hAnsi="Times New Roman"/>
-                <w:b/>
-                <w:bCs/>
-              </w:rPr>
-            </w:pPr>
-            <w:r>
-              <w:rPr>
-                <w:rFonts w:ascii="Times New Roman" w:eastAsia="標楷體" w:hAnsi="Times New Roman"/>
-                <w:b/>
-                <w:bCs/>
-              </w:rPr>
-              <w:t>套件</w:t>
-            </w:r>
-          </w:p>
-        </w:tc>
-        <w:tc>
-          <w:tcPr>
-            <w:tcW w:w="0" w:type="auto"/>
-            <w:tcBorders>
-              <w:top w:val="single" w:sz="8" w:space="0" w:color="000000"/>
-              <w:left w:val="single" w:sz="8" w:space="0" w:color="000000"/>
-              <w:bottom w:val="single" w:sz="8" w:space="0" w:color="000000"/>
-              <w:right w:val="single" w:sz="8" w:space="0" w:color="000000"/>
-            </w:tcBorders>
-            <w:tcMar>
-              <w:top w:w="100" w:type="dxa"/>
-              <w:left w:w="100" w:type="dxa"/>
-              <w:bottom w:w="100" w:type="dxa"/>
-              <w:right w:w="100" w:type="dxa"/>
-            </w:tcMar>
-            <w:hideMark/>
-          </w:tcPr>
-          <w:p>
-            <w:pPr>
-              <w:rPr>
-                <w:rFonts w:ascii="Times New Roman" w:eastAsia="標楷體" w:hAnsi="Times New Roman"/>
-                <w:b/>
-                <w:bCs/>
-              </w:rPr>
-            </w:pPr>
-            <w:r>
-              <w:rPr>
-                <w:rFonts w:ascii="Times New Roman" w:eastAsia="標楷體" w:hAnsi="Times New Roman"/>
-                <w:b/>
-                <w:bCs/>
-              </w:rPr>
-              <w:t>Flutter</w:t>
-            </w:r>
-          </w:p>
-        </w:tc>
-      </w:tr>
-      <w:tr>
-        <w:trPr>
-          <w:trHeight w:val="480"/>
-        </w:trPr>
-        <w:tc>
-          <w:tcPr>
-            <w:tcW w:w="0" w:type="auto"/>
-            <w:gridSpan w:val="2"/>
-            <w:tcBorders>
-              <w:top w:val="single" w:sz="8" w:space="0" w:color="000000"/>
-              <w:left w:val="single" w:sz="8" w:space="0" w:color="000000"/>
-              <w:bottom w:val="single" w:sz="8" w:space="0" w:color="000000"/>
-              <w:right w:val="single" w:sz="8" w:space="0" w:color="000000"/>
-            </w:tcBorders>
-            <w:shd w:val="clear" w:color="auto" w:fill="CCCCCC"/>
-            <w:tcMar>
-              <w:top w:w="100" w:type="dxa"/>
-              <w:left w:w="100" w:type="dxa"/>
-              <w:bottom w:w="100" w:type="dxa"/>
-              <w:right w:w="100" w:type="dxa"/>
-            </w:tcMar>
-            <w:hideMark/>
-          </w:tcPr>
-          <w:p>
-            <w:pPr>
-              <w:rPr>
-                <w:rFonts w:ascii="Times New Roman" w:eastAsia="標楷體" w:hAnsi="Times New Roman"/>
-                <w:b/>
-                <w:bCs/>
-              </w:rPr>
-            </w:pPr>
-            <w:r>
-              <w:rPr>
-                <w:rFonts w:ascii="Times New Roman" w:eastAsia="標楷體" w:hAnsi="Times New Roman"/>
-                <w:b/>
-                <w:bCs/>
-              </w:rPr>
-              <w:t>後端</w:t>
-            </w:r>
-          </w:p>
-        </w:tc>
-      </w:tr>
-      <w:tr>
-        <w:tc>
-          <w:tcPr>
-            <w:tcW w:w="0" w:type="auto"/>
-            <w:tcBorders>
-              <w:top w:val="single" w:sz="8" w:space="0" w:color="000000"/>
-              <w:left w:val="single" w:sz="8" w:space="0" w:color="000000"/>
-              <w:bottom w:val="single" w:sz="8" w:space="0" w:color="000000"/>
-              <w:right w:val="single" w:sz="8" w:space="0" w:color="000000"/>
-            </w:tcBorders>
-            <w:tcMar>
-              <w:top w:w="100" w:type="dxa"/>
-              <w:left w:w="100" w:type="dxa"/>
-              <w:bottom w:w="100" w:type="dxa"/>
-              <w:right w:w="100" w:type="dxa"/>
-            </w:tcMar>
-            <w:hideMark/>
-          </w:tcPr>
-          <w:p>
-            <w:pPr>
-              <w:rPr>
-                <w:rFonts w:ascii="Times New Roman" w:eastAsia="標楷體" w:hAnsi="Times New Roman"/>
-                <w:b/>
-                <w:bCs/>
-              </w:rPr>
-            </w:pPr>
-            <w:r>
-              <w:rPr>
-                <w:rFonts w:ascii="Times New Roman" w:eastAsia="標楷體" w:hAnsi="Times New Roman"/>
-                <w:b/>
-                <w:bCs/>
-              </w:rPr>
-              <w:t>開發語言</w:t>
-            </w:r>
-          </w:p>
-        </w:tc>
-        <w:tc>
-          <w:tcPr>
-            <w:tcW w:w="0" w:type="auto"/>
-            <w:tcBorders>
-              <w:top w:val="single" w:sz="8" w:space="0" w:color="000000"/>
-              <w:left w:val="single" w:sz="8" w:space="0" w:color="000000"/>
-              <w:bottom w:val="single" w:sz="8" w:space="0" w:color="000000"/>
-              <w:right w:val="single" w:sz="8" w:space="0" w:color="000000"/>
-            </w:tcBorders>
-            <w:tcMar>
-              <w:top w:w="100" w:type="dxa"/>
-              <w:left w:w="100" w:type="dxa"/>
-              <w:bottom w:w="100" w:type="dxa"/>
-              <w:right w:w="100" w:type="dxa"/>
-            </w:tcMar>
-            <w:hideMark/>
-          </w:tcPr>
-          <w:p>
-            <w:pPr>
-              <w:rPr>
-                <w:rFonts w:ascii="Times New Roman" w:eastAsia="標楷體" w:hAnsi="Times New Roman"/>
-                <w:b/>
-                <w:bCs/>
-              </w:rPr>
-            </w:pPr>
-            <w:r>
-              <w:rPr>
-                <w:rFonts w:ascii="Times New Roman" w:eastAsia="標楷體" w:hAnsi="Times New Roman"/>
-                <w:b/>
-                <w:bCs/>
-              </w:rPr>
-              <w:t>Python</w:t>
-            </w:r>
-          </w:p>
-        </w:tc>
-      </w:tr>
-      <w:tr>
-        <w:tc>
-          <w:tcPr>
-            <w:tcW w:w="0" w:type="auto"/>
-            <w:tcBorders>
-              <w:top w:val="single" w:sz="8" w:space="0" w:color="000000"/>
-              <w:left w:val="single" w:sz="8" w:space="0" w:color="000000"/>
-              <w:bottom w:val="single" w:sz="8" w:space="0" w:color="000000"/>
-              <w:right w:val="single" w:sz="8" w:space="0" w:color="000000"/>
-            </w:tcBorders>
-            <w:tcMar>
-              <w:top w:w="100" w:type="dxa"/>
-              <w:left w:w="100" w:type="dxa"/>
-              <w:bottom w:w="100" w:type="dxa"/>
-              <w:right w:w="100" w:type="dxa"/>
-            </w:tcMar>
-            <w:hideMark/>
-          </w:tcPr>
-          <w:p>
-            <w:pPr>
-              <w:rPr>
-                <w:rFonts w:ascii="Times New Roman" w:eastAsia="標楷體" w:hAnsi="Times New Roman"/>
-                <w:b/>
-                <w:bCs/>
-              </w:rPr>
-            </w:pPr>
-            <w:r>
-              <w:rPr>
-                <w:rFonts w:ascii="Times New Roman" w:eastAsia="標楷體" w:hAnsi="Times New Roman"/>
-                <w:b/>
-                <w:bCs/>
-              </w:rPr>
-              <w:t>框架</w:t>
-            </w:r>
-          </w:p>
-        </w:tc>
-        <w:tc>
-          <w:tcPr>
-            <w:tcW w:w="0" w:type="auto"/>
-            <w:tcBorders>
-              <w:top w:val="single" w:sz="8" w:space="0" w:color="000000"/>
-              <w:left w:val="single" w:sz="8" w:space="0" w:color="000000"/>
-              <w:bottom w:val="single" w:sz="8" w:space="0" w:color="000000"/>
-              <w:right w:val="single" w:sz="8" w:space="0" w:color="000000"/>
-            </w:tcBorders>
-            <w:tcMar>
-              <w:top w:w="100" w:type="dxa"/>
-              <w:left w:w="100" w:type="dxa"/>
-              <w:bottom w:w="100" w:type="dxa"/>
-              <w:right w:w="100" w:type="dxa"/>
-            </w:tcMar>
-            <w:hideMark/>
-          </w:tcPr>
-          <w:p>
-            <w:pPr>
-              <w:rPr>
-                <w:rFonts w:ascii="Times New Roman" w:eastAsia="標楷體" w:hAnsi="Times New Roman"/>
-                <w:b/>
-                <w:bCs/>
-              </w:rPr>
-            </w:pPr>
-            <w:proofErr w:type="spellStart"/>
-            <w:r>
-              <w:rPr>
-                <w:rFonts w:ascii="Times New Roman" w:eastAsia="標楷體" w:hAnsi="Times New Roman"/>
-                <w:b/>
-                <w:bCs/>
-              </w:rPr>
-              <w:t>F</w:t>
-            </w:r>
-            <w:r>
-              <w:rPr>
-                <w:rFonts w:ascii="Times New Roman" w:eastAsia="標楷體" w:hAnsi="Times New Roman" w:hint="eastAsia"/>
-                <w:b/>
-                <w:bCs/>
-              </w:rPr>
-              <w:t>astAPI</w:t>
-            </w:r>
-            <w:proofErr w:type="spellEnd"/>
-          </w:p>
-        </w:tc>
-      </w:tr>
-      <w:tr>
-        <w:trPr>
-          <w:trHeight w:val="480"/>
-        </w:trPr>
-        <w:tc>
-          <w:tcPr>
-            <w:tcW w:w="0" w:type="auto"/>
-            <w:gridSpan w:val="2"/>
-            <w:tcBorders>
-              <w:top w:val="single" w:sz="8" w:space="0" w:color="000000"/>
-              <w:left w:val="single" w:sz="8" w:space="0" w:color="000000"/>
-              <w:bottom w:val="single" w:sz="8" w:space="0" w:color="000000"/>
-              <w:right w:val="single" w:sz="8" w:space="0" w:color="000000"/>
-            </w:tcBorders>
-            <w:shd w:val="clear" w:color="auto" w:fill="CCCCCC"/>
-            <w:tcMar>
-              <w:top w:w="100" w:type="dxa"/>
-              <w:left w:w="100" w:type="dxa"/>
-              <w:bottom w:w="100" w:type="dxa"/>
-              <w:right w:w="100" w:type="dxa"/>
-            </w:tcMar>
-            <w:hideMark/>
-          </w:tcPr>
-          <w:p>
-            <w:pPr>
-              <w:rPr>
-                <w:rFonts w:ascii="Times New Roman" w:eastAsia="標楷體" w:hAnsi="Times New Roman"/>
-                <w:b/>
-                <w:bCs/>
-              </w:rPr>
-            </w:pPr>
-            <w:r>
-              <w:rPr>
-                <w:rFonts w:ascii="Times New Roman" w:eastAsia="標楷體" w:hAnsi="Times New Roman"/>
-                <w:b/>
-                <w:bCs/>
-              </w:rPr>
-              <w:t>資料庫</w:t>
-            </w:r>
-          </w:p>
-        </w:tc>
-      </w:tr>
-      <w:tr>
-        <w:tc>
-          <w:tcPr>
-            <w:tcW w:w="0" w:type="auto"/>
-            <w:tcBorders>
-              <w:top w:val="single" w:sz="8" w:space="0" w:color="000000"/>
-              <w:left w:val="single" w:sz="8" w:space="0" w:color="000000"/>
-              <w:bottom w:val="single" w:sz="8" w:space="0" w:color="000000"/>
-              <w:right w:val="single" w:sz="8" w:space="0" w:color="000000"/>
-            </w:tcBorders>
-            <w:tcMar>
-              <w:top w:w="100" w:type="dxa"/>
-              <w:left w:w="100" w:type="dxa"/>
-              <w:bottom w:w="100" w:type="dxa"/>
-              <w:right w:w="100" w:type="dxa"/>
-            </w:tcMar>
-            <w:hideMark/>
-          </w:tcPr>
-          <w:p>
-            <w:pPr>
-              <w:rPr>
-                <w:rFonts w:ascii="Times New Roman" w:eastAsia="標楷體" w:hAnsi="Times New Roman"/>
-                <w:b/>
-                <w:bCs/>
-              </w:rPr>
-            </w:pPr>
-            <w:r>
-              <w:rPr>
-                <w:rFonts w:ascii="Times New Roman" w:eastAsia="標楷體" w:hAnsi="Times New Roman"/>
-                <w:b/>
-                <w:bCs/>
-              </w:rPr>
-              <w:t>資料庫</w:t>
-            </w:r>
-          </w:p>
-        </w:tc>
-        <w:tc>
-          <w:tcPr>
-            <w:tcW w:w="0" w:type="auto"/>
-            <w:tcBorders>
-              <w:top w:val="single" w:sz="8" w:space="0" w:color="000000"/>
-              <w:left w:val="single" w:sz="8" w:space="0" w:color="000000"/>
-              <w:bottom w:val="single" w:sz="8" w:space="0" w:color="000000"/>
-              <w:right w:val="single" w:sz="8" w:space="0" w:color="000000"/>
-            </w:tcBorders>
-            <w:tcMar>
-              <w:top w:w="100" w:type="dxa"/>
-              <w:left w:w="100" w:type="dxa"/>
-              <w:bottom w:w="100" w:type="dxa"/>
-              <w:right w:w="100" w:type="dxa"/>
-            </w:tcMar>
-            <w:hideMark/>
-          </w:tcPr>
-          <w:p>
-            <w:pPr>
-              <w:rPr>
-                <w:rFonts w:ascii="Times New Roman" w:eastAsia="標楷體" w:hAnsi="Times New Roman"/>
-                <w:b/>
-                <w:bCs/>
-              </w:rPr>
-            </w:pPr>
-            <w:r>
-              <w:rPr>
-                <w:rFonts w:ascii="Times New Roman" w:eastAsia="標楷體" w:hAnsi="Times New Roman"/>
-                <w:b/>
-                <w:bCs/>
-              </w:rPr>
-              <w:t>MySQL</w:t>
-            </w:r>
-            <w:r>
-              <w:rPr>
-                <w:rFonts w:ascii="Times New Roman" w:eastAsia="標楷體" w:hAnsi="Times New Roman"/>
-                <w:b/>
-                <w:bCs/>
-              </w:rPr>
-              <w:t>、</w:t>
-            </w:r>
-            <w:r>
-              <w:rPr>
-                <w:rFonts w:ascii="Times New Roman" w:eastAsia="標楷體" w:hAnsi="Times New Roman"/>
-                <w:b/>
-                <w:bCs/>
-              </w:rPr>
-              <w:t>MongoDB</w:t>
-            </w:r>
-          </w:p>
-        </w:tc>
-      </w:tr>
-      <w:tr>
-        <w:tc>
-          <w:tcPr>
-            <w:tcW w:w="0" w:type="auto"/>
-            <w:tcBorders>
-              <w:top w:val="single" w:sz="8" w:space="0" w:color="000000"/>
-              <w:left w:val="single" w:sz="8" w:space="0" w:color="000000"/>
-              <w:bottom w:val="single" w:sz="8" w:space="0" w:color="000000"/>
-              <w:right w:val="single" w:sz="8" w:space="0" w:color="000000"/>
-            </w:tcBorders>
-            <w:tcMar>
-              <w:top w:w="100" w:type="dxa"/>
-              <w:left w:w="100" w:type="dxa"/>
-              <w:bottom w:w="100" w:type="dxa"/>
-              <w:right w:w="100" w:type="dxa"/>
-            </w:tcMar>
-            <w:vAlign w:val="center"/>
-            <w:hideMark/>
-          </w:tcPr>
-          <w:p>
-            <w:pPr>
-              <w:rPr>
-                <w:rFonts w:ascii="Times New Roman" w:eastAsia="標楷體" w:hAnsi="Times New Roman"/>
-                <w:b/>
-                <w:bCs/>
-              </w:rPr>
-            </w:pPr>
-            <w:r>
-              <w:rPr>
-                <w:rFonts w:ascii="Times New Roman" w:eastAsia="標楷體" w:hAnsi="Times New Roman"/>
-                <w:b/>
-                <w:bCs/>
-              </w:rPr>
-              <w:lastRenderedPageBreak/>
-              <w:t>資料庫管理工具</w:t>
-            </w:r>
-          </w:p>
-        </w:tc>
-        <w:tc>
-          <w:tcPr>
-            <w:tcW w:w="0" w:type="auto"/>
-            <w:tcBorders>
-              <w:top w:val="single" w:sz="8" w:space="0" w:color="000000"/>
-              <w:left w:val="single" w:sz="8" w:space="0" w:color="000000"/>
-              <w:bottom w:val="single" w:sz="8" w:space="0" w:color="000000"/>
-              <w:right w:val="single" w:sz="8" w:space="0" w:color="000000"/>
-            </w:tcBorders>
-            <w:tcMar>
-              <w:top w:w="100" w:type="dxa"/>
-              <w:left w:w="100" w:type="dxa"/>
-              <w:bottom w:w="100" w:type="dxa"/>
-              <w:right w:w="100" w:type="dxa"/>
-            </w:tcMar>
-            <w:hideMark/>
-          </w:tcPr>
-          <w:p>
-            <w:pPr>
-              <w:rPr>
-                <w:rFonts w:ascii="Times New Roman" w:eastAsia="標楷體" w:hAnsi="Times New Roman"/>
-                <w:b/>
-                <w:bCs/>
-              </w:rPr>
-            </w:pPr>
-            <w:r>
-              <w:rPr>
-                <w:rFonts w:ascii="Times New Roman" w:eastAsia="標楷體" w:hAnsi="Times New Roman"/>
-                <w:b/>
-                <w:bCs/>
-              </w:rPr>
-              <w:t>MySQL Workbench</w:t>
-            </w:r>
-            <w:r>
-              <w:rPr>
-                <w:rFonts w:ascii="Times New Roman" w:eastAsia="標楷體" w:hAnsi="Times New Roman"/>
-                <w:b/>
-                <w:bCs/>
-              </w:rPr>
-              <w:t>、</w:t>
-            </w:r>
-            <w:r>
-              <w:rPr>
-                <w:rFonts w:ascii="Times New Roman" w:eastAsia="標楷體" w:hAnsi="Times New Roman"/>
-                <w:b/>
-                <w:bCs/>
-              </w:rPr>
-              <w:t>MongoDB compass</w:t>
-            </w:r>
-          </w:p>
-        </w:tc>
-      </w:tr>
-      <w:tr>
-        <w:trPr>
-          <w:trHeight w:val="480"/>
-        </w:trPr>
-        <w:tc>
-          <w:tcPr>
-            <w:tcW w:w="0" w:type="auto"/>
-            <w:gridSpan w:val="2"/>
-            <w:tcBorders>
-              <w:top w:val="single" w:sz="8" w:space="0" w:color="000000"/>
-              <w:left w:val="single" w:sz="8" w:space="0" w:color="000000"/>
-              <w:bottom w:val="single" w:sz="8" w:space="0" w:color="000000"/>
-              <w:right w:val="single" w:sz="8" w:space="0" w:color="000000"/>
-            </w:tcBorders>
-            <w:shd w:val="clear" w:color="auto" w:fill="CCCCCC"/>
-            <w:tcMar>
-              <w:top w:w="100" w:type="dxa"/>
-              <w:left w:w="100" w:type="dxa"/>
-              <w:bottom w:w="100" w:type="dxa"/>
-              <w:right w:w="100" w:type="dxa"/>
-            </w:tcMar>
-            <w:hideMark/>
-          </w:tcPr>
-          <w:p>
-            <w:pPr>
-              <w:rPr>
-                <w:rFonts w:ascii="Times New Roman" w:eastAsia="標楷體" w:hAnsi="Times New Roman"/>
-                <w:b/>
-                <w:bCs/>
-              </w:rPr>
-            </w:pPr>
-            <w:r>
-              <w:rPr>
-                <w:rFonts w:ascii="Times New Roman" w:eastAsia="標楷體" w:hAnsi="Times New Roman"/>
-                <w:b/>
-                <w:bCs/>
-              </w:rPr>
-              <w:t>版本控制工具</w:t>
-            </w:r>
-          </w:p>
-        </w:tc>
-      </w:tr>
-      <w:tr>
-        <w:tc>
-          <w:tcPr>
-            <w:tcW w:w="0" w:type="auto"/>
-            <w:tcBorders>
-              <w:top w:val="single" w:sz="8" w:space="0" w:color="000000"/>
-              <w:left w:val="single" w:sz="8" w:space="0" w:color="000000"/>
-              <w:bottom w:val="single" w:sz="8" w:space="0" w:color="000000"/>
-              <w:right w:val="single" w:sz="8" w:space="0" w:color="000000"/>
-            </w:tcBorders>
-            <w:tcMar>
-              <w:top w:w="100" w:type="dxa"/>
-              <w:left w:w="100" w:type="dxa"/>
-              <w:bottom w:w="100" w:type="dxa"/>
-              <w:right w:w="100" w:type="dxa"/>
-            </w:tcMar>
-            <w:hideMark/>
-          </w:tcPr>
-          <w:p>
-            <w:pPr>
-              <w:rPr>
-                <w:rFonts w:ascii="Times New Roman" w:eastAsia="標楷體" w:hAnsi="Times New Roman"/>
-                <w:b/>
-                <w:bCs/>
-              </w:rPr>
-            </w:pPr>
-            <w:r>
-              <w:rPr>
-                <w:rFonts w:ascii="Times New Roman" w:eastAsia="標楷體" w:hAnsi="Times New Roman"/>
-                <w:b/>
-                <w:bCs/>
-              </w:rPr>
-              <w:t>版本控制</w:t>
-            </w:r>
-          </w:p>
-        </w:tc>
-        <w:tc>
-          <w:tcPr>
-            <w:tcW w:w="0" w:type="auto"/>
-            <w:tcBorders>
-              <w:top w:val="single" w:sz="8" w:space="0" w:color="000000"/>
-              <w:left w:val="single" w:sz="8" w:space="0" w:color="000000"/>
-              <w:bottom w:val="single" w:sz="8" w:space="0" w:color="000000"/>
-              <w:right w:val="single" w:sz="8" w:space="0" w:color="000000"/>
-            </w:tcBorders>
-            <w:tcMar>
-              <w:top w:w="100" w:type="dxa"/>
-              <w:left w:w="100" w:type="dxa"/>
-              <w:bottom w:w="100" w:type="dxa"/>
-              <w:right w:w="100" w:type="dxa"/>
-            </w:tcMar>
-            <w:hideMark/>
-          </w:tcPr>
-          <w:p>
-            <w:pPr>
-              <w:rPr>
-                <w:rFonts w:ascii="Times New Roman" w:eastAsia="標楷體" w:hAnsi="Times New Roman"/>
-                <w:b/>
-                <w:bCs/>
-              </w:rPr>
-            </w:pPr>
-            <w:r>
-              <w:rPr>
-                <w:rFonts w:ascii="Times New Roman" w:eastAsia="標楷體" w:hAnsi="Times New Roman"/>
-                <w:b/>
-                <w:bCs/>
-              </w:rPr>
-              <w:t>Git</w:t>
-            </w:r>
-          </w:p>
-        </w:tc>
-      </w:tr>
-      <w:tr>
-        <w:tc>
-          <w:tcPr>
-            <w:tcW w:w="0" w:type="auto"/>
-            <w:tcBorders>
-              <w:top w:val="single" w:sz="8" w:space="0" w:color="000000"/>
-              <w:left w:val="single" w:sz="8" w:space="0" w:color="000000"/>
-              <w:bottom w:val="single" w:sz="8" w:space="0" w:color="000000"/>
-              <w:right w:val="single" w:sz="8" w:space="0" w:color="000000"/>
-            </w:tcBorders>
-            <w:tcMar>
-              <w:top w:w="100" w:type="dxa"/>
-              <w:left w:w="100" w:type="dxa"/>
-              <w:bottom w:w="100" w:type="dxa"/>
-              <w:right w:w="100" w:type="dxa"/>
-            </w:tcMar>
-            <w:hideMark/>
-          </w:tcPr>
-          <w:p>
-            <w:pPr>
-              <w:rPr>
-                <w:rFonts w:ascii="Times New Roman" w:eastAsia="標楷體" w:hAnsi="Times New Roman"/>
-                <w:b/>
-                <w:bCs/>
-              </w:rPr>
-            </w:pPr>
-            <w:r>
-              <w:rPr>
-                <w:rFonts w:ascii="Times New Roman" w:eastAsia="標楷體" w:hAnsi="Times New Roman"/>
-                <w:b/>
-                <w:bCs/>
-              </w:rPr>
-              <w:t>應用程式</w:t>
-            </w:r>
-          </w:p>
-        </w:tc>
-        <w:tc>
-          <w:tcPr>
-            <w:tcW w:w="0" w:type="auto"/>
-            <w:tcBorders>
-              <w:top w:val="single" w:sz="8" w:space="0" w:color="000000"/>
-              <w:left w:val="single" w:sz="8" w:space="0" w:color="000000"/>
-              <w:bottom w:val="single" w:sz="8" w:space="0" w:color="000000"/>
-              <w:right w:val="single" w:sz="8" w:space="0" w:color="000000"/>
-            </w:tcBorders>
-            <w:tcMar>
-              <w:top w:w="100" w:type="dxa"/>
-              <w:left w:w="100" w:type="dxa"/>
-              <w:bottom w:w="100" w:type="dxa"/>
-              <w:right w:w="100" w:type="dxa"/>
-            </w:tcMar>
-            <w:hideMark/>
-          </w:tcPr>
-          <w:p>
-            <w:pPr>
-              <w:rPr>
-                <w:rFonts w:ascii="Times New Roman" w:eastAsia="標楷體" w:hAnsi="Times New Roman"/>
-                <w:b/>
-                <w:bCs/>
-              </w:rPr>
-            </w:pPr>
-            <w:r>
-              <w:rPr>
-                <w:rFonts w:ascii="Times New Roman" w:eastAsia="標楷體" w:hAnsi="Times New Roman"/>
-                <w:b/>
-                <w:bCs/>
-              </w:rPr>
-              <w:t>Fork</w:t>
-            </w:r>
-          </w:p>
-        </w:tc>
-      </w:tr>
-    </w:tbl>
-    <w:p>
-      <w:pPr>
-        <w:rPr>
-          <w:rFonts w:ascii="Times New Roman" w:eastAsia="標楷體" w:hAnsi="Times New Roman"/>
-          <w:b/>
-          <w:bCs/>
-        </w:rPr>
-      </w:pPr>
-      <w:r>
-        <w:rPr>
-          <w:rFonts w:ascii="Times New Roman" w:eastAsia="標楷體" w:hAnsi="Times New Roman"/>
-          <w:b/>
-          <w:bCs/>
-        </w:rPr>
-        <w:br/>
-      </w:r>
-      <w:r>
-        <w:rPr>
-          <w:rFonts w:ascii="Times New Roman" w:eastAsia="標楷體" w:hAnsi="Times New Roman"/>
-          <w:b/>
-          <w:bCs/>
-        </w:rPr>
-        <w:br/>
-      </w:r>
-    </w:p>
-    <w:tbl>
-      <w:tblPr>
-        <w:tblW w:w="9026" w:type="dxa"/>
-        <w:tblCellMar>
-          <w:top w:w="15" w:type="dxa"/>
-          <w:left w:w="15" w:type="dxa"/>
-          <w:bottom w:w="15" w:type="dxa"/>
-          <w:right w:w="15" w:type="dxa"/>
-        </w:tblCellMar>
-        <w:tblLook w:val="04A0" w:firstRow="1" w:lastRow="0" w:firstColumn="1" w:lastColumn="0" w:noHBand="0" w:noVBand="1"/>
-      </w:tblPr>
-      <w:tblGrid>
-        <w:gridCol w:w="2575"/>
-        <w:gridCol w:w="6451"/>
-      </w:tblGrid>
-      <w:tr>
-        <w:trPr>
-          <w:trHeight w:val="480"/>
-        </w:trPr>
-        <w:tc>
-          <w:tcPr>
-            <w:tcW w:w="0" w:type="auto"/>
-            <w:gridSpan w:val="2"/>
-            <w:tcBorders>
-              <w:top w:val="single" w:sz="8" w:space="0" w:color="000000"/>
-              <w:left w:val="single" w:sz="8" w:space="0" w:color="000000"/>
-              <w:bottom w:val="single" w:sz="8" w:space="0" w:color="000000"/>
-              <w:right w:val="single" w:sz="8" w:space="0" w:color="000000"/>
-            </w:tcBorders>
-            <w:shd w:val="clear" w:color="auto" w:fill="CCCCCC"/>
-            <w:tcMar>
-              <w:top w:w="100" w:type="dxa"/>
-              <w:left w:w="100" w:type="dxa"/>
-              <w:bottom w:w="100" w:type="dxa"/>
-              <w:right w:w="100" w:type="dxa"/>
-            </w:tcMar>
-            <w:hideMark/>
-          </w:tcPr>
-          <w:p>
-            <w:pPr>
-              <w:rPr>
-                <w:rFonts w:ascii="Times New Roman" w:eastAsia="標楷體" w:hAnsi="Times New Roman"/>
-                <w:b/>
-                <w:bCs/>
-              </w:rPr>
-            </w:pPr>
-            <w:r>
-              <w:rPr>
-                <w:rFonts w:ascii="Times New Roman" w:eastAsia="標楷體" w:hAnsi="Times New Roman"/>
-                <w:b/>
-                <w:bCs/>
-              </w:rPr>
-              <w:t>其他應用程式</w:t>
-            </w:r>
-          </w:p>
-        </w:tc>
-      </w:tr>
-      <w:tr>
-        <w:tc>
-          <w:tcPr>
-            <w:tcW w:w="0" w:type="auto"/>
-            <w:tcBorders>
-              <w:top w:val="single" w:sz="8" w:space="0" w:color="000000"/>
-              <w:left w:val="single" w:sz="8" w:space="0" w:color="000000"/>
-              <w:bottom w:val="single" w:sz="8" w:space="0" w:color="000000"/>
-              <w:right w:val="single" w:sz="8" w:space="0" w:color="000000"/>
-            </w:tcBorders>
-            <w:tcMar>
-              <w:top w:w="100" w:type="dxa"/>
-              <w:left w:w="100" w:type="dxa"/>
-              <w:bottom w:w="100" w:type="dxa"/>
-              <w:right w:w="100" w:type="dxa"/>
-            </w:tcMar>
-            <w:hideMark/>
-          </w:tcPr>
-          <w:p>
-            <w:pPr>
-              <w:rPr>
-                <w:rFonts w:ascii="Times New Roman" w:eastAsia="標楷體" w:hAnsi="Times New Roman"/>
-                <w:b/>
-                <w:bCs/>
-              </w:rPr>
-            </w:pPr>
-            <w:r>
-              <w:rPr>
-                <w:rFonts w:ascii="Times New Roman" w:eastAsia="標楷體" w:hAnsi="Times New Roman"/>
-                <w:b/>
-                <w:bCs/>
-              </w:rPr>
-              <w:t>進度追蹤</w:t>
-            </w:r>
-          </w:p>
-        </w:tc>
-        <w:tc>
-          <w:tcPr>
-            <w:tcW w:w="0" w:type="auto"/>
-            <w:tcBorders>
-              <w:top w:val="single" w:sz="8" w:space="0" w:color="000000"/>
-              <w:left w:val="single" w:sz="8" w:space="0" w:color="000000"/>
-              <w:bottom w:val="single" w:sz="8" w:space="0" w:color="000000"/>
-              <w:right w:val="single" w:sz="8" w:space="0" w:color="000000"/>
-            </w:tcBorders>
-            <w:tcMar>
-              <w:top w:w="100" w:type="dxa"/>
-              <w:left w:w="100" w:type="dxa"/>
-              <w:bottom w:w="100" w:type="dxa"/>
-              <w:right w:w="100" w:type="dxa"/>
-            </w:tcMar>
-            <w:hideMark/>
-          </w:tcPr>
-          <w:p>
-            <w:pPr>
-              <w:rPr>
-                <w:rFonts w:ascii="Times New Roman" w:eastAsia="標楷體" w:hAnsi="Times New Roman"/>
-                <w:b/>
-                <w:bCs/>
-              </w:rPr>
-            </w:pPr>
-            <w:proofErr w:type="spellStart"/>
-            <w:r>
-              <w:rPr>
-                <w:rFonts w:ascii="Times New Roman" w:eastAsia="標楷體" w:hAnsi="Times New Roman"/>
-                <w:b/>
-                <w:bCs/>
-              </w:rPr>
-              <w:t>Github</w:t>
-            </w:r>
-            <w:proofErr w:type="spellEnd"/>
-            <w:r>
-              <w:rPr>
-                <w:rFonts w:ascii="Times New Roman" w:eastAsia="標楷體" w:hAnsi="Times New Roman"/>
-                <w:b/>
-                <w:bCs/>
-              </w:rPr>
-              <w:t>、</w:t>
-            </w:r>
-            <w:r>
-              <w:rPr>
-                <w:rFonts w:ascii="Times New Roman" w:eastAsia="標楷體" w:hAnsi="Times New Roman"/>
-                <w:b/>
-                <w:bCs/>
-              </w:rPr>
-              <w:t>Notion</w:t>
-            </w:r>
-            <w:r>
-              <w:rPr>
-                <w:rFonts w:ascii="Times New Roman" w:eastAsia="標楷體" w:hAnsi="Times New Roman"/>
-                <w:b/>
-                <w:bCs/>
-              </w:rPr>
-              <w:t>、</w:t>
-            </w:r>
-            <w:r>
-              <w:rPr>
-                <w:rFonts w:ascii="Times New Roman" w:eastAsia="標楷體" w:hAnsi="Times New Roman"/>
-                <w:b/>
-                <w:bCs/>
-              </w:rPr>
-              <w:t>Discord</w:t>
-            </w:r>
-          </w:p>
-        </w:tc>
-      </w:tr>
-      <w:tr>
-        <w:tc>
-          <w:tcPr>
-            <w:tcW w:w="0" w:type="auto"/>
-            <w:tcBorders>
-              <w:top w:val="single" w:sz="8" w:space="0" w:color="000000"/>
-              <w:left w:val="single" w:sz="8" w:space="0" w:color="000000"/>
-              <w:bottom w:val="single" w:sz="8" w:space="0" w:color="000000"/>
-              <w:right w:val="single" w:sz="8" w:space="0" w:color="000000"/>
-            </w:tcBorders>
-            <w:tcMar>
-              <w:top w:w="100" w:type="dxa"/>
-              <w:left w:w="100" w:type="dxa"/>
-              <w:bottom w:w="100" w:type="dxa"/>
-              <w:right w:w="100" w:type="dxa"/>
-            </w:tcMar>
-            <w:hideMark/>
-          </w:tcPr>
-          <w:p>
-            <w:pPr>
-              <w:rPr>
-                <w:rFonts w:ascii="Times New Roman" w:eastAsia="標楷體" w:hAnsi="Times New Roman"/>
-                <w:b/>
-                <w:bCs/>
-              </w:rPr>
-            </w:pPr>
-            <w:r>
-              <w:rPr>
-                <w:rFonts w:ascii="Times New Roman" w:eastAsia="標楷體" w:hAnsi="Times New Roman"/>
-                <w:b/>
-                <w:bCs/>
-              </w:rPr>
-              <w:t>畫面設計</w:t>
-            </w:r>
-          </w:p>
-        </w:tc>
-        <w:tc>
-          <w:tcPr>
-            <w:tcW w:w="0" w:type="auto"/>
-            <w:tcBorders>
-              <w:top w:val="single" w:sz="8" w:space="0" w:color="000000"/>
-              <w:left w:val="single" w:sz="8" w:space="0" w:color="000000"/>
-              <w:bottom w:val="single" w:sz="8" w:space="0" w:color="000000"/>
-              <w:right w:val="single" w:sz="8" w:space="0" w:color="000000"/>
-            </w:tcBorders>
-            <w:tcMar>
-              <w:top w:w="100" w:type="dxa"/>
-              <w:left w:w="100" w:type="dxa"/>
-              <w:bottom w:w="100" w:type="dxa"/>
-              <w:right w:w="100" w:type="dxa"/>
-            </w:tcMar>
-            <w:hideMark/>
-          </w:tcPr>
-          <w:p>
-            <w:pPr>
-              <w:rPr>
-                <w:rFonts w:ascii="Times New Roman" w:eastAsia="標楷體" w:hAnsi="Times New Roman"/>
-                <w:b/>
-                <w:bCs/>
-              </w:rPr>
-            </w:pPr>
-            <w:r>
-              <w:rPr>
-                <w:rFonts w:ascii="Times New Roman" w:eastAsia="標楷體" w:hAnsi="Times New Roman"/>
-                <w:b/>
-                <w:bCs/>
-              </w:rPr>
-              <w:t>Figma</w:t>
-            </w:r>
-          </w:p>
-        </w:tc>
-      </w:tr>
-      <w:tr>
-        <w:tc>
-          <w:tcPr>
-            <w:tcW w:w="0" w:type="auto"/>
-            <w:tcBorders>
-              <w:top w:val="single" w:sz="8" w:space="0" w:color="000000"/>
-              <w:left w:val="single" w:sz="8" w:space="0" w:color="000000"/>
-              <w:bottom w:val="single" w:sz="8" w:space="0" w:color="000000"/>
-              <w:right w:val="single" w:sz="8" w:space="0" w:color="000000"/>
-            </w:tcBorders>
-            <w:tcMar>
-              <w:top w:w="100" w:type="dxa"/>
-              <w:left w:w="100" w:type="dxa"/>
-              <w:bottom w:w="100" w:type="dxa"/>
-              <w:right w:w="100" w:type="dxa"/>
-            </w:tcMar>
-            <w:hideMark/>
-          </w:tcPr>
-          <w:p>
-            <w:pPr>
-              <w:rPr>
-                <w:rFonts w:ascii="Times New Roman" w:eastAsia="標楷體" w:hAnsi="Times New Roman"/>
-                <w:b/>
-                <w:bCs/>
-              </w:rPr>
-            </w:pPr>
-            <w:r>
-              <w:rPr>
-                <w:rFonts w:ascii="Times New Roman" w:eastAsia="標楷體" w:hAnsi="Times New Roman"/>
-                <w:b/>
-                <w:bCs/>
-              </w:rPr>
-              <w:t>紙本文件</w:t>
-            </w:r>
-          </w:p>
-        </w:tc>
-        <w:tc>
-          <w:tcPr>
-            <w:tcW w:w="0" w:type="auto"/>
-            <w:tcBorders>
-              <w:top w:val="single" w:sz="8" w:space="0" w:color="000000"/>
-              <w:left w:val="single" w:sz="8" w:space="0" w:color="000000"/>
-              <w:bottom w:val="single" w:sz="8" w:space="0" w:color="000000"/>
-              <w:right w:val="single" w:sz="8" w:space="0" w:color="000000"/>
-            </w:tcBorders>
-            <w:tcMar>
-              <w:top w:w="100" w:type="dxa"/>
-              <w:left w:w="100" w:type="dxa"/>
-              <w:bottom w:w="100" w:type="dxa"/>
-              <w:right w:w="100" w:type="dxa"/>
-            </w:tcMar>
-            <w:hideMark/>
-          </w:tcPr>
-          <w:p>
-            <w:pPr>
-              <w:rPr>
-                <w:rFonts w:ascii="Times New Roman" w:eastAsia="標楷體" w:hAnsi="Times New Roman"/>
-                <w:b/>
-                <w:bCs/>
-              </w:rPr>
-            </w:pPr>
-            <w:r>
-              <w:rPr>
-                <w:rFonts w:ascii="Times New Roman" w:eastAsia="標楷體" w:hAnsi="Times New Roman"/>
-                <w:b/>
-                <w:bCs/>
-              </w:rPr>
-              <w:t>Microsoft Word</w:t>
-            </w:r>
-          </w:p>
-        </w:tc>
-      </w:tr>
-      <w:tr>
-        <w:tc>
-          <w:tcPr>
-            <w:tcW w:w="0" w:type="auto"/>
-            <w:tcBorders>
-              <w:top w:val="single" w:sz="8" w:space="0" w:color="000000"/>
-              <w:left w:val="single" w:sz="8" w:space="0" w:color="000000"/>
-              <w:bottom w:val="single" w:sz="8" w:space="0" w:color="000000"/>
-              <w:right w:val="single" w:sz="8" w:space="0" w:color="000000"/>
-            </w:tcBorders>
-            <w:tcMar>
-              <w:top w:w="100" w:type="dxa"/>
-              <w:left w:w="100" w:type="dxa"/>
-              <w:bottom w:w="100" w:type="dxa"/>
-              <w:right w:w="100" w:type="dxa"/>
-            </w:tcMar>
-            <w:hideMark/>
-          </w:tcPr>
-          <w:p>
-            <w:pPr>
-              <w:rPr>
-                <w:rFonts w:ascii="Times New Roman" w:eastAsia="標楷體" w:hAnsi="Times New Roman"/>
-                <w:b/>
-                <w:bCs/>
-              </w:rPr>
-            </w:pPr>
-            <w:r>
-              <w:rPr>
-                <w:rFonts w:ascii="Times New Roman" w:eastAsia="標楷體" w:hAnsi="Times New Roman"/>
-                <w:b/>
-                <w:bCs/>
-              </w:rPr>
-              <w:t>簡報</w:t>
-            </w:r>
-          </w:p>
-        </w:tc>
-        <w:tc>
-          <w:tcPr>
-            <w:tcW w:w="0" w:type="auto"/>
-            <w:tcBorders>
-              <w:top w:val="single" w:sz="8" w:space="0" w:color="000000"/>
-              <w:left w:val="single" w:sz="8" w:space="0" w:color="000000"/>
-              <w:bottom w:val="single" w:sz="8" w:space="0" w:color="000000"/>
-              <w:right w:val="single" w:sz="8" w:space="0" w:color="000000"/>
-            </w:tcBorders>
-            <w:tcMar>
-              <w:top w:w="100" w:type="dxa"/>
-              <w:left w:w="100" w:type="dxa"/>
-              <w:bottom w:w="100" w:type="dxa"/>
-              <w:right w:w="100" w:type="dxa"/>
-            </w:tcMar>
-            <w:hideMark/>
-          </w:tcPr>
-          <w:p>
-            <w:pPr>
-              <w:rPr>
-                <w:rFonts w:ascii="Times New Roman" w:eastAsia="標楷體" w:hAnsi="Times New Roman"/>
-                <w:b/>
-                <w:bCs/>
-              </w:rPr>
-            </w:pPr>
-            <w:r>
-              <w:rPr>
-                <w:rFonts w:ascii="Times New Roman" w:eastAsia="標楷體" w:hAnsi="Times New Roman"/>
-                <w:b/>
-                <w:bCs/>
-              </w:rPr>
-              <w:t>Canva</w:t>
-            </w:r>
-          </w:p>
-        </w:tc>
-      </w:tr>
-      <w:tr>
-        <w:tc>
-          <w:tcPr>
-            <w:tcW w:w="0" w:type="auto"/>
-            <w:tcBorders>
-              <w:top w:val="single" w:sz="8" w:space="0" w:color="000000"/>
-              <w:left w:val="single" w:sz="8" w:space="0" w:color="000000"/>
-              <w:bottom w:val="single" w:sz="8" w:space="0" w:color="000000"/>
-              <w:right w:val="single" w:sz="8" w:space="0" w:color="000000"/>
-            </w:tcBorders>
-            <w:tcMar>
-              <w:top w:w="100" w:type="dxa"/>
-              <w:left w:w="100" w:type="dxa"/>
-              <w:bottom w:w="100" w:type="dxa"/>
-              <w:right w:w="100" w:type="dxa"/>
-            </w:tcMar>
-            <w:hideMark/>
-          </w:tcPr>
-          <w:p>
-            <w:pPr>
-              <w:rPr>
-                <w:rFonts w:ascii="Times New Roman" w:eastAsia="標楷體" w:hAnsi="Times New Roman"/>
-                <w:b/>
-                <w:bCs/>
-              </w:rPr>
-            </w:pPr>
-            <w:r>
-              <w:rPr>
-                <w:rFonts w:ascii="Times New Roman" w:eastAsia="標楷體" w:hAnsi="Times New Roman"/>
-                <w:b/>
-                <w:bCs/>
-              </w:rPr>
-              <w:t>AI</w:t>
-            </w:r>
-            <w:r>
-              <w:rPr>
-                <w:rFonts w:ascii="Times New Roman" w:eastAsia="標楷體" w:hAnsi="Times New Roman"/>
-                <w:b/>
-                <w:bCs/>
-              </w:rPr>
-              <w:t>工具</w:t>
-            </w:r>
-          </w:p>
-        </w:tc>
-        <w:tc>
-          <w:tcPr>
-            <w:tcW w:w="0" w:type="auto"/>
-            <w:tcBorders>
-              <w:top w:val="single" w:sz="8" w:space="0" w:color="000000"/>
-              <w:left w:val="single" w:sz="8" w:space="0" w:color="000000"/>
-              <w:bottom w:val="single" w:sz="8" w:space="0" w:color="000000"/>
-              <w:right w:val="single" w:sz="8" w:space="0" w:color="000000"/>
-            </w:tcBorders>
-            <w:tcMar>
-              <w:top w:w="100" w:type="dxa"/>
-              <w:left w:w="100" w:type="dxa"/>
-              <w:bottom w:w="100" w:type="dxa"/>
-              <w:right w:w="100" w:type="dxa"/>
-            </w:tcMar>
-            <w:hideMark/>
-          </w:tcPr>
-          <w:p>
-            <w:pPr>
-              <w:rPr>
-                <w:rFonts w:ascii="Times New Roman" w:eastAsia="標楷體" w:hAnsi="Times New Roman"/>
-                <w:b/>
-                <w:bCs/>
-              </w:rPr>
-            </w:pPr>
-            <w:r>
-              <w:rPr>
-                <w:rFonts w:ascii="Times New Roman" w:eastAsia="標楷體" w:hAnsi="Times New Roman"/>
-                <w:b/>
-                <w:bCs/>
-              </w:rPr>
-              <w:t>ChatGPT</w:t>
-            </w:r>
-            <w:r>
-              <w:rPr>
-                <w:rFonts w:ascii="Times New Roman" w:eastAsia="標楷體" w:hAnsi="Times New Roman"/>
-                <w:b/>
-                <w:bCs/>
-              </w:rPr>
-              <w:t>、</w:t>
-            </w:r>
-            <w:r>
-              <w:rPr>
-                <w:rFonts w:ascii="Times New Roman" w:eastAsia="標楷體" w:hAnsi="Times New Roman"/>
-                <w:b/>
-                <w:bCs/>
-              </w:rPr>
-              <w:t>Gemini</w:t>
-            </w:r>
-          </w:p>
-        </w:tc>
-      </w:tr>
-    </w:tbl>
-    <w:p>
-      <w:pPr>
-        <w:rPr>
-          <w:rFonts w:ascii="Times New Roman" w:eastAsia="標楷體" w:hAnsi="Times New Roman"/>
+          <w:rFonts w:ascii="Times New Roman" w:eastAsia="標楷體" w:hAnsi="Times New Roman" w:hint="eastAsia"/>
           <w:b/>
           <w:bCs/>
         </w:rPr>

--- a/Documents/Chapter 3.docx
+++ b/Documents/Chapter 3.docx
@@ -43,10 +43,10 @@
           <w:noProof/>
         </w:rPr>
         <w:drawing>
-          <wp:inline distT="0" distB="0" distL="0" distR="0" wp14:anchorId="2B41E5D9" wp14:editId="5C7C5E90">
-            <wp:extent cx="6111240" cy="4693920"/>
-            <wp:effectExtent l="0" t="0" r="3810" b="0"/>
-            <wp:docPr id="750646854" name="圖片 11"/>
+          <wp:inline distT="0" distB="0" distL="0" distR="0" wp14:anchorId="1D9EA75A" wp14:editId="234242B3">
+            <wp:extent cx="6115050" cy="5305425"/>
+            <wp:effectExtent l="0" t="0" r="0" b="9525"/>
+            <wp:docPr id="900855431" name="圖片 1"/>
             <wp:cNvGraphicFramePr>
               <a:graphicFrameLocks xmlns:a="http://schemas.openxmlformats.org/drawingml/2006/main" noChangeAspect="1"/>
             </wp:cNvGraphicFramePr>
@@ -54,7 +54,7 @@
               <a:graphicData uri="http://schemas.openxmlformats.org/drawingml/2006/picture">
                 <pic:pic xmlns:pic="http://schemas.openxmlformats.org/drawingml/2006/picture">
                   <pic:nvPicPr>
-                    <pic:cNvPr id="0" name="Picture 20"/>
+                    <pic:cNvPr id="0" name="Picture 1"/>
                     <pic:cNvPicPr>
                       <a:picLocks noChangeAspect="1" noChangeArrowheads="1"/>
                     </pic:cNvPicPr>
@@ -75,7 +75,7 @@
                   <pic:spPr bwMode="auto">
                     <a:xfrm>
                       <a:off x="0" y="0"/>
-                      <a:ext cx="6111240" cy="4693920"/>
+                      <a:ext cx="6115050" cy="5305425"/>
                     </a:xfrm>
                     <a:prstGeom prst="rect">
                       <a:avLst/>
@@ -478,23 +478,13 @@
               </w:rPr>
               <w:t>、</w:t>
             </w:r>
-            <w:proofErr w:type="spellStart"/>
             <w:r>
               <w:rPr>
                 <w:rFonts w:ascii="Times New Roman" w:eastAsia="標楷體" w:hAnsi="Times New Roman" w:hint="eastAsia"/>
                 <w:sz w:val="28"/>
                 <w:szCs w:val="28"/>
               </w:rPr>
-              <w:t>Wifi</w:t>
-            </w:r>
-            <w:proofErr w:type="spellEnd"/>
-            <w:r>
-              <w:rPr>
-                <w:rFonts w:ascii="Times New Roman" w:eastAsia="標楷體" w:hAnsi="Times New Roman" w:hint="eastAsia"/>
-                <w:sz w:val="28"/>
-                <w:szCs w:val="28"/>
-              </w:rPr>
-              <w:t xml:space="preserve"> 4.0</w:t>
+              <w:t>Wifi 4.0</w:t>
             </w:r>
             <w:r>
               <w:rPr>
@@ -602,25 +592,7 @@
                 <w:sz w:val="28"/>
                 <w:szCs w:val="28"/>
               </w:rPr>
-              <w:t xml:space="preserve"> </w:t>
-            </w:r>
-            <w:proofErr w:type="spellStart"/>
-            <w:r>
-              <w:rPr>
-                <w:rFonts w:ascii="Times New Roman" w:eastAsia="標楷體" w:hAnsi="Times New Roman"/>
-                <w:sz w:val="28"/>
-                <w:szCs w:val="28"/>
-              </w:rPr>
-              <w:t>Exynos</w:t>
-            </w:r>
-            <w:proofErr w:type="spellEnd"/>
-            <w:r>
-              <w:rPr>
-                <w:rFonts w:ascii="Times New Roman" w:eastAsia="標楷體" w:hAnsi="Times New Roman"/>
-                <w:sz w:val="28"/>
-                <w:szCs w:val="28"/>
-              </w:rPr>
-              <w:t xml:space="preserve"> 7580</w:t>
+              <w:t xml:space="preserve"> Exynos 7580</w:t>
             </w:r>
             <w:r>
               <w:rPr>
@@ -1590,7 +1562,7 @@
                 <w:szCs w:val="28"/>
               </w:rPr>
               <w:drawing>
-                <wp:anchor distT="0" distB="0" distL="114300" distR="114300" simplePos="0" relativeHeight="251663360" behindDoc="0" locked="0" layoutInCell="1" allowOverlap="1" wp14:anchorId="0B2EC76C" wp14:editId="708A1AF7">
+                <wp:anchor distT="0" distB="0" distL="114300" distR="114300" simplePos="0" relativeHeight="251663360" behindDoc="0" locked="0" layoutInCell="1" allowOverlap="1" wp14:anchorId="0B2EC76C" wp14:editId="1358B039">
                   <wp:simplePos x="0" y="0"/>
                   <wp:positionH relativeFrom="column">
                     <wp:posOffset>405765</wp:posOffset>
@@ -1819,7 +1791,7 @@
                 <w:szCs w:val="28"/>
               </w:rPr>
               <w:drawing>
-                <wp:inline distT="0" distB="0" distL="0" distR="0" wp14:anchorId="2E28AE54" wp14:editId="17714C55">
+                <wp:inline distT="0" distB="0" distL="0" distR="0" wp14:anchorId="2E28AE54" wp14:editId="487032C6">
                   <wp:extent cx="594360" cy="594360"/>
                   <wp:effectExtent l="0" t="0" r="0" b="0"/>
                   <wp:docPr id="2107946149" name="圖片 10" descr="Git] Git Client 版本管理工具- Fork ~ m@rcus 學習筆記"/>
@@ -1884,23 +1856,13 @@
                 <w:szCs w:val="28"/>
               </w:rPr>
             </w:pPr>
-            <w:proofErr w:type="spellStart"/>
             <w:r>
               <w:rPr>
                 <w:rFonts w:ascii="Times New Roman" w:eastAsia="標楷體" w:hAnsi="Times New Roman" w:hint="eastAsia"/>
                 <w:sz w:val="28"/>
                 <w:szCs w:val="28"/>
               </w:rPr>
-              <w:t>GitKraken</w:t>
-            </w:r>
-            <w:proofErr w:type="spellEnd"/>
-            <w:r>
-              <w:rPr>
-                <w:rFonts w:ascii="Times New Roman" w:eastAsia="標楷體" w:hAnsi="Times New Roman" w:hint="eastAsia"/>
-                <w:sz w:val="28"/>
-                <w:szCs w:val="28"/>
-              </w:rPr>
-              <w:t>, Fork</w:t>
+              <w:t>GitKraken, Fork</w:t>
             </w:r>
           </w:p>
         </w:tc>
@@ -2548,7 +2510,6 @@
                 <w:szCs w:val="28"/>
               </w:rPr>
             </w:pPr>
-            <w:proofErr w:type="spellStart"/>
             <w:r>
               <w:rPr>
                 <w:rFonts w:ascii="Times New Roman" w:eastAsia="標楷體" w:hAnsi="Times New Roman" w:hint="eastAsia"/>
@@ -2557,7 +2518,6 @@
               </w:rPr>
               <w:t>FastAPI</w:t>
             </w:r>
-            <w:proofErr w:type="spellEnd"/>
           </w:p>
         </w:tc>
       </w:tr>
@@ -3025,7 +2985,7 @@
                 <w:szCs w:val="28"/>
               </w:rPr>
               <w:drawing>
-                <wp:anchor distT="0" distB="0" distL="114300" distR="114300" simplePos="0" relativeHeight="251659264" behindDoc="0" locked="0" layoutInCell="1" allowOverlap="1" wp14:anchorId="44CE9809" wp14:editId="2BA2966B">
+                <wp:anchor distT="0" distB="0" distL="114300" distR="114300" simplePos="0" relativeHeight="251659264" behindDoc="0" locked="0" layoutInCell="1" allowOverlap="1" wp14:anchorId="44CE9809" wp14:editId="26C0AB16">
                   <wp:simplePos x="0" y="0"/>
                   <wp:positionH relativeFrom="column">
                     <wp:posOffset>695325</wp:posOffset>
@@ -3088,7 +3048,7 @@
                 <w:szCs w:val="28"/>
               </w:rPr>
               <w:drawing>
-                <wp:anchor distT="0" distB="0" distL="114300" distR="114300" simplePos="0" relativeHeight="251660288" behindDoc="0" locked="0" layoutInCell="1" allowOverlap="1" wp14:anchorId="2E36CE70" wp14:editId="7978D57A">
+                <wp:anchor distT="0" distB="0" distL="114300" distR="114300" simplePos="0" relativeHeight="251660288" behindDoc="0" locked="0" layoutInCell="1" allowOverlap="1" wp14:anchorId="2E36CE70" wp14:editId="22796912">
                   <wp:simplePos x="0" y="0"/>
                   <wp:positionH relativeFrom="column">
                     <wp:posOffset>55245</wp:posOffset>
@@ -3167,36 +3127,8 @@
                 <w:sz w:val="28"/>
                 <w:szCs w:val="28"/>
               </w:rPr>
-              <w:t xml:space="preserve">MySQL Workbench, </w:t>
-            </w:r>
-            <w:proofErr w:type="spellStart"/>
-            <w:r>
-              <w:rPr>
-                <w:rFonts w:ascii="Times New Roman" w:eastAsia="標楷體" w:hAnsi="Times New Roman" w:hint="eastAsia"/>
-                <w:sz w:val="28"/>
-                <w:szCs w:val="28"/>
-              </w:rPr>
-              <w:t>DBeaver</w:t>
-            </w:r>
-            <w:proofErr w:type="spellEnd"/>
-            <w:r>
-              <w:rPr>
-                <w:rFonts w:ascii="Times New Roman" w:eastAsia="標楷體" w:hAnsi="Times New Roman" w:hint="eastAsia"/>
-                <w:sz w:val="28"/>
-                <w:szCs w:val="28"/>
-              </w:rPr>
-              <w:t xml:space="preserve">, </w:t>
-            </w:r>
-            <w:proofErr w:type="spellStart"/>
-            <w:r>
-              <w:rPr>
-                <w:rFonts w:ascii="Times New Roman" w:eastAsia="標楷體" w:hAnsi="Times New Roman" w:hint="eastAsia"/>
-                <w:sz w:val="28"/>
-                <w:szCs w:val="28"/>
-              </w:rPr>
-              <w:t>SQLAlchemy</w:t>
-            </w:r>
-            <w:proofErr w:type="spellEnd"/>
+              <w:t>MySQL Workbench, DBeaver, SQLAlchemy</w:t>
+            </w:r>
           </w:p>
         </w:tc>
       </w:tr>
@@ -3731,25 +3663,7 @@
                 <w:sz w:val="28"/>
                 <w:szCs w:val="28"/>
               </w:rPr>
-              <w:t xml:space="preserve">Gemini, ChatGPT, Claude, </w:t>
-            </w:r>
-            <w:proofErr w:type="spellStart"/>
-            <w:r>
-              <w:rPr>
-                <w:rFonts w:ascii="Times New Roman" w:eastAsia="標楷體" w:hAnsi="Times New Roman" w:hint="eastAsia"/>
-                <w:sz w:val="28"/>
-                <w:szCs w:val="28"/>
-              </w:rPr>
-              <w:t>Github</w:t>
-            </w:r>
-            <w:proofErr w:type="spellEnd"/>
-            <w:r>
-              <w:rPr>
-                <w:rFonts w:ascii="Times New Roman" w:eastAsia="標楷體" w:hAnsi="Times New Roman" w:hint="eastAsia"/>
-                <w:sz w:val="28"/>
-                <w:szCs w:val="28"/>
-              </w:rPr>
-              <w:t xml:space="preserve"> Copilot</w:t>
+              <w:t>Gemini, ChatGPT, Claude, Github Copilot</w:t>
             </w:r>
           </w:p>
         </w:tc>
@@ -4061,7 +3975,7 @@
                 <w:szCs w:val="28"/>
               </w:rPr>
               <w:drawing>
-                <wp:anchor distT="0" distB="0" distL="114300" distR="114300" simplePos="0" relativeHeight="251673600" behindDoc="0" locked="0" layoutInCell="1" allowOverlap="1" wp14:anchorId="56B9A582" wp14:editId="5ECCFFA9">
+                <wp:anchor distT="0" distB="0" distL="114300" distR="114300" simplePos="0" relativeHeight="251673600" behindDoc="0" locked="0" layoutInCell="1" allowOverlap="1" wp14:anchorId="56B9A582" wp14:editId="457E89CD">
                   <wp:simplePos x="0" y="0"/>
                   <wp:positionH relativeFrom="column">
                     <wp:posOffset>946785</wp:posOffset>
@@ -4124,7 +4038,7 @@
                 <w:szCs w:val="28"/>
               </w:rPr>
               <w:drawing>
-                <wp:anchor distT="0" distB="0" distL="114300" distR="114300" simplePos="0" relativeHeight="251675648" behindDoc="0" locked="0" layoutInCell="1" allowOverlap="1" wp14:anchorId="20142214" wp14:editId="216FF314">
+                <wp:anchor distT="0" distB="0" distL="114300" distR="114300" simplePos="0" relativeHeight="251675648" behindDoc="0" locked="0" layoutInCell="1" allowOverlap="1" wp14:anchorId="20142214" wp14:editId="339A676D">
                   <wp:simplePos x="0" y="0"/>
                   <wp:positionH relativeFrom="column">
                     <wp:posOffset>47625</wp:posOffset>
@@ -4203,25 +4117,7 @@
                 <w:sz w:val="28"/>
                 <w:szCs w:val="28"/>
               </w:rPr>
-              <w:t xml:space="preserve">Canva, </w:t>
-            </w:r>
-            <w:proofErr w:type="spellStart"/>
-            <w:r>
-              <w:rPr>
-                <w:rFonts w:ascii="Times New Roman" w:eastAsia="標楷體" w:hAnsi="Times New Roman" w:hint="eastAsia"/>
-                <w:sz w:val="28"/>
-                <w:szCs w:val="28"/>
-              </w:rPr>
-              <w:t>Powerpoint</w:t>
-            </w:r>
-            <w:proofErr w:type="spellEnd"/>
-            <w:r>
-              <w:rPr>
-                <w:rFonts w:ascii="Times New Roman" w:eastAsia="標楷體" w:hAnsi="Times New Roman" w:hint="eastAsia"/>
-                <w:sz w:val="28"/>
-                <w:szCs w:val="28"/>
-              </w:rPr>
-              <w:t xml:space="preserve">, Gamma </w:t>
+              <w:t xml:space="preserve">Canva, Powerpoint, Gamma </w:t>
             </w:r>
           </w:p>
         </w:tc>
@@ -4603,7 +4499,7 @@
     <w:p>
       <w:pPr>
         <w:rPr>
-          <w:rFonts w:ascii="Times New Roman" w:eastAsia="標楷體" w:hAnsi="Times New Roman" w:hint="eastAsia"/>
+          <w:rFonts w:ascii="Times New Roman" w:eastAsia="標楷體" w:hAnsi="Times New Roman"/>
           <w:b/>
           <w:bCs/>
         </w:rPr>

--- a/Documents/Chapter 3.docx
+++ b/Documents/Chapter 3.docx
@@ -43,10 +43,10 @@
           <w:noProof/>
         </w:rPr>
         <w:drawing>
-          <wp:inline distT="0" distB="0" distL="0" distR="0" wp14:anchorId="1D9EA75A" wp14:editId="234242B3">
-            <wp:extent cx="6115050" cy="5305425"/>
-            <wp:effectExtent l="0" t="0" r="0" b="9525"/>
-            <wp:docPr id="900855431" name="圖片 1"/>
+          <wp:inline distT="0" distB="0" distL="0" distR="0" wp14:anchorId="701EA382" wp14:editId="11079BF6">
+            <wp:extent cx="6118860" cy="5311140"/>
+            <wp:effectExtent l="0" t="0" r="0" b="3810"/>
+            <wp:docPr id="1939693620" name="圖片 2"/>
             <wp:cNvGraphicFramePr>
               <a:graphicFrameLocks xmlns:a="http://schemas.openxmlformats.org/drawingml/2006/main" noChangeAspect="1"/>
             </wp:cNvGraphicFramePr>
@@ -54,13 +54,13 @@
               <a:graphicData uri="http://schemas.openxmlformats.org/drawingml/2006/picture">
                 <pic:pic xmlns:pic="http://schemas.openxmlformats.org/drawingml/2006/picture">
                   <pic:nvPicPr>
-                    <pic:cNvPr id="0" name="Picture 1"/>
+                    <pic:cNvPr id="0" name="Picture 2"/>
                     <pic:cNvPicPr>
                       <a:picLocks noChangeAspect="1" noChangeArrowheads="1"/>
                     </pic:cNvPicPr>
                   </pic:nvPicPr>
                   <pic:blipFill>
-                    <a:blip r:embed="rId5">
+                    <a:blip r:embed="rId7">
                       <a:extLst>
                         <a:ext uri="{28A0092B-C50C-407E-A947-70E740481C1C}">
                           <a14:useLocalDpi xmlns:a14="http://schemas.microsoft.com/office/drawing/2010/main" val="0"/>
@@ -75,7 +75,7 @@
                   <pic:spPr bwMode="auto">
                     <a:xfrm>
                       <a:off x="0" y="0"/>
-                      <a:ext cx="6115050" cy="5305425"/>
+                      <a:ext cx="6118860" cy="5311140"/>
                     </a:xfrm>
                     <a:prstGeom prst="rect">
                       <a:avLst/>
@@ -478,13 +478,23 @@
               </w:rPr>
               <w:t>、</w:t>
             </w:r>
+            <w:proofErr w:type="spellStart"/>
             <w:r>
               <w:rPr>
                 <w:rFonts w:ascii="Times New Roman" w:eastAsia="標楷體" w:hAnsi="Times New Roman" w:hint="eastAsia"/>
                 <w:sz w:val="28"/>
                 <w:szCs w:val="28"/>
               </w:rPr>
-              <w:t>Wifi 4.0</w:t>
+              <w:t>Wifi</w:t>
+            </w:r>
+            <w:proofErr w:type="spellEnd"/>
+            <w:r>
+              <w:rPr>
+                <w:rFonts w:ascii="Times New Roman" w:eastAsia="標楷體" w:hAnsi="Times New Roman" w:hint="eastAsia"/>
+                <w:sz w:val="28"/>
+                <w:szCs w:val="28"/>
+              </w:rPr>
+              <w:t xml:space="preserve"> 4.0</w:t>
             </w:r>
             <w:r>
               <w:rPr>
@@ -592,7 +602,25 @@
                 <w:sz w:val="28"/>
                 <w:szCs w:val="28"/>
               </w:rPr>
-              <w:t xml:space="preserve"> Exynos 7580</w:t>
+              <w:t xml:space="preserve"> </w:t>
+            </w:r>
+            <w:proofErr w:type="spellStart"/>
+            <w:r>
+              <w:rPr>
+                <w:rFonts w:ascii="Times New Roman" w:eastAsia="標楷體" w:hAnsi="Times New Roman"/>
+                <w:sz w:val="28"/>
+                <w:szCs w:val="28"/>
+              </w:rPr>
+              <w:t>Exynos</w:t>
+            </w:r>
+            <w:proofErr w:type="spellEnd"/>
+            <w:r>
+              <w:rPr>
+                <w:rFonts w:ascii="Times New Roman" w:eastAsia="標楷體" w:hAnsi="Times New Roman"/>
+                <w:sz w:val="28"/>
+                <w:szCs w:val="28"/>
+              </w:rPr>
+              <w:t xml:space="preserve"> 7580</w:t>
             </w:r>
             <w:r>
               <w:rPr>
@@ -1055,7 +1083,7 @@
                           </pic:cNvPicPr>
                         </pic:nvPicPr>
                         <pic:blipFill>
-                          <a:blip r:embed="rId6" cstate="print">
+                          <a:blip r:embed="rId8" cstate="print">
                             <a:extLst>
                               <a:ext uri="{28A0092B-C50C-407E-A947-70E740481C1C}">
                                 <a14:useLocalDpi xmlns:a14="http://schemas.microsoft.com/office/drawing/2010/main" val="0"/>
@@ -1113,7 +1141,7 @@
                           </pic:cNvPicPr>
                         </pic:nvPicPr>
                         <pic:blipFill>
-                          <a:blip r:embed="rId7" cstate="print">
+                          <a:blip r:embed="rId9" cstate="print">
                             <a:extLst>
                               <a:ext uri="{28A0092B-C50C-407E-A947-70E740481C1C}">
                                 <a14:useLocalDpi xmlns:a14="http://schemas.microsoft.com/office/drawing/2010/main" val="0"/>
@@ -1171,7 +1199,7 @@
                           </pic:cNvPicPr>
                         </pic:nvPicPr>
                         <pic:blipFill>
-                          <a:blip r:embed="rId8" cstate="print">
+                          <a:blip r:embed="rId10" cstate="print">
                             <a:extLst>
                               <a:ext uri="{28A0092B-C50C-407E-A947-70E740481C1C}">
                                 <a14:useLocalDpi xmlns:a14="http://schemas.microsoft.com/office/drawing/2010/main" val="0"/>
@@ -1349,7 +1377,7 @@
                           </pic:cNvPicPr>
                         </pic:nvPicPr>
                         <pic:blipFill>
-                          <a:blip r:embed="rId9" cstate="print">
+                          <a:blip r:embed="rId11" cstate="print">
                             <a:extLst>
                               <a:ext uri="{28A0092B-C50C-407E-A947-70E740481C1C}">
                                 <a14:useLocalDpi xmlns:a14="http://schemas.microsoft.com/office/drawing/2010/main" val="0"/>
@@ -1393,7 +1421,7 @@
                 <w:szCs w:val="28"/>
               </w:rPr>
               <w:drawing>
-                <wp:anchor distT="0" distB="0" distL="114300" distR="114300" simplePos="0" relativeHeight="251666432" behindDoc="0" locked="0" layoutInCell="1" allowOverlap="1" wp14:anchorId="1F25917A" wp14:editId="7D395782">
+                <wp:anchor distT="0" distB="0" distL="114300" distR="114300" simplePos="0" relativeHeight="251666432" behindDoc="0" locked="0" layoutInCell="1" allowOverlap="1" wp14:anchorId="1F25917A" wp14:editId="6EC62BA7">
                   <wp:simplePos x="0" y="0"/>
                   <wp:positionH relativeFrom="column">
                     <wp:posOffset>161925</wp:posOffset>
@@ -1418,7 +1446,7 @@
                           </pic:cNvPicPr>
                         </pic:nvPicPr>
                         <pic:blipFill>
-                          <a:blip r:embed="rId10" cstate="print">
+                          <a:blip r:embed="rId12" cstate="print">
                             <a:extLst>
                               <a:ext uri="{28A0092B-C50C-407E-A947-70E740481C1C}">
                                 <a14:useLocalDpi xmlns:a14="http://schemas.microsoft.com/office/drawing/2010/main" val="0"/>
@@ -1562,7 +1590,7 @@
                 <w:szCs w:val="28"/>
               </w:rPr>
               <w:drawing>
-                <wp:anchor distT="0" distB="0" distL="114300" distR="114300" simplePos="0" relativeHeight="251663360" behindDoc="0" locked="0" layoutInCell="1" allowOverlap="1" wp14:anchorId="0B2EC76C" wp14:editId="1358B039">
+                <wp:anchor distT="0" distB="0" distL="114300" distR="114300" simplePos="0" relativeHeight="251663360" behindDoc="0" locked="0" layoutInCell="1" allowOverlap="1" wp14:anchorId="0B2EC76C" wp14:editId="002D8EA6">
                   <wp:simplePos x="0" y="0"/>
                   <wp:positionH relativeFrom="column">
                     <wp:posOffset>405765</wp:posOffset>
@@ -1587,7 +1615,7 @@
                           </pic:cNvPicPr>
                         </pic:nvPicPr>
                         <pic:blipFill>
-                          <a:blip r:embed="rId11" cstate="print">
+                          <a:blip r:embed="rId13" cstate="print">
                             <a:extLst>
                               <a:ext uri="{28A0092B-C50C-407E-A947-70E740481C1C}">
                                 <a14:useLocalDpi xmlns:a14="http://schemas.microsoft.com/office/drawing/2010/main" val="0"/>
@@ -1746,7 +1774,7 @@
                           </pic:cNvPicPr>
                         </pic:nvPicPr>
                         <pic:blipFill>
-                          <a:blip r:embed="rId12" cstate="print">
+                          <a:blip r:embed="rId14" cstate="print">
                             <a:extLst>
                               <a:ext uri="{28A0092B-C50C-407E-A947-70E740481C1C}">
                                 <a14:useLocalDpi xmlns:a14="http://schemas.microsoft.com/office/drawing/2010/main" val="0"/>
@@ -1791,7 +1819,7 @@
                 <w:szCs w:val="28"/>
               </w:rPr>
               <w:drawing>
-                <wp:inline distT="0" distB="0" distL="0" distR="0" wp14:anchorId="2E28AE54" wp14:editId="487032C6">
+                <wp:inline distT="0" distB="0" distL="0" distR="0" wp14:anchorId="2E28AE54" wp14:editId="1F64FC3E">
                   <wp:extent cx="594360" cy="594360"/>
                   <wp:effectExtent l="0" t="0" r="0" b="0"/>
                   <wp:docPr id="2107946149" name="圖片 10" descr="Git] Git Client 版本管理工具- Fork ~ m@rcus 學習筆記"/>
@@ -1808,7 +1836,7 @@
                           </pic:cNvPicPr>
                         </pic:nvPicPr>
                         <pic:blipFill>
-                          <a:blip r:embed="rId13" cstate="print">
+                          <a:blip r:embed="rId15" cstate="print">
                             <a:extLst>
                               <a:ext uri="{28A0092B-C50C-407E-A947-70E740481C1C}">
                                 <a14:useLocalDpi xmlns:a14="http://schemas.microsoft.com/office/drawing/2010/main" val="0"/>
@@ -1856,13 +1884,23 @@
                 <w:szCs w:val="28"/>
               </w:rPr>
             </w:pPr>
+            <w:proofErr w:type="spellStart"/>
             <w:r>
               <w:rPr>
                 <w:rFonts w:ascii="Times New Roman" w:eastAsia="標楷體" w:hAnsi="Times New Roman" w:hint="eastAsia"/>
                 <w:sz w:val="28"/>
                 <w:szCs w:val="28"/>
               </w:rPr>
-              <w:t>GitKraken, Fork</w:t>
+              <w:t>GitKraken</w:t>
+            </w:r>
+            <w:proofErr w:type="spellEnd"/>
+            <w:r>
+              <w:rPr>
+                <w:rFonts w:ascii="Times New Roman" w:eastAsia="標楷體" w:hAnsi="Times New Roman" w:hint="eastAsia"/>
+                <w:sz w:val="28"/>
+                <w:szCs w:val="28"/>
+              </w:rPr>
+              <w:t>, Fork</w:t>
             </w:r>
           </w:p>
         </w:tc>
@@ -1977,7 +2015,7 @@
                           </pic:cNvPicPr>
                         </pic:nvPicPr>
                         <pic:blipFill>
-                          <a:blip r:embed="rId14" cstate="print">
+                          <a:blip r:embed="rId16" cstate="print">
                             <a:extLst>
                               <a:ext uri="{28A0092B-C50C-407E-A947-70E740481C1C}">
                                 <a14:useLocalDpi xmlns:a14="http://schemas.microsoft.com/office/drawing/2010/main" val="0"/>
@@ -2142,7 +2180,7 @@
                           </pic:cNvPicPr>
                         </pic:nvPicPr>
                         <pic:blipFill>
-                          <a:blip r:embed="rId15" cstate="print">
+                          <a:blip r:embed="rId17" cstate="print">
                             <a:extLst>
                               <a:ext uri="{28A0092B-C50C-407E-A947-70E740481C1C}">
                                 <a14:useLocalDpi xmlns:a14="http://schemas.microsoft.com/office/drawing/2010/main" val="0"/>
@@ -2311,7 +2349,7 @@
                           </pic:cNvPicPr>
                         </pic:nvPicPr>
                         <pic:blipFill>
-                          <a:blip r:embed="rId16" cstate="print">
+                          <a:blip r:embed="rId18" cstate="print">
                             <a:extLst>
                               <a:ext uri="{28A0092B-C50C-407E-A947-70E740481C1C}">
                                 <a14:useLocalDpi xmlns:a14="http://schemas.microsoft.com/office/drawing/2010/main" val="0"/>
@@ -2462,7 +2500,7 @@
                           </pic:cNvPicPr>
                         </pic:nvPicPr>
                         <pic:blipFill>
-                          <a:blip r:embed="rId17" cstate="print">
+                          <a:blip r:embed="rId19" cstate="print">
                             <a:extLst>
                               <a:ext uri="{28A0092B-C50C-407E-A947-70E740481C1C}">
                                 <a14:useLocalDpi xmlns:a14="http://schemas.microsoft.com/office/drawing/2010/main" val="0"/>
@@ -2510,6 +2548,7 @@
                 <w:szCs w:val="28"/>
               </w:rPr>
             </w:pPr>
+            <w:proofErr w:type="spellStart"/>
             <w:r>
               <w:rPr>
                 <w:rFonts w:ascii="Times New Roman" w:eastAsia="標楷體" w:hAnsi="Times New Roman" w:hint="eastAsia"/>
@@ -2518,6 +2557,7 @@
               </w:rPr>
               <w:t>FastAPI</w:t>
             </w:r>
+            <w:proofErr w:type="spellEnd"/>
           </w:p>
         </w:tc>
       </w:tr>
@@ -2623,7 +2663,7 @@
                           </pic:cNvPicPr>
                         </pic:nvPicPr>
                         <pic:blipFill>
-                          <a:blip r:embed="rId18" cstate="print">
+                          <a:blip r:embed="rId20" cstate="print">
                             <a:extLst>
                               <a:ext uri="{28A0092B-C50C-407E-A947-70E740481C1C}">
                                 <a14:useLocalDpi xmlns:a14="http://schemas.microsoft.com/office/drawing/2010/main" val="0"/>
@@ -2782,7 +2822,7 @@
                           </pic:cNvPicPr>
                         </pic:nvPicPr>
                         <pic:blipFill>
-                          <a:blip r:embed="rId19" cstate="print">
+                          <a:blip r:embed="rId21" cstate="print">
                             <a:extLst>
                               <a:ext uri="{28A0092B-C50C-407E-A947-70E740481C1C}">
                                 <a14:useLocalDpi xmlns:a14="http://schemas.microsoft.com/office/drawing/2010/main" val="0"/>
@@ -2944,7 +2984,7 @@
                           </pic:cNvPicPr>
                         </pic:nvPicPr>
                         <pic:blipFill>
-                          <a:blip r:embed="rId20" cstate="print">
+                          <a:blip r:embed="rId22" cstate="print">
                             <a:extLst>
                               <a:ext uri="{28A0092B-C50C-407E-A947-70E740481C1C}">
                                 <a14:useLocalDpi xmlns:a14="http://schemas.microsoft.com/office/drawing/2010/main" val="0"/>
@@ -2985,7 +3025,7 @@
                 <w:szCs w:val="28"/>
               </w:rPr>
               <w:drawing>
-                <wp:anchor distT="0" distB="0" distL="114300" distR="114300" simplePos="0" relativeHeight="251659264" behindDoc="0" locked="0" layoutInCell="1" allowOverlap="1" wp14:anchorId="44CE9809" wp14:editId="26C0AB16">
+                <wp:anchor distT="0" distB="0" distL="114300" distR="114300" simplePos="0" relativeHeight="251659264" behindDoc="0" locked="0" layoutInCell="1" allowOverlap="1" wp14:anchorId="44CE9809" wp14:editId="08B4E940">
                   <wp:simplePos x="0" y="0"/>
                   <wp:positionH relativeFrom="column">
                     <wp:posOffset>695325</wp:posOffset>
@@ -3010,7 +3050,7 @@
                           </pic:cNvPicPr>
                         </pic:nvPicPr>
                         <pic:blipFill>
-                          <a:blip r:embed="rId21" cstate="print">
+                          <a:blip r:embed="rId23" cstate="print">
                             <a:extLst>
                               <a:ext uri="{28A0092B-C50C-407E-A947-70E740481C1C}">
                                 <a14:useLocalDpi xmlns:a14="http://schemas.microsoft.com/office/drawing/2010/main" val="0"/>
@@ -3048,7 +3088,7 @@
                 <w:szCs w:val="28"/>
               </w:rPr>
               <w:drawing>
-                <wp:anchor distT="0" distB="0" distL="114300" distR="114300" simplePos="0" relativeHeight="251660288" behindDoc="0" locked="0" layoutInCell="1" allowOverlap="1" wp14:anchorId="2E36CE70" wp14:editId="22796912">
+                <wp:anchor distT="0" distB="0" distL="114300" distR="114300" simplePos="0" relativeHeight="251660288" behindDoc="0" locked="0" layoutInCell="1" allowOverlap="1" wp14:anchorId="2E36CE70" wp14:editId="32C3482E">
                   <wp:simplePos x="0" y="0"/>
                   <wp:positionH relativeFrom="column">
                     <wp:posOffset>55245</wp:posOffset>
@@ -3073,7 +3113,7 @@
                           </pic:cNvPicPr>
                         </pic:nvPicPr>
                         <pic:blipFill>
-                          <a:blip r:embed="rId22" cstate="print">
+                          <a:blip r:embed="rId24" cstate="print">
                             <a:extLst>
                               <a:ext uri="{28A0092B-C50C-407E-A947-70E740481C1C}">
                                 <a14:useLocalDpi xmlns:a14="http://schemas.microsoft.com/office/drawing/2010/main" val="0"/>
@@ -3127,8 +3167,36 @@
                 <w:sz w:val="28"/>
                 <w:szCs w:val="28"/>
               </w:rPr>
-              <w:t>MySQL Workbench, DBeaver, SQLAlchemy</w:t>
-            </w:r>
+              <w:t xml:space="preserve">MySQL Workbench, </w:t>
+            </w:r>
+            <w:proofErr w:type="spellStart"/>
+            <w:r>
+              <w:rPr>
+                <w:rFonts w:ascii="Times New Roman" w:eastAsia="標楷體" w:hAnsi="Times New Roman" w:hint="eastAsia"/>
+                <w:sz w:val="28"/>
+                <w:szCs w:val="28"/>
+              </w:rPr>
+              <w:t>DBeaver</w:t>
+            </w:r>
+            <w:proofErr w:type="spellEnd"/>
+            <w:r>
+              <w:rPr>
+                <w:rFonts w:ascii="Times New Roman" w:eastAsia="標楷體" w:hAnsi="Times New Roman" w:hint="eastAsia"/>
+                <w:sz w:val="28"/>
+                <w:szCs w:val="28"/>
+              </w:rPr>
+              <w:t xml:space="preserve">, </w:t>
+            </w:r>
+            <w:proofErr w:type="spellStart"/>
+            <w:r>
+              <w:rPr>
+                <w:rFonts w:ascii="Times New Roman" w:eastAsia="標楷體" w:hAnsi="Times New Roman" w:hint="eastAsia"/>
+                <w:sz w:val="28"/>
+                <w:szCs w:val="28"/>
+              </w:rPr>
+              <w:t>SQLAlchemy</w:t>
+            </w:r>
+            <w:proofErr w:type="spellEnd"/>
           </w:p>
         </w:tc>
       </w:tr>
@@ -3232,7 +3300,7 @@
                           </pic:cNvPicPr>
                         </pic:nvPicPr>
                         <pic:blipFill>
-                          <a:blip r:embed="rId23" cstate="print">
+                          <a:blip r:embed="rId25" cstate="print">
                             <a:extLst>
                               <a:ext uri="{28A0092B-C50C-407E-A947-70E740481C1C}">
                                 <a14:useLocalDpi xmlns:a14="http://schemas.microsoft.com/office/drawing/2010/main" val="0"/>
@@ -3407,7 +3475,7 @@
                           </pic:cNvPicPr>
                         </pic:nvPicPr>
                         <pic:blipFill>
-                          <a:blip r:embed="rId24" cstate="print">
+                          <a:blip r:embed="rId26" cstate="print">
                             <a:extLst>
                               <a:ext uri="{28A0092B-C50C-407E-A947-70E740481C1C}">
                                 <a14:useLocalDpi xmlns:a14="http://schemas.microsoft.com/office/drawing/2010/main" val="0"/>
@@ -3483,7 +3551,7 @@
                           </pic:cNvPicPr>
                         </pic:nvPicPr>
                         <pic:blipFill>
-                          <a:blip r:embed="rId25" cstate="print">
+                          <a:blip r:embed="rId27" cstate="print">
                             <a:extLst>
                               <a:ext uri="{28A0092B-C50C-407E-A947-70E740481C1C}">
                                 <a14:useLocalDpi xmlns:a14="http://schemas.microsoft.com/office/drawing/2010/main" val="0"/>
@@ -3546,7 +3614,7 @@
                           </pic:cNvPicPr>
                         </pic:nvPicPr>
                         <pic:blipFill>
-                          <a:blip r:embed="rId26" cstate="print">
+                          <a:blip r:embed="rId28" cstate="print">
                             <a:extLst>
                               <a:ext uri="{28A0092B-C50C-407E-A947-70E740481C1C}">
                                 <a14:useLocalDpi xmlns:a14="http://schemas.microsoft.com/office/drawing/2010/main" val="0"/>
@@ -3609,7 +3677,7 @@
                           </pic:cNvPicPr>
                         </pic:nvPicPr>
                         <pic:blipFill>
-                          <a:blip r:embed="rId27" cstate="print">
+                          <a:blip r:embed="rId29" cstate="print">
                             <a:extLst>
                               <a:ext uri="{28A0092B-C50C-407E-A947-70E740481C1C}">
                                 <a14:useLocalDpi xmlns:a14="http://schemas.microsoft.com/office/drawing/2010/main" val="0"/>
@@ -3663,7 +3731,25 @@
                 <w:sz w:val="28"/>
                 <w:szCs w:val="28"/>
               </w:rPr>
-              <w:t>Gemini, ChatGPT, Claude, Github Copilot</w:t>
+              <w:t xml:space="preserve">Gemini, ChatGPT, Claude, </w:t>
+            </w:r>
+            <w:proofErr w:type="spellStart"/>
+            <w:r>
+              <w:rPr>
+                <w:rFonts w:ascii="Times New Roman" w:eastAsia="標楷體" w:hAnsi="Times New Roman" w:hint="eastAsia"/>
+                <w:sz w:val="28"/>
+                <w:szCs w:val="28"/>
+              </w:rPr>
+              <w:t>Github</w:t>
+            </w:r>
+            <w:proofErr w:type="spellEnd"/>
+            <w:r>
+              <w:rPr>
+                <w:rFonts w:ascii="Times New Roman" w:eastAsia="標楷體" w:hAnsi="Times New Roman" w:hint="eastAsia"/>
+                <w:sz w:val="28"/>
+                <w:szCs w:val="28"/>
+              </w:rPr>
+              <w:t xml:space="preserve"> Copilot</w:t>
             </w:r>
           </w:p>
         </w:tc>
@@ -3778,7 +3864,7 @@
                           </pic:cNvPicPr>
                         </pic:nvPicPr>
                         <pic:blipFill>
-                          <a:blip r:embed="rId28" cstate="print">
+                          <a:blip r:embed="rId30" cstate="print">
                             <a:extLst>
                               <a:ext uri="{28A0092B-C50C-407E-A947-70E740481C1C}">
                                 <a14:useLocalDpi xmlns:a14="http://schemas.microsoft.com/office/drawing/2010/main" val="0"/>
@@ -3937,7 +4023,7 @@
                           </pic:cNvPicPr>
                         </pic:nvPicPr>
                         <pic:blipFill>
-                          <a:blip r:embed="rId29" cstate="print">
+                          <a:blip r:embed="rId31" cstate="print">
                             <a:extLst>
                               <a:ext uri="{28A0092B-C50C-407E-A947-70E740481C1C}">
                                 <a14:useLocalDpi xmlns:a14="http://schemas.microsoft.com/office/drawing/2010/main" val="0"/>
@@ -3975,7 +4061,7 @@
                 <w:szCs w:val="28"/>
               </w:rPr>
               <w:drawing>
-                <wp:anchor distT="0" distB="0" distL="114300" distR="114300" simplePos="0" relativeHeight="251673600" behindDoc="0" locked="0" layoutInCell="1" allowOverlap="1" wp14:anchorId="56B9A582" wp14:editId="457E89CD">
+                <wp:anchor distT="0" distB="0" distL="114300" distR="114300" simplePos="0" relativeHeight="251673600" behindDoc="0" locked="0" layoutInCell="1" allowOverlap="1" wp14:anchorId="56B9A582" wp14:editId="49112B9F">
                   <wp:simplePos x="0" y="0"/>
                   <wp:positionH relativeFrom="column">
                     <wp:posOffset>946785</wp:posOffset>
@@ -4000,7 +4086,7 @@
                           </pic:cNvPicPr>
                         </pic:nvPicPr>
                         <pic:blipFill>
-                          <a:blip r:embed="rId30" cstate="print">
+                          <a:blip r:embed="rId32" cstate="print">
                             <a:extLst>
                               <a:ext uri="{28A0092B-C50C-407E-A947-70E740481C1C}">
                                 <a14:useLocalDpi xmlns:a14="http://schemas.microsoft.com/office/drawing/2010/main" val="0"/>
@@ -4063,7 +4149,7 @@
                           </pic:cNvPicPr>
                         </pic:nvPicPr>
                         <pic:blipFill>
-                          <a:blip r:embed="rId31" cstate="print">
+                          <a:blip r:embed="rId33" cstate="print">
                             <a:extLst>
                               <a:ext uri="{28A0092B-C50C-407E-A947-70E740481C1C}">
                                 <a14:useLocalDpi xmlns:a14="http://schemas.microsoft.com/office/drawing/2010/main" val="0"/>
@@ -4117,7 +4203,25 @@
                 <w:sz w:val="28"/>
                 <w:szCs w:val="28"/>
               </w:rPr>
-              <w:t xml:space="preserve">Canva, Powerpoint, Gamma </w:t>
+              <w:t xml:space="preserve">Canva, </w:t>
+            </w:r>
+            <w:proofErr w:type="spellStart"/>
+            <w:r>
+              <w:rPr>
+                <w:rFonts w:ascii="Times New Roman" w:eastAsia="標楷體" w:hAnsi="Times New Roman" w:hint="eastAsia"/>
+                <w:sz w:val="28"/>
+                <w:szCs w:val="28"/>
+              </w:rPr>
+              <w:t>Powerpoint</w:t>
+            </w:r>
+            <w:proofErr w:type="spellEnd"/>
+            <w:r>
+              <w:rPr>
+                <w:rFonts w:ascii="Times New Roman" w:eastAsia="標楷體" w:hAnsi="Times New Roman" w:hint="eastAsia"/>
+                <w:sz w:val="28"/>
+                <w:szCs w:val="28"/>
+              </w:rPr>
+              <w:t xml:space="preserve">, Gamma </w:t>
             </w:r>
           </w:p>
         </w:tc>
@@ -4222,7 +4326,7 @@
                           </pic:cNvPicPr>
                         </pic:nvPicPr>
                         <pic:blipFill>
-                          <a:blip r:embed="rId32" cstate="print">
+                          <a:blip r:embed="rId34" cstate="print">
                             <a:extLst>
                               <a:ext uri="{28A0092B-C50C-407E-A947-70E740481C1C}">
                                 <a14:useLocalDpi xmlns:a14="http://schemas.microsoft.com/office/drawing/2010/main" val="0"/>
@@ -4277,7 +4381,7 @@
                           </pic:cNvPicPr>
                         </pic:nvPicPr>
                         <pic:blipFill>
-                          <a:blip r:embed="rId33" cstate="print">
+                          <a:blip r:embed="rId35" cstate="print">
                             <a:extLst>
                               <a:ext uri="{28A0092B-C50C-407E-A947-70E740481C1C}">
                                 <a14:useLocalDpi xmlns:a14="http://schemas.microsoft.com/office/drawing/2010/main" val="0"/>
@@ -4436,7 +4540,7 @@
                           </pic:cNvPicPr>
                         </pic:nvPicPr>
                         <pic:blipFill>
-                          <a:blip r:embed="rId28" cstate="print">
+                          <a:blip r:embed="rId30" cstate="print">
                             <a:extLst>
                               <a:ext uri="{28A0092B-C50C-407E-A947-70E740481C1C}">
                                 <a14:useLocalDpi xmlns:a14="http://schemas.microsoft.com/office/drawing/2010/main" val="0"/>
@@ -4514,6 +4618,56 @@
     </w:sectPr>
   </w:body>
 </w:document>
+</file>
+
+<file path=word/endnotes.xml><?xml version="1.0" encoding="utf-8"?>
+<w:endnotes xmlns:wpc="http://schemas.microsoft.com/office/word/2010/wordprocessingCanvas" xmlns:cx="http://schemas.microsoft.com/office/drawing/2014/chartex" xmlns:cx1="http://schemas.microsoft.com/office/drawing/2015/9/8/chartex" xmlns:cx2="http://schemas.microsoft.com/office/drawing/2015/10/21/chartex" xmlns:cx3="http://schemas.microsoft.com/office/drawing/2016/5/9/chartex" xmlns:cx4="http://schemas.microsoft.com/office/drawing/2016/5/10/chartex" xmlns:cx5="http://schemas.microsoft.com/office/drawing/2016/5/11/chartex" xmlns:cx6="http://schemas.microsoft.com/office/drawing/2016/5/12/chartex" xmlns:cx7="http://schemas.microsoft.com/office/drawing/2016/5/13/chartex" xmlns:cx8="http://schemas.microsoft.com/office/drawing/2016/5/14/chartex" xmlns:mc="http://schemas.openxmlformats.org/markup-compatibility/2006" xmlns:aink="http://schemas.microsoft.com/office/drawing/2016/ink" xmlns:am3d="http://schemas.microsoft.com/office/drawing/2017/model3d" xmlns:o="urn:schemas-microsoft-com:office:office" xmlns:oel="http://schemas.microsoft.com/office/2019/extlst" xmlns:r="http://schemas.openxmlformats.org/officeDocument/2006/relationships" xmlns:m="http://schemas.openxmlformats.org/officeDocument/2006/math" xmlns:v="urn:schemas-microsoft-com:vml" xmlns:wp14="http://schemas.microsoft.com/office/word/2010/wordprocessingDrawing" xmlns:wp="http://schemas.openxmlformats.org/drawingml/2006/wordprocessingDrawing" xmlns:w10="urn:schemas-microsoft-com:office:word" xmlns:w="http://schemas.openxmlformats.org/wordprocessingml/2006/main" xmlns:w14="http://schemas.microsoft.com/office/word/2010/wordml" xmlns:w15="http://schemas.microsoft.com/office/word/2012/wordml" xmlns:w16cex="http://schemas.microsoft.com/office/word/2018/wordml/cex" xmlns:w16cid="http://schemas.microsoft.com/office/word/2016/wordml/cid" xmlns:w16="http://schemas.microsoft.com/office/word/2018/wordml" xmlns:w16du="http://schemas.microsoft.com/office/word/2023/wordml/word16du" xmlns:w16sdtdh="http://schemas.microsoft.com/office/word/2020/wordml/sdtdatahash" xmlns:w16sdtfl="http://schemas.microsoft.com/office/word/2024/wordml/sdtformatlock" xmlns:w16se="http://schemas.microsoft.com/office/word/2015/wordml/symex" xmlns:wpg="http://schemas.microsoft.com/office/word/2010/wordprocessingGroup" xmlns:wpi="http://schemas.microsoft.com/office/word/2010/wordprocessingInk" xmlns:wne="http://schemas.microsoft.com/office/word/2006/wordml" xmlns:wps="http://schemas.microsoft.com/office/word/2010/wordprocessingShape" mc:Ignorable="w14 w15 w16se w16cid w16 w16cex w16sdtdh w16sdtfl w16du wp14">
+  <w:endnote w:type="separator" w:id="-1">
+    <w:p>
+      <w:pPr>
+        <w:spacing w:after="0" w:line="240" w:lineRule="auto"/>
+      </w:pPr>
+      <w:r>
+        <w:separator/>
+      </w:r>
+    </w:p>
+  </w:endnote>
+  <w:endnote w:type="continuationSeparator" w:id="0">
+    <w:p>
+      <w:pPr>
+        <w:spacing w:after="0" w:line="240" w:lineRule="auto"/>
+      </w:pPr>
+      <w:r>
+        <w:continuationSeparator/>
+      </w:r>
+    </w:p>
+  </w:endnote>
+</w:endnotes>
+</file>
+
+<file path=word/footnotes.xml><?xml version="1.0" encoding="utf-8"?>
+<w:footnotes xmlns:wpc="http://schemas.microsoft.com/office/word/2010/wordprocessingCanvas" xmlns:cx="http://schemas.microsoft.com/office/drawing/2014/chartex" xmlns:cx1="http://schemas.microsoft.com/office/drawing/2015/9/8/chartex" xmlns:cx2="http://schemas.microsoft.com/office/drawing/2015/10/21/chartex" xmlns:cx3="http://schemas.microsoft.com/office/drawing/2016/5/9/chartex" xmlns:cx4="http://schemas.microsoft.com/office/drawing/2016/5/10/chartex" xmlns:cx5="http://schemas.microsoft.com/office/drawing/2016/5/11/chartex" xmlns:cx6="http://schemas.microsoft.com/office/drawing/2016/5/12/chartex" xmlns:cx7="http://schemas.microsoft.com/office/drawing/2016/5/13/chartex" xmlns:cx8="http://schemas.microsoft.com/office/drawing/2016/5/14/chartex" xmlns:mc="http://schemas.openxmlformats.org/markup-compatibility/2006" xmlns:aink="http://schemas.microsoft.com/office/drawing/2016/ink" xmlns:am3d="http://schemas.microsoft.com/office/drawing/2017/model3d" xmlns:o="urn:schemas-microsoft-com:office:office" xmlns:oel="http://schemas.microsoft.com/office/2019/extlst" xmlns:r="http://schemas.openxmlformats.org/officeDocument/2006/relationships" xmlns:m="http://schemas.openxmlformats.org/officeDocument/2006/math" xmlns:v="urn:schemas-microsoft-com:vml" xmlns:wp14="http://schemas.microsoft.com/office/word/2010/wordprocessingDrawing" xmlns:wp="http://schemas.openxmlformats.org/drawingml/2006/wordprocessingDrawing" xmlns:w10="urn:schemas-microsoft-com:office:word" xmlns:w="http://schemas.openxmlformats.org/wordprocessingml/2006/main" xmlns:w14="http://schemas.microsoft.com/office/word/2010/wordml" xmlns:w15="http://schemas.microsoft.com/office/word/2012/wordml" xmlns:w16cex="http://schemas.microsoft.com/office/word/2018/wordml/cex" xmlns:w16cid="http://schemas.microsoft.com/office/word/2016/wordml/cid" xmlns:w16="http://schemas.microsoft.com/office/word/2018/wordml" xmlns:w16du="http://schemas.microsoft.com/office/word/2023/wordml/word16du" xmlns:w16sdtdh="http://schemas.microsoft.com/office/word/2020/wordml/sdtdatahash" xmlns:w16sdtfl="http://schemas.microsoft.com/office/word/2024/wordml/sdtformatlock" xmlns:w16se="http://schemas.microsoft.com/office/word/2015/wordml/symex" xmlns:wpg="http://schemas.microsoft.com/office/word/2010/wordprocessingGroup" xmlns:wpi="http://schemas.microsoft.com/office/word/2010/wordprocessingInk" xmlns:wne="http://schemas.microsoft.com/office/word/2006/wordml" xmlns:wps="http://schemas.microsoft.com/office/word/2010/wordprocessingShape" mc:Ignorable="w14 w15 w16se w16cid w16 w16cex w16sdtdh w16sdtfl w16du wp14">
+  <w:footnote w:type="separator" w:id="-1">
+    <w:p>
+      <w:pPr>
+        <w:spacing w:after="0" w:line="240" w:lineRule="auto"/>
+      </w:pPr>
+      <w:r>
+        <w:separator/>
+      </w:r>
+    </w:p>
+  </w:footnote>
+  <w:footnote w:type="continuationSeparator" w:id="0">
+    <w:p>
+      <w:pPr>
+        <w:spacing w:after="0" w:line="240" w:lineRule="auto"/>
+      </w:pPr>
+      <w:r>
+        <w:continuationSeparator/>
+      </w:r>
+    </w:p>
+  </w:footnote>
+</w:footnotes>
 </file>
 
 <file path=word/numbering.xml><?xml version="1.0" encoding="utf-8"?>
@@ -8685,6 +8839,66 @@
       </w:tblBorders>
     </w:tblPr>
   </w:style>
+  <w:style w:type="paragraph" w:styleId="af">
+    <w:name w:val="header"/>
+    <w:basedOn w:val="a"/>
+    <w:link w:val="af0"/>
+    <w:uiPriority w:val="99"/>
+    <w:unhideWhenUsed/>
+    <w:rsid w:val="00955D72"/>
+    <w:pPr>
+      <w:tabs>
+        <w:tab w:val="center" w:pos="4153"/>
+        <w:tab w:val="right" w:pos="8306"/>
+      </w:tabs>
+      <w:snapToGrid w:val="0"/>
+    </w:pPr>
+    <w:rPr>
+      <w:sz w:val="20"/>
+      <w:szCs w:val="20"/>
+    </w:rPr>
+  </w:style>
+  <w:style w:type="character" w:customStyle="1" w:styleId="af0">
+    <w:name w:val="頁首 字元"/>
+    <w:basedOn w:val="a0"/>
+    <w:link w:val="af"/>
+    <w:uiPriority w:val="99"/>
+    <w:rsid w:val="00955D72"/>
+    <w:rPr>
+      <w:sz w:val="20"/>
+      <w:szCs w:val="20"/>
+    </w:rPr>
+  </w:style>
+  <w:style w:type="paragraph" w:styleId="af1">
+    <w:name w:val="footer"/>
+    <w:basedOn w:val="a"/>
+    <w:link w:val="af2"/>
+    <w:uiPriority w:val="99"/>
+    <w:unhideWhenUsed/>
+    <w:rsid w:val="00955D72"/>
+    <w:pPr>
+      <w:tabs>
+        <w:tab w:val="center" w:pos="4153"/>
+        <w:tab w:val="right" w:pos="8306"/>
+      </w:tabs>
+      <w:snapToGrid w:val="0"/>
+    </w:pPr>
+    <w:rPr>
+      <w:sz w:val="20"/>
+      <w:szCs w:val="20"/>
+    </w:rPr>
+  </w:style>
+  <w:style w:type="character" w:customStyle="1" w:styleId="af2">
+    <w:name w:val="頁尾 字元"/>
+    <w:basedOn w:val="a0"/>
+    <w:link w:val="af1"/>
+    <w:uiPriority w:val="99"/>
+    <w:rsid w:val="00955D72"/>
+    <w:rPr>
+      <w:sz w:val="20"/>
+      <w:szCs w:val="20"/>
+    </w:rPr>
+  </w:style>
 </w:styles>
 </file>
 

--- a/Documents/Chapter 3.docx
+++ b/Documents/Chapter 3.docx
@@ -43,10 +43,10 @@
           <w:noProof/>
         </w:rPr>
         <w:drawing>
-          <wp:inline distT="0" distB="0" distL="0" distR="0" wp14:anchorId="701EA382" wp14:editId="11079BF6">
-            <wp:extent cx="6118860" cy="5311140"/>
-            <wp:effectExtent l="0" t="0" r="0" b="3810"/>
-            <wp:docPr id="1939693620" name="圖片 2"/>
+          <wp:inline distT="0" distB="0" distL="0" distR="0" wp14:anchorId="1ED39239" wp14:editId="7D6097D5">
+            <wp:extent cx="6111240" cy="2918460"/>
+            <wp:effectExtent l="0" t="0" r="3810" b="0"/>
+            <wp:docPr id="293963569" name="圖片 1"/>
             <wp:cNvGraphicFramePr>
               <a:graphicFrameLocks xmlns:a="http://schemas.openxmlformats.org/drawingml/2006/main" noChangeAspect="1"/>
             </wp:cNvGraphicFramePr>
@@ -54,13 +54,13 @@
               <a:graphicData uri="http://schemas.openxmlformats.org/drawingml/2006/picture">
                 <pic:pic xmlns:pic="http://schemas.openxmlformats.org/drawingml/2006/picture">
                   <pic:nvPicPr>
-                    <pic:cNvPr id="0" name="Picture 2"/>
+                    <pic:cNvPr id="0" name="Picture 1"/>
                     <pic:cNvPicPr>
                       <a:picLocks noChangeAspect="1" noChangeArrowheads="1"/>
                     </pic:cNvPicPr>
                   </pic:nvPicPr>
                   <pic:blipFill>
-                    <a:blip r:embed="rId7">
+                    <a:blip r:embed="rId7" cstate="print">
                       <a:extLst>
                         <a:ext uri="{28A0092B-C50C-407E-A947-70E740481C1C}">
                           <a14:useLocalDpi xmlns:a14="http://schemas.microsoft.com/office/drawing/2010/main" val="0"/>
@@ -75,7 +75,63 @@
                   <pic:spPr bwMode="auto">
                     <a:xfrm>
                       <a:off x="0" y="0"/>
-                      <a:ext cx="6118860" cy="5311140"/>
+                      <a:ext cx="6111240" cy="2918460"/>
+                    </a:xfrm>
+                    <a:prstGeom prst="rect">
+                      <a:avLst/>
+                    </a:prstGeom>
+                    <a:noFill/>
+                    <a:ln>
+                      <a:noFill/>
+                    </a:ln>
+                  </pic:spPr>
+                </pic:pic>
+              </a:graphicData>
+            </a:graphic>
+          </wp:inline>
+        </w:drawing>
+      </w:r>
+      <w:r>
+        <w:rPr>
+          <w:rFonts w:ascii="Times New Roman" w:eastAsia="標楷體" w:hAnsi="Times New Roman" w:hint="eastAsia"/>
+          <w:b/>
+          <w:bCs/>
+          <w:noProof/>
+        </w:rPr>
+        <w:drawing>
+          <wp:inline distT="0" distB="0" distL="0" distR="0" wp14:anchorId="5337BC6F" wp14:editId="75416FCC">
+            <wp:extent cx="6119495" cy="5304790"/>
+            <wp:effectExtent l="0" t="0" r="0" b="0"/>
+            <wp:docPr id="635812101" name="圖片 2"/>
+            <wp:cNvGraphicFramePr>
+              <a:graphicFrameLocks xmlns:a="http://schemas.openxmlformats.org/drawingml/2006/main" noChangeAspect="1"/>
+            </wp:cNvGraphicFramePr>
+            <a:graphic xmlns:a="http://schemas.openxmlformats.org/drawingml/2006/main">
+              <a:graphicData uri="http://schemas.openxmlformats.org/drawingml/2006/picture">
+                <pic:pic xmlns:pic="http://schemas.openxmlformats.org/drawingml/2006/picture">
+                  <pic:nvPicPr>
+                    <pic:cNvPr id="0" name="Picture 2"/>
+                    <pic:cNvPicPr>
+                      <a:picLocks noChangeAspect="1" noChangeArrowheads="1"/>
+                    </pic:cNvPicPr>
+                  </pic:nvPicPr>
+                  <pic:blipFill>
+                    <a:blip r:embed="rId8">
+                      <a:extLst>
+                        <a:ext uri="{28A0092B-C50C-407E-A947-70E740481C1C}">
+                          <a14:useLocalDpi xmlns:a14="http://schemas.microsoft.com/office/drawing/2010/main" val="0"/>
+                        </a:ext>
+                      </a:extLst>
+                    </a:blip>
+                    <a:srcRect/>
+                    <a:stretch>
+                      <a:fillRect/>
+                    </a:stretch>
+                  </pic:blipFill>
+                  <pic:spPr bwMode="auto">
+                    <a:xfrm>
+                      <a:off x="0" y="0"/>
+                      <a:ext cx="6119495" cy="5304790"/>
                     </a:xfrm>
                     <a:prstGeom prst="rect">
                       <a:avLst/>
@@ -478,23 +534,13 @@
               </w:rPr>
               <w:t>、</w:t>
             </w:r>
-            <w:proofErr w:type="spellStart"/>
             <w:r>
               <w:rPr>
                 <w:rFonts w:ascii="Times New Roman" w:eastAsia="標楷體" w:hAnsi="Times New Roman" w:hint="eastAsia"/>
                 <w:sz w:val="28"/>
                 <w:szCs w:val="28"/>
               </w:rPr>
-              <w:t>Wifi</w:t>
-            </w:r>
-            <w:proofErr w:type="spellEnd"/>
-            <w:r>
-              <w:rPr>
-                <w:rFonts w:ascii="Times New Roman" w:eastAsia="標楷體" w:hAnsi="Times New Roman" w:hint="eastAsia"/>
-                <w:sz w:val="28"/>
-                <w:szCs w:val="28"/>
-              </w:rPr>
-              <w:t xml:space="preserve"> 4.0</w:t>
+              <w:t>Wifi 4.0</w:t>
             </w:r>
             <w:r>
               <w:rPr>
@@ -602,25 +648,7 @@
                 <w:sz w:val="28"/>
                 <w:szCs w:val="28"/>
               </w:rPr>
-              <w:t xml:space="preserve"> </w:t>
-            </w:r>
-            <w:proofErr w:type="spellStart"/>
-            <w:r>
-              <w:rPr>
-                <w:rFonts w:ascii="Times New Roman" w:eastAsia="標楷體" w:hAnsi="Times New Roman"/>
-                <w:sz w:val="28"/>
-                <w:szCs w:val="28"/>
-              </w:rPr>
-              <w:t>Exynos</w:t>
-            </w:r>
-            <w:proofErr w:type="spellEnd"/>
-            <w:r>
-              <w:rPr>
-                <w:rFonts w:ascii="Times New Roman" w:eastAsia="標楷體" w:hAnsi="Times New Roman"/>
-                <w:sz w:val="28"/>
-                <w:szCs w:val="28"/>
-              </w:rPr>
-              <w:t xml:space="preserve"> 7580</w:t>
+              <w:t xml:space="preserve"> Exynos 7580</w:t>
             </w:r>
             <w:r>
               <w:rPr>
@@ -1083,7 +1111,7 @@
                           </pic:cNvPicPr>
                         </pic:nvPicPr>
                         <pic:blipFill>
-                          <a:blip r:embed="rId8" cstate="print">
+                          <a:blip r:embed="rId9" cstate="print">
                             <a:extLst>
                               <a:ext uri="{28A0092B-C50C-407E-A947-70E740481C1C}">
                                 <a14:useLocalDpi xmlns:a14="http://schemas.microsoft.com/office/drawing/2010/main" val="0"/>
@@ -1141,7 +1169,7 @@
                           </pic:cNvPicPr>
                         </pic:nvPicPr>
                         <pic:blipFill>
-                          <a:blip r:embed="rId9" cstate="print">
+                          <a:blip r:embed="rId10" cstate="print">
                             <a:extLst>
                               <a:ext uri="{28A0092B-C50C-407E-A947-70E740481C1C}">
                                 <a14:useLocalDpi xmlns:a14="http://schemas.microsoft.com/office/drawing/2010/main" val="0"/>
@@ -1199,7 +1227,7 @@
                           </pic:cNvPicPr>
                         </pic:nvPicPr>
                         <pic:blipFill>
-                          <a:blip r:embed="rId10" cstate="print">
+                          <a:blip r:embed="rId11" cstate="print">
                             <a:extLst>
                               <a:ext uri="{28A0092B-C50C-407E-A947-70E740481C1C}">
                                 <a14:useLocalDpi xmlns:a14="http://schemas.microsoft.com/office/drawing/2010/main" val="0"/>
@@ -1377,7 +1405,7 @@
                           </pic:cNvPicPr>
                         </pic:nvPicPr>
                         <pic:blipFill>
-                          <a:blip r:embed="rId11" cstate="print">
+                          <a:blip r:embed="rId12" cstate="print">
                             <a:extLst>
                               <a:ext uri="{28A0092B-C50C-407E-A947-70E740481C1C}">
                                 <a14:useLocalDpi xmlns:a14="http://schemas.microsoft.com/office/drawing/2010/main" val="0"/>
@@ -1421,7 +1449,7 @@
                 <w:szCs w:val="28"/>
               </w:rPr>
               <w:drawing>
-                <wp:anchor distT="0" distB="0" distL="114300" distR="114300" simplePos="0" relativeHeight="251666432" behindDoc="0" locked="0" layoutInCell="1" allowOverlap="1" wp14:anchorId="1F25917A" wp14:editId="6EC62BA7">
+                <wp:anchor distT="0" distB="0" distL="114300" distR="114300" simplePos="0" relativeHeight="251666432" behindDoc="0" locked="0" layoutInCell="1" allowOverlap="1" wp14:anchorId="1F25917A" wp14:editId="151262AF">
                   <wp:simplePos x="0" y="0"/>
                   <wp:positionH relativeFrom="column">
                     <wp:posOffset>161925</wp:posOffset>
@@ -1446,7 +1474,7 @@
                           </pic:cNvPicPr>
                         </pic:nvPicPr>
                         <pic:blipFill>
-                          <a:blip r:embed="rId12" cstate="print">
+                          <a:blip r:embed="rId13" cstate="print">
                             <a:extLst>
                               <a:ext uri="{28A0092B-C50C-407E-A947-70E740481C1C}">
                                 <a14:useLocalDpi xmlns:a14="http://schemas.microsoft.com/office/drawing/2010/main" val="0"/>
@@ -1590,7 +1618,7 @@
                 <w:szCs w:val="28"/>
               </w:rPr>
               <w:drawing>
-                <wp:anchor distT="0" distB="0" distL="114300" distR="114300" simplePos="0" relativeHeight="251663360" behindDoc="0" locked="0" layoutInCell="1" allowOverlap="1" wp14:anchorId="0B2EC76C" wp14:editId="002D8EA6">
+                <wp:anchor distT="0" distB="0" distL="114300" distR="114300" simplePos="0" relativeHeight="251663360" behindDoc="0" locked="0" layoutInCell="1" allowOverlap="1" wp14:anchorId="0B2EC76C" wp14:editId="7F9F15C0">
                   <wp:simplePos x="0" y="0"/>
                   <wp:positionH relativeFrom="column">
                     <wp:posOffset>405765</wp:posOffset>
@@ -1615,7 +1643,7 @@
                           </pic:cNvPicPr>
                         </pic:nvPicPr>
                         <pic:blipFill>
-                          <a:blip r:embed="rId13" cstate="print">
+                          <a:blip r:embed="rId14" cstate="print">
                             <a:extLst>
                               <a:ext uri="{28A0092B-C50C-407E-A947-70E740481C1C}">
                                 <a14:useLocalDpi xmlns:a14="http://schemas.microsoft.com/office/drawing/2010/main" val="0"/>
@@ -1774,7 +1802,7 @@
                           </pic:cNvPicPr>
                         </pic:nvPicPr>
                         <pic:blipFill>
-                          <a:blip r:embed="rId14" cstate="print">
+                          <a:blip r:embed="rId15" cstate="print">
                             <a:extLst>
                               <a:ext uri="{28A0092B-C50C-407E-A947-70E740481C1C}">
                                 <a14:useLocalDpi xmlns:a14="http://schemas.microsoft.com/office/drawing/2010/main" val="0"/>
@@ -1819,7 +1847,7 @@
                 <w:szCs w:val="28"/>
               </w:rPr>
               <w:drawing>
-                <wp:inline distT="0" distB="0" distL="0" distR="0" wp14:anchorId="2E28AE54" wp14:editId="1F64FC3E">
+                <wp:inline distT="0" distB="0" distL="0" distR="0" wp14:anchorId="2E28AE54" wp14:editId="28DB497D">
                   <wp:extent cx="594360" cy="594360"/>
                   <wp:effectExtent l="0" t="0" r="0" b="0"/>
                   <wp:docPr id="2107946149" name="圖片 10" descr="Git] Git Client 版本管理工具- Fork ~ m@rcus 學習筆記"/>
@@ -1836,7 +1864,7 @@
                           </pic:cNvPicPr>
                         </pic:nvPicPr>
                         <pic:blipFill>
-                          <a:blip r:embed="rId15" cstate="print">
+                          <a:blip r:embed="rId16" cstate="print">
                             <a:extLst>
                               <a:ext uri="{28A0092B-C50C-407E-A947-70E740481C1C}">
                                 <a14:useLocalDpi xmlns:a14="http://schemas.microsoft.com/office/drawing/2010/main" val="0"/>
@@ -1884,23 +1912,13 @@
                 <w:szCs w:val="28"/>
               </w:rPr>
             </w:pPr>
-            <w:proofErr w:type="spellStart"/>
             <w:r>
               <w:rPr>
                 <w:rFonts w:ascii="Times New Roman" w:eastAsia="標楷體" w:hAnsi="Times New Roman" w:hint="eastAsia"/>
                 <w:sz w:val="28"/>
                 <w:szCs w:val="28"/>
               </w:rPr>
-              <w:t>GitKraken</w:t>
-            </w:r>
-            <w:proofErr w:type="spellEnd"/>
-            <w:r>
-              <w:rPr>
-                <w:rFonts w:ascii="Times New Roman" w:eastAsia="標楷體" w:hAnsi="Times New Roman" w:hint="eastAsia"/>
-                <w:sz w:val="28"/>
-                <w:szCs w:val="28"/>
-              </w:rPr>
-              <w:t>, Fork</w:t>
+              <w:t>GitKraken, Fork</w:t>
             </w:r>
           </w:p>
         </w:tc>
@@ -2015,7 +2033,7 @@
                           </pic:cNvPicPr>
                         </pic:nvPicPr>
                         <pic:blipFill>
-                          <a:blip r:embed="rId16" cstate="print">
+                          <a:blip r:embed="rId17" cstate="print">
                             <a:extLst>
                               <a:ext uri="{28A0092B-C50C-407E-A947-70E740481C1C}">
                                 <a14:useLocalDpi xmlns:a14="http://schemas.microsoft.com/office/drawing/2010/main" val="0"/>
@@ -2180,7 +2198,7 @@
                           </pic:cNvPicPr>
                         </pic:nvPicPr>
                         <pic:blipFill>
-                          <a:blip r:embed="rId17" cstate="print">
+                          <a:blip r:embed="rId18" cstate="print">
                             <a:extLst>
                               <a:ext uri="{28A0092B-C50C-407E-A947-70E740481C1C}">
                                 <a14:useLocalDpi xmlns:a14="http://schemas.microsoft.com/office/drawing/2010/main" val="0"/>
@@ -2349,7 +2367,7 @@
                           </pic:cNvPicPr>
                         </pic:nvPicPr>
                         <pic:blipFill>
-                          <a:blip r:embed="rId18" cstate="print">
+                          <a:blip r:embed="rId19" cstate="print">
                             <a:extLst>
                               <a:ext uri="{28A0092B-C50C-407E-A947-70E740481C1C}">
                                 <a14:useLocalDpi xmlns:a14="http://schemas.microsoft.com/office/drawing/2010/main" val="0"/>
@@ -2500,7 +2518,7 @@
                           </pic:cNvPicPr>
                         </pic:nvPicPr>
                         <pic:blipFill>
-                          <a:blip r:embed="rId19" cstate="print">
+                          <a:blip r:embed="rId20" cstate="print">
                             <a:extLst>
                               <a:ext uri="{28A0092B-C50C-407E-A947-70E740481C1C}">
                                 <a14:useLocalDpi xmlns:a14="http://schemas.microsoft.com/office/drawing/2010/main" val="0"/>
@@ -2548,7 +2566,6 @@
                 <w:szCs w:val="28"/>
               </w:rPr>
             </w:pPr>
-            <w:proofErr w:type="spellStart"/>
             <w:r>
               <w:rPr>
                 <w:rFonts w:ascii="Times New Roman" w:eastAsia="標楷體" w:hAnsi="Times New Roman" w:hint="eastAsia"/>
@@ -2557,7 +2574,6 @@
               </w:rPr>
               <w:t>FastAPI</w:t>
             </w:r>
-            <w:proofErr w:type="spellEnd"/>
           </w:p>
         </w:tc>
       </w:tr>
@@ -2663,7 +2679,7 @@
                           </pic:cNvPicPr>
                         </pic:nvPicPr>
                         <pic:blipFill>
-                          <a:blip r:embed="rId20" cstate="print">
+                          <a:blip r:embed="rId21" cstate="print">
                             <a:extLst>
                               <a:ext uri="{28A0092B-C50C-407E-A947-70E740481C1C}">
                                 <a14:useLocalDpi xmlns:a14="http://schemas.microsoft.com/office/drawing/2010/main" val="0"/>
@@ -2822,7 +2838,7 @@
                           </pic:cNvPicPr>
                         </pic:nvPicPr>
                         <pic:blipFill>
-                          <a:blip r:embed="rId21" cstate="print">
+                          <a:blip r:embed="rId22" cstate="print">
                             <a:extLst>
                               <a:ext uri="{28A0092B-C50C-407E-A947-70E740481C1C}">
                                 <a14:useLocalDpi xmlns:a14="http://schemas.microsoft.com/office/drawing/2010/main" val="0"/>
@@ -2984,7 +3000,7 @@
                           </pic:cNvPicPr>
                         </pic:nvPicPr>
                         <pic:blipFill>
-                          <a:blip r:embed="rId22" cstate="print">
+                          <a:blip r:embed="rId23" cstate="print">
                             <a:extLst>
                               <a:ext uri="{28A0092B-C50C-407E-A947-70E740481C1C}">
                                 <a14:useLocalDpi xmlns:a14="http://schemas.microsoft.com/office/drawing/2010/main" val="0"/>
@@ -3025,7 +3041,7 @@
                 <w:szCs w:val="28"/>
               </w:rPr>
               <w:drawing>
-                <wp:anchor distT="0" distB="0" distL="114300" distR="114300" simplePos="0" relativeHeight="251659264" behindDoc="0" locked="0" layoutInCell="1" allowOverlap="1" wp14:anchorId="44CE9809" wp14:editId="08B4E940">
+                <wp:anchor distT="0" distB="0" distL="114300" distR="114300" simplePos="0" relativeHeight="251659264" behindDoc="0" locked="0" layoutInCell="1" allowOverlap="1" wp14:anchorId="44CE9809" wp14:editId="77B654AC">
                   <wp:simplePos x="0" y="0"/>
                   <wp:positionH relativeFrom="column">
                     <wp:posOffset>695325</wp:posOffset>
@@ -3050,7 +3066,7 @@
                           </pic:cNvPicPr>
                         </pic:nvPicPr>
                         <pic:blipFill>
-                          <a:blip r:embed="rId23" cstate="print">
+                          <a:blip r:embed="rId24" cstate="print">
                             <a:extLst>
                               <a:ext uri="{28A0092B-C50C-407E-A947-70E740481C1C}">
                                 <a14:useLocalDpi xmlns:a14="http://schemas.microsoft.com/office/drawing/2010/main" val="0"/>
@@ -3088,7 +3104,7 @@
                 <w:szCs w:val="28"/>
               </w:rPr>
               <w:drawing>
-                <wp:anchor distT="0" distB="0" distL="114300" distR="114300" simplePos="0" relativeHeight="251660288" behindDoc="0" locked="0" layoutInCell="1" allowOverlap="1" wp14:anchorId="2E36CE70" wp14:editId="32C3482E">
+                <wp:anchor distT="0" distB="0" distL="114300" distR="114300" simplePos="0" relativeHeight="251660288" behindDoc="0" locked="0" layoutInCell="1" allowOverlap="1" wp14:anchorId="2E36CE70" wp14:editId="1B8FD3A0">
                   <wp:simplePos x="0" y="0"/>
                   <wp:positionH relativeFrom="column">
                     <wp:posOffset>55245</wp:posOffset>
@@ -3113,7 +3129,7 @@
                           </pic:cNvPicPr>
                         </pic:nvPicPr>
                         <pic:blipFill>
-                          <a:blip r:embed="rId24" cstate="print">
+                          <a:blip r:embed="rId25" cstate="print">
                             <a:extLst>
                               <a:ext uri="{28A0092B-C50C-407E-A947-70E740481C1C}">
                                 <a14:useLocalDpi xmlns:a14="http://schemas.microsoft.com/office/drawing/2010/main" val="0"/>
@@ -3167,36 +3183,8 @@
                 <w:sz w:val="28"/>
                 <w:szCs w:val="28"/>
               </w:rPr>
-              <w:t xml:space="preserve">MySQL Workbench, </w:t>
-            </w:r>
-            <w:proofErr w:type="spellStart"/>
-            <w:r>
-              <w:rPr>
-                <w:rFonts w:ascii="Times New Roman" w:eastAsia="標楷體" w:hAnsi="Times New Roman" w:hint="eastAsia"/>
-                <w:sz w:val="28"/>
-                <w:szCs w:val="28"/>
-              </w:rPr>
-              <w:t>DBeaver</w:t>
-            </w:r>
-            <w:proofErr w:type="spellEnd"/>
-            <w:r>
-              <w:rPr>
-                <w:rFonts w:ascii="Times New Roman" w:eastAsia="標楷體" w:hAnsi="Times New Roman" w:hint="eastAsia"/>
-                <w:sz w:val="28"/>
-                <w:szCs w:val="28"/>
-              </w:rPr>
-              <w:t xml:space="preserve">, </w:t>
-            </w:r>
-            <w:proofErr w:type="spellStart"/>
-            <w:r>
-              <w:rPr>
-                <w:rFonts w:ascii="Times New Roman" w:eastAsia="標楷體" w:hAnsi="Times New Roman" w:hint="eastAsia"/>
-                <w:sz w:val="28"/>
-                <w:szCs w:val="28"/>
-              </w:rPr>
-              <w:t>SQLAlchemy</w:t>
-            </w:r>
-            <w:proofErr w:type="spellEnd"/>
+              <w:t>MySQL Workbench, DBeaver, SQLAlchemy</w:t>
+            </w:r>
           </w:p>
         </w:tc>
       </w:tr>
@@ -3300,7 +3288,7 @@
                           </pic:cNvPicPr>
                         </pic:nvPicPr>
                         <pic:blipFill>
-                          <a:blip r:embed="rId25" cstate="print">
+                          <a:blip r:embed="rId26" cstate="print">
                             <a:extLst>
                               <a:ext uri="{28A0092B-C50C-407E-A947-70E740481C1C}">
                                 <a14:useLocalDpi xmlns:a14="http://schemas.microsoft.com/office/drawing/2010/main" val="0"/>
@@ -3475,7 +3463,7 @@
                           </pic:cNvPicPr>
                         </pic:nvPicPr>
                         <pic:blipFill>
-                          <a:blip r:embed="rId26" cstate="print">
+                          <a:blip r:embed="rId27" cstate="print">
                             <a:extLst>
                               <a:ext uri="{28A0092B-C50C-407E-A947-70E740481C1C}">
                                 <a14:useLocalDpi xmlns:a14="http://schemas.microsoft.com/office/drawing/2010/main" val="0"/>
@@ -3551,7 +3539,7 @@
                           </pic:cNvPicPr>
                         </pic:nvPicPr>
                         <pic:blipFill>
-                          <a:blip r:embed="rId27" cstate="print">
+                          <a:blip r:embed="rId28" cstate="print">
                             <a:extLst>
                               <a:ext uri="{28A0092B-C50C-407E-A947-70E740481C1C}">
                                 <a14:useLocalDpi xmlns:a14="http://schemas.microsoft.com/office/drawing/2010/main" val="0"/>
@@ -3614,7 +3602,7 @@
                           </pic:cNvPicPr>
                         </pic:nvPicPr>
                         <pic:blipFill>
-                          <a:blip r:embed="rId28" cstate="print">
+                          <a:blip r:embed="rId29" cstate="print">
                             <a:extLst>
                               <a:ext uri="{28A0092B-C50C-407E-A947-70E740481C1C}">
                                 <a14:useLocalDpi xmlns:a14="http://schemas.microsoft.com/office/drawing/2010/main" val="0"/>
@@ -3677,7 +3665,7 @@
                           </pic:cNvPicPr>
                         </pic:nvPicPr>
                         <pic:blipFill>
-                          <a:blip r:embed="rId29" cstate="print">
+                          <a:blip r:embed="rId30" cstate="print">
                             <a:extLst>
                               <a:ext uri="{28A0092B-C50C-407E-A947-70E740481C1C}">
                                 <a14:useLocalDpi xmlns:a14="http://schemas.microsoft.com/office/drawing/2010/main" val="0"/>
@@ -3731,25 +3719,7 @@
                 <w:sz w:val="28"/>
                 <w:szCs w:val="28"/>
               </w:rPr>
-              <w:t xml:space="preserve">Gemini, ChatGPT, Claude, </w:t>
-            </w:r>
-            <w:proofErr w:type="spellStart"/>
-            <w:r>
-              <w:rPr>
-                <w:rFonts w:ascii="Times New Roman" w:eastAsia="標楷體" w:hAnsi="Times New Roman" w:hint="eastAsia"/>
-                <w:sz w:val="28"/>
-                <w:szCs w:val="28"/>
-              </w:rPr>
-              <w:t>Github</w:t>
-            </w:r>
-            <w:proofErr w:type="spellEnd"/>
-            <w:r>
-              <w:rPr>
-                <w:rFonts w:ascii="Times New Roman" w:eastAsia="標楷體" w:hAnsi="Times New Roman" w:hint="eastAsia"/>
-                <w:sz w:val="28"/>
-                <w:szCs w:val="28"/>
-              </w:rPr>
-              <w:t xml:space="preserve"> Copilot</w:t>
+              <w:t>Gemini, ChatGPT, Claude, Github Copilot</w:t>
             </w:r>
           </w:p>
         </w:tc>
@@ -3864,7 +3834,7 @@
                           </pic:cNvPicPr>
                         </pic:nvPicPr>
                         <pic:blipFill>
-                          <a:blip r:embed="rId30" cstate="print">
+                          <a:blip r:embed="rId31" cstate="print">
                             <a:extLst>
                               <a:ext uri="{28A0092B-C50C-407E-A947-70E740481C1C}">
                                 <a14:useLocalDpi xmlns:a14="http://schemas.microsoft.com/office/drawing/2010/main" val="0"/>
@@ -4023,7 +3993,7 @@
                           </pic:cNvPicPr>
                         </pic:nvPicPr>
                         <pic:blipFill>
-                          <a:blip r:embed="rId31" cstate="print">
+                          <a:blip r:embed="rId32" cstate="print">
                             <a:extLst>
                               <a:ext uri="{28A0092B-C50C-407E-A947-70E740481C1C}">
                                 <a14:useLocalDpi xmlns:a14="http://schemas.microsoft.com/office/drawing/2010/main" val="0"/>
@@ -4061,7 +4031,7 @@
                 <w:szCs w:val="28"/>
               </w:rPr>
               <w:drawing>
-                <wp:anchor distT="0" distB="0" distL="114300" distR="114300" simplePos="0" relativeHeight="251673600" behindDoc="0" locked="0" layoutInCell="1" allowOverlap="1" wp14:anchorId="56B9A582" wp14:editId="49112B9F">
+                <wp:anchor distT="0" distB="0" distL="114300" distR="114300" simplePos="0" relativeHeight="251673600" behindDoc="0" locked="0" layoutInCell="1" allowOverlap="1" wp14:anchorId="56B9A582" wp14:editId="0BC83B19">
                   <wp:simplePos x="0" y="0"/>
                   <wp:positionH relativeFrom="column">
                     <wp:posOffset>946785</wp:posOffset>
@@ -4081,69 +4051,6 @@
                       <pic:pic xmlns:pic="http://schemas.openxmlformats.org/drawingml/2006/picture">
                         <pic:nvPicPr>
                           <pic:cNvPr id="0" name="Picture 1" descr="Gamma - 在Windows 上免費下載並安裝| Microsoft Store"/>
-                          <pic:cNvPicPr>
-                            <a:picLocks noChangeAspect="1" noChangeArrowheads="1"/>
-                          </pic:cNvPicPr>
-                        </pic:nvPicPr>
-                        <pic:blipFill>
-                          <a:blip r:embed="rId32" cstate="print">
-                            <a:extLst>
-                              <a:ext uri="{28A0092B-C50C-407E-A947-70E740481C1C}">
-                                <a14:useLocalDpi xmlns:a14="http://schemas.microsoft.com/office/drawing/2010/main" val="0"/>
-                              </a:ext>
-                            </a:extLst>
-                          </a:blip>
-                          <a:srcRect/>
-                          <a:stretch>
-                            <a:fillRect/>
-                          </a:stretch>
-                        </pic:blipFill>
-                        <pic:spPr bwMode="auto">
-                          <a:xfrm>
-                            <a:off x="0" y="0"/>
-                            <a:ext cx="381000" cy="381000"/>
-                          </a:xfrm>
-                          <a:prstGeom prst="rect">
-                            <a:avLst/>
-                          </a:prstGeom>
-                          <a:noFill/>
-                          <a:ln>
-                            <a:noFill/>
-                          </a:ln>
-                        </pic:spPr>
-                      </pic:pic>
-                    </a:graphicData>
-                  </a:graphic>
-                </wp:anchor>
-              </w:drawing>
-            </w:r>
-            <w:r>
-              <w:rPr>
-                <w:noProof/>
-                <w:sz w:val="28"/>
-                <w:szCs w:val="28"/>
-              </w:rPr>
-              <w:drawing>
-                <wp:anchor distT="0" distB="0" distL="114300" distR="114300" simplePos="0" relativeHeight="251675648" behindDoc="0" locked="0" layoutInCell="1" allowOverlap="1" wp14:anchorId="20142214" wp14:editId="339A676D">
-                  <wp:simplePos x="0" y="0"/>
-                  <wp:positionH relativeFrom="column">
-                    <wp:posOffset>47625</wp:posOffset>
-                  </wp:positionH>
-                  <wp:positionV relativeFrom="paragraph">
-                    <wp:posOffset>147320</wp:posOffset>
-                  </wp:positionV>
-                  <wp:extent cx="381000" cy="381000"/>
-                  <wp:effectExtent l="0" t="0" r="0" b="0"/>
-                  <wp:wrapSquare wrapText="bothSides"/>
-                  <wp:docPr id="1949019629" name="圖片 3" descr="Canva - 在Windows 上下載並安裝| Microsoft Store"/>
-                  <wp:cNvGraphicFramePr>
-                    <a:graphicFrameLocks xmlns:a="http://schemas.openxmlformats.org/drawingml/2006/main" noChangeAspect="1"/>
-                  </wp:cNvGraphicFramePr>
-                  <a:graphic xmlns:a="http://schemas.openxmlformats.org/drawingml/2006/main">
-                    <a:graphicData uri="http://schemas.openxmlformats.org/drawingml/2006/picture">
-                      <pic:pic xmlns:pic="http://schemas.openxmlformats.org/drawingml/2006/picture">
-                        <pic:nvPicPr>
-                          <pic:cNvPr id="0" name="Picture 8" descr="Canva - 在Windows 上下載並安裝| Microsoft Store"/>
                           <pic:cNvPicPr>
                             <a:picLocks noChangeAspect="1" noChangeArrowheads="1"/>
                           </pic:cNvPicPr>
@@ -4180,6 +4087,69 @@
                 </wp:anchor>
               </w:drawing>
             </w:r>
+            <w:r>
+              <w:rPr>
+                <w:noProof/>
+                <w:sz w:val="28"/>
+                <w:szCs w:val="28"/>
+              </w:rPr>
+              <w:drawing>
+                <wp:anchor distT="0" distB="0" distL="114300" distR="114300" simplePos="0" relativeHeight="251675648" behindDoc="0" locked="0" layoutInCell="1" allowOverlap="1" wp14:anchorId="20142214" wp14:editId="1FCCB854">
+                  <wp:simplePos x="0" y="0"/>
+                  <wp:positionH relativeFrom="column">
+                    <wp:posOffset>47625</wp:posOffset>
+                  </wp:positionH>
+                  <wp:positionV relativeFrom="paragraph">
+                    <wp:posOffset>147320</wp:posOffset>
+                  </wp:positionV>
+                  <wp:extent cx="381000" cy="381000"/>
+                  <wp:effectExtent l="0" t="0" r="0" b="0"/>
+                  <wp:wrapSquare wrapText="bothSides"/>
+                  <wp:docPr id="1949019629" name="圖片 3" descr="Canva - 在Windows 上下載並安裝| Microsoft Store"/>
+                  <wp:cNvGraphicFramePr>
+                    <a:graphicFrameLocks xmlns:a="http://schemas.openxmlformats.org/drawingml/2006/main" noChangeAspect="1"/>
+                  </wp:cNvGraphicFramePr>
+                  <a:graphic xmlns:a="http://schemas.openxmlformats.org/drawingml/2006/main">
+                    <a:graphicData uri="http://schemas.openxmlformats.org/drawingml/2006/picture">
+                      <pic:pic xmlns:pic="http://schemas.openxmlformats.org/drawingml/2006/picture">
+                        <pic:nvPicPr>
+                          <pic:cNvPr id="0" name="Picture 8" descr="Canva - 在Windows 上下載並安裝| Microsoft Store"/>
+                          <pic:cNvPicPr>
+                            <a:picLocks noChangeAspect="1" noChangeArrowheads="1"/>
+                          </pic:cNvPicPr>
+                        </pic:nvPicPr>
+                        <pic:blipFill>
+                          <a:blip r:embed="rId34" cstate="print">
+                            <a:extLst>
+                              <a:ext uri="{28A0092B-C50C-407E-A947-70E740481C1C}">
+                                <a14:useLocalDpi xmlns:a14="http://schemas.microsoft.com/office/drawing/2010/main" val="0"/>
+                              </a:ext>
+                            </a:extLst>
+                          </a:blip>
+                          <a:srcRect/>
+                          <a:stretch>
+                            <a:fillRect/>
+                          </a:stretch>
+                        </pic:blipFill>
+                        <pic:spPr bwMode="auto">
+                          <a:xfrm>
+                            <a:off x="0" y="0"/>
+                            <a:ext cx="381000" cy="381000"/>
+                          </a:xfrm>
+                          <a:prstGeom prst="rect">
+                            <a:avLst/>
+                          </a:prstGeom>
+                          <a:noFill/>
+                          <a:ln>
+                            <a:noFill/>
+                          </a:ln>
+                        </pic:spPr>
+                      </pic:pic>
+                    </a:graphicData>
+                  </a:graphic>
+                </wp:anchor>
+              </w:drawing>
+            </w:r>
           </w:p>
         </w:tc>
         <w:tc>
@@ -4203,25 +4173,7 @@
                 <w:sz w:val="28"/>
                 <w:szCs w:val="28"/>
               </w:rPr>
-              <w:t xml:space="preserve">Canva, </w:t>
-            </w:r>
-            <w:proofErr w:type="spellStart"/>
-            <w:r>
-              <w:rPr>
-                <w:rFonts w:ascii="Times New Roman" w:eastAsia="標楷體" w:hAnsi="Times New Roman" w:hint="eastAsia"/>
-                <w:sz w:val="28"/>
-                <w:szCs w:val="28"/>
-              </w:rPr>
-              <w:t>Powerpoint</w:t>
-            </w:r>
-            <w:proofErr w:type="spellEnd"/>
-            <w:r>
-              <w:rPr>
-                <w:rFonts w:ascii="Times New Roman" w:eastAsia="標楷體" w:hAnsi="Times New Roman" w:hint="eastAsia"/>
-                <w:sz w:val="28"/>
-                <w:szCs w:val="28"/>
-              </w:rPr>
-              <w:t xml:space="preserve">, Gamma </w:t>
+              <w:t xml:space="preserve">Canva, Powerpoint, Gamma </w:t>
             </w:r>
           </w:p>
         </w:tc>
@@ -4326,7 +4278,7 @@
                           </pic:cNvPicPr>
                         </pic:nvPicPr>
                         <pic:blipFill>
-                          <a:blip r:embed="rId34" cstate="print">
+                          <a:blip r:embed="rId35" cstate="print">
                             <a:extLst>
                               <a:ext uri="{28A0092B-C50C-407E-A947-70E740481C1C}">
                                 <a14:useLocalDpi xmlns:a14="http://schemas.microsoft.com/office/drawing/2010/main" val="0"/>
@@ -4381,7 +4333,7 @@
                           </pic:cNvPicPr>
                         </pic:nvPicPr>
                         <pic:blipFill>
-                          <a:blip r:embed="rId35" cstate="print">
+                          <a:blip r:embed="rId36" cstate="print">
                             <a:extLst>
                               <a:ext uri="{28A0092B-C50C-407E-A947-70E740481C1C}">
                                 <a14:useLocalDpi xmlns:a14="http://schemas.microsoft.com/office/drawing/2010/main" val="0"/>
@@ -4540,7 +4492,7 @@
                           </pic:cNvPicPr>
                         </pic:nvPicPr>
                         <pic:blipFill>
-                          <a:blip r:embed="rId30" cstate="print">
+                          <a:blip r:embed="rId31" cstate="print">
                             <a:extLst>
                               <a:ext uri="{28A0092B-C50C-407E-A947-70E740481C1C}">
                                 <a14:useLocalDpi xmlns:a14="http://schemas.microsoft.com/office/drawing/2010/main" val="0"/>

--- a/Documents/Chapter 3.docx
+++ b/Documents/Chapter 3.docx
@@ -616,7 +616,6 @@
                 <w:szCs w:val="28"/>
               </w:rPr>
             </w:pPr>
-            <w:proofErr w:type="gramStart"/>
             <w:r>
               <w:rPr>
                 <w:rFonts w:ascii="Times New Roman" w:eastAsia="標楷體" w:hAnsi="Times New Roman"/>
@@ -625,7 +624,6 @@
               </w:rPr>
               <w:t>聯發科</w:t>
             </w:r>
-            <w:proofErr w:type="gramEnd"/>
             <w:r>
               <w:rPr>
                 <w:rFonts w:ascii="Times New Roman" w:eastAsia="標楷體" w:hAnsi="Times New Roman"/>
@@ -1449,7 +1447,7 @@
                 <w:szCs w:val="28"/>
               </w:rPr>
               <w:drawing>
-                <wp:anchor distT="0" distB="0" distL="114300" distR="114300" simplePos="0" relativeHeight="251666432" behindDoc="0" locked="0" layoutInCell="1" allowOverlap="1" wp14:anchorId="1F25917A" wp14:editId="151262AF">
+                <wp:anchor distT="0" distB="0" distL="114300" distR="114300" simplePos="0" relativeHeight="251666432" behindDoc="0" locked="0" layoutInCell="1" allowOverlap="1" wp14:anchorId="1F25917A" wp14:editId="7A299268">
                   <wp:simplePos x="0" y="0"/>
                   <wp:positionH relativeFrom="column">
                     <wp:posOffset>161925</wp:posOffset>
@@ -1618,7 +1616,7 @@
                 <w:szCs w:val="28"/>
               </w:rPr>
               <w:drawing>
-                <wp:anchor distT="0" distB="0" distL="114300" distR="114300" simplePos="0" relativeHeight="251663360" behindDoc="0" locked="0" layoutInCell="1" allowOverlap="1" wp14:anchorId="0B2EC76C" wp14:editId="7F9F15C0">
+                <wp:anchor distT="0" distB="0" distL="114300" distR="114300" simplePos="0" relativeHeight="251663360" behindDoc="0" locked="0" layoutInCell="1" allowOverlap="1" wp14:anchorId="0B2EC76C" wp14:editId="70C6153C">
                   <wp:simplePos x="0" y="0"/>
                   <wp:positionH relativeFrom="column">
                     <wp:posOffset>405765</wp:posOffset>
@@ -1847,7 +1845,7 @@
                 <w:szCs w:val="28"/>
               </w:rPr>
               <w:drawing>
-                <wp:inline distT="0" distB="0" distL="0" distR="0" wp14:anchorId="2E28AE54" wp14:editId="28DB497D">
+                <wp:inline distT="0" distB="0" distL="0" distR="0" wp14:anchorId="2E28AE54" wp14:editId="7B5E6E9A">
                   <wp:extent cx="594360" cy="594360"/>
                   <wp:effectExtent l="0" t="0" r="0" b="0"/>
                   <wp:docPr id="2107946149" name="圖片 10" descr="Git] Git Client 版本管理工具- Fork ~ m@rcus 學習筆記"/>
@@ -3041,7 +3039,7 @@
                 <w:szCs w:val="28"/>
               </w:rPr>
               <w:drawing>
-                <wp:anchor distT="0" distB="0" distL="114300" distR="114300" simplePos="0" relativeHeight="251659264" behindDoc="0" locked="0" layoutInCell="1" allowOverlap="1" wp14:anchorId="44CE9809" wp14:editId="77B654AC">
+                <wp:anchor distT="0" distB="0" distL="114300" distR="114300" simplePos="0" relativeHeight="251659264" behindDoc="0" locked="0" layoutInCell="1" allowOverlap="1" wp14:anchorId="44CE9809" wp14:editId="6E8B919F">
                   <wp:simplePos x="0" y="0"/>
                   <wp:positionH relativeFrom="column">
                     <wp:posOffset>695325</wp:posOffset>
@@ -3104,7 +3102,7 @@
                 <w:szCs w:val="28"/>
               </w:rPr>
               <w:drawing>
-                <wp:anchor distT="0" distB="0" distL="114300" distR="114300" simplePos="0" relativeHeight="251660288" behindDoc="0" locked="0" layoutInCell="1" allowOverlap="1" wp14:anchorId="2E36CE70" wp14:editId="1B8FD3A0">
+                <wp:anchor distT="0" distB="0" distL="114300" distR="114300" simplePos="0" relativeHeight="251660288" behindDoc="0" locked="0" layoutInCell="1" allowOverlap="1" wp14:anchorId="2E36CE70" wp14:editId="514F6968">
                   <wp:simplePos x="0" y="0"/>
                   <wp:positionH relativeFrom="column">
                     <wp:posOffset>55245</wp:posOffset>
@@ -4031,7 +4029,7 @@
                 <w:szCs w:val="28"/>
               </w:rPr>
               <w:drawing>
-                <wp:anchor distT="0" distB="0" distL="114300" distR="114300" simplePos="0" relativeHeight="251673600" behindDoc="0" locked="0" layoutInCell="1" allowOverlap="1" wp14:anchorId="56B9A582" wp14:editId="0BC83B19">
+                <wp:anchor distT="0" distB="0" distL="114300" distR="114300" simplePos="0" relativeHeight="251673600" behindDoc="0" locked="0" layoutInCell="1" allowOverlap="1" wp14:anchorId="56B9A582" wp14:editId="0F62832F">
                   <wp:simplePos x="0" y="0"/>
                   <wp:positionH relativeFrom="column">
                     <wp:posOffset>946785</wp:posOffset>
@@ -4094,7 +4092,7 @@
                 <w:szCs w:val="28"/>
               </w:rPr>
               <w:drawing>
-                <wp:anchor distT="0" distB="0" distL="114300" distR="114300" simplePos="0" relativeHeight="251675648" behindDoc="0" locked="0" layoutInCell="1" allowOverlap="1" wp14:anchorId="20142214" wp14:editId="1FCCB854">
+                <wp:anchor distT="0" distB="0" distL="114300" distR="114300" simplePos="0" relativeHeight="251675648" behindDoc="0" locked="0" layoutInCell="1" allowOverlap="1" wp14:anchorId="20142214" wp14:editId="32E82865">
                   <wp:simplePos x="0" y="0"/>
                   <wp:positionH relativeFrom="column">
                     <wp:posOffset>47625</wp:posOffset>
@@ -4463,17 +4461,84 @@
             <w:r>
               <w:rPr>
                 <w:noProof/>
-                <w:sz w:val="28"/>
-                <w:szCs w:val="28"/>
               </w:rPr>
               <w:drawing>
-                <wp:anchor distT="0" distB="0" distL="114300" distR="114300" simplePos="0" relativeHeight="251677696" behindDoc="0" locked="0" layoutInCell="1" allowOverlap="1" wp14:anchorId="38F09D0A" wp14:editId="133F7516">
+                <wp:anchor distT="0" distB="0" distL="114300" distR="114300" simplePos="0" relativeHeight="251679744" behindDoc="0" locked="0" layoutInCell="1" allowOverlap="1" wp14:anchorId="7065C887" wp14:editId="3C6968D9">
                   <wp:simplePos x="0" y="0"/>
                   <wp:positionH relativeFrom="column">
-                    <wp:posOffset>398145</wp:posOffset>
+                    <wp:posOffset>840740</wp:posOffset>
                   </wp:positionH>
                   <wp:positionV relativeFrom="paragraph">
-                    <wp:posOffset>58420</wp:posOffset>
+                    <wp:posOffset>140335</wp:posOffset>
+                  </wp:positionV>
+                  <wp:extent cx="397510" cy="397510"/>
+                  <wp:effectExtent l="0" t="0" r="2540" b="2540"/>
+                  <wp:wrapSquare wrapText="bothSides"/>
+                  <wp:docPr id="1225085179" name="圖片 1" descr="Mermaid Live Editor - Mac、Windows (PC) 版傳統型應用程式- WebCatalog"/>
+                  <wp:cNvGraphicFramePr>
+                    <a:graphicFrameLocks xmlns:a="http://schemas.openxmlformats.org/drawingml/2006/main" noChangeAspect="1"/>
+                  </wp:cNvGraphicFramePr>
+                  <a:graphic xmlns:a="http://schemas.openxmlformats.org/drawingml/2006/main">
+                    <a:graphicData uri="http://schemas.openxmlformats.org/drawingml/2006/picture">
+                      <pic:pic xmlns:pic="http://schemas.openxmlformats.org/drawingml/2006/picture">
+                        <pic:nvPicPr>
+                          <pic:cNvPr id="0" name="Picture 1" descr="Mermaid Live Editor - Mac、Windows (PC) 版傳統型應用程式- WebCatalog"/>
+                          <pic:cNvPicPr>
+                            <a:picLocks noChangeAspect="1" noChangeArrowheads="1"/>
+                          </pic:cNvPicPr>
+                        </pic:nvPicPr>
+                        <pic:blipFill>
+                          <a:blip r:embed="rId37" cstate="print">
+                            <a:extLst>
+                              <a:ext uri="{28A0092B-C50C-407E-A947-70E740481C1C}">
+                                <a14:useLocalDpi xmlns:a14="http://schemas.microsoft.com/office/drawing/2010/main" val="0"/>
+                              </a:ext>
+                            </a:extLst>
+                          </a:blip>
+                          <a:srcRect/>
+                          <a:stretch>
+                            <a:fillRect/>
+                          </a:stretch>
+                        </pic:blipFill>
+                        <pic:spPr bwMode="auto">
+                          <a:xfrm>
+                            <a:off x="0" y="0"/>
+                            <a:ext cx="397510" cy="397510"/>
+                          </a:xfrm>
+                          <a:prstGeom prst="rect">
+                            <a:avLst/>
+                          </a:prstGeom>
+                          <a:noFill/>
+                          <a:ln>
+                            <a:noFill/>
+                          </a:ln>
+                        </pic:spPr>
+                      </pic:pic>
+                    </a:graphicData>
+                  </a:graphic>
+                  <wp14:sizeRelH relativeFrom="margin">
+                    <wp14:pctWidth>0</wp14:pctWidth>
+                  </wp14:sizeRelH>
+                  <wp14:sizeRelV relativeFrom="margin">
+                    <wp14:pctHeight>0</wp14:pctHeight>
+                  </wp14:sizeRelV>
+                </wp:anchor>
+              </w:drawing>
+            </w:r>
+            <w:r>
+              <w:rPr>
+                <w:noProof/>
+                <w:sz w:val="28"/>
+                <w:szCs w:val="28"/>
+              </w:rPr>
+              <w:drawing>
+                <wp:anchor distT="0" distB="0" distL="114300" distR="114300" simplePos="0" relativeHeight="251677696" behindDoc="0" locked="0" layoutInCell="1" allowOverlap="1" wp14:anchorId="38F09D0A" wp14:editId="5B3C2C43">
+                  <wp:simplePos x="0" y="0"/>
+                  <wp:positionH relativeFrom="column">
+                    <wp:posOffset>184785</wp:posOffset>
+                  </wp:positionH>
+                  <wp:positionV relativeFrom="paragraph">
+                    <wp:posOffset>83820</wp:posOffset>
                   </wp:positionV>
                   <wp:extent cx="518160" cy="518160"/>
                   <wp:effectExtent l="0" t="0" r="0" b="0"/>
@@ -4535,7 +4600,7 @@
               <w:widowControl/>
               <w:jc w:val="center"/>
               <w:rPr>
-                <w:rFonts w:ascii="Times New Roman" w:eastAsia="標楷體" w:hAnsi="Times New Roman"/>
+                <w:rFonts w:ascii="Times New Roman" w:eastAsia="標楷體" w:hAnsi="Times New Roman" w:hint="eastAsia"/>
                 <w:sz w:val="28"/>
                 <w:szCs w:val="28"/>
               </w:rPr>
@@ -4547,6 +4612,22 @@
                 <w:szCs w:val="28"/>
               </w:rPr>
               <w:t>Figma</w:t>
+            </w:r>
+            <w:r>
+              <w:rPr>
+                <w:rFonts w:ascii="Times New Roman" w:eastAsia="標楷體" w:hAnsi="Times New Roman" w:hint="eastAsia"/>
+                <w:sz w:val="28"/>
+                <w:szCs w:val="28"/>
+              </w:rPr>
+              <w:t>, Mermaid</w:t>
+            </w:r>
+            <w:r>
+              <w:rPr>
+                <w:rFonts w:ascii="Times New Roman" w:eastAsia="標楷體" w:hAnsi="Times New Roman" w:hint="eastAsia"/>
+                <w:sz w:val="28"/>
+                <w:szCs w:val="28"/>
+              </w:rPr>
+              <w:t xml:space="preserve"> Live Editor</w:t>
             </w:r>
           </w:p>
         </w:tc>
@@ -4555,11 +4636,19 @@
     <w:p>
       <w:pPr>
         <w:rPr>
-          <w:rFonts w:ascii="Times New Roman" w:eastAsia="標楷體" w:hAnsi="Times New Roman"/>
+          <w:rFonts w:ascii="Times New Roman" w:eastAsia="標楷體" w:hAnsi="Times New Roman" w:hint="eastAsia"/>
           <w:b/>
           <w:bCs/>
         </w:rPr>
       </w:pPr>
+      <w:r>
+        <w:rPr>
+          <w:rFonts w:ascii="Times New Roman" w:eastAsia="標楷體" w:hAnsi="Times New Roman" w:hint="eastAsia"/>
+          <w:b/>
+          <w:bCs/>
+        </w:rPr>
+        <w:t>LI</w:t>
+      </w:r>
     </w:p>
     <w:sectPr>
       <w:pgSz w:w="11906" w:h="16838"/>

--- a/Documents/Chapter 3.docx
+++ b/Documents/Chapter 3.docx
@@ -1447,7 +1447,7 @@
                 <w:szCs w:val="28"/>
               </w:rPr>
               <w:drawing>
-                <wp:anchor distT="0" distB="0" distL="114300" distR="114300" simplePos="0" relativeHeight="251666432" behindDoc="0" locked="0" layoutInCell="1" allowOverlap="1" wp14:anchorId="1F25917A" wp14:editId="7A299268">
+                <wp:anchor distT="0" distB="0" distL="114300" distR="114300" simplePos="0" relativeHeight="251666432" behindDoc="0" locked="0" layoutInCell="1" allowOverlap="1" wp14:anchorId="1F25917A" wp14:editId="217D5F7C">
                   <wp:simplePos x="0" y="0"/>
                   <wp:positionH relativeFrom="column">
                     <wp:posOffset>161925</wp:posOffset>
@@ -1616,7 +1616,7 @@
                 <w:szCs w:val="28"/>
               </w:rPr>
               <w:drawing>
-                <wp:anchor distT="0" distB="0" distL="114300" distR="114300" simplePos="0" relativeHeight="251663360" behindDoc="0" locked="0" layoutInCell="1" allowOverlap="1" wp14:anchorId="0B2EC76C" wp14:editId="70C6153C">
+                <wp:anchor distT="0" distB="0" distL="114300" distR="114300" simplePos="0" relativeHeight="251663360" behindDoc="0" locked="0" layoutInCell="1" allowOverlap="1" wp14:anchorId="0B2EC76C" wp14:editId="653E48D7">
                   <wp:simplePos x="0" y="0"/>
                   <wp:positionH relativeFrom="column">
                     <wp:posOffset>405765</wp:posOffset>
@@ -1845,7 +1845,7 @@
                 <w:szCs w:val="28"/>
               </w:rPr>
               <w:drawing>
-                <wp:inline distT="0" distB="0" distL="0" distR="0" wp14:anchorId="2E28AE54" wp14:editId="7B5E6E9A">
+                <wp:inline distT="0" distB="0" distL="0" distR="0" wp14:anchorId="2E28AE54" wp14:editId="07125472">
                   <wp:extent cx="594360" cy="594360"/>
                   <wp:effectExtent l="0" t="0" r="0" b="0"/>
                   <wp:docPr id="2107946149" name="圖片 10" descr="Git] Git Client 版本管理工具- Fork ~ m@rcus 學習筆記"/>
@@ -3039,7 +3039,7 @@
                 <w:szCs w:val="28"/>
               </w:rPr>
               <w:drawing>
-                <wp:anchor distT="0" distB="0" distL="114300" distR="114300" simplePos="0" relativeHeight="251659264" behindDoc="0" locked="0" layoutInCell="1" allowOverlap="1" wp14:anchorId="44CE9809" wp14:editId="6E8B919F">
+                <wp:anchor distT="0" distB="0" distL="114300" distR="114300" simplePos="0" relativeHeight="251659264" behindDoc="0" locked="0" layoutInCell="1" allowOverlap="1" wp14:anchorId="44CE9809" wp14:editId="59720ABA">
                   <wp:simplePos x="0" y="0"/>
                   <wp:positionH relativeFrom="column">
                     <wp:posOffset>695325</wp:posOffset>
@@ -3102,7 +3102,7 @@
                 <w:szCs w:val="28"/>
               </w:rPr>
               <w:drawing>
-                <wp:anchor distT="0" distB="0" distL="114300" distR="114300" simplePos="0" relativeHeight="251660288" behindDoc="0" locked="0" layoutInCell="1" allowOverlap="1" wp14:anchorId="2E36CE70" wp14:editId="514F6968">
+                <wp:anchor distT="0" distB="0" distL="114300" distR="114300" simplePos="0" relativeHeight="251660288" behindDoc="0" locked="0" layoutInCell="1" allowOverlap="1" wp14:anchorId="2E36CE70" wp14:editId="552DCF2E">
                   <wp:simplePos x="0" y="0"/>
                   <wp:positionH relativeFrom="column">
                     <wp:posOffset>55245</wp:posOffset>
@@ -4029,7 +4029,7 @@
                 <w:szCs w:val="28"/>
               </w:rPr>
               <w:drawing>
-                <wp:anchor distT="0" distB="0" distL="114300" distR="114300" simplePos="0" relativeHeight="251673600" behindDoc="0" locked="0" layoutInCell="1" allowOverlap="1" wp14:anchorId="56B9A582" wp14:editId="0F62832F">
+                <wp:anchor distT="0" distB="0" distL="114300" distR="114300" simplePos="0" relativeHeight="251673600" behindDoc="0" locked="0" layoutInCell="1" allowOverlap="1" wp14:anchorId="56B9A582" wp14:editId="0BB5B6AD">
                   <wp:simplePos x="0" y="0"/>
                   <wp:positionH relativeFrom="column">
                     <wp:posOffset>946785</wp:posOffset>
@@ -4092,7 +4092,7 @@
                 <w:szCs w:val="28"/>
               </w:rPr>
               <w:drawing>
-                <wp:anchor distT="0" distB="0" distL="114300" distR="114300" simplePos="0" relativeHeight="251675648" behindDoc="0" locked="0" layoutInCell="1" allowOverlap="1" wp14:anchorId="20142214" wp14:editId="32E82865">
+                <wp:anchor distT="0" distB="0" distL="114300" distR="114300" simplePos="0" relativeHeight="251675648" behindDoc="0" locked="0" layoutInCell="1" allowOverlap="1" wp14:anchorId="20142214" wp14:editId="1F2C90A4">
                   <wp:simplePos x="0" y="0"/>
                   <wp:positionH relativeFrom="column">
                     <wp:posOffset>47625</wp:posOffset>
@@ -4600,7 +4600,7 @@
               <w:widowControl/>
               <w:jc w:val="center"/>
               <w:rPr>
-                <w:rFonts w:ascii="Times New Roman" w:eastAsia="標楷體" w:hAnsi="Times New Roman" w:hint="eastAsia"/>
+                <w:rFonts w:ascii="Times New Roman" w:eastAsia="標楷體" w:hAnsi="Times New Roman"/>
                 <w:sz w:val="28"/>
                 <w:szCs w:val="28"/>
               </w:rPr>
@@ -4636,19 +4636,11 @@
     <w:p>
       <w:pPr>
         <w:rPr>
-          <w:rFonts w:ascii="Times New Roman" w:eastAsia="標楷體" w:hAnsi="Times New Roman" w:hint="eastAsia"/>
+          <w:rFonts w:ascii="Times New Roman" w:eastAsia="標楷體" w:hAnsi="Times New Roman"/>
           <w:b/>
           <w:bCs/>
         </w:rPr>
       </w:pPr>
-      <w:r>
-        <w:rPr>
-          <w:rFonts w:ascii="Times New Roman" w:eastAsia="標楷體" w:hAnsi="Times New Roman" w:hint="eastAsia"/>
-          <w:b/>
-          <w:bCs/>
-        </w:rPr>
-        <w:t>LI</w:t>
-      </w:r>
     </w:p>
     <w:sectPr>
       <w:pgSz w:w="11906" w:h="16838"/>

--- a/Documents/Chapter 3.docx
+++ b/Documents/Chapter 3.docx
@@ -534,13 +534,23 @@
               </w:rPr>
               <w:t>、</w:t>
             </w:r>
+            <w:proofErr w:type="spellStart"/>
             <w:r>
               <w:rPr>
                 <w:rFonts w:ascii="Times New Roman" w:eastAsia="標楷體" w:hAnsi="Times New Roman" w:hint="eastAsia"/>
                 <w:sz w:val="28"/>
                 <w:szCs w:val="28"/>
               </w:rPr>
-              <w:t>Wifi 4.0</w:t>
+              <w:t>Wifi</w:t>
+            </w:r>
+            <w:proofErr w:type="spellEnd"/>
+            <w:r>
+              <w:rPr>
+                <w:rFonts w:ascii="Times New Roman" w:eastAsia="標楷體" w:hAnsi="Times New Roman" w:hint="eastAsia"/>
+                <w:sz w:val="28"/>
+                <w:szCs w:val="28"/>
+              </w:rPr>
+              <w:t xml:space="preserve"> 4.0</w:t>
             </w:r>
             <w:r>
               <w:rPr>
@@ -646,7 +656,25 @@
                 <w:sz w:val="28"/>
                 <w:szCs w:val="28"/>
               </w:rPr>
-              <w:t xml:space="preserve"> Exynos 7580</w:t>
+              <w:t xml:space="preserve"> </w:t>
+            </w:r>
+            <w:proofErr w:type="spellStart"/>
+            <w:r>
+              <w:rPr>
+                <w:rFonts w:ascii="Times New Roman" w:eastAsia="標楷體" w:hAnsi="Times New Roman"/>
+                <w:sz w:val="28"/>
+                <w:szCs w:val="28"/>
+              </w:rPr>
+              <w:t>Exynos</w:t>
+            </w:r>
+            <w:proofErr w:type="spellEnd"/>
+            <w:r>
+              <w:rPr>
+                <w:rFonts w:ascii="Times New Roman" w:eastAsia="標楷體" w:hAnsi="Times New Roman"/>
+                <w:sz w:val="28"/>
+                <w:szCs w:val="28"/>
+              </w:rPr>
+              <w:t xml:space="preserve"> 7580</w:t>
             </w:r>
             <w:r>
               <w:rPr>
@@ -1447,7 +1475,7 @@
                 <w:szCs w:val="28"/>
               </w:rPr>
               <w:drawing>
-                <wp:anchor distT="0" distB="0" distL="114300" distR="114300" simplePos="0" relativeHeight="251666432" behindDoc="0" locked="0" layoutInCell="1" allowOverlap="1" wp14:anchorId="1F25917A" wp14:editId="217D5F7C">
+                <wp:anchor distT="0" distB="0" distL="114300" distR="114300" simplePos="0" relativeHeight="251666432" behindDoc="0" locked="0" layoutInCell="1" allowOverlap="1" wp14:anchorId="1F25917A" wp14:editId="68446510">
                   <wp:simplePos x="0" y="0"/>
                   <wp:positionH relativeFrom="column">
                     <wp:posOffset>161925</wp:posOffset>
@@ -1616,7 +1644,7 @@
                 <w:szCs w:val="28"/>
               </w:rPr>
               <w:drawing>
-                <wp:anchor distT="0" distB="0" distL="114300" distR="114300" simplePos="0" relativeHeight="251663360" behindDoc="0" locked="0" layoutInCell="1" allowOverlap="1" wp14:anchorId="0B2EC76C" wp14:editId="653E48D7">
+                <wp:anchor distT="0" distB="0" distL="114300" distR="114300" simplePos="0" relativeHeight="251663360" behindDoc="0" locked="0" layoutInCell="1" allowOverlap="1" wp14:anchorId="0B2EC76C" wp14:editId="33CA0591">
                   <wp:simplePos x="0" y="0"/>
                   <wp:positionH relativeFrom="column">
                     <wp:posOffset>405765</wp:posOffset>
@@ -1845,7 +1873,7 @@
                 <w:szCs w:val="28"/>
               </w:rPr>
               <w:drawing>
-                <wp:inline distT="0" distB="0" distL="0" distR="0" wp14:anchorId="2E28AE54" wp14:editId="07125472">
+                <wp:inline distT="0" distB="0" distL="0" distR="0" wp14:anchorId="2E28AE54" wp14:editId="5E245B28">
                   <wp:extent cx="594360" cy="594360"/>
                   <wp:effectExtent l="0" t="0" r="0" b="0"/>
                   <wp:docPr id="2107946149" name="圖片 10" descr="Git] Git Client 版本管理工具- Fork ~ m@rcus 學習筆記"/>
@@ -1910,13 +1938,23 @@
                 <w:szCs w:val="28"/>
               </w:rPr>
             </w:pPr>
+            <w:proofErr w:type="spellStart"/>
             <w:r>
               <w:rPr>
                 <w:rFonts w:ascii="Times New Roman" w:eastAsia="標楷體" w:hAnsi="Times New Roman" w:hint="eastAsia"/>
                 <w:sz w:val="28"/>
                 <w:szCs w:val="28"/>
               </w:rPr>
-              <w:t>GitKraken, Fork</w:t>
+              <w:t>GitKraken</w:t>
+            </w:r>
+            <w:proofErr w:type="spellEnd"/>
+            <w:r>
+              <w:rPr>
+                <w:rFonts w:ascii="Times New Roman" w:eastAsia="標楷體" w:hAnsi="Times New Roman" w:hint="eastAsia"/>
+                <w:sz w:val="28"/>
+                <w:szCs w:val="28"/>
+              </w:rPr>
+              <w:t>, Fork</w:t>
             </w:r>
           </w:p>
         </w:tc>
@@ -2564,6 +2602,7 @@
                 <w:szCs w:val="28"/>
               </w:rPr>
             </w:pPr>
+            <w:proofErr w:type="spellStart"/>
             <w:r>
               <w:rPr>
                 <w:rFonts w:ascii="Times New Roman" w:eastAsia="標楷體" w:hAnsi="Times New Roman" w:hint="eastAsia"/>
@@ -2572,6 +2611,7 @@
               </w:rPr>
               <w:t>FastAPI</w:t>
             </w:r>
+            <w:proofErr w:type="spellEnd"/>
           </w:p>
         </w:tc>
       </w:tr>
@@ -3039,7 +3079,7 @@
                 <w:szCs w:val="28"/>
               </w:rPr>
               <w:drawing>
-                <wp:anchor distT="0" distB="0" distL="114300" distR="114300" simplePos="0" relativeHeight="251659264" behindDoc="0" locked="0" layoutInCell="1" allowOverlap="1" wp14:anchorId="44CE9809" wp14:editId="59720ABA">
+                <wp:anchor distT="0" distB="0" distL="114300" distR="114300" simplePos="0" relativeHeight="251659264" behindDoc="0" locked="0" layoutInCell="1" allowOverlap="1" wp14:anchorId="44CE9809" wp14:editId="3F348D7A">
                   <wp:simplePos x="0" y="0"/>
                   <wp:positionH relativeFrom="column">
                     <wp:posOffset>695325</wp:posOffset>
@@ -3102,7 +3142,7 @@
                 <w:szCs w:val="28"/>
               </w:rPr>
               <w:drawing>
-                <wp:anchor distT="0" distB="0" distL="114300" distR="114300" simplePos="0" relativeHeight="251660288" behindDoc="0" locked="0" layoutInCell="1" allowOverlap="1" wp14:anchorId="2E36CE70" wp14:editId="552DCF2E">
+                <wp:anchor distT="0" distB="0" distL="114300" distR="114300" simplePos="0" relativeHeight="251660288" behindDoc="0" locked="0" layoutInCell="1" allowOverlap="1" wp14:anchorId="2E36CE70" wp14:editId="143137C0">
                   <wp:simplePos x="0" y="0"/>
                   <wp:positionH relativeFrom="column">
                     <wp:posOffset>55245</wp:posOffset>
@@ -3181,8 +3221,36 @@
                 <w:sz w:val="28"/>
                 <w:szCs w:val="28"/>
               </w:rPr>
-              <w:t>MySQL Workbench, DBeaver, SQLAlchemy</w:t>
-            </w:r>
+              <w:t xml:space="preserve">MySQL Workbench, </w:t>
+            </w:r>
+            <w:proofErr w:type="spellStart"/>
+            <w:r>
+              <w:rPr>
+                <w:rFonts w:ascii="Times New Roman" w:eastAsia="標楷體" w:hAnsi="Times New Roman" w:hint="eastAsia"/>
+                <w:sz w:val="28"/>
+                <w:szCs w:val="28"/>
+              </w:rPr>
+              <w:t>DBeaver</w:t>
+            </w:r>
+            <w:proofErr w:type="spellEnd"/>
+            <w:r>
+              <w:rPr>
+                <w:rFonts w:ascii="Times New Roman" w:eastAsia="標楷體" w:hAnsi="Times New Roman" w:hint="eastAsia"/>
+                <w:sz w:val="28"/>
+                <w:szCs w:val="28"/>
+              </w:rPr>
+              <w:t xml:space="preserve">, </w:t>
+            </w:r>
+            <w:proofErr w:type="spellStart"/>
+            <w:r>
+              <w:rPr>
+                <w:rFonts w:ascii="Times New Roman" w:eastAsia="標楷體" w:hAnsi="Times New Roman" w:hint="eastAsia"/>
+                <w:sz w:val="28"/>
+                <w:szCs w:val="28"/>
+              </w:rPr>
+              <w:t>SQLAlchemy</w:t>
+            </w:r>
+            <w:proofErr w:type="spellEnd"/>
           </w:p>
         </w:tc>
       </w:tr>
@@ -3575,7 +3643,7 @@
                 <w:szCs w:val="28"/>
               </w:rPr>
               <w:drawing>
-                <wp:anchor distT="0" distB="0" distL="114300" distR="114300" simplePos="0" relativeHeight="251669504" behindDoc="0" locked="0" layoutInCell="1" allowOverlap="1" wp14:anchorId="1B07C889" wp14:editId="6C6BE3EB">
+                <wp:anchor distT="0" distB="0" distL="114300" distR="114300" simplePos="0" relativeHeight="251669504" behindDoc="0" locked="0" layoutInCell="1" allowOverlap="1" wp14:anchorId="1B07C889" wp14:editId="58D8E760">
                   <wp:simplePos x="0" y="0"/>
                   <wp:positionH relativeFrom="column">
                     <wp:posOffset>702945</wp:posOffset>
@@ -3717,7 +3785,25 @@
                 <w:sz w:val="28"/>
                 <w:szCs w:val="28"/>
               </w:rPr>
-              <w:t>Gemini, ChatGPT, Claude, Github Copilot</w:t>
+              <w:t xml:space="preserve">Gemini, ChatGPT, Claude, </w:t>
+            </w:r>
+            <w:proofErr w:type="spellStart"/>
+            <w:r>
+              <w:rPr>
+                <w:rFonts w:ascii="Times New Roman" w:eastAsia="標楷體" w:hAnsi="Times New Roman" w:hint="eastAsia"/>
+                <w:sz w:val="28"/>
+                <w:szCs w:val="28"/>
+              </w:rPr>
+              <w:t>Github</w:t>
+            </w:r>
+            <w:proofErr w:type="spellEnd"/>
+            <w:r>
+              <w:rPr>
+                <w:rFonts w:ascii="Times New Roman" w:eastAsia="標楷體" w:hAnsi="Times New Roman" w:hint="eastAsia"/>
+                <w:sz w:val="28"/>
+                <w:szCs w:val="28"/>
+              </w:rPr>
+              <w:t xml:space="preserve"> Copilot</w:t>
             </w:r>
           </w:p>
         </w:tc>
@@ -3807,7 +3893,7 @@
                 <w:szCs w:val="28"/>
               </w:rPr>
               <w:drawing>
-                <wp:anchor distT="0" distB="0" distL="114300" distR="114300" simplePos="0" relativeHeight="251676672" behindDoc="0" locked="0" layoutInCell="1" allowOverlap="1" wp14:anchorId="208F8D84" wp14:editId="76310D0B">
+                <wp:anchor distT="0" distB="0" distL="114300" distR="114300" simplePos="0" relativeHeight="251676672" behindDoc="0" locked="0" layoutInCell="1" allowOverlap="1" wp14:anchorId="208F8D84" wp14:editId="6A3B260B">
                   <wp:simplePos x="0" y="0"/>
                   <wp:positionH relativeFrom="column">
                     <wp:posOffset>428625</wp:posOffset>
@@ -3816,7 +3902,7 @@
                     <wp:posOffset>77470</wp:posOffset>
                   </wp:positionV>
                   <wp:extent cx="518160" cy="518160"/>
-                  <wp:effectExtent l="0" t="0" r="0" b="0"/>
+                  <wp:effectExtent l="0" t="0" r="2540" b="2540"/>
                   <wp:wrapSquare wrapText="bothSides"/>
                   <wp:docPr id="1507007999" name="圖片 6" descr="12 weeks with Figma: A review from a developer"/>
                   <wp:cNvGraphicFramePr>
@@ -3845,7 +3931,7 @@
                           </a:stretch>
                         </pic:blipFill>
                         <pic:spPr bwMode="auto">
-                          <a:xfrm flipV="1">
+                          <a:xfrm>
                             <a:off x="0" y="0"/>
                             <a:ext cx="518160" cy="518160"/>
                           </a:xfrm>
@@ -4029,7 +4115,7 @@
                 <w:szCs w:val="28"/>
               </w:rPr>
               <w:drawing>
-                <wp:anchor distT="0" distB="0" distL="114300" distR="114300" simplePos="0" relativeHeight="251673600" behindDoc="0" locked="0" layoutInCell="1" allowOverlap="1" wp14:anchorId="56B9A582" wp14:editId="0BB5B6AD">
+                <wp:anchor distT="0" distB="0" distL="114300" distR="114300" simplePos="0" relativeHeight="251673600" behindDoc="0" locked="0" layoutInCell="1" allowOverlap="1" wp14:anchorId="56B9A582" wp14:editId="48FBADED">
                   <wp:simplePos x="0" y="0"/>
                   <wp:positionH relativeFrom="column">
                     <wp:posOffset>946785</wp:posOffset>
@@ -4092,7 +4178,7 @@
                 <w:szCs w:val="28"/>
               </w:rPr>
               <w:drawing>
-                <wp:anchor distT="0" distB="0" distL="114300" distR="114300" simplePos="0" relativeHeight="251675648" behindDoc="0" locked="0" layoutInCell="1" allowOverlap="1" wp14:anchorId="20142214" wp14:editId="1F2C90A4">
+                <wp:anchor distT="0" distB="0" distL="114300" distR="114300" simplePos="0" relativeHeight="251675648" behindDoc="0" locked="0" layoutInCell="1" allowOverlap="1" wp14:anchorId="20142214" wp14:editId="1831C913">
                   <wp:simplePos x="0" y="0"/>
                   <wp:positionH relativeFrom="column">
                     <wp:posOffset>47625</wp:posOffset>
@@ -4171,7 +4257,25 @@
                 <w:sz w:val="28"/>
                 <w:szCs w:val="28"/>
               </w:rPr>
-              <w:t xml:space="preserve">Canva, Powerpoint, Gamma </w:t>
+              <w:t xml:space="preserve">Canva, </w:t>
+            </w:r>
+            <w:proofErr w:type="spellStart"/>
+            <w:r>
+              <w:rPr>
+                <w:rFonts w:ascii="Times New Roman" w:eastAsia="標楷體" w:hAnsi="Times New Roman" w:hint="eastAsia"/>
+                <w:sz w:val="28"/>
+                <w:szCs w:val="28"/>
+              </w:rPr>
+              <w:t>Powerpoint</w:t>
+            </w:r>
+            <w:proofErr w:type="spellEnd"/>
+            <w:r>
+              <w:rPr>
+                <w:rFonts w:ascii="Times New Roman" w:eastAsia="標楷體" w:hAnsi="Times New Roman" w:hint="eastAsia"/>
+                <w:sz w:val="28"/>
+                <w:szCs w:val="28"/>
+              </w:rPr>
+              <w:t xml:space="preserve">, Gamma </w:t>
             </w:r>
           </w:p>
         </w:tc>
@@ -4463,7 +4567,7 @@
                 <w:noProof/>
               </w:rPr>
               <w:drawing>
-                <wp:anchor distT="0" distB="0" distL="114300" distR="114300" simplePos="0" relativeHeight="251679744" behindDoc="0" locked="0" layoutInCell="1" allowOverlap="1" wp14:anchorId="7065C887" wp14:editId="3C6968D9">
+                <wp:anchor distT="0" distB="0" distL="114300" distR="114300" simplePos="0" relativeHeight="251679744" behindDoc="0" locked="0" layoutInCell="1" allowOverlap="1" wp14:anchorId="7065C887" wp14:editId="59010BE2">
                   <wp:simplePos x="0" y="0"/>
                   <wp:positionH relativeFrom="column">
                     <wp:posOffset>840740</wp:posOffset>
@@ -4532,7 +4636,7 @@
                 <w:szCs w:val="28"/>
               </w:rPr>
               <w:drawing>
-                <wp:anchor distT="0" distB="0" distL="114300" distR="114300" simplePos="0" relativeHeight="251677696" behindDoc="0" locked="0" layoutInCell="1" allowOverlap="1" wp14:anchorId="38F09D0A" wp14:editId="5B3C2C43">
+                <wp:anchor distT="0" distB="0" distL="114300" distR="114300" simplePos="0" relativeHeight="251677696" behindDoc="0" locked="0" layoutInCell="1" allowOverlap="1" wp14:anchorId="38F09D0A" wp14:editId="5D13BB30">
                   <wp:simplePos x="0" y="0"/>
                   <wp:positionH relativeFrom="column">
                     <wp:posOffset>184785</wp:posOffset>
@@ -4541,7 +4645,7 @@
                     <wp:posOffset>83820</wp:posOffset>
                   </wp:positionV>
                   <wp:extent cx="518160" cy="518160"/>
-                  <wp:effectExtent l="0" t="0" r="0" b="0"/>
+                  <wp:effectExtent l="0" t="0" r="2540" b="0"/>
                   <wp:wrapSquare wrapText="bothSides"/>
                   <wp:docPr id="1761938157" name="圖片 6" descr="12 weeks with Figma: A review from a developer"/>
                   <wp:cNvGraphicFramePr>
@@ -4570,7 +4674,7 @@
                           </a:stretch>
                         </pic:blipFill>
                         <pic:spPr bwMode="auto">
-                          <a:xfrm flipV="1">
+                          <a:xfrm rot="10800000" flipH="1" flipV="1">
                             <a:off x="0" y="0"/>
                             <a:ext cx="518160" cy="518160"/>
                           </a:xfrm>

--- a/Documents/Chapter 3.docx
+++ b/Documents/Chapter 3.docx
@@ -1,6 +1,6 @@
 
 <file path=word/document.xml><?xml version="1.0" encoding="utf-8"?>
-<w:document xmlns:wpc="http://schemas.microsoft.com/office/word/2010/wordprocessingCanvas" xmlns:cx="http://schemas.microsoft.com/office/drawing/2014/chartex" xmlns:cx1="http://schemas.microsoft.com/office/drawing/2015/9/8/chartex" xmlns:cx2="http://schemas.microsoft.com/office/drawing/2015/10/21/chartex" xmlns:cx3="http://schemas.microsoft.com/office/drawing/2016/5/9/chartex" xmlns:cx4="http://schemas.microsoft.com/office/drawing/2016/5/10/chartex" xmlns:cx5="http://schemas.microsoft.com/office/drawing/2016/5/11/chartex" xmlns:cx6="http://schemas.microsoft.com/office/drawing/2016/5/12/chartex" xmlns:cx7="http://schemas.microsoft.com/office/drawing/2016/5/13/chartex" xmlns:cx8="http://schemas.microsoft.com/office/drawing/2016/5/14/chartex" xmlns:mc="http://schemas.openxmlformats.org/markup-compatibility/2006" xmlns:aink="http://schemas.microsoft.com/office/drawing/2016/ink" xmlns:am3d="http://schemas.microsoft.com/office/drawing/2017/model3d" xmlns:o="urn:schemas-microsoft-com:office:office" xmlns:oel="http://schemas.microsoft.com/office/2019/extlst" xmlns:r="http://schemas.openxmlformats.org/officeDocument/2006/relationships" xmlns:m="http://schemas.openxmlformats.org/officeDocument/2006/math" xmlns:v="urn:schemas-microsoft-com:vml" xmlns:wp14="http://schemas.microsoft.com/office/word/2010/wordprocessingDrawing" xmlns:wp="http://schemas.openxmlformats.org/drawingml/2006/wordprocessingDrawing" xmlns:w10="urn:schemas-microsoft-com:office:word" xmlns:w="http://schemas.openxmlformats.org/wordprocessingml/2006/main" xmlns:w14="http://schemas.microsoft.com/office/word/2010/wordml" xmlns:w15="http://schemas.microsoft.com/office/word/2012/wordml" xmlns:w16cex="http://schemas.microsoft.com/office/word/2018/wordml/cex" xmlns:w16cid="http://schemas.microsoft.com/office/word/2016/wordml/cid" xmlns:w16="http://schemas.microsoft.com/office/word/2018/wordml" xmlns:w16du="http://schemas.microsoft.com/office/word/2023/wordml/word16du" xmlns:w16sdtdh="http://schemas.microsoft.com/office/word/2020/wordml/sdtdatahash" xmlns:w16sdtfl="http://schemas.microsoft.com/office/word/2024/wordml/sdtformatlock" xmlns:w16se="http://schemas.microsoft.com/office/word/2015/wordml/symex" xmlns:wpg="http://schemas.microsoft.com/office/word/2010/wordprocessingGroup" xmlns:wpi="http://schemas.microsoft.com/office/word/2010/wordprocessingInk" xmlns:wne="http://schemas.microsoft.com/office/word/2006/wordml" xmlns:wps="http://schemas.microsoft.com/office/word/2010/wordprocessingShape" mc:Ignorable="w14 w15 w16se w16cid w16 w16cex w16sdtdh w16sdtfl w16du wp14">
+<w:document xmlns:wpc="http://schemas.microsoft.com/office/word/2010/wordprocessingCanvas" xmlns:cx="http://schemas.microsoft.com/office/drawing/2014/chartex" xmlns:cx1="http://schemas.microsoft.com/office/drawing/2015/9/8/chartex" xmlns:cx2="http://schemas.microsoft.com/office/drawing/2015/10/21/chartex" xmlns:cx3="http://schemas.microsoft.com/office/drawing/2016/5/9/chartex" xmlns:cx4="http://schemas.microsoft.com/office/drawing/2016/5/10/chartex" xmlns:cx5="http://schemas.microsoft.com/office/drawing/2016/5/11/chartex" xmlns:cx6="http://schemas.microsoft.com/office/drawing/2016/5/12/chartex" xmlns:cx7="http://schemas.microsoft.com/office/drawing/2016/5/13/chartex" xmlns:cx8="http://schemas.microsoft.com/office/drawing/2016/5/14/chartex" xmlns:mc="http://schemas.openxmlformats.org/markup-compatibility/2006" xmlns:aink="http://schemas.microsoft.com/office/drawing/2016/ink" xmlns:am3d="http://schemas.microsoft.com/office/drawing/2017/model3d" xmlns:o="urn:schemas-microsoft-com:office:office" xmlns:oel="http://schemas.microsoft.com/office/2019/extlst" xmlns:r="http://schemas.openxmlformats.org/officeDocument/2006/relationships" xmlns:m="http://schemas.openxmlformats.org/officeDocument/2006/math" xmlns:v="urn:schemas-microsoft-com:vml" xmlns:wp14="http://schemas.microsoft.com/office/word/2010/wordprocessingDrawing" xmlns:wp="http://schemas.openxmlformats.org/drawingml/2006/wordprocessingDrawing" xmlns:w10="urn:schemas-microsoft-com:office:word" xmlns:w="http://schemas.openxmlformats.org/wordprocessingml/2006/main" xmlns:w14="http://schemas.microsoft.com/office/word/2010/wordml" xmlns:w15="http://schemas.microsoft.com/office/word/2012/wordml" xmlns:w16cex="http://schemas.microsoft.com/office/word/2018/wordml/cex" xmlns:w16cid="http://schemas.microsoft.com/office/word/2016/wordml/cid" xmlns:w16="http://schemas.microsoft.com/office/word/2018/wordml" xmlns:w16sdtdh="http://schemas.microsoft.com/office/word/2020/wordml/sdtdatahash" xmlns:w16se="http://schemas.microsoft.com/office/word/2015/wordml/symex" xmlns:wpg="http://schemas.microsoft.com/office/word/2010/wordprocessingGroup" xmlns:wpi="http://schemas.microsoft.com/office/word/2010/wordprocessingInk" xmlns:wne="http://schemas.microsoft.com/office/word/2006/wordml" xmlns:wps="http://schemas.microsoft.com/office/word/2010/wordprocessingShape" mc:Ignorable="w14 w15 w16se w16cid w16 w16cex w16sdtdh wp14">
   <w:body>
     <w:p>
       <w:pPr>
@@ -11,6 +11,90 @@
           <w:noProof/>
         </w:rPr>
       </w:pPr>
+      <w:r>
+        <w:rPr>
+          <w:rFonts w:ascii="Times New Roman" w:eastAsia="標楷體" w:hAnsi="Times New Roman"/>
+          <w:b/>
+          <w:bCs/>
+          <w:noProof/>
+        </w:rPr>
+        <w:t xml:space="preserve"> </w:t>
+      </w:r>
+    </w:p>
+    <w:p>
+      <w:pPr>
+        <w:widowControl/>
+        <w:rPr>
+          <w:rFonts w:ascii="Times New Roman" w:eastAsia="標楷體" w:hAnsi="Times New Roman"/>
+          <w:b/>
+          <w:bCs/>
+          <w:noProof/>
+        </w:rPr>
+      </w:pPr>
+      <w:r>
+        <w:rPr>
+          <w:rFonts w:ascii="Times New Roman" w:eastAsia="標楷體" w:hAnsi="Times New Roman"/>
+          <w:b/>
+          <w:bCs/>
+          <w:noProof/>
+        </w:rPr>
+        <w:drawing>
+          <wp:anchor distT="0" distB="0" distL="114300" distR="114300" simplePos="0" relativeHeight="251680768" behindDoc="0" locked="0" layoutInCell="1" allowOverlap="1" wp14:anchorId="6E373429" wp14:editId="7E24EF1C">
+            <wp:simplePos x="0" y="0"/>
+            <wp:positionH relativeFrom="margin">
+              <wp:align>left</wp:align>
+            </wp:positionH>
+            <wp:positionV relativeFrom="paragraph">
+              <wp:posOffset>1356995</wp:posOffset>
+            </wp:positionV>
+            <wp:extent cx="8270240" cy="6313170"/>
+            <wp:effectExtent l="6985" t="0" r="4445" b="4445"/>
+            <wp:wrapSquare wrapText="bothSides"/>
+            <wp:docPr id="1" name="圖片 1"/>
+            <wp:cNvGraphicFramePr>
+              <a:graphicFrameLocks xmlns:a="http://schemas.openxmlformats.org/drawingml/2006/main" noChangeAspect="1"/>
+            </wp:cNvGraphicFramePr>
+            <a:graphic xmlns:a="http://schemas.openxmlformats.org/drawingml/2006/main">
+              <a:graphicData uri="http://schemas.openxmlformats.org/drawingml/2006/picture">
+                <pic:pic xmlns:pic="http://schemas.openxmlformats.org/drawingml/2006/picture">
+                  <pic:nvPicPr>
+                    <pic:cNvPr id="1" name="圖片 1"/>
+                    <pic:cNvPicPr/>
+                  </pic:nvPicPr>
+                  <pic:blipFill rotWithShape="1">
+                    <a:blip r:embed="rId7" cstate="print">
+                      <a:extLst>
+                        <a:ext uri="{28A0092B-C50C-407E-A947-70E740481C1C}">
+                          <a14:useLocalDpi xmlns:a14="http://schemas.microsoft.com/office/drawing/2010/main" val="0"/>
+                        </a:ext>
+                      </a:extLst>
+                    </a:blip>
+                    <a:srcRect l="1" r="42179"/>
+                    <a:stretch/>
+                  </pic:blipFill>
+                  <pic:spPr bwMode="auto">
+                    <a:xfrm rot="5400000">
+                      <a:off x="0" y="0"/>
+                      <a:ext cx="8270240" cy="6313170"/>
+                    </a:xfrm>
+                    <a:prstGeom prst="rect">
+                      <a:avLst/>
+                    </a:prstGeom>
+                    <a:ln>
+                      <a:noFill/>
+                    </a:ln>
+                    <a:extLst>
+                      <a:ext uri="{53640926-AAD7-44D8-BBD7-CCE9431645EC}">
+                        <a14:shadowObscured xmlns:a14="http://schemas.microsoft.com/office/drawing/2010/main"/>
+                      </a:ext>
+                    </a:extLst>
+                  </pic:spPr>
+                </pic:pic>
+              </a:graphicData>
+            </a:graphic>
+          </wp:anchor>
+        </w:drawing>
+      </w:r>
       <w:r>
         <w:rPr>
           <w:rFonts w:ascii="Times New Roman" w:eastAsia="標楷體" w:hAnsi="Times New Roman" w:hint="eastAsia"/>
@@ -35,6 +119,17 @@
         </w:rPr>
         <w:t>系統架構</w:t>
       </w:r>
+    </w:p>
+    <w:p>
+      <w:pPr>
+        <w:widowControl/>
+        <w:rPr>
+          <w:rFonts w:ascii="Times New Roman" w:eastAsia="標楷體" w:hAnsi="Times New Roman" w:hint="eastAsia"/>
+          <w:b/>
+          <w:bCs/>
+          <w:noProof/>
+        </w:rPr>
+      </w:pPr>
       <w:r>
         <w:rPr>
           <w:rFonts w:ascii="Times New Roman" w:eastAsia="標楷體" w:hAnsi="Times New Roman" w:hint="eastAsia"/>
@@ -42,11 +137,12 @@
           <w:bCs/>
           <w:noProof/>
         </w:rPr>
+        <w:lastRenderedPageBreak/>
         <w:drawing>
-          <wp:inline distT="0" distB="0" distL="0" distR="0" wp14:anchorId="1ED39239" wp14:editId="7D6097D5">
-            <wp:extent cx="6111240" cy="2918460"/>
-            <wp:effectExtent l="0" t="0" r="3810" b="0"/>
-            <wp:docPr id="293963569" name="圖片 1"/>
+          <wp:inline distT="0" distB="0" distL="0" distR="0" wp14:anchorId="2B708C2D" wp14:editId="4DE25007">
+            <wp:extent cx="6061075" cy="6349365"/>
+            <wp:effectExtent l="8255" t="0" r="5080" b="5080"/>
+            <wp:docPr id="2" name="圖片 2"/>
             <wp:cNvGraphicFramePr>
               <a:graphicFrameLocks xmlns:a="http://schemas.openxmlformats.org/drawingml/2006/main" noChangeAspect="1"/>
             </wp:cNvGraphicFramePr>
@@ -54,36 +150,36 @@
               <a:graphicData uri="http://schemas.openxmlformats.org/drawingml/2006/picture">
                 <pic:pic xmlns:pic="http://schemas.openxmlformats.org/drawingml/2006/picture">
                   <pic:nvPicPr>
-                    <pic:cNvPr id="0" name="Picture 1"/>
-                    <pic:cNvPicPr>
-                      <a:picLocks noChangeAspect="1" noChangeArrowheads="1"/>
-                    </pic:cNvPicPr>
+                    <pic:cNvPr id="2" name="圖片 2"/>
+                    <pic:cNvPicPr/>
                   </pic:nvPicPr>
-                  <pic:blipFill>
-                    <a:blip r:embed="rId7" cstate="print">
+                  <pic:blipFill rotWithShape="1">
+                    <a:blip r:embed="rId8" cstate="print">
                       <a:extLst>
                         <a:ext uri="{28A0092B-C50C-407E-A947-70E740481C1C}">
                           <a14:useLocalDpi xmlns:a14="http://schemas.microsoft.com/office/drawing/2010/main" val="0"/>
                         </a:ext>
                       </a:extLst>
                     </a:blip>
-                    <a:srcRect/>
-                    <a:stretch>
-                      <a:fillRect/>
-                    </a:stretch>
+                    <a:srcRect l="57859"/>
+                    <a:stretch/>
                   </pic:blipFill>
                   <pic:spPr bwMode="auto">
-                    <a:xfrm>
+                    <a:xfrm rot="5400000">
                       <a:off x="0" y="0"/>
-                      <a:ext cx="6111240" cy="2918460"/>
+                      <a:ext cx="6061075" cy="6349365"/>
                     </a:xfrm>
                     <a:prstGeom prst="rect">
                       <a:avLst/>
                     </a:prstGeom>
-                    <a:noFill/>
                     <a:ln>
                       <a:noFill/>
                     </a:ln>
+                    <a:extLst>
+                      <a:ext uri="{53640926-AAD7-44D8-BBD7-CCE9431645EC}">
+                        <a14:shadowObscured xmlns:a14="http://schemas.microsoft.com/office/drawing/2010/main"/>
+                      </a:ext>
+                    </a:extLst>
                   </pic:spPr>
                 </pic:pic>
               </a:graphicData>
@@ -91,62 +187,17 @@
           </wp:inline>
         </w:drawing>
       </w:r>
-      <w:r>
+    </w:p>
+    <w:p>
+      <w:pPr>
+        <w:widowControl/>
         <w:rPr>
-          <w:rFonts w:ascii="Times New Roman" w:eastAsia="標楷體" w:hAnsi="Times New Roman" w:hint="eastAsia"/>
+          <w:rFonts w:ascii="Times New Roman" w:eastAsia="標楷體" w:hAnsi="Times New Roman"/>
           <w:b/>
           <w:bCs/>
           <w:noProof/>
         </w:rPr>
-        <w:drawing>
-          <wp:inline distT="0" distB="0" distL="0" distR="0" wp14:anchorId="5337BC6F" wp14:editId="75416FCC">
-            <wp:extent cx="6119495" cy="5304790"/>
-            <wp:effectExtent l="0" t="0" r="0" b="0"/>
-            <wp:docPr id="635812101" name="圖片 2"/>
-            <wp:cNvGraphicFramePr>
-              <a:graphicFrameLocks xmlns:a="http://schemas.openxmlformats.org/drawingml/2006/main" noChangeAspect="1"/>
-            </wp:cNvGraphicFramePr>
-            <a:graphic xmlns:a="http://schemas.openxmlformats.org/drawingml/2006/main">
-              <a:graphicData uri="http://schemas.openxmlformats.org/drawingml/2006/picture">
-                <pic:pic xmlns:pic="http://schemas.openxmlformats.org/drawingml/2006/picture">
-                  <pic:nvPicPr>
-                    <pic:cNvPr id="0" name="Picture 2"/>
-                    <pic:cNvPicPr>
-                      <a:picLocks noChangeAspect="1" noChangeArrowheads="1"/>
-                    </pic:cNvPicPr>
-                  </pic:nvPicPr>
-                  <pic:blipFill>
-                    <a:blip r:embed="rId8">
-                      <a:extLst>
-                        <a:ext uri="{28A0092B-C50C-407E-A947-70E740481C1C}">
-                          <a14:useLocalDpi xmlns:a14="http://schemas.microsoft.com/office/drawing/2010/main" val="0"/>
-                        </a:ext>
-                      </a:extLst>
-                    </a:blip>
-                    <a:srcRect/>
-                    <a:stretch>
-                      <a:fillRect/>
-                    </a:stretch>
-                  </pic:blipFill>
-                  <pic:spPr bwMode="auto">
-                    <a:xfrm>
-                      <a:off x="0" y="0"/>
-                      <a:ext cx="6119495" cy="5304790"/>
-                    </a:xfrm>
-                    <a:prstGeom prst="rect">
-                      <a:avLst/>
-                    </a:prstGeom>
-                    <a:noFill/>
-                    <a:ln>
-                      <a:noFill/>
-                    </a:ln>
-                  </pic:spPr>
-                </pic:pic>
-              </a:graphicData>
-            </a:graphic>
-          </wp:inline>
-        </w:drawing>
-      </w:r>
+      </w:pPr>
     </w:p>
     <w:p>
       <w:pPr>
@@ -349,11 +400,63 @@
             </w:pPr>
             <w:r>
               <w:rPr>
+                <w:rFonts w:ascii="Times New Roman" w:eastAsia="標楷體" w:hAnsi="Times New Roman"/>
+                <w:b/>
+                <w:bCs/>
+                <w:sz w:val="28"/>
+                <w:szCs w:val="28"/>
+              </w:rPr>
+              <w:t>至少</w:t>
+            </w:r>
+            <w:r>
+              <w:rPr>
+                <w:rFonts w:ascii="Times New Roman" w:eastAsia="標楷體" w:hAnsi="Times New Roman"/>
+                <w:b/>
+                <w:bCs/>
+                <w:sz w:val="28"/>
+                <w:szCs w:val="28"/>
+              </w:rPr>
+              <w:t>Android 5.0</w:t>
+            </w:r>
+            <w:r>
+              <w:rPr>
                 <w:rFonts w:ascii="Times New Roman" w:eastAsia="標楷體" w:hAnsi="Times New Roman" w:hint="eastAsia"/>
-                <w:sz w:val="28"/>
-                <w:szCs w:val="28"/>
-              </w:rPr>
-              <w:t>Android</w:t>
+                <w:b/>
+                <w:bCs/>
+                <w:sz w:val="28"/>
+                <w:szCs w:val="28"/>
+              </w:rPr>
+              <w:t>以上</w:t>
+            </w:r>
+            <w:r>
+              <w:rPr>
+                <w:rFonts w:ascii="Times New Roman" w:eastAsia="標楷體" w:hAnsi="Times New Roman" w:hint="eastAsia"/>
+                <w:b/>
+                <w:bCs/>
+                <w:sz w:val="28"/>
+                <w:szCs w:val="28"/>
+              </w:rPr>
+              <w:t>、建議</w:t>
+            </w:r>
+            <w:r>
+              <w:rPr>
+                <w:rFonts w:ascii="Times New Roman" w:eastAsia="標楷體" w:hAnsi="Times New Roman"/>
+                <w:b/>
+                <w:bCs/>
+                <w:sz w:val="28"/>
+                <w:szCs w:val="28"/>
+              </w:rPr>
+              <w:t>Android 8.0</w:t>
+            </w:r>
+            <w:r>
+              <w:rPr>
+                <w:rFonts w:ascii="Times New Roman" w:eastAsia="標楷體" w:hAnsi="Times New Roman" w:hint="eastAsia"/>
+                <w:b/>
+                <w:bCs/>
+                <w:sz w:val="28"/>
+                <w:szCs w:val="28"/>
+              </w:rPr>
+              <w:t>以上</w:t>
             </w:r>
           </w:p>
         </w:tc>
@@ -1475,7 +1578,7 @@
                 <w:szCs w:val="28"/>
               </w:rPr>
               <w:drawing>
-                <wp:anchor distT="0" distB="0" distL="114300" distR="114300" simplePos="0" relativeHeight="251666432" behindDoc="0" locked="0" layoutInCell="1" allowOverlap="1" wp14:anchorId="1F25917A" wp14:editId="68446510">
+                <wp:anchor distT="0" distB="0" distL="114300" distR="114300" simplePos="0" relativeHeight="251666432" behindDoc="0" locked="0" layoutInCell="1" allowOverlap="1" wp14:anchorId="1F25917A" wp14:editId="5F203BA7">
                   <wp:simplePos x="0" y="0"/>
                   <wp:positionH relativeFrom="column">
                     <wp:posOffset>161925</wp:posOffset>
@@ -1644,7 +1747,7 @@
                 <w:szCs w:val="28"/>
               </w:rPr>
               <w:drawing>
-                <wp:anchor distT="0" distB="0" distL="114300" distR="114300" simplePos="0" relativeHeight="251663360" behindDoc="0" locked="0" layoutInCell="1" allowOverlap="1" wp14:anchorId="0B2EC76C" wp14:editId="33CA0591">
+                <wp:anchor distT="0" distB="0" distL="114300" distR="114300" simplePos="0" relativeHeight="251663360" behindDoc="0" locked="0" layoutInCell="1" allowOverlap="1" wp14:anchorId="0B2EC76C" wp14:editId="3E3A56C9">
                   <wp:simplePos x="0" y="0"/>
                   <wp:positionH relativeFrom="column">
                     <wp:posOffset>405765</wp:posOffset>
@@ -1873,7 +1976,7 @@
                 <w:szCs w:val="28"/>
               </w:rPr>
               <w:drawing>
-                <wp:inline distT="0" distB="0" distL="0" distR="0" wp14:anchorId="2E28AE54" wp14:editId="5E245B28">
+                <wp:inline distT="0" distB="0" distL="0" distR="0" wp14:anchorId="2E28AE54" wp14:editId="796F4F18">
                   <wp:extent cx="594360" cy="594360"/>
                   <wp:effectExtent l="0" t="0" r="0" b="0"/>
                   <wp:docPr id="2107946149" name="圖片 10" descr="Git] Git Client 版本管理工具- Fork ~ m@rcus 學習筆記"/>
@@ -3079,7 +3182,7 @@
                 <w:szCs w:val="28"/>
               </w:rPr>
               <w:drawing>
-                <wp:anchor distT="0" distB="0" distL="114300" distR="114300" simplePos="0" relativeHeight="251659264" behindDoc="0" locked="0" layoutInCell="1" allowOverlap="1" wp14:anchorId="44CE9809" wp14:editId="3F348D7A">
+                <wp:anchor distT="0" distB="0" distL="114300" distR="114300" simplePos="0" relativeHeight="251659264" behindDoc="0" locked="0" layoutInCell="1" allowOverlap="1" wp14:anchorId="44CE9809" wp14:editId="2C133F47">
                   <wp:simplePos x="0" y="0"/>
                   <wp:positionH relativeFrom="column">
                     <wp:posOffset>695325</wp:posOffset>
@@ -3142,7 +3245,7 @@
                 <w:szCs w:val="28"/>
               </w:rPr>
               <w:drawing>
-                <wp:anchor distT="0" distB="0" distL="114300" distR="114300" simplePos="0" relativeHeight="251660288" behindDoc="0" locked="0" layoutInCell="1" allowOverlap="1" wp14:anchorId="2E36CE70" wp14:editId="143137C0">
+                <wp:anchor distT="0" distB="0" distL="114300" distR="114300" simplePos="0" relativeHeight="251660288" behindDoc="0" locked="0" layoutInCell="1" allowOverlap="1" wp14:anchorId="2E36CE70" wp14:editId="797C2E90">
                   <wp:simplePos x="0" y="0"/>
                   <wp:positionH relativeFrom="column">
                     <wp:posOffset>55245</wp:posOffset>
@@ -3893,7 +3996,7 @@
                 <w:szCs w:val="28"/>
               </w:rPr>
               <w:drawing>
-                <wp:anchor distT="0" distB="0" distL="114300" distR="114300" simplePos="0" relativeHeight="251676672" behindDoc="0" locked="0" layoutInCell="1" allowOverlap="1" wp14:anchorId="208F8D84" wp14:editId="6A3B260B">
+                <wp:anchor distT="0" distB="0" distL="114300" distR="114300" simplePos="0" relativeHeight="251676672" behindDoc="0" locked="0" layoutInCell="1" allowOverlap="1" wp14:anchorId="208F8D84" wp14:editId="7D4920CC">
                   <wp:simplePos x="0" y="0"/>
                   <wp:positionH relativeFrom="column">
                     <wp:posOffset>428625</wp:posOffset>
@@ -4115,7 +4218,7 @@
                 <w:szCs w:val="28"/>
               </w:rPr>
               <w:drawing>
-                <wp:anchor distT="0" distB="0" distL="114300" distR="114300" simplePos="0" relativeHeight="251673600" behindDoc="0" locked="0" layoutInCell="1" allowOverlap="1" wp14:anchorId="56B9A582" wp14:editId="48FBADED">
+                <wp:anchor distT="0" distB="0" distL="114300" distR="114300" simplePos="0" relativeHeight="251673600" behindDoc="0" locked="0" layoutInCell="1" allowOverlap="1" wp14:anchorId="56B9A582" wp14:editId="47D2CE82">
                   <wp:simplePos x="0" y="0"/>
                   <wp:positionH relativeFrom="column">
                     <wp:posOffset>946785</wp:posOffset>
@@ -4178,7 +4281,7 @@
                 <w:szCs w:val="28"/>
               </w:rPr>
               <w:drawing>
-                <wp:anchor distT="0" distB="0" distL="114300" distR="114300" simplePos="0" relativeHeight="251675648" behindDoc="0" locked="0" layoutInCell="1" allowOverlap="1" wp14:anchorId="20142214" wp14:editId="1831C913">
+                <wp:anchor distT="0" distB="0" distL="114300" distR="114300" simplePos="0" relativeHeight="251675648" behindDoc="0" locked="0" layoutInCell="1" allowOverlap="1" wp14:anchorId="20142214" wp14:editId="605F6C83">
                   <wp:simplePos x="0" y="0"/>
                   <wp:positionH relativeFrom="column">
                     <wp:posOffset>47625</wp:posOffset>
@@ -4636,7 +4739,7 @@
                 <w:szCs w:val="28"/>
               </w:rPr>
               <w:drawing>
-                <wp:anchor distT="0" distB="0" distL="114300" distR="114300" simplePos="0" relativeHeight="251677696" behindDoc="0" locked="0" layoutInCell="1" allowOverlap="1" wp14:anchorId="38F09D0A" wp14:editId="5D13BB30">
+                <wp:anchor distT="0" distB="0" distL="114300" distR="114300" simplePos="0" relativeHeight="251677696" behindDoc="0" locked="0" layoutInCell="1" allowOverlap="1" wp14:anchorId="38F09D0A" wp14:editId="15224FE3">
                   <wp:simplePos x="0" y="0"/>
                   <wp:positionH relativeFrom="column">
                     <wp:posOffset>184785</wp:posOffset>
@@ -4758,7 +4861,7 @@
 </file>
 
 <file path=word/endnotes.xml><?xml version="1.0" encoding="utf-8"?>
-<w:endnotes xmlns:wpc="http://schemas.microsoft.com/office/word/2010/wordprocessingCanvas" xmlns:cx="http://schemas.microsoft.com/office/drawing/2014/chartex" xmlns:cx1="http://schemas.microsoft.com/office/drawing/2015/9/8/chartex" xmlns:cx2="http://schemas.microsoft.com/office/drawing/2015/10/21/chartex" xmlns:cx3="http://schemas.microsoft.com/office/drawing/2016/5/9/chartex" xmlns:cx4="http://schemas.microsoft.com/office/drawing/2016/5/10/chartex" xmlns:cx5="http://schemas.microsoft.com/office/drawing/2016/5/11/chartex" xmlns:cx6="http://schemas.microsoft.com/office/drawing/2016/5/12/chartex" xmlns:cx7="http://schemas.microsoft.com/office/drawing/2016/5/13/chartex" xmlns:cx8="http://schemas.microsoft.com/office/drawing/2016/5/14/chartex" xmlns:mc="http://schemas.openxmlformats.org/markup-compatibility/2006" xmlns:aink="http://schemas.microsoft.com/office/drawing/2016/ink" xmlns:am3d="http://schemas.microsoft.com/office/drawing/2017/model3d" xmlns:o="urn:schemas-microsoft-com:office:office" xmlns:oel="http://schemas.microsoft.com/office/2019/extlst" xmlns:r="http://schemas.openxmlformats.org/officeDocument/2006/relationships" xmlns:m="http://schemas.openxmlformats.org/officeDocument/2006/math" xmlns:v="urn:schemas-microsoft-com:vml" xmlns:wp14="http://schemas.microsoft.com/office/word/2010/wordprocessingDrawing" xmlns:wp="http://schemas.openxmlformats.org/drawingml/2006/wordprocessingDrawing" xmlns:w10="urn:schemas-microsoft-com:office:word" xmlns:w="http://schemas.openxmlformats.org/wordprocessingml/2006/main" xmlns:w14="http://schemas.microsoft.com/office/word/2010/wordml" xmlns:w15="http://schemas.microsoft.com/office/word/2012/wordml" xmlns:w16cex="http://schemas.microsoft.com/office/word/2018/wordml/cex" xmlns:w16cid="http://schemas.microsoft.com/office/word/2016/wordml/cid" xmlns:w16="http://schemas.microsoft.com/office/word/2018/wordml" xmlns:w16du="http://schemas.microsoft.com/office/word/2023/wordml/word16du" xmlns:w16sdtdh="http://schemas.microsoft.com/office/word/2020/wordml/sdtdatahash" xmlns:w16sdtfl="http://schemas.microsoft.com/office/word/2024/wordml/sdtformatlock" xmlns:w16se="http://schemas.microsoft.com/office/word/2015/wordml/symex" xmlns:wpg="http://schemas.microsoft.com/office/word/2010/wordprocessingGroup" xmlns:wpi="http://schemas.microsoft.com/office/word/2010/wordprocessingInk" xmlns:wne="http://schemas.microsoft.com/office/word/2006/wordml" xmlns:wps="http://schemas.microsoft.com/office/word/2010/wordprocessingShape" mc:Ignorable="w14 w15 w16se w16cid w16 w16cex w16sdtdh w16sdtfl w16du wp14">
+<w:endnotes xmlns:wpc="http://schemas.microsoft.com/office/word/2010/wordprocessingCanvas" xmlns:cx="http://schemas.microsoft.com/office/drawing/2014/chartex" xmlns:cx1="http://schemas.microsoft.com/office/drawing/2015/9/8/chartex" xmlns:cx2="http://schemas.microsoft.com/office/drawing/2015/10/21/chartex" xmlns:cx3="http://schemas.microsoft.com/office/drawing/2016/5/9/chartex" xmlns:cx4="http://schemas.microsoft.com/office/drawing/2016/5/10/chartex" xmlns:cx5="http://schemas.microsoft.com/office/drawing/2016/5/11/chartex" xmlns:cx6="http://schemas.microsoft.com/office/drawing/2016/5/12/chartex" xmlns:cx7="http://schemas.microsoft.com/office/drawing/2016/5/13/chartex" xmlns:cx8="http://schemas.microsoft.com/office/drawing/2016/5/14/chartex" xmlns:mc="http://schemas.openxmlformats.org/markup-compatibility/2006" xmlns:aink="http://schemas.microsoft.com/office/drawing/2016/ink" xmlns:am3d="http://schemas.microsoft.com/office/drawing/2017/model3d" xmlns:o="urn:schemas-microsoft-com:office:office" xmlns:oel="http://schemas.microsoft.com/office/2019/extlst" xmlns:r="http://schemas.openxmlformats.org/officeDocument/2006/relationships" xmlns:m="http://schemas.openxmlformats.org/officeDocument/2006/math" xmlns:v="urn:schemas-microsoft-com:vml" xmlns:wp14="http://schemas.microsoft.com/office/word/2010/wordprocessingDrawing" xmlns:wp="http://schemas.openxmlformats.org/drawingml/2006/wordprocessingDrawing" xmlns:w10="urn:schemas-microsoft-com:office:word" xmlns:w="http://schemas.openxmlformats.org/wordprocessingml/2006/main" xmlns:w14="http://schemas.microsoft.com/office/word/2010/wordml" xmlns:w15="http://schemas.microsoft.com/office/word/2012/wordml" xmlns:w16cex="http://schemas.microsoft.com/office/word/2018/wordml/cex" xmlns:w16cid="http://schemas.microsoft.com/office/word/2016/wordml/cid" xmlns:w16="http://schemas.microsoft.com/office/word/2018/wordml" xmlns:w16sdtdh="http://schemas.microsoft.com/office/word/2020/wordml/sdtdatahash" xmlns:w16se="http://schemas.microsoft.com/office/word/2015/wordml/symex" xmlns:wpg="http://schemas.microsoft.com/office/word/2010/wordprocessingGroup" xmlns:wpi="http://schemas.microsoft.com/office/word/2010/wordprocessingInk" xmlns:wne="http://schemas.microsoft.com/office/word/2006/wordml" xmlns:wps="http://schemas.microsoft.com/office/word/2010/wordprocessingShape" mc:Ignorable="w14 w15 w16se w16cid w16 w16cex w16sdtdh wp14">
   <w:endnote w:type="separator" w:id="-1">
     <w:p>
       <w:pPr>
@@ -4783,7 +4886,7 @@
 </file>
 
 <file path=word/footnotes.xml><?xml version="1.0" encoding="utf-8"?>
-<w:footnotes xmlns:wpc="http://schemas.microsoft.com/office/word/2010/wordprocessingCanvas" xmlns:cx="http://schemas.microsoft.com/office/drawing/2014/chartex" xmlns:cx1="http://schemas.microsoft.com/office/drawing/2015/9/8/chartex" xmlns:cx2="http://schemas.microsoft.com/office/drawing/2015/10/21/chartex" xmlns:cx3="http://schemas.microsoft.com/office/drawing/2016/5/9/chartex" xmlns:cx4="http://schemas.microsoft.com/office/drawing/2016/5/10/chartex" xmlns:cx5="http://schemas.microsoft.com/office/drawing/2016/5/11/chartex" xmlns:cx6="http://schemas.microsoft.com/office/drawing/2016/5/12/chartex" xmlns:cx7="http://schemas.microsoft.com/office/drawing/2016/5/13/chartex" xmlns:cx8="http://schemas.microsoft.com/office/drawing/2016/5/14/chartex" xmlns:mc="http://schemas.openxmlformats.org/markup-compatibility/2006" xmlns:aink="http://schemas.microsoft.com/office/drawing/2016/ink" xmlns:am3d="http://schemas.microsoft.com/office/drawing/2017/model3d" xmlns:o="urn:schemas-microsoft-com:office:office" xmlns:oel="http://schemas.microsoft.com/office/2019/extlst" xmlns:r="http://schemas.openxmlformats.org/officeDocument/2006/relationships" xmlns:m="http://schemas.openxmlformats.org/officeDocument/2006/math" xmlns:v="urn:schemas-microsoft-com:vml" xmlns:wp14="http://schemas.microsoft.com/office/word/2010/wordprocessingDrawing" xmlns:wp="http://schemas.openxmlformats.org/drawingml/2006/wordprocessingDrawing" xmlns:w10="urn:schemas-microsoft-com:office:word" xmlns:w="http://schemas.openxmlformats.org/wordprocessingml/2006/main" xmlns:w14="http://schemas.microsoft.com/office/word/2010/wordml" xmlns:w15="http://schemas.microsoft.com/office/word/2012/wordml" xmlns:w16cex="http://schemas.microsoft.com/office/word/2018/wordml/cex" xmlns:w16cid="http://schemas.microsoft.com/office/word/2016/wordml/cid" xmlns:w16="http://schemas.microsoft.com/office/word/2018/wordml" xmlns:w16du="http://schemas.microsoft.com/office/word/2023/wordml/word16du" xmlns:w16sdtdh="http://schemas.microsoft.com/office/word/2020/wordml/sdtdatahash" xmlns:w16sdtfl="http://schemas.microsoft.com/office/word/2024/wordml/sdtformatlock" xmlns:w16se="http://schemas.microsoft.com/office/word/2015/wordml/symex" xmlns:wpg="http://schemas.microsoft.com/office/word/2010/wordprocessingGroup" xmlns:wpi="http://schemas.microsoft.com/office/word/2010/wordprocessingInk" xmlns:wne="http://schemas.microsoft.com/office/word/2006/wordml" xmlns:wps="http://schemas.microsoft.com/office/word/2010/wordprocessingShape" mc:Ignorable="w14 w15 w16se w16cid w16 w16cex w16sdtdh w16sdtfl w16du wp14">
+<w:footnotes xmlns:wpc="http://schemas.microsoft.com/office/word/2010/wordprocessingCanvas" xmlns:cx="http://schemas.microsoft.com/office/drawing/2014/chartex" xmlns:cx1="http://schemas.microsoft.com/office/drawing/2015/9/8/chartex" xmlns:cx2="http://schemas.microsoft.com/office/drawing/2015/10/21/chartex" xmlns:cx3="http://schemas.microsoft.com/office/drawing/2016/5/9/chartex" xmlns:cx4="http://schemas.microsoft.com/office/drawing/2016/5/10/chartex" xmlns:cx5="http://schemas.microsoft.com/office/drawing/2016/5/11/chartex" xmlns:cx6="http://schemas.microsoft.com/office/drawing/2016/5/12/chartex" xmlns:cx7="http://schemas.microsoft.com/office/drawing/2016/5/13/chartex" xmlns:cx8="http://schemas.microsoft.com/office/drawing/2016/5/14/chartex" xmlns:mc="http://schemas.openxmlformats.org/markup-compatibility/2006" xmlns:aink="http://schemas.microsoft.com/office/drawing/2016/ink" xmlns:am3d="http://schemas.microsoft.com/office/drawing/2017/model3d" xmlns:o="urn:schemas-microsoft-com:office:office" xmlns:oel="http://schemas.microsoft.com/office/2019/extlst" xmlns:r="http://schemas.openxmlformats.org/officeDocument/2006/relationships" xmlns:m="http://schemas.openxmlformats.org/officeDocument/2006/math" xmlns:v="urn:schemas-microsoft-com:vml" xmlns:wp14="http://schemas.microsoft.com/office/word/2010/wordprocessingDrawing" xmlns:wp="http://schemas.openxmlformats.org/drawingml/2006/wordprocessingDrawing" xmlns:w10="urn:schemas-microsoft-com:office:word" xmlns:w="http://schemas.openxmlformats.org/wordprocessingml/2006/main" xmlns:w14="http://schemas.microsoft.com/office/word/2010/wordml" xmlns:w15="http://schemas.microsoft.com/office/word/2012/wordml" xmlns:w16cex="http://schemas.microsoft.com/office/word/2018/wordml/cex" xmlns:w16cid="http://schemas.microsoft.com/office/word/2016/wordml/cid" xmlns:w16="http://schemas.microsoft.com/office/word/2018/wordml" xmlns:w16sdtdh="http://schemas.microsoft.com/office/word/2020/wordml/sdtdatahash" xmlns:w16se="http://schemas.microsoft.com/office/word/2015/wordml/symex" xmlns:wpg="http://schemas.microsoft.com/office/word/2010/wordprocessingGroup" xmlns:wpi="http://schemas.microsoft.com/office/word/2010/wordprocessingInk" xmlns:wne="http://schemas.microsoft.com/office/word/2006/wordml" xmlns:wps="http://schemas.microsoft.com/office/word/2010/wordprocessingShape" mc:Ignorable="w14 w15 w16se w16cid w16 w16cex w16sdtdh wp14">
   <w:footnote w:type="separator" w:id="-1">
     <w:p>
       <w:pPr>
@@ -4808,7 +4911,7 @@
 </file>
 
 <file path=word/numbering.xml><?xml version="1.0" encoding="utf-8"?>
-<w:numbering xmlns:wpc="http://schemas.microsoft.com/office/word/2010/wordprocessingCanvas" xmlns:cx="http://schemas.microsoft.com/office/drawing/2014/chartex" xmlns:cx1="http://schemas.microsoft.com/office/drawing/2015/9/8/chartex" xmlns:cx2="http://schemas.microsoft.com/office/drawing/2015/10/21/chartex" xmlns:cx3="http://schemas.microsoft.com/office/drawing/2016/5/9/chartex" xmlns:cx4="http://schemas.microsoft.com/office/drawing/2016/5/10/chartex" xmlns:cx5="http://schemas.microsoft.com/office/drawing/2016/5/11/chartex" xmlns:cx6="http://schemas.microsoft.com/office/drawing/2016/5/12/chartex" xmlns:cx7="http://schemas.microsoft.com/office/drawing/2016/5/13/chartex" xmlns:cx8="http://schemas.microsoft.com/office/drawing/2016/5/14/chartex" xmlns:mc="http://schemas.openxmlformats.org/markup-compatibility/2006" xmlns:aink="http://schemas.microsoft.com/office/drawing/2016/ink" xmlns:am3d="http://schemas.microsoft.com/office/drawing/2017/model3d" xmlns:o="urn:schemas-microsoft-com:office:office" xmlns:oel="http://schemas.microsoft.com/office/2019/extlst" xmlns:r="http://schemas.openxmlformats.org/officeDocument/2006/relationships" xmlns:m="http://schemas.openxmlformats.org/officeDocument/2006/math" xmlns:v="urn:schemas-microsoft-com:vml" xmlns:wp14="http://schemas.microsoft.com/office/word/2010/wordprocessingDrawing" xmlns:wp="http://schemas.openxmlformats.org/drawingml/2006/wordprocessingDrawing" xmlns:w10="urn:schemas-microsoft-com:office:word" xmlns:w="http://schemas.openxmlformats.org/wordprocessingml/2006/main" xmlns:w14="http://schemas.microsoft.com/office/word/2010/wordml" xmlns:w15="http://schemas.microsoft.com/office/word/2012/wordml" xmlns:w16cex="http://schemas.microsoft.com/office/word/2018/wordml/cex" xmlns:w16cid="http://schemas.microsoft.com/office/word/2016/wordml/cid" xmlns:w16="http://schemas.microsoft.com/office/word/2018/wordml" xmlns:w16du="http://schemas.microsoft.com/office/word/2023/wordml/word16du" xmlns:w16sdtdh="http://schemas.microsoft.com/office/word/2020/wordml/sdtdatahash" xmlns:w16sdtfl="http://schemas.microsoft.com/office/word/2024/wordml/sdtformatlock" xmlns:w16se="http://schemas.microsoft.com/office/word/2015/wordml/symex" xmlns:wpg="http://schemas.microsoft.com/office/word/2010/wordprocessingGroup" xmlns:wpi="http://schemas.microsoft.com/office/word/2010/wordprocessingInk" xmlns:wne="http://schemas.microsoft.com/office/word/2006/wordml" xmlns:wps="http://schemas.microsoft.com/office/word/2010/wordprocessingShape" mc:Ignorable="w14 w15 w16se w16cid w16 w16cex w16sdtdh w16sdtfl w16du wp14">
+<w:numbering xmlns:wpc="http://schemas.microsoft.com/office/word/2010/wordprocessingCanvas" xmlns:cx="http://schemas.microsoft.com/office/drawing/2014/chartex" xmlns:cx1="http://schemas.microsoft.com/office/drawing/2015/9/8/chartex" xmlns:cx2="http://schemas.microsoft.com/office/drawing/2015/10/21/chartex" xmlns:cx3="http://schemas.microsoft.com/office/drawing/2016/5/9/chartex" xmlns:cx4="http://schemas.microsoft.com/office/drawing/2016/5/10/chartex" xmlns:cx5="http://schemas.microsoft.com/office/drawing/2016/5/11/chartex" xmlns:cx6="http://schemas.microsoft.com/office/drawing/2016/5/12/chartex" xmlns:cx7="http://schemas.microsoft.com/office/drawing/2016/5/13/chartex" xmlns:cx8="http://schemas.microsoft.com/office/drawing/2016/5/14/chartex" xmlns:mc="http://schemas.openxmlformats.org/markup-compatibility/2006" xmlns:aink="http://schemas.microsoft.com/office/drawing/2016/ink" xmlns:am3d="http://schemas.microsoft.com/office/drawing/2017/model3d" xmlns:o="urn:schemas-microsoft-com:office:office" xmlns:oel="http://schemas.microsoft.com/office/2019/extlst" xmlns:r="http://schemas.openxmlformats.org/officeDocument/2006/relationships" xmlns:m="http://schemas.openxmlformats.org/officeDocument/2006/math" xmlns:v="urn:schemas-microsoft-com:vml" xmlns:wp14="http://schemas.microsoft.com/office/word/2010/wordprocessingDrawing" xmlns:wp="http://schemas.openxmlformats.org/drawingml/2006/wordprocessingDrawing" xmlns:w10="urn:schemas-microsoft-com:office:word" xmlns:w="http://schemas.openxmlformats.org/wordprocessingml/2006/main" xmlns:w14="http://schemas.microsoft.com/office/word/2010/wordml" xmlns:w15="http://schemas.microsoft.com/office/word/2012/wordml" xmlns:w16cex="http://schemas.microsoft.com/office/word/2018/wordml/cex" xmlns:w16cid="http://schemas.microsoft.com/office/word/2016/wordml/cid" xmlns:w16="http://schemas.microsoft.com/office/word/2018/wordml" xmlns:w16sdtdh="http://schemas.microsoft.com/office/word/2020/wordml/sdtdatahash" xmlns:w16se="http://schemas.microsoft.com/office/word/2015/wordml/symex" xmlns:wpg="http://schemas.microsoft.com/office/word/2010/wordprocessingGroup" xmlns:wpi="http://schemas.microsoft.com/office/word/2010/wordprocessingInk" xmlns:wne="http://schemas.microsoft.com/office/word/2006/wordml" xmlns:wps="http://schemas.microsoft.com/office/word/2010/wordprocessingShape" mc:Ignorable="w14 w15 w16se w16cid w16 w16cex w16sdtdh wp14">
   <w:abstractNum w:abstractNumId="0" w15:restartNumberingAfterBreak="0">
     <w:nsid w:val="068727E2"/>
     <w:multiLevelType w:val="multilevel"/>
@@ -8030,7 +8133,7 @@
 </file>
 
 <file path=word/styles.xml><?xml version="1.0" encoding="utf-8"?>
-<w:styles xmlns:mc="http://schemas.openxmlformats.org/markup-compatibility/2006" xmlns:r="http://schemas.openxmlformats.org/officeDocument/2006/relationships" xmlns:w="http://schemas.openxmlformats.org/wordprocessingml/2006/main" xmlns:w14="http://schemas.microsoft.com/office/word/2010/wordml" xmlns:w15="http://schemas.microsoft.com/office/word/2012/wordml" xmlns:w16cex="http://schemas.microsoft.com/office/word/2018/wordml/cex" xmlns:w16cid="http://schemas.microsoft.com/office/word/2016/wordml/cid" xmlns:w16="http://schemas.microsoft.com/office/word/2018/wordml" xmlns:w16du="http://schemas.microsoft.com/office/word/2023/wordml/word16du" xmlns:w16sdtdh="http://schemas.microsoft.com/office/word/2020/wordml/sdtdatahash" xmlns:w16sdtfl="http://schemas.microsoft.com/office/word/2024/wordml/sdtformatlock" xmlns:w16se="http://schemas.microsoft.com/office/word/2015/wordml/symex" mc:Ignorable="w14 w15 w16se w16cid w16 w16cex w16sdtdh w16sdtfl w16du">
+<w:styles xmlns:mc="http://schemas.openxmlformats.org/markup-compatibility/2006" xmlns:r="http://schemas.openxmlformats.org/officeDocument/2006/relationships" xmlns:w="http://schemas.openxmlformats.org/wordprocessingml/2006/main" xmlns:w14="http://schemas.microsoft.com/office/word/2010/wordml" xmlns:w15="http://schemas.microsoft.com/office/word/2012/wordml" xmlns:w16cex="http://schemas.microsoft.com/office/word/2018/wordml/cex" xmlns:w16cid="http://schemas.microsoft.com/office/word/2016/wordml/cid" xmlns:w16="http://schemas.microsoft.com/office/word/2018/wordml" xmlns:w16sdtdh="http://schemas.microsoft.com/office/word/2020/wordml/sdtdatahash" xmlns:w16se="http://schemas.microsoft.com/office/word/2015/wordml/symex" mc:Ignorable="w14 w15 w16se w16cid w16 w16cex w16sdtdh">
   <w:docDefaults>
     <w:rPrDefault>
       <w:rPr>
@@ -8634,7 +8737,6 @@
   <w:style w:type="character" w:default="1" w:styleId="a0">
     <w:name w:val="Default Paragraph Font"/>
     <w:uiPriority w:val="1"/>
-    <w:semiHidden/>
     <w:unhideWhenUsed/>
   </w:style>
   <w:style w:type="table" w:default="1" w:styleId="a1">
